--- a/docs/BYREGION/Женщины_Алтая.docx
+++ b/docs/BYREGION/Женщины_Алтая.docx
@@ -1,6 +1,6 @@
 
 <file path=word/document.xml><?xml version="1.0" encoding="utf-8"?>
-<w:document xmlns:wpc="http://schemas.microsoft.com/office/word/2010/wordprocessingCanvas" xmlns:cx="http://schemas.microsoft.com/office/drawing/2014/chartex" xmlns:cx1="http://schemas.microsoft.com/office/drawing/2015/9/8/chartex" xmlns:cx2="http://schemas.microsoft.com/office/drawing/2015/10/21/chartex" xmlns:cx3="http://schemas.microsoft.com/office/drawing/2016/5/9/chartex" xmlns:cx4="http://schemas.microsoft.com/office/drawing/2016/5/10/chartex" xmlns:cx5="http://schemas.microsoft.com/office/drawing/2016/5/11/chartex" xmlns:cx6="http://schemas.microsoft.com/office/drawing/2016/5/12/chartex" xmlns:cx7="http://schemas.microsoft.com/office/drawing/2016/5/13/chartex" xmlns:cx8="http://schemas.microsoft.com/office/drawing/2016/5/14/chartex" xmlns:mc="http://schemas.openxmlformats.org/markup-compatibility/2006" xmlns:aink="http://schemas.microsoft.com/office/drawing/2016/ink" xmlns:am3d="http://schemas.microsoft.com/office/drawing/2017/model3d" xmlns:o="urn:schemas-microsoft-com:office:office" xmlns:oel="http://schemas.microsoft.com/office/2019/extlst" xmlns:r="http://schemas.openxmlformats.org/officeDocument/2006/relationships" xmlns:m="http://schemas.openxmlformats.org/officeDocument/2006/math" xmlns:v="urn:schemas-microsoft-com:vml" xmlns:wp14="http://schemas.microsoft.com/office/word/2010/wordprocessingDrawing" xmlns:wp="http://schemas.openxmlformats.org/drawingml/2006/wordprocessingDrawing" xmlns:w10="urn:schemas-microsoft-com:office:word" xmlns:w="http://schemas.openxmlformats.org/wordprocessingml/2006/main" xmlns:w14="http://schemas.microsoft.com/office/word/2010/wordml" xmlns:w15="http://schemas.microsoft.com/office/word/2012/wordml" xmlns:w16cex="http://schemas.microsoft.com/office/word/2018/wordml/cex" xmlns:w16cid="http://schemas.microsoft.com/office/word/2016/wordml/cid" xmlns:w16="http://schemas.microsoft.com/office/word/2018/wordml" xmlns:w16du="http://schemas.microsoft.com/office/word/2023/wordml/word16du" xmlns:w16sdtdh="http://schemas.microsoft.com/office/word/2020/wordml/sdtdatahash" xmlns:w16se="http://schemas.microsoft.com/office/word/2015/wordml/symex" xmlns:wpg="http://schemas.microsoft.com/office/word/2010/wordprocessingGroup" xmlns:wpi="http://schemas.microsoft.com/office/word/2010/wordprocessingInk" xmlns:wne="http://schemas.microsoft.com/office/word/2006/wordml" xmlns:wps="http://schemas.microsoft.com/office/word/2010/wordprocessingShape" mc:Ignorable="w14 w15 w16se w16cid w16 w16cex w16sdtdh w16du wp14">
+<w:document xmlns:wpc="http://schemas.microsoft.com/office/word/2010/wordprocessingCanvas" xmlns:cx="http://schemas.microsoft.com/office/drawing/2014/chartex" xmlns:cx1="http://schemas.microsoft.com/office/drawing/2015/9/8/chartex" xmlns:cx2="http://schemas.microsoft.com/office/drawing/2015/10/21/chartex" xmlns:cx3="http://schemas.microsoft.com/office/drawing/2016/5/9/chartex" xmlns:cx4="http://schemas.microsoft.com/office/drawing/2016/5/10/chartex" xmlns:cx5="http://schemas.microsoft.com/office/drawing/2016/5/11/chartex" xmlns:cx6="http://schemas.microsoft.com/office/drawing/2016/5/12/chartex" xmlns:cx7="http://schemas.microsoft.com/office/drawing/2016/5/13/chartex" xmlns:cx8="http://schemas.microsoft.com/office/drawing/2016/5/14/chartex" xmlns:mc="http://schemas.openxmlformats.org/markup-compatibility/2006" xmlns:aink="http://schemas.microsoft.com/office/drawing/2016/ink" xmlns:am3d="http://schemas.microsoft.com/office/drawing/2017/model3d" xmlns:o="urn:schemas-microsoft-com:office:office" xmlns:oel="http://schemas.microsoft.com/office/2019/extlst" xmlns:r="http://schemas.openxmlformats.org/officeDocument/2006/relationships" xmlns:m="http://schemas.openxmlformats.org/officeDocument/2006/math" xmlns:v="urn:schemas-microsoft-com:vml" xmlns:wp14="http://schemas.microsoft.com/office/word/2010/wordprocessingDrawing" xmlns:wp="http://schemas.openxmlformats.org/drawingml/2006/wordprocessingDrawing" xmlns:w10="urn:schemas-microsoft-com:office:word" xmlns:w="http://schemas.openxmlformats.org/wordprocessingml/2006/main" xmlns:w14="http://schemas.microsoft.com/office/word/2010/wordml" xmlns:w15="http://schemas.microsoft.com/office/word/2012/wordml" xmlns:w16cex="http://schemas.microsoft.com/office/word/2018/wordml/cex" xmlns:w16cid="http://schemas.microsoft.com/office/word/2016/wordml/cid" xmlns:w16="http://schemas.microsoft.com/office/word/2018/wordml" xmlns:w16du="http://schemas.microsoft.com/office/word/2023/wordml/word16du" xmlns:w16sdtdh="http://schemas.microsoft.com/office/word/2020/wordml/sdtdatahash" xmlns:w16sdtfl="http://schemas.microsoft.com/office/word/2024/wordml/sdtformatlock" xmlns:w16se="http://schemas.microsoft.com/office/word/2015/wordml/symex" xmlns:wpg="http://schemas.microsoft.com/office/word/2010/wordprocessingGroup" xmlns:wpi="http://schemas.microsoft.com/office/word/2010/wordprocessingInk" xmlns:wne="http://schemas.microsoft.com/office/word/2006/wordml" xmlns:wps="http://schemas.microsoft.com/office/word/2010/wordprocessingShape" mc:Ignorable="w14 w15 w16se w16cid w16 w16cex w16sdtdh w16sdtfl w16du wp14">
   <w:body>
     <w:p>
       <w:pPr>
@@ -228,7 +228,17 @@
                 <w:szCs w:val="16"/>
                 <w:lang w:val="ru-RU"/>
               </w:rPr>
-              <w:t>Из них расстреляны – 11 (1931</w:t>
+              <w:t>Из них расстреляны – 11 (</w:t>
+            </w:r>
+            <w:proofErr w:type="gramStart"/>
+            <w:r>
+              <w:rPr>
+                <w:rFonts w:ascii="Arial" w:hAnsi="Arial" w:cs="Arial"/>
+                <w:sz w:val="16"/>
+                <w:szCs w:val="16"/>
+                <w:lang w:val="ru-RU"/>
+              </w:rPr>
+              <w:t>1931</w:t>
             </w:r>
             <w:r>
               <w:rPr>
@@ -246,7 +256,37 @@
                 <w:szCs w:val="16"/>
                 <w:lang w:val="ru-RU"/>
               </w:rPr>
-              <w:t xml:space="preserve">1938 г.г); </w:t>
+              <w:t>1938</w:t>
+            </w:r>
+            <w:proofErr w:type="gramEnd"/>
+            <w:r>
+              <w:rPr>
+                <w:rFonts w:ascii="Arial" w:hAnsi="Arial" w:cs="Arial"/>
+                <w:sz w:val="16"/>
+                <w:szCs w:val="16"/>
+                <w:lang w:val="ru-RU"/>
+              </w:rPr>
+              <w:t xml:space="preserve"> </w:t>
+            </w:r>
+            <w:proofErr w:type="spellStart"/>
+            <w:r>
+              <w:rPr>
+                <w:rFonts w:ascii="Arial" w:hAnsi="Arial" w:cs="Arial"/>
+                <w:sz w:val="16"/>
+                <w:szCs w:val="16"/>
+                <w:lang w:val="ru-RU"/>
+              </w:rPr>
+              <w:t>г.г</w:t>
+            </w:r>
+            <w:proofErr w:type="spellEnd"/>
+            <w:r>
+              <w:rPr>
+                <w:rFonts w:ascii="Arial" w:hAnsi="Arial" w:cs="Arial"/>
+                <w:sz w:val="16"/>
+                <w:szCs w:val="16"/>
+                <w:lang w:val="ru-RU"/>
+              </w:rPr>
+              <w:t xml:space="preserve">); </w:t>
             </w:r>
           </w:p>
           <w:p>
@@ -265,7 +305,27 @@
                 <w:szCs w:val="16"/>
                 <w:lang w:val="ru-RU"/>
               </w:rPr>
-              <w:t>Умерли в заключении – 2 (1947-1948 гг.)</w:t>
+              <w:t>Умерли в заключении – 2 (</w:t>
+            </w:r>
+            <w:proofErr w:type="gramStart"/>
+            <w:r>
+              <w:rPr>
+                <w:rFonts w:ascii="Arial" w:hAnsi="Arial" w:cs="Arial"/>
+                <w:sz w:val="16"/>
+                <w:szCs w:val="16"/>
+                <w:lang w:val="ru-RU"/>
+              </w:rPr>
+              <w:t>1947-1948</w:t>
+            </w:r>
+            <w:proofErr w:type="gramEnd"/>
+            <w:r>
+              <w:rPr>
+                <w:rFonts w:ascii="Arial" w:hAnsi="Arial" w:cs="Arial"/>
+                <w:sz w:val="16"/>
+                <w:szCs w:val="16"/>
+                <w:lang w:val="ru-RU"/>
+              </w:rPr>
+              <w:t xml:space="preserve"> гг.)</w:t>
             </w:r>
           </w:p>
           <w:p>
@@ -284,7 +344,27 @@
                 <w:szCs w:val="16"/>
                 <w:lang w:val="ru-RU"/>
               </w:rPr>
-              <w:t xml:space="preserve">Бурятки – 7; алтайки – 2; хакаски – 2; монголка – 1; теленгитка – 1; </w:t>
+              <w:t xml:space="preserve">Бурятки – 7; алтайки – 2; хакаски – 2; монголка – 1; </w:t>
+            </w:r>
+            <w:proofErr w:type="spellStart"/>
+            <w:r>
+              <w:rPr>
+                <w:rFonts w:ascii="Arial" w:hAnsi="Arial" w:cs="Arial"/>
+                <w:sz w:val="16"/>
+                <w:szCs w:val="16"/>
+                <w:lang w:val="ru-RU"/>
+              </w:rPr>
+              <w:t>теленгитка</w:t>
+            </w:r>
+            <w:proofErr w:type="spellEnd"/>
+            <w:r>
+              <w:rPr>
+                <w:rFonts w:ascii="Arial" w:hAnsi="Arial" w:cs="Arial"/>
+                <w:sz w:val="16"/>
+                <w:szCs w:val="16"/>
+                <w:lang w:val="ru-RU"/>
+              </w:rPr>
+              <w:t xml:space="preserve"> – 1; </w:t>
             </w:r>
           </w:p>
           <w:p>
@@ -341,7 +421,27 @@
                 <w:szCs w:val="16"/>
                 <w:lang w:val="ru-RU"/>
               </w:rPr>
-              <w:t>Максимальное число – 7 (54%) – погибли в возрастной группе: 35-45 лет.</w:t>
+              <w:t xml:space="preserve">Максимальное число – 7 (54%) – погибли в возрастной группе: </w:t>
+            </w:r>
+            <w:proofErr w:type="gramStart"/>
+            <w:r>
+              <w:rPr>
+                <w:rFonts w:ascii="Arial" w:hAnsi="Arial" w:cs="Arial"/>
+                <w:sz w:val="16"/>
+                <w:szCs w:val="16"/>
+                <w:lang w:val="ru-RU"/>
+              </w:rPr>
+              <w:t>35-45</w:t>
+            </w:r>
+            <w:proofErr w:type="gramEnd"/>
+            <w:r>
+              <w:rPr>
+                <w:rFonts w:ascii="Arial" w:hAnsi="Arial" w:cs="Arial"/>
+                <w:sz w:val="16"/>
+                <w:szCs w:val="16"/>
+                <w:lang w:val="ru-RU"/>
+              </w:rPr>
+              <w:t xml:space="preserve"> лет.</w:t>
             </w:r>
           </w:p>
           <w:p>
@@ -363,56 +463,8 @@
               <w:t>9 (69%) – реабилитированы.</w:t>
             </w:r>
           </w:p>
-        </w:tc>
-      </w:tr>
-    </w:tbl>
-    <w:p>
-      <w:pPr>
-        <w:spacing w:after="0"/>
-        <w:rPr>
-          <w:sz w:val="18"/>
-          <w:szCs w:val="18"/>
-          <w:lang w:val="ru-RU"/>
-        </w:rPr>
-      </w:pPr>
-    </w:p>
-    <w:tbl>
-      <w:tblPr>
-        <w:tblW w:w="8010" w:type="dxa"/>
-        <w:tblInd w:w="717" w:type="dxa"/>
-        <w:tblLayout w:type="fixed"/>
-        <w:tblCellMar>
-          <w:top w:w="28" w:type="dxa"/>
-          <w:left w:w="28" w:type="dxa"/>
-          <w:bottom w:w="28" w:type="dxa"/>
-          <w:right w:w="28" w:type="dxa"/>
-        </w:tblCellMar>
-        <w:tblLook w:val="0000" w:firstRow="0" w:lastRow="0" w:firstColumn="0" w:lastColumn="0" w:noHBand="0" w:noVBand="0"/>
-      </w:tblPr>
-      <w:tblGrid>
-        <w:gridCol w:w="2670"/>
-        <w:gridCol w:w="2670"/>
-        <w:gridCol w:w="2670"/>
-      </w:tblGrid>
-      <w:tr>
-        <w:tc>
-          <w:tcPr>
-            <w:tcW w:w="8010" w:type="dxa"/>
-            <w:gridSpan w:val="3"/>
-            <w:tcBorders>
-              <w:top w:val="double" w:sz="1" w:space="0" w:color="808080"/>
-              <w:left w:val="double" w:sz="1" w:space="0" w:color="808080"/>
-              <w:bottom w:val="double" w:sz="1" w:space="0" w:color="808080"/>
-              <w:right w:val="double" w:sz="2" w:space="0" w:color="808080"/>
-            </w:tcBorders>
-            <w:shd w:val="clear" w:color="auto" w:fill="auto"/>
-            <w:vAlign w:val="center"/>
-          </w:tcPr>
           <w:p>
             <w:pPr>
-              <w:pStyle w:val="TableContents"/>
-              <w:snapToGrid w:val="0"/>
-              <w:jc w:val="center"/>
               <w:rPr>
                 <w:rFonts w:ascii="Arial" w:hAnsi="Arial" w:cs="Arial"/>
                 <w:sz w:val="16"/>
@@ -420,291 +472,64 @@
                 <w:lang w:val="ru-RU"/>
               </w:rPr>
             </w:pPr>
-            <w:r>
-              <w:rPr>
-                <w:rFonts w:ascii="Arial" w:hAnsi="Arial" w:cs="Arial"/>
-                <w:b/>
-                <w:bCs/>
-                <w:sz w:val="16"/>
-                <w:szCs w:val="16"/>
-                <w:lang w:val="ru-RU"/>
-              </w:rPr>
-              <w:t>ЧИСЛЕННОСТЬ РАССТРЕЛЯННЫХ ЖЕНЩИН ПО ГОДАМ с</w:t>
-            </w:r>
-            <w:r>
-              <w:rPr>
-                <w:rFonts w:ascii="Arial" w:hAnsi="Arial" w:cs="Arial"/>
-                <w:b/>
-                <w:bCs/>
-                <w:sz w:val="16"/>
-                <w:szCs w:val="16"/>
-                <w:lang w:val="ru-RU"/>
-              </w:rPr>
-              <w:t xml:space="preserve"> </w:t>
-            </w:r>
-            <w:r>
-              <w:rPr>
-                <w:rFonts w:ascii="Arial" w:hAnsi="Arial" w:cs="Arial"/>
-                <w:b/>
-                <w:bCs/>
-                <w:sz w:val="16"/>
-                <w:szCs w:val="16"/>
-                <w:lang w:val="ru-RU"/>
-              </w:rPr>
-              <w:t>1931 по 1938 гг</w:t>
-            </w:r>
-            <w:r>
-              <w:rPr>
-                <w:rFonts w:ascii="Arial" w:hAnsi="Arial" w:cs="Arial"/>
-                <w:b/>
-                <w:bCs/>
-                <w:sz w:val="16"/>
-                <w:szCs w:val="16"/>
-                <w:lang w:val="ru-RU"/>
-              </w:rPr>
-              <w:t>.</w:t>
-            </w:r>
           </w:p>
-        </w:tc>
-      </w:tr>
-      <w:tr>
-        <w:tc>
-          <w:tcPr>
-            <w:tcW w:w="2670" w:type="dxa"/>
-            <w:tcBorders>
-              <w:left w:val="double" w:sz="1" w:space="0" w:color="808080"/>
-              <w:bottom w:val="double" w:sz="1" w:space="0" w:color="808080"/>
-              <w:right w:val="double" w:sz="2" w:space="0" w:color="808080"/>
-            </w:tcBorders>
-            <w:shd w:val="clear" w:color="auto" w:fill="auto"/>
-            <w:vAlign w:val="center"/>
-          </w:tcPr>
           <w:p>
             <w:pPr>
-              <w:pStyle w:val="BodyText"/>
-              <w:pBdr>
-                <w:top w:val="none" w:sz="0" w:space="0" w:color="000000"/>
-                <w:left w:val="none" w:sz="0" w:space="0" w:color="000000"/>
-                <w:bottom w:val="none" w:sz="0" w:space="0" w:color="000000"/>
-                <w:right w:val="none" w:sz="0" w:space="0" w:color="000000"/>
-              </w:pBdr>
-              <w:snapToGrid w:val="0"/>
-              <w:spacing w:after="0"/>
               <w:jc w:val="center"/>
               <w:rPr>
                 <w:rFonts w:ascii="Arial" w:hAnsi="Arial" w:cs="Arial"/>
-                <w:sz w:val="16"/>
-                <w:szCs w:val="16"/>
+                <w:b/>
+                <w:bCs/>
+                <w:sz w:val="16"/>
+                <w:szCs w:val="16"/>
+                <w:lang w:val="ru-RU"/>
               </w:rPr>
             </w:pPr>
             <w:r>
               <w:rPr>
                 <w:rFonts w:ascii="Arial" w:hAnsi="Arial" w:cs="Arial"/>
                 <w:b/>
-                <w:color w:val="000080"/>
-                <w:sz w:val="16"/>
-                <w:szCs w:val="16"/>
-                <w:lang w:val="ru-RU"/>
-              </w:rPr>
-              <w:t>1931</w:t>
+                <w:bCs/>
+                <w:sz w:val="16"/>
+                <w:szCs w:val="16"/>
+                <w:lang w:val="ru-RU"/>
+              </w:rPr>
+              <w:t>ЧИСЛЕННОСТЬ РАССТРЕЛЯННЫХ ЖЕНЩИН ПО ГОДАМ с 1931 по 1938 гг.</w:t>
             </w:r>
           </w:p>
-        </w:tc>
-        <w:tc>
-          <w:tcPr>
-            <w:tcW w:w="2670" w:type="dxa"/>
-            <w:tcBorders>
-              <w:left w:val="double" w:sz="1" w:space="0" w:color="808080"/>
-              <w:bottom w:val="double" w:sz="1" w:space="0" w:color="808080"/>
-              <w:right w:val="double" w:sz="2" w:space="0" w:color="808080"/>
-            </w:tcBorders>
-            <w:shd w:val="clear" w:color="auto" w:fill="auto"/>
-            <w:vAlign w:val="center"/>
-          </w:tcPr>
           <w:p>
             <w:pPr>
-              <w:pStyle w:val="BodyText"/>
-              <w:pBdr>
-                <w:top w:val="none" w:sz="0" w:space="0" w:color="000000"/>
-                <w:left w:val="none" w:sz="0" w:space="0" w:color="000000"/>
-                <w:bottom w:val="none" w:sz="0" w:space="0" w:color="000000"/>
-                <w:right w:val="none" w:sz="0" w:space="0" w:color="000000"/>
-              </w:pBdr>
-              <w:snapToGrid w:val="0"/>
-              <w:spacing w:after="0"/>
               <w:jc w:val="center"/>
               <w:rPr>
                 <w:rFonts w:ascii="Arial" w:hAnsi="Arial" w:cs="Arial"/>
                 <w:sz w:val="16"/>
                 <w:szCs w:val="16"/>
+                <w:lang w:val="ru-RU"/>
               </w:rPr>
             </w:pPr>
             <w:r>
               <w:rPr>
-                <w:rFonts w:ascii="Arial" w:hAnsi="Arial" w:cs="Arial"/>
-                <w:b/>
-                <w:color w:val="000080"/>
-                <w:sz w:val="16"/>
-                <w:szCs w:val="16"/>
-                <w:lang w:val="ru-RU"/>
-              </w:rPr>
-              <w:t>19</w:t>
-            </w:r>
-            <w:r>
-              <w:rPr>
-                <w:rFonts w:ascii="Arial" w:hAnsi="Arial" w:cs="Arial"/>
-                <w:b/>
-                <w:color w:val="000080"/>
-                <w:sz w:val="16"/>
-                <w:szCs w:val="16"/>
-                <w:lang w:val="ru-RU"/>
-              </w:rPr>
-              <w:t>37</w:t>
-            </w:r>
-          </w:p>
-        </w:tc>
-        <w:tc>
-          <w:tcPr>
-            <w:tcW w:w="2670" w:type="dxa"/>
-            <w:tcBorders>
-              <w:left w:val="double" w:sz="1" w:space="0" w:color="808080"/>
-              <w:bottom w:val="double" w:sz="1" w:space="0" w:color="808080"/>
-              <w:right w:val="double" w:sz="2" w:space="0" w:color="808080"/>
-            </w:tcBorders>
-            <w:shd w:val="clear" w:color="auto" w:fill="auto"/>
-            <w:vAlign w:val="center"/>
-          </w:tcPr>
-          <w:p>
-            <w:pPr>
-              <w:pStyle w:val="BodyText"/>
-              <w:pBdr>
-                <w:top w:val="none" w:sz="0" w:space="0" w:color="000000"/>
-                <w:left w:val="none" w:sz="0" w:space="0" w:color="000000"/>
-                <w:bottom w:val="none" w:sz="0" w:space="0" w:color="000000"/>
-                <w:right w:val="none" w:sz="0" w:space="0" w:color="000000"/>
-              </w:pBdr>
-              <w:snapToGrid w:val="0"/>
-              <w:spacing w:after="0"/>
-              <w:jc w:val="center"/>
-              <w:rPr>
-                <w:rFonts w:ascii="Arial" w:hAnsi="Arial" w:cs="Arial"/>
-                <w:sz w:val="16"/>
-                <w:szCs w:val="16"/>
-              </w:rPr>
-            </w:pPr>
-            <w:r>
-              <w:rPr>
-                <w:rFonts w:ascii="Arial" w:hAnsi="Arial" w:cs="Arial"/>
-                <w:b/>
-                <w:color w:val="000080"/>
-                <w:sz w:val="16"/>
-                <w:szCs w:val="16"/>
-                <w:lang w:val="ru-RU"/>
-              </w:rPr>
-              <w:t>1938</w:t>
-            </w:r>
-          </w:p>
-        </w:tc>
-      </w:tr>
-      <w:tr>
-        <w:tc>
-          <w:tcPr>
-            <w:tcW w:w="2670" w:type="dxa"/>
-            <w:tcBorders>
-              <w:left w:val="double" w:sz="1" w:space="0" w:color="808080"/>
-              <w:bottom w:val="double" w:sz="1" w:space="0" w:color="808080"/>
-              <w:right w:val="double" w:sz="2" w:space="0" w:color="808080"/>
-            </w:tcBorders>
-            <w:shd w:val="clear" w:color="auto" w:fill="auto"/>
-            <w:vAlign w:val="center"/>
-          </w:tcPr>
-          <w:p>
-            <w:pPr>
-              <w:pStyle w:val="TableContents"/>
-              <w:snapToGrid w:val="0"/>
-              <w:jc w:val="center"/>
-              <w:rPr>
-                <w:rFonts w:ascii="Arial" w:hAnsi="Arial" w:cs="Arial"/>
-                <w:sz w:val="16"/>
-                <w:szCs w:val="16"/>
-                <w:lang w:val="ru-RU"/>
-              </w:rPr>
-            </w:pPr>
-            <w:r>
-              <w:rPr>
-                <w:rFonts w:ascii="Arial" w:hAnsi="Arial" w:cs="Arial"/>
-                <w:sz w:val="16"/>
-                <w:szCs w:val="16"/>
-                <w:lang w:val="ru-RU"/>
-              </w:rPr>
-              <w:t>1</w:t>
-            </w:r>
-          </w:p>
-        </w:tc>
-        <w:tc>
-          <w:tcPr>
-            <w:tcW w:w="2670" w:type="dxa"/>
-            <w:tcBorders>
-              <w:left w:val="double" w:sz="1" w:space="0" w:color="808080"/>
-              <w:bottom w:val="double" w:sz="1" w:space="0" w:color="808080"/>
-              <w:right w:val="double" w:sz="2" w:space="0" w:color="808080"/>
-            </w:tcBorders>
-            <w:shd w:val="clear" w:color="auto" w:fill="auto"/>
-            <w:vAlign w:val="center"/>
-          </w:tcPr>
-          <w:p>
-            <w:pPr>
-              <w:pStyle w:val="TableContents"/>
-              <w:snapToGrid w:val="0"/>
-              <w:jc w:val="center"/>
-              <w:rPr>
-                <w:rFonts w:ascii="Arial" w:hAnsi="Arial" w:cs="Arial"/>
-                <w:sz w:val="16"/>
-                <w:szCs w:val="16"/>
-                <w:lang w:val="ru-RU"/>
-              </w:rPr>
-            </w:pPr>
-            <w:r>
-              <w:rPr>
-                <w:rFonts w:ascii="Arial" w:hAnsi="Arial" w:cs="Arial"/>
-                <w:sz w:val="16"/>
-                <w:szCs w:val="16"/>
-                <w:lang w:val="ru-RU"/>
-              </w:rPr>
-              <w:t>6</w:t>
-            </w:r>
-          </w:p>
-        </w:tc>
-        <w:tc>
-          <w:tcPr>
-            <w:tcW w:w="2670" w:type="dxa"/>
-            <w:tcBorders>
-              <w:left w:val="double" w:sz="1" w:space="0" w:color="808080"/>
-              <w:bottom w:val="double" w:sz="1" w:space="0" w:color="808080"/>
-              <w:right w:val="double" w:sz="2" w:space="0" w:color="808080"/>
-            </w:tcBorders>
-            <w:shd w:val="clear" w:color="auto" w:fill="auto"/>
-            <w:vAlign w:val="center"/>
-          </w:tcPr>
-          <w:p>
-            <w:pPr>
-              <w:pStyle w:val="TableContents"/>
-              <w:snapToGrid w:val="0"/>
-              <w:jc w:val="center"/>
-              <w:rPr>
-                <w:rFonts w:ascii="Arial" w:hAnsi="Arial" w:cs="Arial"/>
-                <w:sz w:val="16"/>
-                <w:szCs w:val="16"/>
-              </w:rPr>
-            </w:pPr>
-            <w:r>
-              <w:rPr>
-                <w:rFonts w:ascii="Arial" w:hAnsi="Arial" w:cs="Arial"/>
-                <w:sz w:val="16"/>
-                <w:szCs w:val="16"/>
-                <w:lang w:val="ru-RU"/>
-              </w:rPr>
-              <w:t>4</w:t>
+                <w:noProof/>
+              </w:rPr>
+              <w:drawing>
+                <wp:inline distT="0" distB="0" distL="0" distR="0" wp14:anchorId="0E89D8B3" wp14:editId="594B14FB">
+                  <wp:extent cx="3335722" cy="1773621"/>
+                  <wp:effectExtent l="0" t="0" r="17145" b="17145"/>
+                  <wp:docPr id="932060369" name="Chart 1">
+                    <a:extLst xmlns:a="http://schemas.openxmlformats.org/drawingml/2006/main">
+                      <a:ext uri="{FF2B5EF4-FFF2-40B4-BE49-F238E27FC236}">
+                        <a16:creationId xmlns:a16="http://schemas.microsoft.com/office/drawing/2014/main" id="{18061B62-367D-4FCA-8C41-2520AFD266AB}"/>
+                      </a:ext>
+                    </a:extLst>
+                  </wp:docPr>
+                  <wp:cNvGraphicFramePr/>
+                  <a:graphic xmlns:a="http://schemas.openxmlformats.org/drawingml/2006/main">
+                    <a:graphicData uri="http://schemas.openxmlformats.org/drawingml/2006/chart">
+                      <c:chart xmlns:c="http://schemas.openxmlformats.org/drawingml/2006/chart" xmlns:r="http://schemas.openxmlformats.org/officeDocument/2006/relationships" r:id="rId6"/>
+                    </a:graphicData>
+                  </a:graphic>
+                </wp:inline>
+              </w:drawing>
             </w:r>
           </w:p>
         </w:tc>
@@ -885,73 +710,7 @@
                 <w:szCs w:val="16"/>
                 <w:lang w:val="ru-RU"/>
               </w:rPr>
-              <w:t xml:space="preserve"> гг. (</w:t>
-            </w:r>
-            <w:r>
-              <w:rPr>
-                <w:rFonts w:ascii="Arial" w:hAnsi="Arial" w:cs="Arial"/>
-                <w:b/>
-                <w:bCs/>
-                <w:sz w:val="16"/>
-                <w:szCs w:val="16"/>
-                <w:lang w:val="ru-RU"/>
-              </w:rPr>
-              <w:t>В</w:t>
-            </w:r>
-            <w:r>
-              <w:rPr>
-                <w:rFonts w:ascii="Arial" w:hAnsi="Arial" w:cs="Arial"/>
-                <w:b/>
-                <w:bCs/>
-                <w:sz w:val="16"/>
-                <w:szCs w:val="16"/>
-                <w:lang w:val="ru-RU"/>
-              </w:rPr>
-              <w:t xml:space="preserve">озрастной разброс: </w:t>
-            </w:r>
-            <w:r>
-              <w:rPr>
-                <w:rFonts w:ascii="Arial" w:hAnsi="Arial" w:cs="Arial"/>
-                <w:b/>
-                <w:bCs/>
-                <w:sz w:val="16"/>
-                <w:szCs w:val="16"/>
-                <w:lang w:val="ru-RU"/>
-              </w:rPr>
-              <w:t>18</w:t>
-            </w:r>
-            <w:r>
-              <w:rPr>
-                <w:rFonts w:ascii="Arial" w:hAnsi="Arial" w:cs="Arial"/>
-                <w:b/>
-                <w:bCs/>
-                <w:sz w:val="16"/>
-                <w:szCs w:val="16"/>
-                <w:lang w:val="ru-RU"/>
-              </w:rPr>
-              <w:t>-</w:t>
-            </w:r>
-            <w:r>
-              <w:rPr>
-                <w:rFonts w:ascii="Arial" w:hAnsi="Arial" w:cs="Arial"/>
-                <w:b/>
-                <w:bCs/>
-                <w:sz w:val="16"/>
-                <w:szCs w:val="16"/>
-                <w:lang w:val="ru-RU"/>
-              </w:rPr>
-              <w:t>6</w:t>
-            </w:r>
-            <w:r>
-              <w:rPr>
-                <w:rFonts w:ascii="Arial" w:hAnsi="Arial" w:cs="Arial"/>
-                <w:b/>
-                <w:bCs/>
-                <w:sz w:val="16"/>
-                <w:szCs w:val="16"/>
-                <w:lang w:val="ru-RU"/>
-              </w:rPr>
-              <w:t>6)</w:t>
+              <w:t xml:space="preserve"> гг. </w:t>
             </w:r>
           </w:p>
         </w:tc>
@@ -1064,6 +823,7 @@
                 <w:szCs w:val="16"/>
               </w:rPr>
             </w:pPr>
+            <w:proofErr w:type="gramStart"/>
             <w:r>
               <w:rPr>
                 <w:rFonts w:ascii="Arial" w:hAnsi="Arial" w:cs="Arial"/>
@@ -1100,6 +860,7 @@
               </w:rPr>
               <w:t>6</w:t>
             </w:r>
+            <w:proofErr w:type="gramEnd"/>
             <w:r>
               <w:rPr>
                 <w:rFonts w:ascii="Arial" w:hAnsi="Arial" w:cs="Arial"/>
@@ -1430,7 +1191,7 @@
                 <w:lang w:val="ru-RU"/>
               </w:rPr>
             </w:pPr>
-            <w:hyperlink r:id="rId6" w:history="1">
+            <w:hyperlink r:id="rId7" w:history="1">
               <w:r>
                 <w:rPr>
                   <w:rStyle w:val="Hyperlink"/>
@@ -1444,8 +1205,25 @@
                   <w:shd w:val="clear" w:color="auto" w:fill="FFFFFF"/>
                   <w:lang w:val="ru-RU"/>
                 </w:rPr>
-                <w:t>Базарова Хандажап</w:t>
+                <w:t xml:space="preserve">Базарова </w:t>
               </w:r>
+              <w:proofErr w:type="spellStart"/>
+              <w:r>
+                <w:rPr>
+                  <w:rStyle w:val="Hyperlink"/>
+                  <w:rFonts w:ascii="Arial" w:hAnsi="Arial" w:cs="Arial"/>
+                  <w:b/>
+                  <w:bCs/>
+                  <w:color w:val="auto"/>
+                  <w:sz w:val="16"/>
+                  <w:szCs w:val="16"/>
+                  <w:bdr w:val="none" w:sz="0" w:space="0" w:color="auto" w:frame="1"/>
+                  <w:shd w:val="clear" w:color="auto" w:fill="FFFFFF"/>
+                  <w:lang w:val="ru-RU"/>
+                </w:rPr>
+                <w:t>Хандажап</w:t>
+              </w:r>
+              <w:proofErr w:type="spellEnd"/>
             </w:hyperlink>
             <w:r>
               <w:rPr>
@@ -1516,7 +1294,127 @@
                 <w:szCs w:val="16"/>
                 <w:lang w:val="ru-RU"/>
               </w:rPr>
-              <w:t>1900 г.р., м.р.: Забайкальская обл., Читинский уезд, с. Уронай, бурятка. БОЗ.прож.: Читинская обл., Шилкинский р-н, ст. Холбон, арестована 12.10.1937. Обвинение: по ст. 58-1а, 58-9, 58-11 УК РСФСР.Приговор: Тройкой УНКВД по Читинской обл., 01.12.1937</w:t>
+              <w:t xml:space="preserve">1900 г.р., </w:t>
+            </w:r>
+            <w:proofErr w:type="spellStart"/>
+            <w:r>
+              <w:rPr>
+                <w:rFonts w:ascii="Arial" w:hAnsi="Arial" w:cs="Arial"/>
+                <w:sz w:val="16"/>
+                <w:szCs w:val="16"/>
+                <w:lang w:val="ru-RU"/>
+              </w:rPr>
+              <w:t>м.р</w:t>
+            </w:r>
+            <w:proofErr w:type="spellEnd"/>
+            <w:r>
+              <w:rPr>
+                <w:rFonts w:ascii="Arial" w:hAnsi="Arial" w:cs="Arial"/>
+                <w:sz w:val="16"/>
+                <w:szCs w:val="16"/>
+                <w:lang w:val="ru-RU"/>
+              </w:rPr>
+              <w:t xml:space="preserve">.: Забайкальская обл., Читинский уезд, с. </w:t>
+            </w:r>
+            <w:proofErr w:type="spellStart"/>
+            <w:r>
+              <w:rPr>
+                <w:rFonts w:ascii="Arial" w:hAnsi="Arial" w:cs="Arial"/>
+                <w:sz w:val="16"/>
+                <w:szCs w:val="16"/>
+                <w:lang w:val="ru-RU"/>
+              </w:rPr>
+              <w:t>Уронай</w:t>
+            </w:r>
+            <w:proofErr w:type="spellEnd"/>
+            <w:r>
+              <w:rPr>
+                <w:rFonts w:ascii="Arial" w:hAnsi="Arial" w:cs="Arial"/>
+                <w:sz w:val="16"/>
+                <w:szCs w:val="16"/>
+                <w:lang w:val="ru-RU"/>
+              </w:rPr>
+              <w:t xml:space="preserve">, бурятка. </w:t>
+            </w:r>
+            <w:proofErr w:type="spellStart"/>
+            <w:r>
+              <w:rPr>
+                <w:rFonts w:ascii="Arial" w:hAnsi="Arial" w:cs="Arial"/>
+                <w:sz w:val="16"/>
+                <w:szCs w:val="16"/>
+                <w:lang w:val="ru-RU"/>
+              </w:rPr>
+              <w:t>БОЗ.прож</w:t>
+            </w:r>
+            <w:proofErr w:type="spellEnd"/>
+            <w:r>
+              <w:rPr>
+                <w:rFonts w:ascii="Arial" w:hAnsi="Arial" w:cs="Arial"/>
+                <w:sz w:val="16"/>
+                <w:szCs w:val="16"/>
+                <w:lang w:val="ru-RU"/>
+              </w:rPr>
+              <w:t xml:space="preserve">.: Читинская обл., Шилкинский р-н, ст. Холбон, арестована 12.10.1937. Обвинение: по ст. 58-1а, </w:t>
+            </w:r>
+            <w:proofErr w:type="gramStart"/>
+            <w:r>
+              <w:rPr>
+                <w:rFonts w:ascii="Arial" w:hAnsi="Arial" w:cs="Arial"/>
+                <w:sz w:val="16"/>
+                <w:szCs w:val="16"/>
+                <w:lang w:val="ru-RU"/>
+              </w:rPr>
+              <w:t>58-9</w:t>
+            </w:r>
+            <w:proofErr w:type="gramEnd"/>
+            <w:r>
+              <w:rPr>
+                <w:rFonts w:ascii="Arial" w:hAnsi="Arial" w:cs="Arial"/>
+                <w:sz w:val="16"/>
+                <w:szCs w:val="16"/>
+                <w:lang w:val="ru-RU"/>
+              </w:rPr>
+              <w:t xml:space="preserve">, </w:t>
+            </w:r>
+            <w:proofErr w:type="gramStart"/>
+            <w:r>
+              <w:rPr>
+                <w:rFonts w:ascii="Arial" w:hAnsi="Arial" w:cs="Arial"/>
+                <w:sz w:val="16"/>
+                <w:szCs w:val="16"/>
+                <w:lang w:val="ru-RU"/>
+              </w:rPr>
+              <w:t>58-11</w:t>
+            </w:r>
+            <w:proofErr w:type="gramEnd"/>
+            <w:r>
+              <w:rPr>
+                <w:rFonts w:ascii="Arial" w:hAnsi="Arial" w:cs="Arial"/>
+                <w:sz w:val="16"/>
+                <w:szCs w:val="16"/>
+                <w:lang w:val="ru-RU"/>
+              </w:rPr>
+              <w:t xml:space="preserve"> УК </w:t>
+            </w:r>
+            <w:proofErr w:type="spellStart"/>
+            <w:r>
+              <w:rPr>
+                <w:rFonts w:ascii="Arial" w:hAnsi="Arial" w:cs="Arial"/>
+                <w:sz w:val="16"/>
+                <w:szCs w:val="16"/>
+                <w:lang w:val="ru-RU"/>
+              </w:rPr>
+              <w:t>РСФСР.Приговор</w:t>
+            </w:r>
+            <w:proofErr w:type="spellEnd"/>
+            <w:r>
+              <w:rPr>
+                <w:rFonts w:ascii="Arial" w:hAnsi="Arial" w:cs="Arial"/>
+                <w:sz w:val="16"/>
+                <w:szCs w:val="16"/>
+                <w:lang w:val="ru-RU"/>
+              </w:rPr>
+              <w:t>: Тройкой УНКВД по Читинской обл., 01.12.1937</w:t>
             </w:r>
             <w:r>
               <w:rPr>
@@ -1534,8 +1432,19 @@
                 <w:szCs w:val="16"/>
                 <w:lang w:val="ru-RU"/>
               </w:rPr>
-              <w:t>ВМН. Расстреляна 01.01.1938. Реабилитация: военным трибуналом ЗабВО., 18.04.1958. Состав семьи: Незамужная</w:t>
-            </w:r>
+              <w:t xml:space="preserve">ВМН. Расстреляна 01.01.1938. Реабилитация: военным трибуналом ЗабВО., 18.04.1958. Состав семьи: </w:t>
+            </w:r>
+            <w:proofErr w:type="spellStart"/>
+            <w:r>
+              <w:rPr>
+                <w:rFonts w:ascii="Arial" w:hAnsi="Arial" w:cs="Arial"/>
+                <w:sz w:val="16"/>
+                <w:szCs w:val="16"/>
+                <w:lang w:val="ru-RU"/>
+              </w:rPr>
+              <w:t>Незамужная</w:t>
+            </w:r>
+            <w:proofErr w:type="spellEnd"/>
           </w:p>
           <w:p>
             <w:pPr>
@@ -1603,7 +1512,7 @@
               </w:rPr>
               <w:t xml:space="preserve"> </w:t>
             </w:r>
-            <w:hyperlink r:id="rId7" w:history="1">
+            <w:hyperlink r:id="rId8" w:history="1">
               <w:r>
                 <w:rPr>
                   <w:rStyle w:val="Hyperlink"/>
@@ -1644,7 +1553,7 @@
                 <w:lang w:val="ru-RU"/>
               </w:rPr>
             </w:pPr>
-            <w:hyperlink r:id="rId8" w:history="1">
+            <w:hyperlink r:id="rId9" w:history="1">
               <w:r>
                 <w:rPr>
                   <w:rStyle w:val="Hyperlink"/>
@@ -1658,8 +1567,57 @@
                   <w:shd w:val="clear" w:color="auto" w:fill="FFFFFF"/>
                   <w:lang w:val="ru-RU"/>
                 </w:rPr>
-                <w:t>Банзарова Сыбжит Цыбыковна</w:t>
+                <w:t xml:space="preserve">Банзарова </w:t>
               </w:r>
+              <w:proofErr w:type="spellStart"/>
+              <w:r>
+                <w:rPr>
+                  <w:rStyle w:val="Hyperlink"/>
+                  <w:rFonts w:ascii="Arial" w:hAnsi="Arial" w:cs="Arial"/>
+                  <w:b/>
+                  <w:bCs/>
+                  <w:color w:val="auto"/>
+                  <w:sz w:val="16"/>
+                  <w:szCs w:val="16"/>
+                  <w:bdr w:val="none" w:sz="0" w:space="0" w:color="auto" w:frame="1"/>
+                  <w:shd w:val="clear" w:color="auto" w:fill="FFFFFF"/>
+                  <w:lang w:val="ru-RU"/>
+                </w:rPr>
+                <w:t>Сыбжит</w:t>
+              </w:r>
+              <w:proofErr w:type="spellEnd"/>
+              <w:r>
+                <w:rPr>
+                  <w:rStyle w:val="Hyperlink"/>
+                  <w:rFonts w:ascii="Arial" w:hAnsi="Arial" w:cs="Arial"/>
+                  <w:b/>
+                  <w:bCs/>
+                  <w:color w:val="auto"/>
+                  <w:sz w:val="16"/>
+                  <w:szCs w:val="16"/>
+                  <w:bdr w:val="none" w:sz="0" w:space="0" w:color="auto" w:frame="1"/>
+                  <w:shd w:val="clear" w:color="auto" w:fill="FFFFFF"/>
+                  <w:lang w:val="ru-RU"/>
+                </w:rPr>
+                <w:t xml:space="preserve"> </w:t>
+              </w:r>
+              <w:proofErr w:type="spellStart"/>
+              <w:r>
+                <w:rPr>
+                  <w:rStyle w:val="Hyperlink"/>
+                  <w:rFonts w:ascii="Arial" w:hAnsi="Arial" w:cs="Arial"/>
+                  <w:b/>
+                  <w:bCs/>
+                  <w:color w:val="auto"/>
+                  <w:sz w:val="16"/>
+                  <w:szCs w:val="16"/>
+                  <w:bdr w:val="none" w:sz="0" w:space="0" w:color="auto" w:frame="1"/>
+                  <w:shd w:val="clear" w:color="auto" w:fill="FFFFFF"/>
+                  <w:lang w:val="ru-RU"/>
+                </w:rPr>
+                <w:t>Цыбыковна</w:t>
+              </w:r>
+              <w:proofErr w:type="spellEnd"/>
             </w:hyperlink>
             <w:r>
               <w:rPr>
@@ -1730,7 +1688,167 @@
                 <w:szCs w:val="16"/>
                 <w:lang w:val="ru-RU"/>
               </w:rPr>
-              <w:t>1872 г.р., м.р.: Забайкальская обл., Верхнеудинский уезд, с. Бурсомон, бурятка, домохозяйка, прож.: Читинская обл., Красночикойский р-н, с. Бурсомон, арестована 14.01.1938. Обвинение: по ст. 58-1а, 58-7, 58-10, 58-11 УК РСФСР. Приговор: Тройкой УНКВД по Читинской обл., 13.02.1938</w:t>
+              <w:t xml:space="preserve">1872 г.р., </w:t>
+            </w:r>
+            <w:proofErr w:type="spellStart"/>
+            <w:r>
+              <w:rPr>
+                <w:rFonts w:ascii="Arial" w:hAnsi="Arial" w:cs="Arial"/>
+                <w:sz w:val="16"/>
+                <w:szCs w:val="16"/>
+                <w:lang w:val="ru-RU"/>
+              </w:rPr>
+              <w:t>м.р</w:t>
+            </w:r>
+            <w:proofErr w:type="spellEnd"/>
+            <w:r>
+              <w:rPr>
+                <w:rFonts w:ascii="Arial" w:hAnsi="Arial" w:cs="Arial"/>
+                <w:sz w:val="16"/>
+                <w:szCs w:val="16"/>
+                <w:lang w:val="ru-RU"/>
+              </w:rPr>
+              <w:t xml:space="preserve">.: Забайкальская обл., </w:t>
+            </w:r>
+            <w:proofErr w:type="spellStart"/>
+            <w:r>
+              <w:rPr>
+                <w:rFonts w:ascii="Arial" w:hAnsi="Arial" w:cs="Arial"/>
+                <w:sz w:val="16"/>
+                <w:szCs w:val="16"/>
+                <w:lang w:val="ru-RU"/>
+              </w:rPr>
+              <w:t>Верхнеудинский</w:t>
+            </w:r>
+            <w:proofErr w:type="spellEnd"/>
+            <w:r>
+              <w:rPr>
+                <w:rFonts w:ascii="Arial" w:hAnsi="Arial" w:cs="Arial"/>
+                <w:sz w:val="16"/>
+                <w:szCs w:val="16"/>
+                <w:lang w:val="ru-RU"/>
+              </w:rPr>
+              <w:t xml:space="preserve"> уезд, с. </w:t>
+            </w:r>
+            <w:proofErr w:type="spellStart"/>
+            <w:r>
+              <w:rPr>
+                <w:rFonts w:ascii="Arial" w:hAnsi="Arial" w:cs="Arial"/>
+                <w:sz w:val="16"/>
+                <w:szCs w:val="16"/>
+                <w:lang w:val="ru-RU"/>
+              </w:rPr>
+              <w:t>Бурсомон</w:t>
+            </w:r>
+            <w:proofErr w:type="spellEnd"/>
+            <w:r>
+              <w:rPr>
+                <w:rFonts w:ascii="Arial" w:hAnsi="Arial" w:cs="Arial"/>
+                <w:sz w:val="16"/>
+                <w:szCs w:val="16"/>
+                <w:lang w:val="ru-RU"/>
+              </w:rPr>
+              <w:t xml:space="preserve">, бурятка, домохозяйка, </w:t>
+            </w:r>
+            <w:proofErr w:type="spellStart"/>
+            <w:r>
+              <w:rPr>
+                <w:rFonts w:ascii="Arial" w:hAnsi="Arial" w:cs="Arial"/>
+                <w:sz w:val="16"/>
+                <w:szCs w:val="16"/>
+                <w:lang w:val="ru-RU"/>
+              </w:rPr>
+              <w:t>прож</w:t>
+            </w:r>
+            <w:proofErr w:type="spellEnd"/>
+            <w:r>
+              <w:rPr>
+                <w:rFonts w:ascii="Arial" w:hAnsi="Arial" w:cs="Arial"/>
+                <w:sz w:val="16"/>
+                <w:szCs w:val="16"/>
+                <w:lang w:val="ru-RU"/>
+              </w:rPr>
+              <w:t xml:space="preserve">.: Читинская обл., Красночикойский р-н, с. </w:t>
+            </w:r>
+            <w:proofErr w:type="spellStart"/>
+            <w:r>
+              <w:rPr>
+                <w:rFonts w:ascii="Arial" w:hAnsi="Arial" w:cs="Arial"/>
+                <w:sz w:val="16"/>
+                <w:szCs w:val="16"/>
+                <w:lang w:val="ru-RU"/>
+              </w:rPr>
+              <w:t>Бурсомон</w:t>
+            </w:r>
+            <w:proofErr w:type="spellEnd"/>
+            <w:r>
+              <w:rPr>
+                <w:rFonts w:ascii="Arial" w:hAnsi="Arial" w:cs="Arial"/>
+                <w:sz w:val="16"/>
+                <w:szCs w:val="16"/>
+                <w:lang w:val="ru-RU"/>
+              </w:rPr>
+              <w:t xml:space="preserve">, арестована 14.01.1938. Обвинение: по ст. 58-1а, </w:t>
+            </w:r>
+            <w:proofErr w:type="gramStart"/>
+            <w:r>
+              <w:rPr>
+                <w:rFonts w:ascii="Arial" w:hAnsi="Arial" w:cs="Arial"/>
+                <w:sz w:val="16"/>
+                <w:szCs w:val="16"/>
+                <w:lang w:val="ru-RU"/>
+              </w:rPr>
+              <w:t>58-7</w:t>
+            </w:r>
+            <w:proofErr w:type="gramEnd"/>
+            <w:r>
+              <w:rPr>
+                <w:rFonts w:ascii="Arial" w:hAnsi="Arial" w:cs="Arial"/>
+                <w:sz w:val="16"/>
+                <w:szCs w:val="16"/>
+                <w:lang w:val="ru-RU"/>
+              </w:rPr>
+              <w:t xml:space="preserve">, </w:t>
+            </w:r>
+            <w:proofErr w:type="gramStart"/>
+            <w:r>
+              <w:rPr>
+                <w:rFonts w:ascii="Arial" w:hAnsi="Arial" w:cs="Arial"/>
+                <w:sz w:val="16"/>
+                <w:szCs w:val="16"/>
+                <w:lang w:val="ru-RU"/>
+              </w:rPr>
+              <w:t>58-10</w:t>
+            </w:r>
+            <w:proofErr w:type="gramEnd"/>
+            <w:r>
+              <w:rPr>
+                <w:rFonts w:ascii="Arial" w:hAnsi="Arial" w:cs="Arial"/>
+                <w:sz w:val="16"/>
+                <w:szCs w:val="16"/>
+                <w:lang w:val="ru-RU"/>
+              </w:rPr>
+              <w:t xml:space="preserve">, </w:t>
+            </w:r>
+            <w:proofErr w:type="gramStart"/>
+            <w:r>
+              <w:rPr>
+                <w:rFonts w:ascii="Arial" w:hAnsi="Arial" w:cs="Arial"/>
+                <w:sz w:val="16"/>
+                <w:szCs w:val="16"/>
+                <w:lang w:val="ru-RU"/>
+              </w:rPr>
+              <w:t>58-11</w:t>
+            </w:r>
+            <w:proofErr w:type="gramEnd"/>
+            <w:r>
+              <w:rPr>
+                <w:rFonts w:ascii="Arial" w:hAnsi="Arial" w:cs="Arial"/>
+                <w:sz w:val="16"/>
+                <w:szCs w:val="16"/>
+                <w:lang w:val="ru-RU"/>
+              </w:rPr>
+              <w:t xml:space="preserve"> УК РСФСР. Приговор: Тройкой УНКВД по Читинской обл., 13.02.1938</w:t>
             </w:r>
             <w:r>
               <w:rPr>
@@ -1748,8 +1866,19 @@
                 <w:szCs w:val="16"/>
                 <w:lang w:val="ru-RU"/>
               </w:rPr>
-              <w:t>ВМН. Расстреляна 11.03.1938. Реабилитация: военным трибуналом ЗабВО., 31.12.1957. Состав семьи: Вдова, дети: Банзаров Доржой</w:t>
-            </w:r>
+              <w:t xml:space="preserve">ВМН. Расстреляна 11.03.1938. Реабилитация: военным трибуналом ЗабВО., 31.12.1957. Состав семьи: Вдова, дети: Банзаров </w:t>
+            </w:r>
+            <w:proofErr w:type="spellStart"/>
+            <w:r>
+              <w:rPr>
+                <w:rFonts w:ascii="Arial" w:hAnsi="Arial" w:cs="Arial"/>
+                <w:sz w:val="16"/>
+                <w:szCs w:val="16"/>
+                <w:lang w:val="ru-RU"/>
+              </w:rPr>
+              <w:t>Доржой</w:t>
+            </w:r>
+            <w:proofErr w:type="spellEnd"/>
             <w:r>
               <w:rPr>
                 <w:rFonts w:ascii="Arial" w:hAnsi="Arial" w:cs="Arial"/>
@@ -1766,8 +1895,19 @@
                 <w:szCs w:val="16"/>
                 <w:lang w:val="ru-RU"/>
               </w:rPr>
-              <w:t>1889, Батухай</w:t>
-            </w:r>
+              <w:t xml:space="preserve">1889, </w:t>
+            </w:r>
+            <w:proofErr w:type="spellStart"/>
+            <w:r>
+              <w:rPr>
+                <w:rFonts w:ascii="Arial" w:hAnsi="Arial" w:cs="Arial"/>
+                <w:sz w:val="16"/>
+                <w:szCs w:val="16"/>
+                <w:lang w:val="ru-RU"/>
+              </w:rPr>
+              <w:t>Батухай</w:t>
+            </w:r>
+            <w:proofErr w:type="spellEnd"/>
             <w:r>
               <w:rPr>
                 <w:rFonts w:ascii="Arial" w:hAnsi="Arial" w:cs="Arial"/>
@@ -1784,7 +1924,27 @@
                 <w:szCs w:val="16"/>
                 <w:lang w:val="ru-RU"/>
               </w:rPr>
-              <w:t>1911, Арага, Долма</w:t>
+              <w:t xml:space="preserve">1911, </w:t>
+            </w:r>
+            <w:proofErr w:type="spellStart"/>
+            <w:r>
+              <w:rPr>
+                <w:rFonts w:ascii="Arial" w:hAnsi="Arial" w:cs="Arial"/>
+                <w:sz w:val="16"/>
+                <w:szCs w:val="16"/>
+                <w:lang w:val="ru-RU"/>
+              </w:rPr>
+              <w:t>Арага</w:t>
+            </w:r>
+            <w:proofErr w:type="spellEnd"/>
+            <w:r>
+              <w:rPr>
+                <w:rFonts w:ascii="Arial" w:hAnsi="Arial" w:cs="Arial"/>
+                <w:sz w:val="16"/>
+                <w:szCs w:val="16"/>
+                <w:lang w:val="ru-RU"/>
+              </w:rPr>
+              <w:t>, Долма</w:t>
             </w:r>
             <w:r>
               <w:rPr>
@@ -1871,7 +2031,7 @@
               </w:rPr>
               <w:t xml:space="preserve"> </w:t>
             </w:r>
-            <w:hyperlink r:id="rId9" w:history="1">
+            <w:hyperlink r:id="rId10" w:history="1">
               <w:r>
                 <w:rPr>
                   <w:rStyle w:val="Hyperlink"/>
@@ -1914,6 +2074,7 @@
                 <w:lang w:val="ru-RU"/>
               </w:rPr>
             </w:pPr>
+            <w:proofErr w:type="spellStart"/>
             <w:r>
               <w:rPr>
                 <w:rFonts w:ascii="Arial" w:hAnsi="Arial" w:cs="Arial"/>
@@ -1923,8 +2084,57 @@
                 <w:szCs w:val="16"/>
                 <w:lang w:val="ru-RU"/>
               </w:rPr>
-              <w:t>Галсанова Долгор Жалсановна</w:t>
-            </w:r>
+              <w:t>Галсанова</w:t>
+            </w:r>
+            <w:proofErr w:type="spellEnd"/>
+            <w:r>
+              <w:rPr>
+                <w:rFonts w:ascii="Arial" w:hAnsi="Arial" w:cs="Arial"/>
+                <w:b/>
+                <w:bCs/>
+                <w:sz w:val="16"/>
+                <w:szCs w:val="16"/>
+                <w:lang w:val="ru-RU"/>
+              </w:rPr>
+              <w:t xml:space="preserve"> </w:t>
+            </w:r>
+            <w:proofErr w:type="spellStart"/>
+            <w:r>
+              <w:rPr>
+                <w:rFonts w:ascii="Arial" w:hAnsi="Arial" w:cs="Arial"/>
+                <w:b/>
+                <w:bCs/>
+                <w:sz w:val="16"/>
+                <w:szCs w:val="16"/>
+                <w:lang w:val="ru-RU"/>
+              </w:rPr>
+              <w:t>Долгор</w:t>
+            </w:r>
+            <w:proofErr w:type="spellEnd"/>
+            <w:r>
+              <w:rPr>
+                <w:rFonts w:ascii="Arial" w:hAnsi="Arial" w:cs="Arial"/>
+                <w:b/>
+                <w:bCs/>
+                <w:sz w:val="16"/>
+                <w:szCs w:val="16"/>
+                <w:lang w:val="ru-RU"/>
+              </w:rPr>
+              <w:t xml:space="preserve"> </w:t>
+            </w:r>
+            <w:proofErr w:type="spellStart"/>
+            <w:r>
+              <w:rPr>
+                <w:rFonts w:ascii="Arial" w:hAnsi="Arial" w:cs="Arial"/>
+                <w:b/>
+                <w:bCs/>
+                <w:sz w:val="16"/>
+                <w:szCs w:val="16"/>
+                <w:lang w:val="ru-RU"/>
+              </w:rPr>
+              <w:t>Жалсановна</w:t>
+            </w:r>
+            <w:proofErr w:type="spellEnd"/>
             <w:r>
               <w:rPr>
                 <w:rFonts w:ascii="Arial" w:hAnsi="Arial" w:cs="Arial"/>
@@ -1976,7 +2186,67 @@
                 <w:szCs w:val="16"/>
                 <w:lang w:val="ru-RU"/>
               </w:rPr>
-              <w:t>1889 г.р., м.р.: БМАССР, Тункинский район, Шарза, прож.: там же,</w:t>
+              <w:t xml:space="preserve">1889 г.р., </w:t>
+            </w:r>
+            <w:proofErr w:type="spellStart"/>
+            <w:r>
+              <w:rPr>
+                <w:rFonts w:ascii="Arial" w:hAnsi="Arial" w:cs="Arial"/>
+                <w:sz w:val="16"/>
+                <w:szCs w:val="16"/>
+                <w:lang w:val="ru-RU"/>
+              </w:rPr>
+              <w:t>м.р</w:t>
+            </w:r>
+            <w:proofErr w:type="spellEnd"/>
+            <w:r>
+              <w:rPr>
+                <w:rFonts w:ascii="Arial" w:hAnsi="Arial" w:cs="Arial"/>
+                <w:sz w:val="16"/>
+                <w:szCs w:val="16"/>
+                <w:lang w:val="ru-RU"/>
+              </w:rPr>
+              <w:t xml:space="preserve">.: БМАССР, Тункинский район, </w:t>
+            </w:r>
+            <w:proofErr w:type="spellStart"/>
+            <w:r>
+              <w:rPr>
+                <w:rFonts w:ascii="Arial" w:hAnsi="Arial" w:cs="Arial"/>
+                <w:sz w:val="16"/>
+                <w:szCs w:val="16"/>
+                <w:lang w:val="ru-RU"/>
+              </w:rPr>
+              <w:t>Шарза</w:t>
+            </w:r>
+            <w:proofErr w:type="spellEnd"/>
+            <w:r>
+              <w:rPr>
+                <w:rFonts w:ascii="Arial" w:hAnsi="Arial" w:cs="Arial"/>
+                <w:sz w:val="16"/>
+                <w:szCs w:val="16"/>
+                <w:lang w:val="ru-RU"/>
+              </w:rPr>
+              <w:t xml:space="preserve">, </w:t>
+            </w:r>
+            <w:proofErr w:type="spellStart"/>
+            <w:r>
+              <w:rPr>
+                <w:rFonts w:ascii="Arial" w:hAnsi="Arial" w:cs="Arial"/>
+                <w:sz w:val="16"/>
+                <w:szCs w:val="16"/>
+                <w:lang w:val="ru-RU"/>
+              </w:rPr>
+              <w:t>прож</w:t>
+            </w:r>
+            <w:proofErr w:type="spellEnd"/>
+            <w:r>
+              <w:rPr>
+                <w:rFonts w:ascii="Arial" w:hAnsi="Arial" w:cs="Arial"/>
+                <w:sz w:val="16"/>
+                <w:szCs w:val="16"/>
+                <w:lang w:val="ru-RU"/>
+              </w:rPr>
+              <w:t>.: там же,</w:t>
             </w:r>
             <w:r>
               <w:rPr>
@@ -2014,7 +2284,47 @@
                 <w:szCs w:val="16"/>
                 <w:lang w:val="ru-RU"/>
               </w:rPr>
-              <w:t>Обвинение: 58-10, 58-11. Осуждение: 7 декабря 1937 г. Осудивший орган: Тройкой НКВД. Приговор: ВМН. Дата реабилитации: 30 июня 1992 г.</w:t>
+              <w:t xml:space="preserve">Обвинение: </w:t>
+            </w:r>
+            <w:proofErr w:type="gramStart"/>
+            <w:r>
+              <w:rPr>
+                <w:rFonts w:ascii="Arial" w:hAnsi="Arial" w:cs="Arial"/>
+                <w:sz w:val="16"/>
+                <w:szCs w:val="16"/>
+                <w:lang w:val="ru-RU"/>
+              </w:rPr>
+              <w:t>58-10</w:t>
+            </w:r>
+            <w:proofErr w:type="gramEnd"/>
+            <w:r>
+              <w:rPr>
+                <w:rFonts w:ascii="Arial" w:hAnsi="Arial" w:cs="Arial"/>
+                <w:sz w:val="16"/>
+                <w:szCs w:val="16"/>
+                <w:lang w:val="ru-RU"/>
+              </w:rPr>
+              <w:t xml:space="preserve">, </w:t>
+            </w:r>
+            <w:proofErr w:type="gramStart"/>
+            <w:r>
+              <w:rPr>
+                <w:rFonts w:ascii="Arial" w:hAnsi="Arial" w:cs="Arial"/>
+                <w:sz w:val="16"/>
+                <w:szCs w:val="16"/>
+                <w:lang w:val="ru-RU"/>
+              </w:rPr>
+              <w:t>58-11</w:t>
+            </w:r>
+            <w:proofErr w:type="gramEnd"/>
+            <w:r>
+              <w:rPr>
+                <w:rFonts w:ascii="Arial" w:hAnsi="Arial" w:cs="Arial"/>
+                <w:sz w:val="16"/>
+                <w:szCs w:val="16"/>
+                <w:lang w:val="ru-RU"/>
+              </w:rPr>
+              <w:t>. Осуждение: 7 декабря 1937 г. Осудивший орган: Тройкой НКВД. Приговор: ВМН. Дата реабилитации: 30 июня 1992 г.</w:t>
             </w:r>
           </w:p>
           <w:p>
@@ -2098,6 +2408,7 @@
                 <w:sz w:val="16"/>
                 <w:szCs w:val="16"/>
                 <w:shd w:val="clear" w:color="auto" w:fill="FFFFFF"/>
+                <w:lang w:val="ru-RU"/>
               </w:rPr>
               <w:t xml:space="preserve"> </w:t>
             </w:r>
@@ -2149,7 +2460,7 @@
               </w:rPr>
               <w:t xml:space="preserve"> </w:t>
             </w:r>
-            <w:hyperlink r:id="rId10" w:history="1">
+            <w:hyperlink r:id="rId11" w:history="1">
               <w:r>
                 <w:rPr>
                   <w:rStyle w:val="Hyperlink"/>
@@ -2192,7 +2503,8 @@
                 <w:lang w:val="ru-RU"/>
               </w:rPr>
             </w:pPr>
-            <w:hyperlink r:id="rId11" w:history="1">
+            <w:hyperlink r:id="rId12" w:history="1">
+              <w:proofErr w:type="spellStart"/>
               <w:r>
                 <w:rPr>
                   <w:rStyle w:val="Hyperlink"/>
@@ -2206,8 +2518,41 @@
                   <w:shd w:val="clear" w:color="auto" w:fill="FFFFFF"/>
                   <w:lang w:val="ru-RU"/>
                 </w:rPr>
-                <w:t>Диятова Улбай</w:t>
+                <w:t>Диятова</w:t>
               </w:r>
+              <w:proofErr w:type="spellEnd"/>
+              <w:r>
+                <w:rPr>
+                  <w:rStyle w:val="Hyperlink"/>
+                  <w:rFonts w:ascii="Arial" w:hAnsi="Arial" w:cs="Arial"/>
+                  <w:b/>
+                  <w:bCs/>
+                  <w:color w:val="auto"/>
+                  <w:sz w:val="16"/>
+                  <w:szCs w:val="16"/>
+                  <w:bdr w:val="none" w:sz="0" w:space="0" w:color="auto" w:frame="1"/>
+                  <w:shd w:val="clear" w:color="auto" w:fill="FFFFFF"/>
+                  <w:lang w:val="ru-RU"/>
+                </w:rPr>
+                <w:t xml:space="preserve"> </w:t>
+              </w:r>
+              <w:proofErr w:type="spellStart"/>
+              <w:r>
+                <w:rPr>
+                  <w:rStyle w:val="Hyperlink"/>
+                  <w:rFonts w:ascii="Arial" w:hAnsi="Arial" w:cs="Arial"/>
+                  <w:b/>
+                  <w:bCs/>
+                  <w:color w:val="auto"/>
+                  <w:sz w:val="16"/>
+                  <w:szCs w:val="16"/>
+                  <w:bdr w:val="none" w:sz="0" w:space="0" w:color="auto" w:frame="1"/>
+                  <w:shd w:val="clear" w:color="auto" w:fill="FFFFFF"/>
+                  <w:lang w:val="ru-RU"/>
+                </w:rPr>
+                <w:t>Улбай</w:t>
+              </w:r>
+              <w:proofErr w:type="spellEnd"/>
             </w:hyperlink>
             <w:r>
               <w:rPr>
@@ -2275,7 +2620,67 @@
                 <w:szCs w:val="16"/>
                 <w:lang w:val="ru-RU"/>
               </w:rPr>
-              <w:t>1877 г.р., м.р.: Кош-Агачский р-н, с. Чаган-Узун, алтайка, Кам. прож.: Кош-Агачский р-н, арестована 05.11.1937. Приговор: ВМН. Расстреляна 15.12.1937</w:t>
+              <w:t xml:space="preserve">1877 г.р., </w:t>
+            </w:r>
+            <w:proofErr w:type="spellStart"/>
+            <w:r>
+              <w:rPr>
+                <w:rFonts w:ascii="Arial" w:hAnsi="Arial" w:cs="Arial"/>
+                <w:sz w:val="16"/>
+                <w:szCs w:val="16"/>
+                <w:lang w:val="ru-RU"/>
+              </w:rPr>
+              <w:t>м.р</w:t>
+            </w:r>
+            <w:proofErr w:type="spellEnd"/>
+            <w:r>
+              <w:rPr>
+                <w:rFonts w:ascii="Arial" w:hAnsi="Arial" w:cs="Arial"/>
+                <w:sz w:val="16"/>
+                <w:szCs w:val="16"/>
+                <w:lang w:val="ru-RU"/>
+              </w:rPr>
+              <w:t xml:space="preserve">.: Кош-Агачский р-н, с. Чаган-Узун, алтайка, </w:t>
+            </w:r>
+            <w:proofErr w:type="spellStart"/>
+            <w:r>
+              <w:rPr>
+                <w:rFonts w:ascii="Arial" w:hAnsi="Arial" w:cs="Arial"/>
+                <w:sz w:val="16"/>
+                <w:szCs w:val="16"/>
+                <w:lang w:val="ru-RU"/>
+              </w:rPr>
+              <w:t>Кам</w:t>
+            </w:r>
+            <w:proofErr w:type="spellEnd"/>
+            <w:r>
+              <w:rPr>
+                <w:rFonts w:ascii="Arial" w:hAnsi="Arial" w:cs="Arial"/>
+                <w:sz w:val="16"/>
+                <w:szCs w:val="16"/>
+                <w:lang w:val="ru-RU"/>
+              </w:rPr>
+              <w:t xml:space="preserve">. </w:t>
+            </w:r>
+            <w:proofErr w:type="spellStart"/>
+            <w:r>
+              <w:rPr>
+                <w:rFonts w:ascii="Arial" w:hAnsi="Arial" w:cs="Arial"/>
+                <w:sz w:val="16"/>
+                <w:szCs w:val="16"/>
+                <w:lang w:val="ru-RU"/>
+              </w:rPr>
+              <w:t>прож</w:t>
+            </w:r>
+            <w:proofErr w:type="spellEnd"/>
+            <w:r>
+              <w:rPr>
+                <w:rFonts w:ascii="Arial" w:hAnsi="Arial" w:cs="Arial"/>
+                <w:sz w:val="16"/>
+                <w:szCs w:val="16"/>
+                <w:lang w:val="ru-RU"/>
+              </w:rPr>
+              <w:t>.: Кош-Агачский р-н, арестована 05.11.1937. Приговор: ВМН. Расстреляна 15.12.1937</w:t>
             </w:r>
           </w:p>
           <w:p>
@@ -2336,7 +2741,7 @@
               </w:rPr>
               <w:t xml:space="preserve"> </w:t>
             </w:r>
-            <w:hyperlink r:id="rId12" w:history="1">
+            <w:hyperlink r:id="rId13" w:history="1">
               <w:r>
                 <w:rPr>
                   <w:rStyle w:val="Hyperlink"/>
@@ -2381,6 +2786,7 @@
                 <w:lang w:val="ru-RU"/>
               </w:rPr>
             </w:pPr>
+            <w:proofErr w:type="spellStart"/>
             <w:r>
               <w:rPr>
                 <w:rFonts w:ascii="Arial" w:hAnsi="Arial" w:cs="Arial"/>
@@ -2390,7 +2796,19 @@
                 <w:szCs w:val="16"/>
                 <w:lang w:val="ru-RU"/>
               </w:rPr>
-              <w:t>Интутова Анна Ивановна</w:t>
+              <w:t>Интутова</w:t>
+            </w:r>
+            <w:proofErr w:type="spellEnd"/>
+            <w:r>
+              <w:rPr>
+                <w:rFonts w:ascii="Arial" w:hAnsi="Arial" w:cs="Arial"/>
+                <w:b/>
+                <w:bCs/>
+                <w:sz w:val="16"/>
+                <w:szCs w:val="16"/>
+                <w:lang w:val="ru-RU"/>
+              </w:rPr>
+              <w:t xml:space="preserve"> Анна Ивановна</w:t>
             </w:r>
             <w:r>
               <w:rPr>
@@ -2445,7 +2863,27 @@
                 <w:szCs w:val="16"/>
                 <w:lang w:val="ru-RU"/>
               </w:rPr>
-              <w:t>(варианты фамилии: Маганакова) Родилась</w:t>
+              <w:t xml:space="preserve">(варианты фамилии: </w:t>
+            </w:r>
+            <w:proofErr w:type="spellStart"/>
+            <w:r>
+              <w:rPr>
+                <w:rFonts w:ascii="Arial" w:hAnsi="Arial" w:cs="Arial"/>
+                <w:sz w:val="16"/>
+                <w:szCs w:val="16"/>
+                <w:lang w:val="ru-RU"/>
+              </w:rPr>
+              <w:t>Маганакова</w:t>
+            </w:r>
+            <w:proofErr w:type="spellEnd"/>
+            <w:r>
+              <w:rPr>
+                <w:rFonts w:ascii="Arial" w:hAnsi="Arial" w:cs="Arial"/>
+                <w:sz w:val="16"/>
+                <w:szCs w:val="16"/>
+                <w:lang w:val="ru-RU"/>
+              </w:rPr>
+              <w:t>) Родилась</w:t>
             </w:r>
             <w:r>
               <w:rPr>
@@ -2462,7 +2900,27 @@
                 <w:szCs w:val="16"/>
                 <w:lang w:val="ru-RU"/>
               </w:rPr>
-              <w:t>в 1902 г., с. Аскиз Аскызской вол. Минусинского уезда Енисейской губ.; хакаска; образование Коммунистический институт трудящихся Востока; Председатель Аскизского райисполкома. Арестована 14 октября 1937 г.</w:t>
+              <w:t xml:space="preserve">в 1902 г., с. Аскиз </w:t>
+            </w:r>
+            <w:proofErr w:type="spellStart"/>
+            <w:r>
+              <w:rPr>
+                <w:rFonts w:ascii="Arial" w:hAnsi="Arial" w:cs="Arial"/>
+                <w:sz w:val="16"/>
+                <w:szCs w:val="16"/>
+                <w:lang w:val="ru-RU"/>
+              </w:rPr>
+              <w:t>Аскызской</w:t>
+            </w:r>
+            <w:proofErr w:type="spellEnd"/>
+            <w:r>
+              <w:rPr>
+                <w:rFonts w:ascii="Arial" w:hAnsi="Arial" w:cs="Arial"/>
+                <w:sz w:val="16"/>
+                <w:szCs w:val="16"/>
+                <w:lang w:val="ru-RU"/>
+              </w:rPr>
+              <w:t xml:space="preserve"> вол. Минусинского уезда Енисейской губ.; хакаска; образование Коммунистический институт трудящихся Востока; Председатель Аскизского райисполкома. Арестована 14 октября 1937 г.</w:t>
             </w:r>
             <w:r>
               <w:rPr>
@@ -2472,7 +2930,27 @@
                 <w:lang w:val="ru-RU"/>
               </w:rPr>
               <w:br/>
-              <w:t>Приговорена: ВК ВС СССР 13 июля 1938 г., обв.:</w:t>
+              <w:t xml:space="preserve">Приговорена: ВК ВС СССР 13 июля 1938 г., </w:t>
+            </w:r>
+            <w:proofErr w:type="spellStart"/>
+            <w:r>
+              <w:rPr>
+                <w:rFonts w:ascii="Arial" w:hAnsi="Arial" w:cs="Arial"/>
+                <w:sz w:val="16"/>
+                <w:szCs w:val="16"/>
+                <w:lang w:val="ru-RU"/>
+              </w:rPr>
+              <w:t>обв</w:t>
+            </w:r>
+            <w:proofErr w:type="spellEnd"/>
+            <w:r>
+              <w:rPr>
+                <w:rFonts w:ascii="Arial" w:hAnsi="Arial" w:cs="Arial"/>
+                <w:sz w:val="16"/>
+                <w:szCs w:val="16"/>
+                <w:lang w:val="ru-RU"/>
+              </w:rPr>
+              <w:t>.:</w:t>
             </w:r>
             <w:r>
               <w:rPr>
@@ -2496,6 +2974,7 @@
                 <w:rFonts w:ascii="Arial" w:hAnsi="Arial" w:cs="Arial"/>
                 <w:sz w:val="16"/>
                 <w:szCs w:val="16"/>
+                <w:lang w:val="ru-RU"/>
               </w:rPr>
               <w:t xml:space="preserve"> – </w:t>
             </w:r>
@@ -2528,207 +3007,7 @@
                 <w:szCs w:val="16"/>
                 <w:lang w:val="ru-RU"/>
               </w:rPr>
-              <w:t>Источник: Книга памяти Красноярского края;</w:t>
-            </w:r>
-            <w:r>
-              <w:rPr>
-                <w:rFonts w:ascii="Arial" w:hAnsi="Arial" w:cs="Arial"/>
-                <w:sz w:val="16"/>
-                <w:szCs w:val="16"/>
-                <w:lang w:val="ru-RU"/>
-              </w:rPr>
-              <w:t xml:space="preserve"> </w:t>
-            </w:r>
-            <w:hyperlink r:id="rId13" w:history="1">
-              <w:r>
-                <w:rPr>
-                  <w:rStyle w:val="Hyperlink"/>
-                  <w:rFonts w:ascii="Arial" w:hAnsi="Arial" w:cs="Arial"/>
-                  <w:b/>
-                  <w:bCs/>
-                  <w:color w:val="auto"/>
-                  <w:sz w:val="16"/>
-                  <w:szCs w:val="16"/>
-                  <w:bdr w:val="none" w:sz="0" w:space="0" w:color="auto" w:frame="1"/>
-                  <w:shd w:val="clear" w:color="auto" w:fill="FFFFFF"/>
-                  <w:lang w:val="ru-RU"/>
-                </w:rPr>
-                <w:t>Открытый список</w:t>
-              </w:r>
-            </w:hyperlink>
-          </w:p>
-        </w:tc>
-      </w:tr>
-      <w:tr>
-        <w:tc>
-          <w:tcPr>
-            <w:tcW w:w="11160" w:type="dxa"/>
-            <w:tcBorders>
-              <w:top w:val="double" w:sz="1" w:space="0" w:color="808080"/>
-              <w:left w:val="double" w:sz="1" w:space="0" w:color="808080"/>
-              <w:bottom w:val="double" w:sz="1" w:space="0" w:color="808080"/>
-              <w:right w:val="double" w:sz="2" w:space="0" w:color="808080"/>
-            </w:tcBorders>
-            <w:shd w:val="clear" w:color="auto" w:fill="auto"/>
-            <w:vAlign w:val="center"/>
-          </w:tcPr>
-          <w:p>
-            <w:pPr>
-              <w:pStyle w:val="name"/>
-              <w:spacing w:before="0" w:beforeAutospacing="0" w:after="0" w:afterAutospacing="0"/>
-              <w:ind w:right="75"/>
-              <w:rPr>
-                <w:rFonts w:ascii="Arial" w:hAnsi="Arial" w:cs="Arial"/>
-                <w:b/>
-                <w:bCs/>
-                <w:sz w:val="16"/>
-                <w:szCs w:val="16"/>
-                <w:lang w:val="ru-RU"/>
-              </w:rPr>
-            </w:pPr>
-            <w:r>
-              <w:rPr>
-                <w:rFonts w:ascii="Arial" w:hAnsi="Arial" w:cs="Arial"/>
-                <w:b/>
-                <w:bCs/>
-                <w:sz w:val="16"/>
-                <w:szCs w:val="16"/>
-                <w:lang w:val="ru-RU"/>
-              </w:rPr>
-              <w:t>Киргиненкова Мария Дмитриевна 46 лет</w:t>
-            </w:r>
-          </w:p>
-          <w:p>
-            <w:pPr>
-              <w:pStyle w:val="cont"/>
-              <w:spacing w:before="0" w:beforeAutospacing="0" w:after="0" w:afterAutospacing="0"/>
-              <w:rPr>
-                <w:rFonts w:ascii="Arial" w:hAnsi="Arial" w:cs="Arial"/>
-                <w:sz w:val="16"/>
-                <w:szCs w:val="16"/>
-                <w:lang w:val="ru-RU"/>
-              </w:rPr>
-            </w:pPr>
-            <w:r>
-              <w:rPr>
-                <w:rFonts w:ascii="Arial" w:hAnsi="Arial" w:cs="Arial"/>
-                <w:sz w:val="16"/>
-                <w:szCs w:val="16"/>
-                <w:lang w:val="ru-RU"/>
-              </w:rPr>
-              <w:t>(</w:t>
-            </w:r>
-            <w:r>
-              <w:rPr>
-                <w:rFonts w:ascii="Arial" w:hAnsi="Arial" w:cs="Arial"/>
-                <w:sz w:val="16"/>
-                <w:szCs w:val="16"/>
-                <w:shd w:val="clear" w:color="auto" w:fill="FFFFFF"/>
-                <w:lang w:val="ru-RU"/>
-              </w:rPr>
-              <w:t>Кок Мария Дмитриевна</w:t>
-            </w:r>
-            <w:r>
-              <w:rPr>
-                <w:rFonts w:ascii="Arial" w:hAnsi="Arial" w:cs="Arial"/>
-                <w:sz w:val="16"/>
-                <w:szCs w:val="16"/>
-                <w:lang w:val="ru-RU"/>
-              </w:rPr>
-              <w:t>) Родилась</w:t>
-            </w:r>
-            <w:r>
-              <w:rPr>
-                <w:rFonts w:ascii="Arial" w:hAnsi="Arial" w:cs="Arial"/>
-                <w:sz w:val="16"/>
-                <w:szCs w:val="16"/>
-              </w:rPr>
-              <w:t> </w:t>
-            </w:r>
-            <w:r>
-              <w:rPr>
-                <w:rFonts w:ascii="Arial" w:hAnsi="Arial" w:cs="Arial"/>
-                <w:sz w:val="16"/>
-                <w:szCs w:val="16"/>
-                <w:lang w:val="ru-RU"/>
-              </w:rPr>
-              <w:t>в 1885 г., улуса Конкос Аскызской вол. Минусинского округа Енисейской губ.; хакаска; неграмотная; Домохозяйка. Проживала:</w:t>
-            </w:r>
-            <w:r>
-              <w:rPr>
-                <w:rFonts w:ascii="Arial" w:hAnsi="Arial" w:cs="Arial"/>
-                <w:sz w:val="16"/>
-                <w:szCs w:val="16"/>
-              </w:rPr>
-              <w:t> </w:t>
-            </w:r>
-            <w:r>
-              <w:rPr>
-                <w:rFonts w:ascii="Arial" w:hAnsi="Arial" w:cs="Arial"/>
-                <w:sz w:val="16"/>
-                <w:szCs w:val="16"/>
-                <w:lang w:val="ru-RU"/>
-              </w:rPr>
-              <w:t>улуса Конкос Аскызской вол. Минусинского округа Енисейской губ. Арестована 15 мая 1931 г. Приговорена: особой тройкой ПП ОГПУ ЗСК 2 июля 1931 г., обв.:</w:t>
-            </w:r>
-            <w:r>
-              <w:rPr>
-                <w:rFonts w:ascii="Arial" w:hAnsi="Arial" w:cs="Arial"/>
-                <w:sz w:val="16"/>
-                <w:szCs w:val="16"/>
-              </w:rPr>
-              <w:t> </w:t>
-            </w:r>
-            <w:r>
-              <w:rPr>
-                <w:rFonts w:ascii="Arial" w:hAnsi="Arial" w:cs="Arial"/>
-                <w:sz w:val="16"/>
-                <w:szCs w:val="16"/>
-                <w:lang w:val="ru-RU"/>
-              </w:rPr>
-              <w:t>АСД. Приговор: ВМН Расстреляна 17 июля 1931 г. Место захоронения</w:t>
-            </w:r>
-            <w:r>
-              <w:rPr>
-                <w:rFonts w:ascii="Arial" w:hAnsi="Arial" w:cs="Arial"/>
-                <w:sz w:val="16"/>
-                <w:szCs w:val="16"/>
-              </w:rPr>
-              <w:t xml:space="preserve"> – </w:t>
-            </w:r>
-            <w:r>
-              <w:rPr>
-                <w:rFonts w:ascii="Arial" w:hAnsi="Arial" w:cs="Arial"/>
-                <w:sz w:val="16"/>
-                <w:szCs w:val="16"/>
-                <w:lang w:val="ru-RU"/>
-              </w:rPr>
-              <w:t>в г. Абакане. Реабилитирована 7 марта 1991 г. прокуратурой КК</w:t>
-            </w:r>
-          </w:p>
-          <w:p>
-            <w:pPr>
-              <w:pStyle w:val="name"/>
-              <w:spacing w:before="0" w:beforeAutospacing="0" w:after="0" w:afterAutospacing="0"/>
-              <w:ind w:right="75"/>
-              <w:rPr>
-                <w:rFonts w:ascii="Arial" w:hAnsi="Arial" w:cs="Arial"/>
-                <w:b/>
-                <w:bCs/>
-                <w:sz w:val="16"/>
-                <w:szCs w:val="16"/>
-                <w:lang w:val="ru-RU"/>
-              </w:rPr>
-            </w:pPr>
-            <w:r>
-              <w:rPr>
-                <w:rFonts w:ascii="Arial" w:hAnsi="Arial" w:cs="Arial"/>
-                <w:b/>
-                <w:bCs/>
-                <w:sz w:val="16"/>
-                <w:szCs w:val="16"/>
-                <w:lang w:val="ru-RU"/>
-              </w:rPr>
+              <w:lastRenderedPageBreak/>
               <w:t>Источник: Книга памяти Красноярского края;</w:t>
             </w:r>
             <w:r>
@@ -2787,6 +3066,7 @@
                 <w:lang w:val="ru-RU"/>
               </w:rPr>
             </w:pPr>
+            <w:proofErr w:type="spellStart"/>
             <w:r>
               <w:rPr>
                 <w:rFonts w:ascii="Arial" w:hAnsi="Arial" w:cs="Arial"/>
@@ -2796,8 +3076,10 @@
                 <w:szCs w:val="16"/>
                 <w:lang w:val="ru-RU"/>
               </w:rPr>
-              <w:t>Мадяева Чыдырый</w:t>
-            </w:r>
+              <w:lastRenderedPageBreak/>
+              <w:t>Киргиненкова</w:t>
+            </w:r>
+            <w:proofErr w:type="spellEnd"/>
             <w:r>
               <w:rPr>
                 <w:rFonts w:ascii="Arial" w:hAnsi="Arial" w:cs="Arial"/>
@@ -2807,36 +3089,13 @@
                 <w:szCs w:val="16"/>
                 <w:lang w:val="ru-RU"/>
               </w:rPr>
-              <w:t xml:space="preserve"> </w:t>
-            </w:r>
-            <w:r>
-              <w:rPr>
-                <w:rFonts w:ascii="Arial" w:hAnsi="Arial" w:cs="Arial"/>
-                <w:b/>
-                <w:bCs/>
-                <w:sz w:val="16"/>
-                <w:szCs w:val="16"/>
-                <w:lang w:val="ru-RU"/>
-              </w:rPr>
-              <w:t>40 лет</w:t>
-            </w:r>
-            <w:r>
-              <w:rPr>
-                <w:rFonts w:ascii="Arial" w:hAnsi="Arial" w:cs="Arial"/>
-                <w:b/>
-                <w:bCs/>
-                <w:sz w:val="16"/>
-                <w:szCs w:val="16"/>
-                <w:lang w:val="ru-RU"/>
-              </w:rPr>
-              <w:t xml:space="preserve"> </w:t>
+              <w:t xml:space="preserve"> Мария Дмитриевна 46 лет</w:t>
             </w:r>
           </w:p>
           <w:p>
             <w:pPr>
               <w:pStyle w:val="cont"/>
               <w:spacing w:before="0" w:beforeAutospacing="0" w:after="0" w:afterAutospacing="0"/>
-              <w:ind w:right="75"/>
               <w:rPr>
                 <w:rFonts w:ascii="Arial" w:hAnsi="Arial" w:cs="Arial"/>
                 <w:sz w:val="16"/>
@@ -2851,7 +3110,26 @@
                 <w:szCs w:val="16"/>
                 <w:lang w:val="ru-RU"/>
               </w:rPr>
-              <w:t>Родилась</w:t>
+              <w:t>(</w:t>
+            </w:r>
+            <w:r>
+              <w:rPr>
+                <w:rFonts w:ascii="Arial" w:hAnsi="Arial" w:cs="Arial"/>
+                <w:sz w:val="16"/>
+                <w:szCs w:val="16"/>
+                <w:shd w:val="clear" w:color="auto" w:fill="FFFFFF"/>
+                <w:lang w:val="ru-RU"/>
+              </w:rPr>
+              <w:t>Кок Мария Дмитриевна</w:t>
+            </w:r>
+            <w:r>
+              <w:rPr>
+                <w:rFonts w:ascii="Arial" w:hAnsi="Arial" w:cs="Arial"/>
+                <w:sz w:val="16"/>
+                <w:szCs w:val="16"/>
+                <w:lang w:val="ru-RU"/>
+              </w:rPr>
+              <w:t>) Родилась</w:t>
             </w:r>
             <w:r>
               <w:rPr>
@@ -2868,7 +3146,47 @@
                 <w:szCs w:val="16"/>
                 <w:lang w:val="ru-RU"/>
               </w:rPr>
-              <w:t>в 1897 г., с. Курай.; теленгитка; неграмотная; Пастух колхоза "Джанж-Джон".. Проживала:</w:t>
+              <w:t xml:space="preserve">в 1885 г., улуса </w:t>
+            </w:r>
+            <w:proofErr w:type="spellStart"/>
+            <w:r>
+              <w:rPr>
+                <w:rFonts w:ascii="Arial" w:hAnsi="Arial" w:cs="Arial"/>
+                <w:sz w:val="16"/>
+                <w:szCs w:val="16"/>
+                <w:lang w:val="ru-RU"/>
+              </w:rPr>
+              <w:t>Конкос</w:t>
+            </w:r>
+            <w:proofErr w:type="spellEnd"/>
+            <w:r>
+              <w:rPr>
+                <w:rFonts w:ascii="Arial" w:hAnsi="Arial" w:cs="Arial"/>
+                <w:sz w:val="16"/>
+                <w:szCs w:val="16"/>
+                <w:lang w:val="ru-RU"/>
+              </w:rPr>
+              <w:t xml:space="preserve"> </w:t>
+            </w:r>
+            <w:proofErr w:type="spellStart"/>
+            <w:r>
+              <w:rPr>
+                <w:rFonts w:ascii="Arial" w:hAnsi="Arial" w:cs="Arial"/>
+                <w:sz w:val="16"/>
+                <w:szCs w:val="16"/>
+                <w:lang w:val="ru-RU"/>
+              </w:rPr>
+              <w:t>Аскызской</w:t>
+            </w:r>
+            <w:proofErr w:type="spellEnd"/>
+            <w:r>
+              <w:rPr>
+                <w:rFonts w:ascii="Arial" w:hAnsi="Arial" w:cs="Arial"/>
+                <w:sz w:val="16"/>
+                <w:szCs w:val="16"/>
+                <w:lang w:val="ru-RU"/>
+              </w:rPr>
+              <w:t xml:space="preserve"> вол. Минусинского округа Енисейской губ.; хакаска; неграмотная; Домохозяйка. Проживала:</w:t>
             </w:r>
             <w:r>
               <w:rPr>
@@ -2885,16 +3203,113 @@
                 <w:szCs w:val="16"/>
                 <w:lang w:val="ru-RU"/>
               </w:rPr>
-              <w:t>Кош-Агачский р-н. Арестована 10 сентября 1937 г. Приговор: расстреляна Расстреляна 20 ноября 1937 г.</w:t>
+              <w:t xml:space="preserve">улуса </w:t>
+            </w:r>
+            <w:proofErr w:type="spellStart"/>
+            <w:r>
+              <w:rPr>
+                <w:rFonts w:ascii="Arial" w:hAnsi="Arial" w:cs="Arial"/>
+                <w:sz w:val="16"/>
+                <w:szCs w:val="16"/>
+                <w:lang w:val="ru-RU"/>
+              </w:rPr>
+              <w:t>Конкос</w:t>
+            </w:r>
+            <w:proofErr w:type="spellEnd"/>
+            <w:r>
+              <w:rPr>
+                <w:rFonts w:ascii="Arial" w:hAnsi="Arial" w:cs="Arial"/>
+                <w:sz w:val="16"/>
+                <w:szCs w:val="16"/>
+                <w:lang w:val="ru-RU"/>
+              </w:rPr>
+              <w:t xml:space="preserve"> </w:t>
+            </w:r>
+            <w:proofErr w:type="spellStart"/>
+            <w:r>
+              <w:rPr>
+                <w:rFonts w:ascii="Arial" w:hAnsi="Arial" w:cs="Arial"/>
+                <w:sz w:val="16"/>
+                <w:szCs w:val="16"/>
+                <w:lang w:val="ru-RU"/>
+              </w:rPr>
+              <w:t>Аскызской</w:t>
+            </w:r>
+            <w:proofErr w:type="spellEnd"/>
+            <w:r>
+              <w:rPr>
+                <w:rFonts w:ascii="Arial" w:hAnsi="Arial" w:cs="Arial"/>
+                <w:sz w:val="16"/>
+                <w:szCs w:val="16"/>
+                <w:lang w:val="ru-RU"/>
+              </w:rPr>
+              <w:t xml:space="preserve"> вол. Минусинского округа Енисейской губ. Арестована 15 мая 1931 г. Приговорена: особой тройкой ПП ОГПУ ЗСК 2 июля 1931 г., </w:t>
+            </w:r>
+            <w:proofErr w:type="spellStart"/>
+            <w:r>
+              <w:rPr>
+                <w:rFonts w:ascii="Arial" w:hAnsi="Arial" w:cs="Arial"/>
+                <w:sz w:val="16"/>
+                <w:szCs w:val="16"/>
+                <w:lang w:val="ru-RU"/>
+              </w:rPr>
+              <w:t>обв</w:t>
+            </w:r>
+            <w:proofErr w:type="spellEnd"/>
+            <w:r>
+              <w:rPr>
+                <w:rFonts w:ascii="Arial" w:hAnsi="Arial" w:cs="Arial"/>
+                <w:sz w:val="16"/>
+                <w:szCs w:val="16"/>
+                <w:lang w:val="ru-RU"/>
+              </w:rPr>
+              <w:t>.:</w:t>
+            </w:r>
+            <w:r>
+              <w:rPr>
+                <w:rFonts w:ascii="Arial" w:hAnsi="Arial" w:cs="Arial"/>
+                <w:sz w:val="16"/>
+                <w:szCs w:val="16"/>
+              </w:rPr>
+              <w:t> </w:t>
+            </w:r>
+            <w:r>
+              <w:rPr>
+                <w:rFonts w:ascii="Arial" w:hAnsi="Arial" w:cs="Arial"/>
+                <w:sz w:val="16"/>
+                <w:szCs w:val="16"/>
+                <w:lang w:val="ru-RU"/>
+              </w:rPr>
+              <w:t>АСД. Приговор: ВМН Расстреляна 17 июля 1931 г. Место захоронения</w:t>
+            </w:r>
+            <w:r>
+              <w:rPr>
+                <w:rFonts w:ascii="Arial" w:hAnsi="Arial" w:cs="Arial"/>
+                <w:sz w:val="16"/>
+                <w:szCs w:val="16"/>
+                <w:lang w:val="ru-RU"/>
+              </w:rPr>
+              <w:t xml:space="preserve"> – </w:t>
+            </w:r>
+            <w:r>
+              <w:rPr>
+                <w:rFonts w:ascii="Arial" w:hAnsi="Arial" w:cs="Arial"/>
+                <w:sz w:val="16"/>
+                <w:szCs w:val="16"/>
+                <w:lang w:val="ru-RU"/>
+              </w:rPr>
+              <w:t>в г. Абакане. Реабилитирована 7 марта 1991 г. прокуратурой КК</w:t>
             </w:r>
           </w:p>
           <w:p>
             <w:pPr>
-              <w:pStyle w:val="author"/>
+              <w:pStyle w:val="name"/>
               <w:spacing w:before="0" w:beforeAutospacing="0" w:after="0" w:afterAutospacing="0"/>
-              <w:ind w:right="225"/>
-              <w:rPr>
-                <w:rFonts w:ascii="Arial" w:hAnsi="Arial" w:cs="Arial"/>
+              <w:ind w:right="75"/>
+              <w:rPr>
+                <w:rFonts w:ascii="Arial" w:hAnsi="Arial" w:cs="Arial"/>
+                <w:b/>
+                <w:bCs/>
                 <w:sz w:val="16"/>
                 <w:szCs w:val="16"/>
                 <w:lang w:val="ru-RU"/>
@@ -2909,7 +3324,7 @@
                 <w:szCs w:val="16"/>
                 <w:lang w:val="ru-RU"/>
               </w:rPr>
-              <w:t>Источник: Книга памяти Республики Алтай;</w:t>
+              <w:t>Источник: Книга памяти Красноярского края;</w:t>
             </w:r>
             <w:r>
               <w:rPr>
@@ -2955,14 +3370,257 @@
           </w:tcPr>
           <w:p>
             <w:pPr>
-              <w:spacing w:after="0"/>
-              <w:rPr>
-                <w:rFonts w:ascii="Arial" w:hAnsi="Arial" w:cs="Arial"/>
+              <w:pStyle w:val="name"/>
+              <w:spacing w:before="0" w:beforeAutospacing="0" w:after="0" w:afterAutospacing="0"/>
+              <w:ind w:right="75"/>
+              <w:rPr>
+                <w:rFonts w:ascii="Arial" w:hAnsi="Arial" w:cs="Arial"/>
+                <w:b/>
+                <w:bCs/>
                 <w:sz w:val="16"/>
                 <w:szCs w:val="16"/>
                 <w:lang w:val="ru-RU"/>
               </w:rPr>
             </w:pPr>
+            <w:proofErr w:type="spellStart"/>
+            <w:r>
+              <w:rPr>
+                <w:rFonts w:ascii="Arial" w:hAnsi="Arial" w:cs="Arial"/>
+                <w:b/>
+                <w:bCs/>
+                <w:sz w:val="16"/>
+                <w:szCs w:val="16"/>
+                <w:lang w:val="ru-RU"/>
+              </w:rPr>
+              <w:t>Мадяева</w:t>
+            </w:r>
+            <w:proofErr w:type="spellEnd"/>
+            <w:r>
+              <w:rPr>
+                <w:rFonts w:ascii="Arial" w:hAnsi="Arial" w:cs="Arial"/>
+                <w:b/>
+                <w:bCs/>
+                <w:sz w:val="16"/>
+                <w:szCs w:val="16"/>
+                <w:lang w:val="ru-RU"/>
+              </w:rPr>
+              <w:t xml:space="preserve"> </w:t>
+            </w:r>
+            <w:proofErr w:type="spellStart"/>
+            <w:r>
+              <w:rPr>
+                <w:rFonts w:ascii="Arial" w:hAnsi="Arial" w:cs="Arial"/>
+                <w:b/>
+                <w:bCs/>
+                <w:sz w:val="16"/>
+                <w:szCs w:val="16"/>
+                <w:lang w:val="ru-RU"/>
+              </w:rPr>
+              <w:t>Чыдырый</w:t>
+            </w:r>
+            <w:proofErr w:type="spellEnd"/>
+            <w:r>
+              <w:rPr>
+                <w:rFonts w:ascii="Arial" w:hAnsi="Arial" w:cs="Arial"/>
+                <w:b/>
+                <w:bCs/>
+                <w:sz w:val="16"/>
+                <w:szCs w:val="16"/>
+                <w:lang w:val="ru-RU"/>
+              </w:rPr>
+              <w:t xml:space="preserve"> </w:t>
+            </w:r>
+            <w:r>
+              <w:rPr>
+                <w:rFonts w:ascii="Arial" w:hAnsi="Arial" w:cs="Arial"/>
+                <w:b/>
+                <w:bCs/>
+                <w:sz w:val="16"/>
+                <w:szCs w:val="16"/>
+                <w:lang w:val="ru-RU"/>
+              </w:rPr>
+              <w:t>40 лет</w:t>
+            </w:r>
+            <w:r>
+              <w:rPr>
+                <w:rFonts w:ascii="Arial" w:hAnsi="Arial" w:cs="Arial"/>
+                <w:b/>
+                <w:bCs/>
+                <w:sz w:val="16"/>
+                <w:szCs w:val="16"/>
+                <w:lang w:val="ru-RU"/>
+              </w:rPr>
+              <w:t xml:space="preserve"> </w:t>
+            </w:r>
+          </w:p>
+          <w:p>
+            <w:pPr>
+              <w:pStyle w:val="cont"/>
+              <w:spacing w:before="0" w:beforeAutospacing="0" w:after="0" w:afterAutospacing="0"/>
+              <w:ind w:right="75"/>
+              <w:rPr>
+                <w:rFonts w:ascii="Arial" w:hAnsi="Arial" w:cs="Arial"/>
+                <w:sz w:val="16"/>
+                <w:szCs w:val="16"/>
+                <w:lang w:val="ru-RU"/>
+              </w:rPr>
+            </w:pPr>
+            <w:r>
+              <w:rPr>
+                <w:rFonts w:ascii="Arial" w:hAnsi="Arial" w:cs="Arial"/>
+                <w:sz w:val="16"/>
+                <w:szCs w:val="16"/>
+                <w:lang w:val="ru-RU"/>
+              </w:rPr>
+              <w:t>Родилась</w:t>
+            </w:r>
+            <w:r>
+              <w:rPr>
+                <w:rFonts w:ascii="Arial" w:hAnsi="Arial" w:cs="Arial"/>
+                <w:sz w:val="16"/>
+                <w:szCs w:val="16"/>
+              </w:rPr>
+              <w:t> </w:t>
+            </w:r>
+            <w:r>
+              <w:rPr>
+                <w:rFonts w:ascii="Arial" w:hAnsi="Arial" w:cs="Arial"/>
+                <w:sz w:val="16"/>
+                <w:szCs w:val="16"/>
+                <w:lang w:val="ru-RU"/>
+              </w:rPr>
+              <w:t xml:space="preserve">в 1897 г., с. Курай.; </w:t>
+            </w:r>
+            <w:proofErr w:type="spellStart"/>
+            <w:r>
+              <w:rPr>
+                <w:rFonts w:ascii="Arial" w:hAnsi="Arial" w:cs="Arial"/>
+                <w:sz w:val="16"/>
+                <w:szCs w:val="16"/>
+                <w:lang w:val="ru-RU"/>
+              </w:rPr>
+              <w:t>теленгитка</w:t>
+            </w:r>
+            <w:proofErr w:type="spellEnd"/>
+            <w:r>
+              <w:rPr>
+                <w:rFonts w:ascii="Arial" w:hAnsi="Arial" w:cs="Arial"/>
+                <w:sz w:val="16"/>
+                <w:szCs w:val="16"/>
+                <w:lang w:val="ru-RU"/>
+              </w:rPr>
+              <w:t>; неграмотная; Пастух колхоза "</w:t>
+            </w:r>
+            <w:proofErr w:type="spellStart"/>
+            <w:r>
+              <w:rPr>
+                <w:rFonts w:ascii="Arial" w:hAnsi="Arial" w:cs="Arial"/>
+                <w:sz w:val="16"/>
+                <w:szCs w:val="16"/>
+                <w:lang w:val="ru-RU"/>
+              </w:rPr>
+              <w:t>Джанж</w:t>
+            </w:r>
+            <w:proofErr w:type="spellEnd"/>
+            <w:r>
+              <w:rPr>
+                <w:rFonts w:ascii="Arial" w:hAnsi="Arial" w:cs="Arial"/>
+                <w:sz w:val="16"/>
+                <w:szCs w:val="16"/>
+                <w:lang w:val="ru-RU"/>
+              </w:rPr>
+              <w:t>-Джон</w:t>
+            </w:r>
+            <w:proofErr w:type="gramStart"/>
+            <w:r>
+              <w:rPr>
+                <w:rFonts w:ascii="Arial" w:hAnsi="Arial" w:cs="Arial"/>
+                <w:sz w:val="16"/>
+                <w:szCs w:val="16"/>
+                <w:lang w:val="ru-RU"/>
+              </w:rPr>
+              <w:t>"..</w:t>
+            </w:r>
+            <w:proofErr w:type="gramEnd"/>
+            <w:r>
+              <w:rPr>
+                <w:rFonts w:ascii="Arial" w:hAnsi="Arial" w:cs="Arial"/>
+                <w:sz w:val="16"/>
+                <w:szCs w:val="16"/>
+                <w:lang w:val="ru-RU"/>
+              </w:rPr>
+              <w:t xml:space="preserve"> Проживала:</w:t>
+            </w:r>
+            <w:r>
+              <w:rPr>
+                <w:rFonts w:ascii="Arial" w:hAnsi="Arial" w:cs="Arial"/>
+                <w:sz w:val="16"/>
+                <w:szCs w:val="16"/>
+              </w:rPr>
+              <w:t> </w:t>
+            </w:r>
+            <w:r>
+              <w:rPr>
+                <w:rFonts w:ascii="Arial" w:hAnsi="Arial" w:cs="Arial"/>
+                <w:sz w:val="16"/>
+                <w:szCs w:val="16"/>
+                <w:lang w:val="ru-RU"/>
+              </w:rPr>
+              <w:t xml:space="preserve">Кош-Агачский р-н. Арестована 10 сентября 1937 г. Приговор: расстреляна </w:t>
+            </w:r>
+            <w:proofErr w:type="spellStart"/>
+            <w:r>
+              <w:rPr>
+                <w:rFonts w:ascii="Arial" w:hAnsi="Arial" w:cs="Arial"/>
+                <w:sz w:val="16"/>
+                <w:szCs w:val="16"/>
+                <w:lang w:val="ru-RU"/>
+              </w:rPr>
+              <w:t>Расстреляна</w:t>
+            </w:r>
+            <w:proofErr w:type="spellEnd"/>
+            <w:r>
+              <w:rPr>
+                <w:rFonts w:ascii="Arial" w:hAnsi="Arial" w:cs="Arial"/>
+                <w:sz w:val="16"/>
+                <w:szCs w:val="16"/>
+                <w:lang w:val="ru-RU"/>
+              </w:rPr>
+              <w:t xml:space="preserve"> 20 ноября 1937 г.</w:t>
+            </w:r>
+          </w:p>
+          <w:p>
+            <w:pPr>
+              <w:pStyle w:val="author"/>
+              <w:spacing w:before="0" w:beforeAutospacing="0" w:after="0" w:afterAutospacing="0"/>
+              <w:ind w:right="225"/>
+              <w:rPr>
+                <w:rFonts w:ascii="Arial" w:hAnsi="Arial" w:cs="Arial"/>
+                <w:sz w:val="16"/>
+                <w:szCs w:val="16"/>
+                <w:lang w:val="ru-RU"/>
+              </w:rPr>
+            </w:pPr>
+            <w:r>
+              <w:rPr>
+                <w:rFonts w:ascii="Arial" w:hAnsi="Arial" w:cs="Arial"/>
+                <w:b/>
+                <w:bCs/>
+                <w:sz w:val="16"/>
+                <w:szCs w:val="16"/>
+                <w:lang w:val="ru-RU"/>
+              </w:rPr>
+              <w:t>Источник: Книга памяти Республики Алтай;</w:t>
+            </w:r>
+            <w:r>
+              <w:rPr>
+                <w:rFonts w:ascii="Arial" w:hAnsi="Arial" w:cs="Arial"/>
+                <w:sz w:val="16"/>
+                <w:szCs w:val="16"/>
+                <w:lang w:val="ru-RU"/>
+              </w:rPr>
+              <w:t xml:space="preserve"> </w:t>
+            </w:r>
             <w:hyperlink r:id="rId16" w:history="1">
               <w:r>
                 <w:rPr>
@@ -2977,7 +3635,67 @@
                   <w:shd w:val="clear" w:color="auto" w:fill="FFFFFF"/>
                   <w:lang w:val="ru-RU"/>
                 </w:rPr>
-                <w:t>Персандер Евдокия Ивановна</w:t>
+                <w:t>Открытый список</w:t>
+              </w:r>
+            </w:hyperlink>
+          </w:p>
+        </w:tc>
+      </w:tr>
+      <w:tr>
+        <w:tc>
+          <w:tcPr>
+            <w:tcW w:w="11160" w:type="dxa"/>
+            <w:tcBorders>
+              <w:top w:val="double" w:sz="1" w:space="0" w:color="808080"/>
+              <w:left w:val="double" w:sz="1" w:space="0" w:color="808080"/>
+              <w:bottom w:val="double" w:sz="1" w:space="0" w:color="808080"/>
+              <w:right w:val="double" w:sz="2" w:space="0" w:color="808080"/>
+            </w:tcBorders>
+            <w:shd w:val="clear" w:color="auto" w:fill="auto"/>
+            <w:vAlign w:val="center"/>
+          </w:tcPr>
+          <w:p>
+            <w:pPr>
+              <w:spacing w:after="0"/>
+              <w:rPr>
+                <w:rFonts w:ascii="Arial" w:hAnsi="Arial" w:cs="Arial"/>
+                <w:sz w:val="16"/>
+                <w:szCs w:val="16"/>
+                <w:lang w:val="ru-RU"/>
+              </w:rPr>
+            </w:pPr>
+            <w:hyperlink r:id="rId17" w:history="1">
+              <w:proofErr w:type="spellStart"/>
+              <w:r>
+                <w:rPr>
+                  <w:rStyle w:val="Hyperlink"/>
+                  <w:rFonts w:ascii="Arial" w:hAnsi="Arial" w:cs="Arial"/>
+                  <w:b/>
+                  <w:bCs/>
+                  <w:color w:val="auto"/>
+                  <w:sz w:val="16"/>
+                  <w:szCs w:val="16"/>
+                  <w:bdr w:val="none" w:sz="0" w:space="0" w:color="auto" w:frame="1"/>
+                  <w:shd w:val="clear" w:color="auto" w:fill="FFFFFF"/>
+                  <w:lang w:val="ru-RU"/>
+                </w:rPr>
+                <w:t>Персандер</w:t>
+              </w:r>
+              <w:proofErr w:type="spellEnd"/>
+              <w:r>
+                <w:rPr>
+                  <w:rStyle w:val="Hyperlink"/>
+                  <w:rFonts w:ascii="Arial" w:hAnsi="Arial" w:cs="Arial"/>
+                  <w:b/>
+                  <w:bCs/>
+                  <w:color w:val="auto"/>
+                  <w:sz w:val="16"/>
+                  <w:szCs w:val="16"/>
+                  <w:bdr w:val="none" w:sz="0" w:space="0" w:color="auto" w:frame="1"/>
+                  <w:shd w:val="clear" w:color="auto" w:fill="FFFFFF"/>
+                  <w:lang w:val="ru-RU"/>
+                </w:rPr>
+                <w:t xml:space="preserve"> Евдокия Ивановна</w:t>
               </w:r>
             </w:hyperlink>
             <w:r>
@@ -3049,7 +3767,67 @@
                 <w:szCs w:val="16"/>
                 <w:lang w:val="ru-RU"/>
               </w:rPr>
-              <w:t>1894 г.р., м.р.: Бурят-Монгольская АССР, г. Кяхта, бурятка, б/п, домохозяйка, прож.: г. Иркутск, арестована 08.05.1938. Обвинение: ст. 58-1"а" УК РСФСР. Приговор: тройкой УНКВД Иркутской области, 20.10.1938</w:t>
+              <w:t xml:space="preserve">1894 г.р., </w:t>
+            </w:r>
+            <w:proofErr w:type="spellStart"/>
+            <w:r>
+              <w:rPr>
+                <w:rFonts w:ascii="Arial" w:hAnsi="Arial" w:cs="Arial"/>
+                <w:sz w:val="16"/>
+                <w:szCs w:val="16"/>
+                <w:lang w:val="ru-RU"/>
+              </w:rPr>
+              <w:t>м.р</w:t>
+            </w:r>
+            <w:proofErr w:type="spellEnd"/>
+            <w:r>
+              <w:rPr>
+                <w:rFonts w:ascii="Arial" w:hAnsi="Arial" w:cs="Arial"/>
+                <w:sz w:val="16"/>
+                <w:szCs w:val="16"/>
+                <w:lang w:val="ru-RU"/>
+              </w:rPr>
+              <w:t xml:space="preserve">.: Бурят-Монгольская АССР, г. Кяхта, бурятка, б/п, домохозяйка, </w:t>
+            </w:r>
+            <w:proofErr w:type="spellStart"/>
+            <w:r>
+              <w:rPr>
+                <w:rFonts w:ascii="Arial" w:hAnsi="Arial" w:cs="Arial"/>
+                <w:sz w:val="16"/>
+                <w:szCs w:val="16"/>
+                <w:lang w:val="ru-RU"/>
+              </w:rPr>
+              <w:t>прож</w:t>
+            </w:r>
+            <w:proofErr w:type="spellEnd"/>
+            <w:r>
+              <w:rPr>
+                <w:rFonts w:ascii="Arial" w:hAnsi="Arial" w:cs="Arial"/>
+                <w:sz w:val="16"/>
+                <w:szCs w:val="16"/>
+                <w:lang w:val="ru-RU"/>
+              </w:rPr>
+              <w:t xml:space="preserve">.: г. Иркутск, арестована 08.05.1938. Обвинение: ст. </w:t>
+            </w:r>
+            <w:proofErr w:type="gramStart"/>
+            <w:r>
+              <w:rPr>
+                <w:rFonts w:ascii="Arial" w:hAnsi="Arial" w:cs="Arial"/>
+                <w:sz w:val="16"/>
+                <w:szCs w:val="16"/>
+                <w:lang w:val="ru-RU"/>
+              </w:rPr>
+              <w:t>58-1</w:t>
+            </w:r>
+            <w:proofErr w:type="gramEnd"/>
+            <w:r>
+              <w:rPr>
+                <w:rFonts w:ascii="Arial" w:hAnsi="Arial" w:cs="Arial"/>
+                <w:sz w:val="16"/>
+                <w:szCs w:val="16"/>
+                <w:lang w:val="ru-RU"/>
+              </w:rPr>
+              <w:t>"а" УК РСФСР. Приговор: тройкой УНКВД Иркутской области, 20.10.1938</w:t>
             </w:r>
             <w:r>
               <w:rPr>
@@ -3067,7 +3845,27 @@
                 <w:szCs w:val="16"/>
                 <w:lang w:val="ru-RU"/>
               </w:rPr>
-              <w:t>ВМН. Расстреляна 23.10.1938, г. Иркутск. Реабилитация: Военным трибуналом ЗабВО, 13.11.1959. Арх.дело: 10493.</w:t>
+              <w:t xml:space="preserve">ВМН. Расстреляна 23.10.1938, г. Иркутск. Реабилитация: Военным трибуналом ЗабВО, 13.11.1959. </w:t>
+            </w:r>
+            <w:proofErr w:type="spellStart"/>
+            <w:r>
+              <w:rPr>
+                <w:rFonts w:ascii="Arial" w:hAnsi="Arial" w:cs="Arial"/>
+                <w:sz w:val="16"/>
+                <w:szCs w:val="16"/>
+                <w:lang w:val="ru-RU"/>
+              </w:rPr>
+              <w:t>Арх.дело</w:t>
+            </w:r>
+            <w:proofErr w:type="spellEnd"/>
+            <w:r>
+              <w:rPr>
+                <w:rFonts w:ascii="Arial" w:hAnsi="Arial" w:cs="Arial"/>
+                <w:sz w:val="16"/>
+                <w:szCs w:val="16"/>
+                <w:lang w:val="ru-RU"/>
+              </w:rPr>
+              <w:t>: 10493.</w:t>
             </w:r>
             <w:r>
               <w:rPr>
@@ -3085,8 +3883,19 @@
                 <w:szCs w:val="16"/>
                 <w:lang w:val="ru-RU"/>
               </w:rPr>
-              <w:t>* Справку составила А. И. Швайкина</w:t>
-            </w:r>
+              <w:t xml:space="preserve">* Справку составила А. И. </w:t>
+            </w:r>
+            <w:proofErr w:type="spellStart"/>
+            <w:r>
+              <w:rPr>
+                <w:rFonts w:ascii="Arial" w:hAnsi="Arial" w:cs="Arial"/>
+                <w:sz w:val="16"/>
+                <w:szCs w:val="16"/>
+                <w:lang w:val="ru-RU"/>
+              </w:rPr>
+              <w:t>Швайкина</w:t>
+            </w:r>
+            <w:proofErr w:type="spellEnd"/>
           </w:p>
           <w:p>
             <w:pPr>
@@ -3153,7 +3962,7 @@
               </w:rPr>
               <w:t xml:space="preserve"> </w:t>
             </w:r>
-            <w:hyperlink r:id="rId17" w:history="1">
+            <w:hyperlink r:id="rId18" w:history="1">
               <w:r>
                 <w:rPr>
                   <w:rStyle w:val="Hyperlink"/>
@@ -3194,7 +4003,8 @@
                 <w:lang w:val="ru-RU"/>
               </w:rPr>
             </w:pPr>
-            <w:hyperlink r:id="rId18" w:history="1">
+            <w:hyperlink r:id="rId19" w:history="1">
+              <w:proofErr w:type="spellStart"/>
               <w:r>
                 <w:rPr>
                   <w:rStyle w:val="Hyperlink"/>
@@ -3208,8 +4018,41 @@
                   <w:shd w:val="clear" w:color="auto" w:fill="FFFFFF"/>
                   <w:lang w:val="ru-RU"/>
                 </w:rPr>
-                <w:t>Содномова Ухин</w:t>
+                <w:t>Содномова</w:t>
               </w:r>
+              <w:proofErr w:type="spellEnd"/>
+              <w:r>
+                <w:rPr>
+                  <w:rStyle w:val="Hyperlink"/>
+                  <w:rFonts w:ascii="Arial" w:hAnsi="Arial" w:cs="Arial"/>
+                  <w:b/>
+                  <w:bCs/>
+                  <w:color w:val="auto"/>
+                  <w:sz w:val="16"/>
+                  <w:szCs w:val="16"/>
+                  <w:bdr w:val="none" w:sz="0" w:space="0" w:color="auto" w:frame="1"/>
+                  <w:shd w:val="clear" w:color="auto" w:fill="FFFFFF"/>
+                  <w:lang w:val="ru-RU"/>
+                </w:rPr>
+                <w:t xml:space="preserve"> </w:t>
+              </w:r>
+              <w:proofErr w:type="spellStart"/>
+              <w:r>
+                <w:rPr>
+                  <w:rStyle w:val="Hyperlink"/>
+                  <w:rFonts w:ascii="Arial" w:hAnsi="Arial" w:cs="Arial"/>
+                  <w:b/>
+                  <w:bCs/>
+                  <w:color w:val="auto"/>
+                  <w:sz w:val="16"/>
+                  <w:szCs w:val="16"/>
+                  <w:bdr w:val="none" w:sz="0" w:space="0" w:color="auto" w:frame="1"/>
+                  <w:shd w:val="clear" w:color="auto" w:fill="FFFFFF"/>
+                  <w:lang w:val="ru-RU"/>
+                </w:rPr>
+                <w:t>Ухин</w:t>
+              </w:r>
+              <w:proofErr w:type="spellEnd"/>
             </w:hyperlink>
             <w:r>
               <w:rPr>
@@ -3280,7 +4123,87 @@
                 <w:szCs w:val="16"/>
                 <w:lang w:val="ru-RU"/>
               </w:rPr>
-              <w:t>1882 г.р., м.р.: Забайкальская обл., Читинский уезд, бурятка, работала в колхозе им. Сталина, прож.: Читинская обл., Агинский Бурят-Монгольский национальный округ, с. Цокто-Хангил, арестована 01.01.1938, обвинение: по ст. 58-10 УК РСФСР. Приговор: Тройкой УНКВД по Читинской обл., 13.01.1938</w:t>
+              <w:t xml:space="preserve">1882 г.р., </w:t>
+            </w:r>
+            <w:proofErr w:type="spellStart"/>
+            <w:r>
+              <w:rPr>
+                <w:rFonts w:ascii="Arial" w:hAnsi="Arial" w:cs="Arial"/>
+                <w:sz w:val="16"/>
+                <w:szCs w:val="16"/>
+                <w:lang w:val="ru-RU"/>
+              </w:rPr>
+              <w:t>м.р</w:t>
+            </w:r>
+            <w:proofErr w:type="spellEnd"/>
+            <w:r>
+              <w:rPr>
+                <w:rFonts w:ascii="Arial" w:hAnsi="Arial" w:cs="Arial"/>
+                <w:sz w:val="16"/>
+                <w:szCs w:val="16"/>
+                <w:lang w:val="ru-RU"/>
+              </w:rPr>
+              <w:t xml:space="preserve">.: Забайкальская обл., Читинский уезд, бурятка, работала в колхозе им. Сталина, </w:t>
+            </w:r>
+            <w:proofErr w:type="spellStart"/>
+            <w:r>
+              <w:rPr>
+                <w:rFonts w:ascii="Arial" w:hAnsi="Arial" w:cs="Arial"/>
+                <w:sz w:val="16"/>
+                <w:szCs w:val="16"/>
+                <w:lang w:val="ru-RU"/>
+              </w:rPr>
+              <w:t>прож</w:t>
+            </w:r>
+            <w:proofErr w:type="spellEnd"/>
+            <w:r>
+              <w:rPr>
+                <w:rFonts w:ascii="Arial" w:hAnsi="Arial" w:cs="Arial"/>
+                <w:sz w:val="16"/>
+                <w:szCs w:val="16"/>
+                <w:lang w:val="ru-RU"/>
+              </w:rPr>
+              <w:t xml:space="preserve">.: Читинская обл., Агинский Бурят-Монгольский национальный округ, с. </w:t>
+            </w:r>
+            <w:proofErr w:type="spellStart"/>
+            <w:r>
+              <w:rPr>
+                <w:rFonts w:ascii="Arial" w:hAnsi="Arial" w:cs="Arial"/>
+                <w:sz w:val="16"/>
+                <w:szCs w:val="16"/>
+                <w:lang w:val="ru-RU"/>
+              </w:rPr>
+              <w:t>Цокто-Хангил</w:t>
+            </w:r>
+            <w:proofErr w:type="spellEnd"/>
+            <w:r>
+              <w:rPr>
+                <w:rFonts w:ascii="Arial" w:hAnsi="Arial" w:cs="Arial"/>
+                <w:sz w:val="16"/>
+                <w:szCs w:val="16"/>
+                <w:lang w:val="ru-RU"/>
+              </w:rPr>
+              <w:t xml:space="preserve">, арестована 01.01.1938, обвинение: по ст. </w:t>
+            </w:r>
+            <w:proofErr w:type="gramStart"/>
+            <w:r>
+              <w:rPr>
+                <w:rFonts w:ascii="Arial" w:hAnsi="Arial" w:cs="Arial"/>
+                <w:sz w:val="16"/>
+                <w:szCs w:val="16"/>
+                <w:lang w:val="ru-RU"/>
+              </w:rPr>
+              <w:t>58-10</w:t>
+            </w:r>
+            <w:proofErr w:type="gramEnd"/>
+            <w:r>
+              <w:rPr>
+                <w:rFonts w:ascii="Arial" w:hAnsi="Arial" w:cs="Arial"/>
+                <w:sz w:val="16"/>
+                <w:szCs w:val="16"/>
+                <w:lang w:val="ru-RU"/>
+              </w:rPr>
+              <w:t xml:space="preserve"> УК РСФСР. Приговор: Тройкой УНКВД по Читинской обл., 13.01.1938</w:t>
             </w:r>
             <w:r>
               <w:rPr>
@@ -3298,8 +4221,79 @@
                 <w:szCs w:val="16"/>
                 <w:lang w:val="ru-RU"/>
               </w:rPr>
-              <w:t>ВМН. Расстреляна 22.02.1938. Реабилитация: прокуратурой Читинской обл., 02.08.1989. Состав семьи: Муж Аюшиев Жамсаран, дети: Дондок, Сатай</w:t>
-            </w:r>
+              <w:t xml:space="preserve">ВМН. Расстреляна 22.02.1938. Реабилитация: прокуратурой Читинской обл., 02.08.1989. Состав семьи: Муж </w:t>
+            </w:r>
+            <w:proofErr w:type="spellStart"/>
+            <w:r>
+              <w:rPr>
+                <w:rFonts w:ascii="Arial" w:hAnsi="Arial" w:cs="Arial"/>
+                <w:sz w:val="16"/>
+                <w:szCs w:val="16"/>
+                <w:lang w:val="ru-RU"/>
+              </w:rPr>
+              <w:t>Аюшиев</w:t>
+            </w:r>
+            <w:proofErr w:type="spellEnd"/>
+            <w:r>
+              <w:rPr>
+                <w:rFonts w:ascii="Arial" w:hAnsi="Arial" w:cs="Arial"/>
+                <w:sz w:val="16"/>
+                <w:szCs w:val="16"/>
+                <w:lang w:val="ru-RU"/>
+              </w:rPr>
+              <w:t xml:space="preserve"> </w:t>
+            </w:r>
+            <w:proofErr w:type="spellStart"/>
+            <w:r>
+              <w:rPr>
+                <w:rFonts w:ascii="Arial" w:hAnsi="Arial" w:cs="Arial"/>
+                <w:sz w:val="16"/>
+                <w:szCs w:val="16"/>
+                <w:lang w:val="ru-RU"/>
+              </w:rPr>
+              <w:t>Жамсаран</w:t>
+            </w:r>
+            <w:proofErr w:type="spellEnd"/>
+            <w:r>
+              <w:rPr>
+                <w:rFonts w:ascii="Arial" w:hAnsi="Arial" w:cs="Arial"/>
+                <w:sz w:val="16"/>
+                <w:szCs w:val="16"/>
+                <w:lang w:val="ru-RU"/>
+              </w:rPr>
+              <w:t xml:space="preserve">, дети: </w:t>
+            </w:r>
+            <w:proofErr w:type="spellStart"/>
+            <w:r>
+              <w:rPr>
+                <w:rFonts w:ascii="Arial" w:hAnsi="Arial" w:cs="Arial"/>
+                <w:sz w:val="16"/>
+                <w:szCs w:val="16"/>
+                <w:lang w:val="ru-RU"/>
+              </w:rPr>
+              <w:t>Дондок</w:t>
+            </w:r>
+            <w:proofErr w:type="spellEnd"/>
+            <w:r>
+              <w:rPr>
+                <w:rFonts w:ascii="Arial" w:hAnsi="Arial" w:cs="Arial"/>
+                <w:sz w:val="16"/>
+                <w:szCs w:val="16"/>
+                <w:lang w:val="ru-RU"/>
+              </w:rPr>
+              <w:t xml:space="preserve">, </w:t>
+            </w:r>
+            <w:proofErr w:type="spellStart"/>
+            <w:r>
+              <w:rPr>
+                <w:rFonts w:ascii="Arial" w:hAnsi="Arial" w:cs="Arial"/>
+                <w:sz w:val="16"/>
+                <w:szCs w:val="16"/>
+                <w:lang w:val="ru-RU"/>
+              </w:rPr>
+              <w:t>Сатай</w:t>
+            </w:r>
+            <w:proofErr w:type="spellEnd"/>
             <w:r>
               <w:rPr>
                 <w:rFonts w:ascii="Arial" w:hAnsi="Arial" w:cs="Arial"/>
@@ -3385,7 +4379,7 @@
               </w:rPr>
               <w:t xml:space="preserve"> </w:t>
             </w:r>
-            <w:hyperlink r:id="rId19" w:history="1">
+            <w:hyperlink r:id="rId20" w:history="1">
               <w:r>
                 <w:rPr>
                   <w:rStyle w:val="Hyperlink"/>
@@ -3427,6 +4421,7 @@
                 <w:lang w:val="ru-RU"/>
               </w:rPr>
             </w:pPr>
+            <w:proofErr w:type="spellStart"/>
             <w:r>
               <w:rPr>
                 <w:rFonts w:ascii="Arial" w:hAnsi="Arial" w:cs="Arial"/>
@@ -3436,7 +4431,19 @@
                 <w:szCs w:val="16"/>
                 <w:lang w:val="ru-RU"/>
               </w:rPr>
-              <w:t>Суйсина Зинаида Михайловна 18 лет</w:t>
+              <w:t>Суйсина</w:t>
+            </w:r>
+            <w:proofErr w:type="spellEnd"/>
+            <w:r>
+              <w:rPr>
+                <w:rFonts w:ascii="Arial" w:hAnsi="Arial" w:cs="Arial"/>
+                <w:b/>
+                <w:bCs/>
+                <w:sz w:val="16"/>
+                <w:szCs w:val="16"/>
+                <w:lang w:val="ru-RU"/>
+              </w:rPr>
+              <w:t xml:space="preserve"> Зинаида Михайловна 18 лет</w:t>
             </w:r>
           </w:p>
           <w:p>
@@ -3474,7 +4481,47 @@
                 <w:szCs w:val="16"/>
                 <w:lang w:val="ru-RU"/>
               </w:rPr>
-              <w:t>в 1919 г., Монголия; монголка; заключенная Ухтпечлага НКВД СССР. Арестована 8 июля 1937 г. Приговорена: тройка при УНКВД Северной обл. 29 сентября 1937 г., обв.:</w:t>
+              <w:t xml:space="preserve">в 1919 г., Монголия; монголка; заключенная </w:t>
+            </w:r>
+            <w:proofErr w:type="spellStart"/>
+            <w:r>
+              <w:rPr>
+                <w:rFonts w:ascii="Arial" w:hAnsi="Arial" w:cs="Arial"/>
+                <w:sz w:val="16"/>
+                <w:szCs w:val="16"/>
+                <w:lang w:val="ru-RU"/>
+              </w:rPr>
+              <w:t>Ухтпечлага</w:t>
+            </w:r>
+            <w:proofErr w:type="spellEnd"/>
+            <w:r>
+              <w:rPr>
+                <w:rFonts w:ascii="Arial" w:hAnsi="Arial" w:cs="Arial"/>
+                <w:sz w:val="16"/>
+                <w:szCs w:val="16"/>
+                <w:lang w:val="ru-RU"/>
+              </w:rPr>
+              <w:t xml:space="preserve"> НКВД СССР. Арестована 8 июля 1937 г. Приговорена: тройка при УНКВД Северной обл. 29 сентября 1937 г., </w:t>
+            </w:r>
+            <w:proofErr w:type="spellStart"/>
+            <w:r>
+              <w:rPr>
+                <w:rFonts w:ascii="Arial" w:hAnsi="Arial" w:cs="Arial"/>
+                <w:sz w:val="16"/>
+                <w:szCs w:val="16"/>
+                <w:lang w:val="ru-RU"/>
+              </w:rPr>
+              <w:t>обв</w:t>
+            </w:r>
+            <w:proofErr w:type="spellEnd"/>
+            <w:r>
+              <w:rPr>
+                <w:rFonts w:ascii="Arial" w:hAnsi="Arial" w:cs="Arial"/>
+                <w:sz w:val="16"/>
+                <w:szCs w:val="16"/>
+                <w:lang w:val="ru-RU"/>
+              </w:rPr>
+              <w:t>.:</w:t>
             </w:r>
             <w:r>
               <w:rPr>
@@ -3491,7 +4538,27 @@
                 <w:szCs w:val="16"/>
                 <w:lang w:val="ru-RU"/>
               </w:rPr>
-              <w:t>по ст. 58-10 УК РСФСР. Приговор: высшей мере наказания</w:t>
+              <w:t xml:space="preserve">по ст. </w:t>
+            </w:r>
+            <w:proofErr w:type="gramStart"/>
+            <w:r>
+              <w:rPr>
+                <w:rFonts w:ascii="Arial" w:hAnsi="Arial" w:cs="Arial"/>
+                <w:sz w:val="16"/>
+                <w:szCs w:val="16"/>
+                <w:lang w:val="ru-RU"/>
+              </w:rPr>
+              <w:t>58-10</w:t>
+            </w:r>
+            <w:proofErr w:type="gramEnd"/>
+            <w:r>
+              <w:rPr>
+                <w:rFonts w:ascii="Arial" w:hAnsi="Arial" w:cs="Arial"/>
+                <w:sz w:val="16"/>
+                <w:szCs w:val="16"/>
+                <w:lang w:val="ru-RU"/>
+              </w:rPr>
+              <w:t xml:space="preserve"> УК РСФСР. Приговор: высшей мере наказания</w:t>
             </w:r>
           </w:p>
           <w:p>
@@ -3526,7 +4593,7 @@
               </w:rPr>
               <w:t xml:space="preserve"> </w:t>
             </w:r>
-            <w:hyperlink r:id="rId20" w:history="1">
+            <w:hyperlink r:id="rId21" w:history="1">
               <w:r>
                 <w:rPr>
                   <w:rStyle w:val="Hyperlink"/>
@@ -3570,6 +4637,7 @@
                 <w:lang w:val="ru-RU"/>
               </w:rPr>
             </w:pPr>
+            <w:proofErr w:type="spellStart"/>
             <w:r>
               <w:rPr>
                 <w:rFonts w:ascii="Arial" w:hAnsi="Arial" w:cs="Arial"/>
@@ -3612,7 +4680,19 @@
                 <w:szCs w:val="16"/>
                 <w:lang w:val="ru-RU"/>
               </w:rPr>
-              <w:t>-Маркитанова-Кобенова Ольга Никифоровна 35 лет</w:t>
+              <w:t>-Маркитанова-Кобенова</w:t>
+            </w:r>
+            <w:proofErr w:type="spellEnd"/>
+            <w:r>
+              <w:rPr>
+                <w:rFonts w:ascii="Arial" w:hAnsi="Arial" w:cs="Arial"/>
+                <w:b/>
+                <w:bCs/>
+                <w:sz w:val="16"/>
+                <w:szCs w:val="16"/>
+                <w:lang w:val="ru-RU"/>
+              </w:rPr>
+              <w:t xml:space="preserve"> Ольга Никифоровна 35 лет</w:t>
             </w:r>
           </w:p>
           <w:p>
@@ -3650,7 +4730,47 @@
                 <w:szCs w:val="16"/>
                 <w:lang w:val="ru-RU"/>
               </w:rPr>
-              <w:t>в 1902 г., с. Балыкча; алтайка; грамотная; член колхоза им. Тельмана.. Проживала:</w:t>
+              <w:t xml:space="preserve">в 1902 г., с. </w:t>
+            </w:r>
+            <w:proofErr w:type="spellStart"/>
+            <w:r>
+              <w:rPr>
+                <w:rFonts w:ascii="Arial" w:hAnsi="Arial" w:cs="Arial"/>
+                <w:sz w:val="16"/>
+                <w:szCs w:val="16"/>
+                <w:lang w:val="ru-RU"/>
+              </w:rPr>
+              <w:t>Балыкча</w:t>
+            </w:r>
+            <w:proofErr w:type="spellEnd"/>
+            <w:r>
+              <w:rPr>
+                <w:rFonts w:ascii="Arial" w:hAnsi="Arial" w:cs="Arial"/>
+                <w:sz w:val="16"/>
+                <w:szCs w:val="16"/>
+                <w:lang w:val="ru-RU"/>
+              </w:rPr>
+              <w:t xml:space="preserve">; алтайка; грамотная; член колхоза им. </w:t>
+            </w:r>
+            <w:proofErr w:type="gramStart"/>
+            <w:r>
+              <w:rPr>
+                <w:rFonts w:ascii="Arial" w:hAnsi="Arial" w:cs="Arial"/>
+                <w:sz w:val="16"/>
+                <w:szCs w:val="16"/>
+                <w:lang w:val="ru-RU"/>
+              </w:rPr>
+              <w:t>Тельмана..</w:t>
+            </w:r>
+            <w:proofErr w:type="gramEnd"/>
+            <w:r>
+              <w:rPr>
+                <w:rFonts w:ascii="Arial" w:hAnsi="Arial" w:cs="Arial"/>
+                <w:sz w:val="16"/>
+                <w:szCs w:val="16"/>
+                <w:lang w:val="ru-RU"/>
+              </w:rPr>
+              <w:t xml:space="preserve"> Проживала:</w:t>
             </w:r>
             <w:r>
               <w:rPr>
@@ -3677,7 +4797,27 @@
                 <w:lang w:val="ru-RU"/>
               </w:rPr>
               <w:br/>
-              <w:t>Арестована 27 августа 1937 г. Приговор: расстреляна Расстреляна 12 ноября 1937 г.</w:t>
+              <w:t xml:space="preserve">Арестована 27 августа 1937 г. Приговор: расстреляна </w:t>
+            </w:r>
+            <w:proofErr w:type="spellStart"/>
+            <w:r>
+              <w:rPr>
+                <w:rFonts w:ascii="Arial" w:hAnsi="Arial" w:cs="Arial"/>
+                <w:sz w:val="16"/>
+                <w:szCs w:val="16"/>
+                <w:lang w:val="ru-RU"/>
+              </w:rPr>
+              <w:t>Расстреляна</w:t>
+            </w:r>
+            <w:proofErr w:type="spellEnd"/>
+            <w:r>
+              <w:rPr>
+                <w:rFonts w:ascii="Arial" w:hAnsi="Arial" w:cs="Arial"/>
+                <w:sz w:val="16"/>
+                <w:szCs w:val="16"/>
+                <w:lang w:val="ru-RU"/>
+              </w:rPr>
+              <w:t xml:space="preserve"> 12 ноября 1937 г.</w:t>
             </w:r>
           </w:p>
           <w:p>
@@ -3702,165 +4842,6 @@
                 <w:lang w:val="ru-RU"/>
               </w:rPr>
               <w:t xml:space="preserve">Источник: Книга памяти Республики Алтай; </w:t>
-            </w:r>
-            <w:hyperlink r:id="rId21" w:history="1">
-              <w:r>
-                <w:rPr>
-                  <w:rStyle w:val="Hyperlink"/>
-                  <w:rFonts w:ascii="Arial" w:hAnsi="Arial" w:cs="Arial"/>
-                  <w:b/>
-                  <w:bCs/>
-                  <w:color w:val="auto"/>
-                  <w:sz w:val="16"/>
-                  <w:szCs w:val="16"/>
-                  <w:lang w:val="ru-RU"/>
-                </w:rPr>
-                <w:t>Архивная ссылка</w:t>
-              </w:r>
-            </w:hyperlink>
-          </w:p>
-        </w:tc>
-      </w:tr>
-      <w:tr>
-        <w:tc>
-          <w:tcPr>
-            <w:tcW w:w="11160" w:type="dxa"/>
-            <w:tcBorders>
-              <w:left w:val="double" w:sz="1" w:space="0" w:color="808080"/>
-              <w:bottom w:val="double" w:sz="1" w:space="0" w:color="808080"/>
-              <w:right w:val="double" w:sz="2" w:space="0" w:color="808080"/>
-            </w:tcBorders>
-            <w:shd w:val="clear" w:color="auto" w:fill="auto"/>
-            <w:vAlign w:val="center"/>
-          </w:tcPr>
-          <w:p>
-            <w:pPr>
-              <w:spacing w:after="0"/>
-              <w:rPr>
-                <w:rFonts w:ascii="Arial" w:hAnsi="Arial" w:cs="Arial"/>
-                <w:b/>
-                <w:bCs/>
-                <w:sz w:val="18"/>
-                <w:szCs w:val="18"/>
-                <w:lang w:val="ru-RU"/>
-              </w:rPr>
-            </w:pPr>
-          </w:p>
-          <w:p>
-            <w:pPr>
-              <w:spacing w:after="0"/>
-              <w:rPr>
-                <w:rFonts w:ascii="Arial" w:hAnsi="Arial" w:cs="Arial"/>
-                <w:b/>
-                <w:bCs/>
-                <w:sz w:val="18"/>
-                <w:szCs w:val="18"/>
-                <w:lang w:val="ru-RU"/>
-              </w:rPr>
-            </w:pPr>
-            <w:r>
-              <w:rPr>
-                <w:rFonts w:ascii="Arial" w:hAnsi="Arial" w:cs="Arial"/>
-                <w:b/>
-                <w:bCs/>
-                <w:sz w:val="18"/>
-                <w:szCs w:val="18"/>
-                <w:lang w:val="ru-RU"/>
-              </w:rPr>
-              <w:t>УМЕРШИЕ В ЛАГЕРЯХ</w:t>
-            </w:r>
-          </w:p>
-        </w:tc>
-      </w:tr>
-      <w:tr>
-        <w:tc>
-          <w:tcPr>
-            <w:tcW w:w="11160" w:type="dxa"/>
-            <w:tcBorders>
-              <w:left w:val="double" w:sz="1" w:space="0" w:color="808080"/>
-              <w:bottom w:val="double" w:sz="1" w:space="0" w:color="808080"/>
-              <w:right w:val="double" w:sz="2" w:space="0" w:color="808080"/>
-            </w:tcBorders>
-            <w:shd w:val="clear" w:color="auto" w:fill="auto"/>
-            <w:vAlign w:val="center"/>
-          </w:tcPr>
-          <w:p>
-            <w:pPr>
-              <w:pStyle w:val="BodyText"/>
-              <w:pBdr>
-                <w:top w:val="none" w:sz="0" w:space="0" w:color="000000"/>
-                <w:left w:val="none" w:sz="0" w:space="0" w:color="000000"/>
-                <w:bottom w:val="none" w:sz="0" w:space="0" w:color="000000"/>
-                <w:right w:val="none" w:sz="0" w:space="0" w:color="000000"/>
-              </w:pBdr>
-              <w:tabs>
-                <w:tab w:val="left" w:pos="0"/>
-              </w:tabs>
-              <w:snapToGrid w:val="0"/>
-              <w:spacing w:after="0" w:line="240" w:lineRule="auto"/>
-              <w:rPr>
-                <w:rFonts w:ascii="Arial" w:hAnsi="Arial" w:cs="Arial"/>
-                <w:sz w:val="16"/>
-                <w:szCs w:val="16"/>
-                <w:lang w:val="ru-RU"/>
-              </w:rPr>
-            </w:pPr>
-            <w:r>
-              <w:rPr>
-                <w:rFonts w:ascii="Arial" w:hAnsi="Arial" w:cs="Arial"/>
-                <w:b/>
-                <w:sz w:val="16"/>
-                <w:szCs w:val="16"/>
-                <w:lang w:val="ru-RU"/>
-              </w:rPr>
-              <w:t>Аюрзанова Дулма 44 года умерла в ИТЛ</w:t>
-            </w:r>
-          </w:p>
-          <w:p>
-            <w:pPr>
-              <w:pStyle w:val="BodyText"/>
-              <w:pBdr>
-                <w:top w:val="none" w:sz="0" w:space="0" w:color="000000"/>
-                <w:left w:val="none" w:sz="0" w:space="0" w:color="000000"/>
-                <w:bottom w:val="none" w:sz="0" w:space="0" w:color="000000"/>
-                <w:right w:val="none" w:sz="0" w:space="0" w:color="000000"/>
-              </w:pBdr>
-              <w:tabs>
-                <w:tab w:val="left" w:pos="0"/>
-              </w:tabs>
-              <w:snapToGrid w:val="0"/>
-              <w:spacing w:after="0" w:line="240" w:lineRule="auto"/>
-              <w:rPr>
-                <w:rFonts w:ascii="Arial" w:hAnsi="Arial" w:cs="Arial"/>
-                <w:sz w:val="16"/>
-                <w:szCs w:val="16"/>
-                <w:lang w:val="ru-RU"/>
-              </w:rPr>
-            </w:pPr>
-            <w:r>
-              <w:rPr>
-                <w:rFonts w:ascii="Arial" w:hAnsi="Arial" w:cs="Arial"/>
-                <w:sz w:val="16"/>
-                <w:szCs w:val="16"/>
-                <w:lang w:val="ru-RU"/>
-              </w:rPr>
-              <w:t>1903 г.р., м.р.: Забайкальская обл., Читинский уезд, с. Токчин, бурятка. Работала в колхозе, прож.: Читинская обл., Агинский округ, с. Токчин, арестована 18.06.1945. Обвинение: по ст. 58-10 УК РСФСР. Приговор: Агинским окружным судом, 11.09.1945 – к 6 годам лишения свободы., Умерла в ИТЛ _10.05.1947_ г. Реабилитация: прокуратурой Читинской обл., 27.04.1992. Состав семьи: Дочь Дарима – 8, мать Сындыма – 1875.</w:t>
-            </w:r>
-          </w:p>
-          <w:p>
-            <w:pPr>
-              <w:spacing w:after="0"/>
-            </w:pPr>
-            <w:r>
-              <w:rPr>
-                <w:rFonts w:ascii="Arial" w:hAnsi="Arial" w:cs="Arial"/>
-                <w:b/>
-                <w:bCs/>
-                <w:sz w:val="16"/>
-                <w:szCs w:val="16"/>
-                <w:lang w:val="ru-RU"/>
-              </w:rPr>
-              <w:t xml:space="preserve">Источник: Книга памяти Читинской обл., т.2; </w:t>
             </w:r>
             <w:hyperlink r:id="rId22" w:history="1">
               <w:r>
@@ -3897,12 +4878,348 @@
               <w:spacing w:after="0"/>
               <w:rPr>
                 <w:rFonts w:ascii="Arial" w:hAnsi="Arial" w:cs="Arial"/>
-                <w:sz w:val="16"/>
-                <w:szCs w:val="16"/>
+                <w:b/>
+                <w:bCs/>
+                <w:sz w:val="18"/>
+                <w:szCs w:val="18"/>
                 <w:lang w:val="ru-RU"/>
               </w:rPr>
             </w:pPr>
+          </w:p>
+          <w:p>
+            <w:pPr>
+              <w:spacing w:after="0"/>
+              <w:rPr>
+                <w:rFonts w:ascii="Arial" w:hAnsi="Arial" w:cs="Arial"/>
+                <w:b/>
+                <w:bCs/>
+                <w:sz w:val="18"/>
+                <w:szCs w:val="18"/>
+                <w:lang w:val="ru-RU"/>
+              </w:rPr>
+            </w:pPr>
+            <w:r>
+              <w:rPr>
+                <w:rFonts w:ascii="Arial" w:hAnsi="Arial" w:cs="Arial"/>
+                <w:b/>
+                <w:bCs/>
+                <w:sz w:val="18"/>
+                <w:szCs w:val="18"/>
+                <w:lang w:val="ru-RU"/>
+              </w:rPr>
+              <w:t>УМЕРШИЕ В ЛАГЕРЯХ</w:t>
+            </w:r>
+          </w:p>
+        </w:tc>
+      </w:tr>
+      <w:tr>
+        <w:tc>
+          <w:tcPr>
+            <w:tcW w:w="11160" w:type="dxa"/>
+            <w:tcBorders>
+              <w:left w:val="double" w:sz="1" w:space="0" w:color="808080"/>
+              <w:bottom w:val="double" w:sz="1" w:space="0" w:color="808080"/>
+              <w:right w:val="double" w:sz="2" w:space="0" w:color="808080"/>
+            </w:tcBorders>
+            <w:shd w:val="clear" w:color="auto" w:fill="auto"/>
+            <w:vAlign w:val="center"/>
+          </w:tcPr>
+          <w:p>
+            <w:pPr>
+              <w:pStyle w:val="BodyText"/>
+              <w:pBdr>
+                <w:top w:val="none" w:sz="0" w:space="0" w:color="000000"/>
+                <w:left w:val="none" w:sz="0" w:space="0" w:color="000000"/>
+                <w:bottom w:val="none" w:sz="0" w:space="0" w:color="000000"/>
+                <w:right w:val="none" w:sz="0" w:space="0" w:color="000000"/>
+              </w:pBdr>
+              <w:tabs>
+                <w:tab w:val="left" w:pos="0"/>
+              </w:tabs>
+              <w:snapToGrid w:val="0"/>
+              <w:spacing w:after="0" w:line="240" w:lineRule="auto"/>
+              <w:rPr>
+                <w:rFonts w:ascii="Arial" w:hAnsi="Arial" w:cs="Arial"/>
+                <w:sz w:val="16"/>
+                <w:szCs w:val="16"/>
+                <w:lang w:val="ru-RU"/>
+              </w:rPr>
+            </w:pPr>
+            <w:proofErr w:type="spellStart"/>
+            <w:r>
+              <w:rPr>
+                <w:rFonts w:ascii="Arial" w:hAnsi="Arial" w:cs="Arial"/>
+                <w:b/>
+                <w:sz w:val="16"/>
+                <w:szCs w:val="16"/>
+                <w:lang w:val="ru-RU"/>
+              </w:rPr>
+              <w:t>Аюрзанова</w:t>
+            </w:r>
+            <w:proofErr w:type="spellEnd"/>
+            <w:r>
+              <w:rPr>
+                <w:rFonts w:ascii="Arial" w:hAnsi="Arial" w:cs="Arial"/>
+                <w:b/>
+                <w:sz w:val="16"/>
+                <w:szCs w:val="16"/>
+                <w:lang w:val="ru-RU"/>
+              </w:rPr>
+              <w:t xml:space="preserve"> </w:t>
+            </w:r>
+            <w:proofErr w:type="spellStart"/>
+            <w:r>
+              <w:rPr>
+                <w:rFonts w:ascii="Arial" w:hAnsi="Arial" w:cs="Arial"/>
+                <w:b/>
+                <w:sz w:val="16"/>
+                <w:szCs w:val="16"/>
+                <w:lang w:val="ru-RU"/>
+              </w:rPr>
+              <w:t>Дулма</w:t>
+            </w:r>
+            <w:proofErr w:type="spellEnd"/>
+            <w:r>
+              <w:rPr>
+                <w:rFonts w:ascii="Arial" w:hAnsi="Arial" w:cs="Arial"/>
+                <w:b/>
+                <w:sz w:val="16"/>
+                <w:szCs w:val="16"/>
+                <w:lang w:val="ru-RU"/>
+              </w:rPr>
+              <w:t xml:space="preserve"> 44 года умерла в ИТЛ</w:t>
+            </w:r>
+          </w:p>
+          <w:p>
+            <w:pPr>
+              <w:pStyle w:val="BodyText"/>
+              <w:pBdr>
+                <w:top w:val="none" w:sz="0" w:space="0" w:color="000000"/>
+                <w:left w:val="none" w:sz="0" w:space="0" w:color="000000"/>
+                <w:bottom w:val="none" w:sz="0" w:space="0" w:color="000000"/>
+                <w:right w:val="none" w:sz="0" w:space="0" w:color="000000"/>
+              </w:pBdr>
+              <w:tabs>
+                <w:tab w:val="left" w:pos="0"/>
+              </w:tabs>
+              <w:snapToGrid w:val="0"/>
+              <w:spacing w:after="0" w:line="240" w:lineRule="auto"/>
+              <w:rPr>
+                <w:rFonts w:ascii="Arial" w:hAnsi="Arial" w:cs="Arial"/>
+                <w:sz w:val="16"/>
+                <w:szCs w:val="16"/>
+                <w:lang w:val="ru-RU"/>
+              </w:rPr>
+            </w:pPr>
+            <w:r>
+              <w:rPr>
+                <w:rFonts w:ascii="Arial" w:hAnsi="Arial" w:cs="Arial"/>
+                <w:sz w:val="16"/>
+                <w:szCs w:val="16"/>
+                <w:lang w:val="ru-RU"/>
+              </w:rPr>
+              <w:t xml:space="preserve">1903 г.р., </w:t>
+            </w:r>
+            <w:proofErr w:type="spellStart"/>
+            <w:r>
+              <w:rPr>
+                <w:rFonts w:ascii="Arial" w:hAnsi="Arial" w:cs="Arial"/>
+                <w:sz w:val="16"/>
+                <w:szCs w:val="16"/>
+                <w:lang w:val="ru-RU"/>
+              </w:rPr>
+              <w:t>м.р</w:t>
+            </w:r>
+            <w:proofErr w:type="spellEnd"/>
+            <w:r>
+              <w:rPr>
+                <w:rFonts w:ascii="Arial" w:hAnsi="Arial" w:cs="Arial"/>
+                <w:sz w:val="16"/>
+                <w:szCs w:val="16"/>
+                <w:lang w:val="ru-RU"/>
+              </w:rPr>
+              <w:t xml:space="preserve">.: Забайкальская обл., Читинский уезд, с. </w:t>
+            </w:r>
+            <w:proofErr w:type="spellStart"/>
+            <w:r>
+              <w:rPr>
+                <w:rFonts w:ascii="Arial" w:hAnsi="Arial" w:cs="Arial"/>
+                <w:sz w:val="16"/>
+                <w:szCs w:val="16"/>
+                <w:lang w:val="ru-RU"/>
+              </w:rPr>
+              <w:t>Токчин</w:t>
+            </w:r>
+            <w:proofErr w:type="spellEnd"/>
+            <w:r>
+              <w:rPr>
+                <w:rFonts w:ascii="Arial" w:hAnsi="Arial" w:cs="Arial"/>
+                <w:sz w:val="16"/>
+                <w:szCs w:val="16"/>
+                <w:lang w:val="ru-RU"/>
+              </w:rPr>
+              <w:t xml:space="preserve">, бурятка. Работала в колхозе, </w:t>
+            </w:r>
+            <w:proofErr w:type="spellStart"/>
+            <w:r>
+              <w:rPr>
+                <w:rFonts w:ascii="Arial" w:hAnsi="Arial" w:cs="Arial"/>
+                <w:sz w:val="16"/>
+                <w:szCs w:val="16"/>
+                <w:lang w:val="ru-RU"/>
+              </w:rPr>
+              <w:t>прож</w:t>
+            </w:r>
+            <w:proofErr w:type="spellEnd"/>
+            <w:r>
+              <w:rPr>
+                <w:rFonts w:ascii="Arial" w:hAnsi="Arial" w:cs="Arial"/>
+                <w:sz w:val="16"/>
+                <w:szCs w:val="16"/>
+                <w:lang w:val="ru-RU"/>
+              </w:rPr>
+              <w:t xml:space="preserve">.: Читинская обл., Агинский округ, с. </w:t>
+            </w:r>
+            <w:proofErr w:type="spellStart"/>
+            <w:r>
+              <w:rPr>
+                <w:rFonts w:ascii="Arial" w:hAnsi="Arial" w:cs="Arial"/>
+                <w:sz w:val="16"/>
+                <w:szCs w:val="16"/>
+                <w:lang w:val="ru-RU"/>
+              </w:rPr>
+              <w:t>Токчин</w:t>
+            </w:r>
+            <w:proofErr w:type="spellEnd"/>
+            <w:r>
+              <w:rPr>
+                <w:rFonts w:ascii="Arial" w:hAnsi="Arial" w:cs="Arial"/>
+                <w:sz w:val="16"/>
+                <w:szCs w:val="16"/>
+                <w:lang w:val="ru-RU"/>
+              </w:rPr>
+              <w:t xml:space="preserve">, арестована 18.06.1945. Обвинение: по ст. </w:t>
+            </w:r>
+            <w:proofErr w:type="gramStart"/>
+            <w:r>
+              <w:rPr>
+                <w:rFonts w:ascii="Arial" w:hAnsi="Arial" w:cs="Arial"/>
+                <w:sz w:val="16"/>
+                <w:szCs w:val="16"/>
+                <w:lang w:val="ru-RU"/>
+              </w:rPr>
+              <w:t>58-10</w:t>
+            </w:r>
+            <w:proofErr w:type="gramEnd"/>
+            <w:r>
+              <w:rPr>
+                <w:rFonts w:ascii="Arial" w:hAnsi="Arial" w:cs="Arial"/>
+                <w:sz w:val="16"/>
+                <w:szCs w:val="16"/>
+                <w:lang w:val="ru-RU"/>
+              </w:rPr>
+              <w:t xml:space="preserve"> УК РСФСР. Приговор: Агинским окружным судом, 11.09.1945 – к 6 годам лишения свободы.</w:t>
+            </w:r>
+            <w:proofErr w:type="gramStart"/>
+            <w:r>
+              <w:rPr>
+                <w:rFonts w:ascii="Arial" w:hAnsi="Arial" w:cs="Arial"/>
+                <w:sz w:val="16"/>
+                <w:szCs w:val="16"/>
+                <w:lang w:val="ru-RU"/>
+              </w:rPr>
+              <w:t>, Умерла</w:t>
+            </w:r>
+            <w:proofErr w:type="gramEnd"/>
+            <w:r>
+              <w:rPr>
+                <w:rFonts w:ascii="Arial" w:hAnsi="Arial" w:cs="Arial"/>
+                <w:sz w:val="16"/>
+                <w:szCs w:val="16"/>
+                <w:lang w:val="ru-RU"/>
+              </w:rPr>
+              <w:t xml:space="preserve"> в ИТЛ _10.05.1947_ г. Реабилитация: прокуратурой Читинской обл., 27.04.1992. Состав семьи: Дочь Дарима – 8, мать </w:t>
+            </w:r>
+            <w:proofErr w:type="spellStart"/>
+            <w:r>
+              <w:rPr>
+                <w:rFonts w:ascii="Arial" w:hAnsi="Arial" w:cs="Arial"/>
+                <w:sz w:val="16"/>
+                <w:szCs w:val="16"/>
+                <w:lang w:val="ru-RU"/>
+              </w:rPr>
+              <w:t>Сындыма</w:t>
+            </w:r>
+            <w:proofErr w:type="spellEnd"/>
+            <w:r>
+              <w:rPr>
+                <w:rFonts w:ascii="Arial" w:hAnsi="Arial" w:cs="Arial"/>
+                <w:sz w:val="16"/>
+                <w:szCs w:val="16"/>
+                <w:lang w:val="ru-RU"/>
+              </w:rPr>
+              <w:t xml:space="preserve"> – 1875.</w:t>
+            </w:r>
+          </w:p>
+          <w:p>
+            <w:pPr>
+              <w:spacing w:after="0"/>
+              <w:rPr>
+                <w:lang w:val="ru-RU"/>
+              </w:rPr>
+            </w:pPr>
+            <w:r>
+              <w:rPr>
+                <w:rFonts w:ascii="Arial" w:hAnsi="Arial" w:cs="Arial"/>
+                <w:b/>
+                <w:bCs/>
+                <w:sz w:val="16"/>
+                <w:szCs w:val="16"/>
+                <w:lang w:val="ru-RU"/>
+              </w:rPr>
+              <w:t xml:space="preserve">Источник: Книга памяти Читинской обл., т.2; </w:t>
+            </w:r>
             <w:hyperlink r:id="rId23" w:history="1">
+              <w:r>
+                <w:rPr>
+                  <w:rStyle w:val="Hyperlink"/>
+                  <w:rFonts w:ascii="Arial" w:hAnsi="Arial" w:cs="Arial"/>
+                  <w:b/>
+                  <w:bCs/>
+                  <w:color w:val="auto"/>
+                  <w:sz w:val="16"/>
+                  <w:szCs w:val="16"/>
+                  <w:lang w:val="ru-RU"/>
+                </w:rPr>
+                <w:t>Архивная ссылка</w:t>
+              </w:r>
+            </w:hyperlink>
+          </w:p>
+        </w:tc>
+      </w:tr>
+      <w:tr>
+        <w:tc>
+          <w:tcPr>
+            <w:tcW w:w="11160" w:type="dxa"/>
+            <w:tcBorders>
+              <w:left w:val="double" w:sz="1" w:space="0" w:color="808080"/>
+              <w:bottom w:val="double" w:sz="1" w:space="0" w:color="808080"/>
+              <w:right w:val="double" w:sz="2" w:space="0" w:color="808080"/>
+            </w:tcBorders>
+            <w:shd w:val="clear" w:color="auto" w:fill="auto"/>
+            <w:vAlign w:val="center"/>
+          </w:tcPr>
+          <w:p>
+            <w:pPr>
+              <w:spacing w:after="0"/>
+              <w:rPr>
+                <w:rFonts w:ascii="Arial" w:hAnsi="Arial" w:cs="Arial"/>
+                <w:sz w:val="16"/>
+                <w:szCs w:val="16"/>
+                <w:lang w:val="ru-RU"/>
+              </w:rPr>
+            </w:pPr>
+            <w:hyperlink r:id="rId24" w:history="1">
               <w:r>
                 <w:rPr>
                   <w:rStyle w:val="Hyperlink"/>
@@ -3992,7 +5309,129 @@
                 <w:szCs w:val="16"/>
                 <w:lang w:val="ru-RU"/>
               </w:rPr>
-              <w:t>1905 г.р., м.р.: Забайкальская обл., Читинский уезд, с. Зугалай, бурятка, прож.: Читинская обл., Агинский Бурят-Монгольский национальный округ, с. Моготуй, привлечена без арестае: в соответствии с циркуляром НКВД и Прокуратуры СССР № 215/51с от _30.05.1942_ г. «О репрессировании членов семей изменников Родины»КВД СССР, 05.08.1944</w:t>
+              <w:t xml:space="preserve">1905 г.р., </w:t>
+            </w:r>
+            <w:proofErr w:type="spellStart"/>
+            <w:r>
+              <w:rPr>
+                <w:rFonts w:ascii="Arial" w:hAnsi="Arial" w:cs="Arial"/>
+                <w:sz w:val="16"/>
+                <w:szCs w:val="16"/>
+                <w:lang w:val="ru-RU"/>
+              </w:rPr>
+              <w:t>м.р</w:t>
+            </w:r>
+            <w:proofErr w:type="spellEnd"/>
+            <w:r>
+              <w:rPr>
+                <w:rFonts w:ascii="Arial" w:hAnsi="Arial" w:cs="Arial"/>
+                <w:sz w:val="16"/>
+                <w:szCs w:val="16"/>
+                <w:lang w:val="ru-RU"/>
+              </w:rPr>
+              <w:t xml:space="preserve">.: Забайкальская обл., Читинский уезд, с. </w:t>
+            </w:r>
+            <w:proofErr w:type="spellStart"/>
+            <w:r>
+              <w:rPr>
+                <w:rFonts w:ascii="Arial" w:hAnsi="Arial" w:cs="Arial"/>
+                <w:sz w:val="16"/>
+                <w:szCs w:val="16"/>
+                <w:lang w:val="ru-RU"/>
+              </w:rPr>
+              <w:t>Зугалай</w:t>
+            </w:r>
+            <w:proofErr w:type="spellEnd"/>
+            <w:r>
+              <w:rPr>
+                <w:rFonts w:ascii="Arial" w:hAnsi="Arial" w:cs="Arial"/>
+                <w:sz w:val="16"/>
+                <w:szCs w:val="16"/>
+                <w:lang w:val="ru-RU"/>
+              </w:rPr>
+              <w:t xml:space="preserve">, бурятка, </w:t>
+            </w:r>
+            <w:proofErr w:type="spellStart"/>
+            <w:r>
+              <w:rPr>
+                <w:rFonts w:ascii="Arial" w:hAnsi="Arial" w:cs="Arial"/>
+                <w:sz w:val="16"/>
+                <w:szCs w:val="16"/>
+                <w:lang w:val="ru-RU"/>
+              </w:rPr>
+              <w:t>прож</w:t>
+            </w:r>
+            <w:proofErr w:type="spellEnd"/>
+            <w:r>
+              <w:rPr>
+                <w:rFonts w:ascii="Arial" w:hAnsi="Arial" w:cs="Arial"/>
+                <w:sz w:val="16"/>
+                <w:szCs w:val="16"/>
+                <w:lang w:val="ru-RU"/>
+              </w:rPr>
+              <w:t xml:space="preserve">.: Читинская обл., Агинский Бурят-Монгольский национальный округ, с. </w:t>
+            </w:r>
+            <w:proofErr w:type="spellStart"/>
+            <w:r>
+              <w:rPr>
+                <w:rFonts w:ascii="Arial" w:hAnsi="Arial" w:cs="Arial"/>
+                <w:sz w:val="16"/>
+                <w:szCs w:val="16"/>
+                <w:lang w:val="ru-RU"/>
+              </w:rPr>
+              <w:t>Моготуй</w:t>
+            </w:r>
+            <w:proofErr w:type="spellEnd"/>
+            <w:r>
+              <w:rPr>
+                <w:rFonts w:ascii="Arial" w:hAnsi="Arial" w:cs="Arial"/>
+                <w:sz w:val="16"/>
+                <w:szCs w:val="16"/>
+                <w:lang w:val="ru-RU"/>
+              </w:rPr>
+              <w:t xml:space="preserve">, привлечена без </w:t>
+            </w:r>
+            <w:proofErr w:type="spellStart"/>
+            <w:r>
+              <w:rPr>
+                <w:rFonts w:ascii="Arial" w:hAnsi="Arial" w:cs="Arial"/>
+                <w:sz w:val="16"/>
+                <w:szCs w:val="16"/>
+                <w:lang w:val="ru-RU"/>
+              </w:rPr>
+              <w:t>арестае</w:t>
+            </w:r>
+            <w:proofErr w:type="spellEnd"/>
+            <w:r>
+              <w:rPr>
+                <w:rFonts w:ascii="Arial" w:hAnsi="Arial" w:cs="Arial"/>
+                <w:sz w:val="16"/>
+                <w:szCs w:val="16"/>
+                <w:lang w:val="ru-RU"/>
+              </w:rPr>
+              <w:t xml:space="preserve">: в соответствии с циркуляром НКВД и Прокуратуры СССР № 215/51с от _30.05.1942_ г. «О репрессировании членов семей изменников </w:t>
+            </w:r>
+            <w:proofErr w:type="spellStart"/>
+            <w:proofErr w:type="gramStart"/>
+            <w:r>
+              <w:rPr>
+                <w:rFonts w:ascii="Arial" w:hAnsi="Arial" w:cs="Arial"/>
+                <w:sz w:val="16"/>
+                <w:szCs w:val="16"/>
+                <w:lang w:val="ru-RU"/>
+              </w:rPr>
+              <w:t>Родины»КВД</w:t>
+            </w:r>
+            <w:proofErr w:type="spellEnd"/>
+            <w:proofErr w:type="gramEnd"/>
+            <w:r>
+              <w:rPr>
+                <w:rFonts w:ascii="Arial" w:hAnsi="Arial" w:cs="Arial"/>
+                <w:sz w:val="16"/>
+                <w:szCs w:val="16"/>
+                <w:lang w:val="ru-RU"/>
+              </w:rPr>
+              <w:t xml:space="preserve"> СССР, 05.08.1944</w:t>
             </w:r>
             <w:r>
               <w:rPr>
@@ -4010,8 +5449,79 @@
                 <w:szCs w:val="16"/>
                 <w:lang w:val="ru-RU"/>
               </w:rPr>
-              <w:t>к 5 годам ссылки в Якутскую АССР., Умерла в 1948 г. (дата не указана). Реабилитация: прокуратурой Читинской обл., 24.10.1989. Состав семьи: Муж Цынгалеев Логичири Жамсаранович</w:t>
-            </w:r>
+              <w:t>к 5 годам ссылки в Якутскую АССР.</w:t>
+            </w:r>
+            <w:proofErr w:type="gramStart"/>
+            <w:r>
+              <w:rPr>
+                <w:rFonts w:ascii="Arial" w:hAnsi="Arial" w:cs="Arial"/>
+                <w:sz w:val="16"/>
+                <w:szCs w:val="16"/>
+                <w:lang w:val="ru-RU"/>
+              </w:rPr>
+              <w:t>, Умерла</w:t>
+            </w:r>
+            <w:proofErr w:type="gramEnd"/>
+            <w:r>
+              <w:rPr>
+                <w:rFonts w:ascii="Arial" w:hAnsi="Arial" w:cs="Arial"/>
+                <w:sz w:val="16"/>
+                <w:szCs w:val="16"/>
+                <w:lang w:val="ru-RU"/>
+              </w:rPr>
+              <w:t xml:space="preserve"> в 1948 г. (дата не указана). Реабилитация: прокуратурой Читинской обл., 24.10.1989. Состав семьи: Муж </w:t>
+            </w:r>
+            <w:proofErr w:type="spellStart"/>
+            <w:r>
+              <w:rPr>
+                <w:rFonts w:ascii="Arial" w:hAnsi="Arial" w:cs="Arial"/>
+                <w:sz w:val="16"/>
+                <w:szCs w:val="16"/>
+                <w:lang w:val="ru-RU"/>
+              </w:rPr>
+              <w:t>Цынгалеев</w:t>
+            </w:r>
+            <w:proofErr w:type="spellEnd"/>
+            <w:r>
+              <w:rPr>
+                <w:rFonts w:ascii="Arial" w:hAnsi="Arial" w:cs="Arial"/>
+                <w:sz w:val="16"/>
+                <w:szCs w:val="16"/>
+                <w:lang w:val="ru-RU"/>
+              </w:rPr>
+              <w:t xml:space="preserve"> </w:t>
+            </w:r>
+            <w:proofErr w:type="spellStart"/>
+            <w:r>
+              <w:rPr>
+                <w:rFonts w:ascii="Arial" w:hAnsi="Arial" w:cs="Arial"/>
+                <w:sz w:val="16"/>
+                <w:szCs w:val="16"/>
+                <w:lang w:val="ru-RU"/>
+              </w:rPr>
+              <w:t>Логичири</w:t>
+            </w:r>
+            <w:proofErr w:type="spellEnd"/>
+            <w:r>
+              <w:rPr>
+                <w:rFonts w:ascii="Arial" w:hAnsi="Arial" w:cs="Arial"/>
+                <w:sz w:val="16"/>
+                <w:szCs w:val="16"/>
+                <w:lang w:val="ru-RU"/>
+              </w:rPr>
+              <w:t xml:space="preserve"> </w:t>
+            </w:r>
+            <w:proofErr w:type="spellStart"/>
+            <w:r>
+              <w:rPr>
+                <w:rFonts w:ascii="Arial" w:hAnsi="Arial" w:cs="Arial"/>
+                <w:sz w:val="16"/>
+                <w:szCs w:val="16"/>
+                <w:lang w:val="ru-RU"/>
+              </w:rPr>
+              <w:t>Жамсаранович</w:t>
+            </w:r>
+            <w:proofErr w:type="spellEnd"/>
             <w:r>
               <w:rPr>
                 <w:rFonts w:ascii="Arial" w:hAnsi="Arial" w:cs="Arial"/>
@@ -4028,8 +5538,19 @@
                 <w:szCs w:val="16"/>
                 <w:lang w:val="ru-RU"/>
               </w:rPr>
-              <w:t>1906 (расстрелян _22.10.1942_ г.), дочь Удомбра</w:t>
-            </w:r>
+              <w:t xml:space="preserve">1906 (расстрелян _22.10.1942_ г.), дочь </w:t>
+            </w:r>
+            <w:proofErr w:type="spellStart"/>
+            <w:r>
+              <w:rPr>
+                <w:rFonts w:ascii="Arial" w:hAnsi="Arial" w:cs="Arial"/>
+                <w:sz w:val="16"/>
+                <w:szCs w:val="16"/>
+                <w:lang w:val="ru-RU"/>
+              </w:rPr>
+              <w:t>Удомбра</w:t>
+            </w:r>
+            <w:proofErr w:type="spellEnd"/>
             <w:r>
               <w:rPr>
                 <w:rFonts w:ascii="Arial" w:hAnsi="Arial" w:cs="Arial"/>
@@ -4110,7 +5631,7 @@
               </w:rPr>
               <w:t xml:space="preserve"> </w:t>
             </w:r>
-            <w:hyperlink r:id="rId24" w:history="1">
+            <w:hyperlink r:id="rId25" w:history="1">
               <w:r>
                 <w:rPr>
                   <w:rStyle w:val="Hyperlink"/>
@@ -4147,7 +5668,7 @@
 </file>
 
 <file path=word/numbering.xml><?xml version="1.0" encoding="utf-8"?>
-<w:numbering xmlns:wpc="http://schemas.microsoft.com/office/word/2010/wordprocessingCanvas" xmlns:cx="http://schemas.microsoft.com/office/drawing/2014/chartex" xmlns:cx1="http://schemas.microsoft.com/office/drawing/2015/9/8/chartex" xmlns:cx2="http://schemas.microsoft.com/office/drawing/2015/10/21/chartex" xmlns:cx3="http://schemas.microsoft.com/office/drawing/2016/5/9/chartex" xmlns:cx4="http://schemas.microsoft.com/office/drawing/2016/5/10/chartex" xmlns:cx5="http://schemas.microsoft.com/office/drawing/2016/5/11/chartex" xmlns:cx6="http://schemas.microsoft.com/office/drawing/2016/5/12/chartex" xmlns:cx7="http://schemas.microsoft.com/office/drawing/2016/5/13/chartex" xmlns:cx8="http://schemas.microsoft.com/office/drawing/2016/5/14/chartex" xmlns:mc="http://schemas.openxmlformats.org/markup-compatibility/2006" xmlns:aink="http://schemas.microsoft.com/office/drawing/2016/ink" xmlns:am3d="http://schemas.microsoft.com/office/drawing/2017/model3d" xmlns:o="urn:schemas-microsoft-com:office:office" xmlns:oel="http://schemas.microsoft.com/office/2019/extlst" xmlns:r="http://schemas.openxmlformats.org/officeDocument/2006/relationships" xmlns:m="http://schemas.openxmlformats.org/officeDocument/2006/math" xmlns:v="urn:schemas-microsoft-com:vml" xmlns:wp14="http://schemas.microsoft.com/office/word/2010/wordprocessingDrawing" xmlns:wp="http://schemas.openxmlformats.org/drawingml/2006/wordprocessingDrawing" xmlns:w10="urn:schemas-microsoft-com:office:word" xmlns:w="http://schemas.openxmlformats.org/wordprocessingml/2006/main" xmlns:w14="http://schemas.microsoft.com/office/word/2010/wordml" xmlns:w15="http://schemas.microsoft.com/office/word/2012/wordml" xmlns:w16cex="http://schemas.microsoft.com/office/word/2018/wordml/cex" xmlns:w16cid="http://schemas.microsoft.com/office/word/2016/wordml/cid" xmlns:w16="http://schemas.microsoft.com/office/word/2018/wordml" xmlns:w16du="http://schemas.microsoft.com/office/word/2023/wordml/word16du" xmlns:w16sdtdh="http://schemas.microsoft.com/office/word/2020/wordml/sdtdatahash" xmlns:w16se="http://schemas.microsoft.com/office/word/2015/wordml/symex" xmlns:wpg="http://schemas.microsoft.com/office/word/2010/wordprocessingGroup" xmlns:wpi="http://schemas.microsoft.com/office/word/2010/wordprocessingInk" xmlns:wne="http://schemas.microsoft.com/office/word/2006/wordml" xmlns:wps="http://schemas.microsoft.com/office/word/2010/wordprocessingShape" mc:Ignorable="w14 w15 w16se w16cid w16 w16cex w16sdtdh w16du wp14">
+<w:numbering xmlns:wpc="http://schemas.microsoft.com/office/word/2010/wordprocessingCanvas" xmlns:cx="http://schemas.microsoft.com/office/drawing/2014/chartex" xmlns:cx1="http://schemas.microsoft.com/office/drawing/2015/9/8/chartex" xmlns:cx2="http://schemas.microsoft.com/office/drawing/2015/10/21/chartex" xmlns:cx3="http://schemas.microsoft.com/office/drawing/2016/5/9/chartex" xmlns:cx4="http://schemas.microsoft.com/office/drawing/2016/5/10/chartex" xmlns:cx5="http://schemas.microsoft.com/office/drawing/2016/5/11/chartex" xmlns:cx6="http://schemas.microsoft.com/office/drawing/2016/5/12/chartex" xmlns:cx7="http://schemas.microsoft.com/office/drawing/2016/5/13/chartex" xmlns:cx8="http://schemas.microsoft.com/office/drawing/2016/5/14/chartex" xmlns:mc="http://schemas.openxmlformats.org/markup-compatibility/2006" xmlns:aink="http://schemas.microsoft.com/office/drawing/2016/ink" xmlns:am3d="http://schemas.microsoft.com/office/drawing/2017/model3d" xmlns:o="urn:schemas-microsoft-com:office:office" xmlns:oel="http://schemas.microsoft.com/office/2019/extlst" xmlns:r="http://schemas.openxmlformats.org/officeDocument/2006/relationships" xmlns:m="http://schemas.openxmlformats.org/officeDocument/2006/math" xmlns:v="urn:schemas-microsoft-com:vml" xmlns:wp14="http://schemas.microsoft.com/office/word/2010/wordprocessingDrawing" xmlns:wp="http://schemas.openxmlformats.org/drawingml/2006/wordprocessingDrawing" xmlns:w10="urn:schemas-microsoft-com:office:word" xmlns:w="http://schemas.openxmlformats.org/wordprocessingml/2006/main" xmlns:w14="http://schemas.microsoft.com/office/word/2010/wordml" xmlns:w15="http://schemas.microsoft.com/office/word/2012/wordml" xmlns:w16cex="http://schemas.microsoft.com/office/word/2018/wordml/cex" xmlns:w16cid="http://schemas.microsoft.com/office/word/2016/wordml/cid" xmlns:w16="http://schemas.microsoft.com/office/word/2018/wordml" xmlns:w16du="http://schemas.microsoft.com/office/word/2023/wordml/word16du" xmlns:w16sdtdh="http://schemas.microsoft.com/office/word/2020/wordml/sdtdatahash" xmlns:w16sdtfl="http://schemas.microsoft.com/office/word/2024/wordml/sdtformatlock" xmlns:w16se="http://schemas.microsoft.com/office/word/2015/wordml/symex" xmlns:wpg="http://schemas.microsoft.com/office/word/2010/wordprocessingGroup" xmlns:wpi="http://schemas.microsoft.com/office/word/2010/wordprocessingInk" xmlns:wne="http://schemas.microsoft.com/office/word/2006/wordml" xmlns:wps="http://schemas.microsoft.com/office/word/2010/wordprocessingShape" mc:Ignorable="w14 w15 w16se w16cid w16 w16cex w16sdtdh w16sdtfl w16du wp14">
   <w:abstractNum w:abstractNumId="0" w15:restartNumberingAfterBreak="0">
     <w:nsid w:val="00000001"/>
     <w:multiLevelType w:val="multilevel"/>
@@ -7622,7 +9143,7 @@
 </file>
 
 <file path=word/styles.xml><?xml version="1.0" encoding="utf-8"?>
-<w:styles xmlns:mc="http://schemas.openxmlformats.org/markup-compatibility/2006" xmlns:r="http://schemas.openxmlformats.org/officeDocument/2006/relationships" xmlns:w="http://schemas.openxmlformats.org/wordprocessingml/2006/main" xmlns:w14="http://schemas.microsoft.com/office/word/2010/wordml" xmlns:w15="http://schemas.microsoft.com/office/word/2012/wordml" xmlns:w16cex="http://schemas.microsoft.com/office/word/2018/wordml/cex" xmlns:w16cid="http://schemas.microsoft.com/office/word/2016/wordml/cid" xmlns:w16="http://schemas.microsoft.com/office/word/2018/wordml" xmlns:w16du="http://schemas.microsoft.com/office/word/2023/wordml/word16du" xmlns:w16sdtdh="http://schemas.microsoft.com/office/word/2020/wordml/sdtdatahash" xmlns:w16se="http://schemas.microsoft.com/office/word/2015/wordml/symex" mc:Ignorable="w14 w15 w16se w16cid w16 w16cex w16sdtdh w16du">
+<w:styles xmlns:mc="http://schemas.openxmlformats.org/markup-compatibility/2006" xmlns:r="http://schemas.openxmlformats.org/officeDocument/2006/relationships" xmlns:w="http://schemas.openxmlformats.org/wordprocessingml/2006/main" xmlns:w14="http://schemas.microsoft.com/office/word/2010/wordml" xmlns:w15="http://schemas.microsoft.com/office/word/2012/wordml" xmlns:w16cex="http://schemas.microsoft.com/office/word/2018/wordml/cex" xmlns:w16cid="http://schemas.microsoft.com/office/word/2016/wordml/cid" xmlns:w16="http://schemas.microsoft.com/office/word/2018/wordml" xmlns:w16du="http://schemas.microsoft.com/office/word/2023/wordml/word16du" xmlns:w16sdtdh="http://schemas.microsoft.com/office/word/2020/wordml/sdtdatahash" xmlns:w16sdtfl="http://schemas.microsoft.com/office/word/2024/wordml/sdtformatlock" xmlns:w16se="http://schemas.microsoft.com/office/word/2015/wordml/symex" mc:Ignorable="w14 w15 w16se w16cid w16 w16cex w16sdtdh w16sdtfl w16du">
   <w:docDefaults>
     <w:rPrDefault>
       <w:rPr>
@@ -8238,6 +9759,865 @@
 </w:styles>
 </file>
 
+<file path=word/charts/chart1.xml><?xml version="1.0" encoding="utf-8"?>
+<c:chartSpace xmlns:c="http://schemas.openxmlformats.org/drawingml/2006/chart" xmlns:a="http://schemas.openxmlformats.org/drawingml/2006/main" xmlns:r="http://schemas.openxmlformats.org/officeDocument/2006/relationships" xmlns:c16r2="http://schemas.microsoft.com/office/drawing/2015/06/chart">
+  <c:date1904 val="0"/>
+  <c:lang val="en-US"/>
+  <c:roundedCorners val="0"/>
+  <mc:AlternateContent xmlns:mc="http://schemas.openxmlformats.org/markup-compatibility/2006">
+    <mc:Choice xmlns:c14="http://schemas.microsoft.com/office/drawing/2007/8/2/chart" Requires="c14">
+      <c14:style val="102"/>
+    </mc:Choice>
+    <mc:Fallback>
+      <c:style val="2"/>
+    </mc:Fallback>
+  </mc:AlternateContent>
+  <c:chart>
+    <c:autoTitleDeleted val="1"/>
+    <c:view3D>
+      <c:rotX val="15"/>
+      <c:rotY val="20"/>
+      <c:rAngAx val="0"/>
+    </c:view3D>
+    <c:floor>
+      <c:thickness val="0"/>
+      <c:spPr>
+        <a:noFill/>
+        <a:ln>
+          <a:noFill/>
+        </a:ln>
+        <a:effectLst/>
+        <a:sp3d/>
+      </c:spPr>
+    </c:floor>
+    <c:sideWall>
+      <c:thickness val="0"/>
+      <c:spPr>
+        <a:noFill/>
+        <a:ln>
+          <a:noFill/>
+        </a:ln>
+        <a:effectLst/>
+        <a:sp3d/>
+      </c:spPr>
+    </c:sideWall>
+    <c:backWall>
+      <c:thickness val="0"/>
+      <c:spPr>
+        <a:noFill/>
+        <a:ln>
+          <a:noFill/>
+        </a:ln>
+        <a:effectLst/>
+        <a:sp3d/>
+      </c:spPr>
+    </c:backWall>
+    <c:plotArea>
+      <c:layout>
+        <c:manualLayout>
+          <c:layoutTarget val="inner"/>
+          <c:xMode val="edge"/>
+          <c:yMode val="edge"/>
+          <c:x val="7.1822201432944821E-2"/>
+          <c:y val="7.7238913060321643E-2"/>
+          <c:w val="0.89206676388711104"/>
+          <c:h val="0.8139334396221618"/>
+        </c:manualLayout>
+      </c:layout>
+      <c:bar3DChart>
+        <c:barDir val="col"/>
+        <c:grouping val="clustered"/>
+        <c:varyColors val="0"/>
+        <c:ser>
+          <c:idx val="0"/>
+          <c:order val="0"/>
+          <c:spPr>
+            <a:solidFill>
+              <a:schemeClr val="accent1"/>
+            </a:solidFill>
+            <a:ln>
+              <a:noFill/>
+            </a:ln>
+            <a:effectLst/>
+            <a:sp3d/>
+          </c:spPr>
+          <c:invertIfNegative val="0"/>
+          <c:dLbls>
+            <c:spPr>
+              <a:noFill/>
+              <a:ln>
+                <a:noFill/>
+              </a:ln>
+              <a:effectLst/>
+            </c:spPr>
+            <c:txPr>
+              <a:bodyPr rot="0" spcFirstLastPara="1" vertOverflow="ellipsis" vert="horz" wrap="square" lIns="38100" tIns="19050" rIns="38100" bIns="19050" anchor="ctr" anchorCtr="1">
+                <a:spAutoFit/>
+              </a:bodyPr>
+              <a:lstStyle/>
+              <a:p>
+                <a:pPr>
+                  <a:defRPr sz="800" b="0" i="0" u="none" strike="noStrike" kern="1200" baseline="0">
+                    <a:solidFill>
+                      <a:schemeClr val="tx1">
+                        <a:lumMod val="75000"/>
+                        <a:lumOff val="25000"/>
+                      </a:schemeClr>
+                    </a:solidFill>
+                    <a:latin typeface="+mn-lt"/>
+                    <a:ea typeface="+mn-ea"/>
+                    <a:cs typeface="+mn-cs"/>
+                  </a:defRPr>
+                </a:pPr>
+                <a:endParaRPr lang="en-US"/>
+              </a:p>
+            </c:txPr>
+            <c:showLegendKey val="0"/>
+            <c:showVal val="1"/>
+            <c:showCatName val="0"/>
+            <c:showSerName val="0"/>
+            <c:showPercent val="0"/>
+            <c:showBubbleSize val="0"/>
+            <c:showLeaderLines val="0"/>
+            <c:extLst>
+              <c:ext xmlns:c15="http://schemas.microsoft.com/office/drawing/2012/chart" uri="{CE6537A1-D6FC-4f65-9D91-7224C49458BB}">
+                <c15:showLeaderLines val="1"/>
+                <c15:leaderLines>
+                  <c:spPr>
+                    <a:ln w="9525" cap="flat" cmpd="sng" algn="ctr">
+                      <a:solidFill>
+                        <a:schemeClr val="tx1">
+                          <a:lumMod val="35000"/>
+                          <a:lumOff val="65000"/>
+                        </a:schemeClr>
+                      </a:solidFill>
+                      <a:round/>
+                    </a:ln>
+                    <a:effectLst/>
+                  </c:spPr>
+                </c15:leaderLines>
+              </c:ext>
+            </c:extLst>
+          </c:dLbls>
+          <c:cat>
+            <c:numRef>
+              <c:f>'Женщины Алтая'!$A$4:$A$6</c:f>
+              <c:numCache>
+                <c:formatCode>General</c:formatCode>
+                <c:ptCount val="3"/>
+                <c:pt idx="0">
+                  <c:v>1931</c:v>
+                </c:pt>
+                <c:pt idx="1">
+                  <c:v>1937</c:v>
+                </c:pt>
+                <c:pt idx="2">
+                  <c:v>1938</c:v>
+                </c:pt>
+              </c:numCache>
+            </c:numRef>
+          </c:cat>
+          <c:val>
+            <c:numRef>
+              <c:f>'Женщины Алтая'!$B$4:$B$6</c:f>
+              <c:numCache>
+                <c:formatCode>General</c:formatCode>
+                <c:ptCount val="3"/>
+                <c:pt idx="0">
+                  <c:v>1</c:v>
+                </c:pt>
+                <c:pt idx="1">
+                  <c:v>6</c:v>
+                </c:pt>
+                <c:pt idx="2">
+                  <c:v>4</c:v>
+                </c:pt>
+              </c:numCache>
+            </c:numRef>
+          </c:val>
+          <c:extLst>
+            <c:ext xmlns:c16="http://schemas.microsoft.com/office/drawing/2014/chart" uri="{C3380CC4-5D6E-409C-BE32-E72D297353CC}">
+              <c16:uniqueId val="{00000000-8B69-4A64-B1E5-C88C1FBB7AE3}"/>
+            </c:ext>
+          </c:extLst>
+        </c:ser>
+        <c:dLbls>
+          <c:showLegendKey val="0"/>
+          <c:showVal val="0"/>
+          <c:showCatName val="0"/>
+          <c:showSerName val="0"/>
+          <c:showPercent val="0"/>
+          <c:showBubbleSize val="0"/>
+        </c:dLbls>
+        <c:gapWidth val="150"/>
+        <c:shape val="box"/>
+        <c:axId val="904673775"/>
+        <c:axId val="904655055"/>
+        <c:axId val="0"/>
+      </c:bar3DChart>
+      <c:catAx>
+        <c:axId val="904673775"/>
+        <c:scaling>
+          <c:orientation val="minMax"/>
+        </c:scaling>
+        <c:delete val="0"/>
+        <c:axPos val="b"/>
+        <c:numFmt formatCode="General" sourceLinked="1"/>
+        <c:majorTickMark val="out"/>
+        <c:minorTickMark val="none"/>
+        <c:tickLblPos val="nextTo"/>
+        <c:spPr>
+          <a:noFill/>
+          <a:ln w="9525" cap="flat" cmpd="sng" algn="ctr">
+            <a:solidFill>
+              <a:schemeClr val="tx1">
+                <a:lumMod val="15000"/>
+                <a:lumOff val="85000"/>
+              </a:schemeClr>
+            </a:solidFill>
+            <a:round/>
+          </a:ln>
+          <a:effectLst/>
+        </c:spPr>
+        <c:txPr>
+          <a:bodyPr rot="-60000000" spcFirstLastPara="1" vertOverflow="ellipsis" vert="horz" wrap="square" anchor="ctr" anchorCtr="1"/>
+          <a:lstStyle/>
+          <a:p>
+            <a:pPr>
+              <a:defRPr sz="900" b="0" i="0" u="none" strike="noStrike" kern="1200" baseline="-10000">
+                <a:solidFill>
+                  <a:schemeClr val="tx1">
+                    <a:lumMod val="65000"/>
+                    <a:lumOff val="35000"/>
+                  </a:schemeClr>
+                </a:solidFill>
+                <a:latin typeface="Arial" panose="020B0604020202020204" pitchFamily="34" charset="0"/>
+                <a:ea typeface="+mn-ea"/>
+                <a:cs typeface="+mn-cs"/>
+              </a:defRPr>
+            </a:pPr>
+            <a:endParaRPr lang="en-US"/>
+          </a:p>
+        </c:txPr>
+        <c:crossAx val="904655055"/>
+        <c:crosses val="autoZero"/>
+        <c:auto val="0"/>
+        <c:lblAlgn val="ctr"/>
+        <c:lblOffset val="100"/>
+        <c:noMultiLvlLbl val="0"/>
+      </c:catAx>
+      <c:valAx>
+        <c:axId val="904655055"/>
+        <c:scaling>
+          <c:orientation val="minMax"/>
+          <c:max val="8"/>
+          <c:min val="0"/>
+        </c:scaling>
+        <c:delete val="1"/>
+        <c:axPos val="l"/>
+        <c:numFmt formatCode="General" sourceLinked="1"/>
+        <c:majorTickMark val="out"/>
+        <c:minorTickMark val="none"/>
+        <c:tickLblPos val="nextTo"/>
+        <c:crossAx val="904673775"/>
+        <c:crosses val="autoZero"/>
+        <c:crossBetween val="between"/>
+        <c:majorUnit val="2"/>
+        <c:minorUnit val="1"/>
+      </c:valAx>
+      <c:spPr>
+        <a:noFill/>
+        <a:ln>
+          <a:noFill/>
+        </a:ln>
+        <a:effectLst/>
+      </c:spPr>
+    </c:plotArea>
+    <c:plotVisOnly val="1"/>
+    <c:dispBlanksAs val="gap"/>
+    <c:extLst>
+      <c:ext xmlns:c16r3="http://schemas.microsoft.com/office/drawing/2017/03/chart" uri="{56B9EC1D-385E-4148-901F-78D8002777C0}">
+        <c16r3:dataDisplayOptions16>
+          <c16r3:dispNaAsBlank val="1"/>
+        </c16r3:dataDisplayOptions16>
+      </c:ext>
+    </c:extLst>
+    <c:showDLblsOverMax val="0"/>
+  </c:chart>
+  <c:spPr>
+    <a:solidFill>
+      <a:schemeClr val="bg1"/>
+    </a:solidFill>
+    <a:ln w="9525" cap="flat" cmpd="sng" algn="ctr">
+      <a:solidFill>
+        <a:schemeClr val="tx1">
+          <a:lumMod val="15000"/>
+          <a:lumOff val="85000"/>
+        </a:schemeClr>
+      </a:solidFill>
+      <a:round/>
+    </a:ln>
+    <a:effectLst/>
+  </c:spPr>
+  <c:txPr>
+    <a:bodyPr/>
+    <a:lstStyle/>
+    <a:p>
+      <a:pPr>
+        <a:defRPr/>
+      </a:pPr>
+      <a:endParaRPr lang="en-US"/>
+    </a:p>
+  </c:txPr>
+  <c:externalData r:id="rId3">
+    <c:autoUpdate val="0"/>
+  </c:externalData>
+</c:chartSpace>
+</file>
+
+<file path=word/charts/colors1.xml><?xml version="1.0" encoding="utf-8"?>
+<cs:colorStyle xmlns:cs="http://schemas.microsoft.com/office/drawing/2012/chartStyle" xmlns:a="http://schemas.openxmlformats.org/drawingml/2006/main" meth="cycle" id="10">
+  <a:schemeClr val="accent1"/>
+  <a:schemeClr val="accent2"/>
+  <a:schemeClr val="accent3"/>
+  <a:schemeClr val="accent4"/>
+  <a:schemeClr val="accent5"/>
+  <a:schemeClr val="accent6"/>
+  <cs:variation/>
+  <cs:variation>
+    <a:lumMod val="60000"/>
+  </cs:variation>
+  <cs:variation>
+    <a:lumMod val="80000"/>
+    <a:lumOff val="20000"/>
+  </cs:variation>
+  <cs:variation>
+    <a:lumMod val="80000"/>
+  </cs:variation>
+  <cs:variation>
+    <a:lumMod val="60000"/>
+    <a:lumOff val="40000"/>
+  </cs:variation>
+  <cs:variation>
+    <a:lumMod val="50000"/>
+  </cs:variation>
+  <cs:variation>
+    <a:lumMod val="70000"/>
+    <a:lumOff val="30000"/>
+  </cs:variation>
+  <cs:variation>
+    <a:lumMod val="70000"/>
+  </cs:variation>
+  <cs:variation>
+    <a:lumMod val="50000"/>
+    <a:lumOff val="50000"/>
+  </cs:variation>
+</cs:colorStyle>
+</file>
+
+<file path=word/charts/style1.xml><?xml version="1.0" encoding="utf-8"?>
+<cs:chartStyle xmlns:cs="http://schemas.microsoft.com/office/drawing/2012/chartStyle" xmlns:a="http://schemas.openxmlformats.org/drawingml/2006/main" id="332">
+  <cs:axisTitle>
+    <cs:lnRef idx="0"/>
+    <cs:fillRef idx="0"/>
+    <cs:effectRef idx="0"/>
+    <cs:fontRef idx="minor">
+      <a:schemeClr val="tx1">
+        <a:lumMod val="65000"/>
+        <a:lumOff val="35000"/>
+      </a:schemeClr>
+    </cs:fontRef>
+    <cs:defRPr sz="1000" kern="1200"/>
+  </cs:axisTitle>
+  <cs:categoryAxis>
+    <cs:lnRef idx="0"/>
+    <cs:fillRef idx="0"/>
+    <cs:effectRef idx="0"/>
+    <cs:fontRef idx="minor">
+      <a:schemeClr val="tx1">
+        <a:lumMod val="65000"/>
+        <a:lumOff val="35000"/>
+      </a:schemeClr>
+    </cs:fontRef>
+    <cs:spPr>
+      <a:ln w="9525" cap="flat" cmpd="sng" algn="ctr">
+        <a:solidFill>
+          <a:schemeClr val="tx1">
+            <a:lumMod val="15000"/>
+            <a:lumOff val="85000"/>
+          </a:schemeClr>
+        </a:solidFill>
+        <a:round/>
+      </a:ln>
+    </cs:spPr>
+    <cs:defRPr sz="900" kern="1200"/>
+  </cs:categoryAxis>
+  <cs:chartArea mods="allowNoFillOverride allowNoLineOverride">
+    <cs:lnRef idx="0"/>
+    <cs:fillRef idx="0"/>
+    <cs:effectRef idx="0"/>
+    <cs:fontRef idx="minor">
+      <a:schemeClr val="tx1"/>
+    </cs:fontRef>
+    <cs:spPr>
+      <a:solidFill>
+        <a:schemeClr val="bg1"/>
+      </a:solidFill>
+      <a:ln w="9525" cap="flat" cmpd="sng" algn="ctr">
+        <a:solidFill>
+          <a:schemeClr val="tx1">
+            <a:lumMod val="15000"/>
+            <a:lumOff val="85000"/>
+          </a:schemeClr>
+        </a:solidFill>
+        <a:round/>
+      </a:ln>
+    </cs:spPr>
+    <cs:defRPr sz="1000" kern="1200"/>
+  </cs:chartArea>
+  <cs:dataLabel>
+    <cs:lnRef idx="0"/>
+    <cs:fillRef idx="0"/>
+    <cs:effectRef idx="0"/>
+    <cs:fontRef idx="minor">
+      <a:schemeClr val="tx1">
+        <a:lumMod val="75000"/>
+        <a:lumOff val="25000"/>
+      </a:schemeClr>
+    </cs:fontRef>
+    <cs:defRPr sz="900" kern="1200"/>
+  </cs:dataLabel>
+  <cs:dataLabelCallout>
+    <cs:lnRef idx="0"/>
+    <cs:fillRef idx="0"/>
+    <cs:effectRef idx="0"/>
+    <cs:fontRef idx="minor">
+      <a:schemeClr val="dk1">
+        <a:lumMod val="65000"/>
+        <a:lumOff val="35000"/>
+      </a:schemeClr>
+    </cs:fontRef>
+    <cs:spPr>
+      <a:solidFill>
+        <a:schemeClr val="lt1"/>
+      </a:solidFill>
+      <a:ln>
+        <a:solidFill>
+          <a:schemeClr val="dk1">
+            <a:lumMod val="25000"/>
+            <a:lumOff val="75000"/>
+          </a:schemeClr>
+        </a:solidFill>
+      </a:ln>
+    </cs:spPr>
+    <cs:defRPr sz="900" kern="1200"/>
+    <cs:bodyPr rot="0" spcFirstLastPara="1" vertOverflow="clip" horzOverflow="clip" vert="horz" wrap="square" lIns="36576" tIns="18288" rIns="36576" bIns="18288" anchor="ctr" anchorCtr="1">
+      <a:spAutoFit/>
+    </cs:bodyPr>
+  </cs:dataLabelCallout>
+  <cs:dataPoint>
+    <cs:lnRef idx="0"/>
+    <cs:fillRef idx="1">
+      <cs:styleClr val="auto"/>
+    </cs:fillRef>
+    <cs:effectRef idx="0"/>
+    <cs:fontRef idx="minor">
+      <a:schemeClr val="tx1"/>
+    </cs:fontRef>
+  </cs:dataPoint>
+  <cs:dataPoint3D>
+    <cs:lnRef idx="0"/>
+    <cs:fillRef idx="1">
+      <cs:styleClr val="auto"/>
+    </cs:fillRef>
+    <cs:effectRef idx="0"/>
+    <cs:fontRef idx="minor">
+      <a:schemeClr val="tx1"/>
+    </cs:fontRef>
+  </cs:dataPoint3D>
+  <cs:dataPointLine>
+    <cs:lnRef idx="0">
+      <cs:styleClr val="auto"/>
+    </cs:lnRef>
+    <cs:fillRef idx="1"/>
+    <cs:effectRef idx="0"/>
+    <cs:fontRef idx="minor">
+      <a:schemeClr val="tx1"/>
+    </cs:fontRef>
+    <cs:spPr>
+      <a:ln w="28575" cap="rnd">
+        <a:solidFill>
+          <a:schemeClr val="phClr"/>
+        </a:solidFill>
+        <a:round/>
+      </a:ln>
+    </cs:spPr>
+  </cs:dataPointLine>
+  <cs:dataPointMarker>
+    <cs:lnRef idx="0">
+      <cs:styleClr val="auto"/>
+    </cs:lnRef>
+    <cs:fillRef idx="1">
+      <cs:styleClr val="auto"/>
+    </cs:fillRef>
+    <cs:effectRef idx="0"/>
+    <cs:fontRef idx="minor">
+      <a:schemeClr val="tx1"/>
+    </cs:fontRef>
+    <cs:spPr>
+      <a:ln w="9525">
+        <a:solidFill>
+          <a:schemeClr val="phClr"/>
+        </a:solidFill>
+      </a:ln>
+    </cs:spPr>
+  </cs:dataPointMarker>
+  <cs:dataPointMarkerLayout symbol="circle" size="5"/>
+  <cs:dataPointWireframe>
+    <cs:lnRef idx="0">
+      <cs:styleClr val="auto"/>
+    </cs:lnRef>
+    <cs:fillRef idx="1"/>
+    <cs:effectRef idx="0"/>
+    <cs:fontRef idx="minor">
+      <a:schemeClr val="tx1"/>
+    </cs:fontRef>
+    <cs:spPr>
+      <a:ln w="9525" cap="rnd">
+        <a:solidFill>
+          <a:schemeClr val="phClr"/>
+        </a:solidFill>
+        <a:round/>
+      </a:ln>
+    </cs:spPr>
+  </cs:dataPointWireframe>
+  <cs:dataTable>
+    <cs:lnRef idx="0"/>
+    <cs:fillRef idx="0"/>
+    <cs:effectRef idx="0"/>
+    <cs:fontRef idx="minor">
+      <a:schemeClr val="tx1">
+        <a:lumMod val="65000"/>
+        <a:lumOff val="35000"/>
+      </a:schemeClr>
+    </cs:fontRef>
+    <cs:spPr>
+      <a:noFill/>
+      <a:ln w="9525" cap="flat" cmpd="sng" algn="ctr">
+        <a:solidFill>
+          <a:schemeClr val="tx1">
+            <a:lumMod val="15000"/>
+            <a:lumOff val="85000"/>
+          </a:schemeClr>
+        </a:solidFill>
+        <a:round/>
+      </a:ln>
+    </cs:spPr>
+    <cs:defRPr sz="900" kern="1200"/>
+  </cs:dataTable>
+  <cs:downBar>
+    <cs:lnRef idx="0"/>
+    <cs:fillRef idx="0"/>
+    <cs:effectRef idx="0"/>
+    <cs:fontRef idx="minor">
+      <a:schemeClr val="dk1"/>
+    </cs:fontRef>
+    <cs:spPr>
+      <a:solidFill>
+        <a:schemeClr val="dk1">
+          <a:lumMod val="65000"/>
+          <a:lumOff val="35000"/>
+        </a:schemeClr>
+      </a:solidFill>
+      <a:ln w="9525">
+        <a:solidFill>
+          <a:schemeClr val="tx1">
+            <a:lumMod val="65000"/>
+            <a:lumOff val="35000"/>
+          </a:schemeClr>
+        </a:solidFill>
+      </a:ln>
+    </cs:spPr>
+  </cs:downBar>
+  <cs:dropLine>
+    <cs:lnRef idx="0"/>
+    <cs:fillRef idx="0"/>
+    <cs:effectRef idx="0"/>
+    <cs:fontRef idx="minor">
+      <a:schemeClr val="tx1"/>
+    </cs:fontRef>
+    <cs:spPr>
+      <a:ln w="9525" cap="flat" cmpd="sng" algn="ctr">
+        <a:solidFill>
+          <a:schemeClr val="tx1">
+            <a:lumMod val="35000"/>
+            <a:lumOff val="65000"/>
+          </a:schemeClr>
+        </a:solidFill>
+        <a:round/>
+      </a:ln>
+    </cs:spPr>
+  </cs:dropLine>
+  <cs:errorBar>
+    <cs:lnRef idx="0"/>
+    <cs:fillRef idx="0"/>
+    <cs:effectRef idx="0"/>
+    <cs:fontRef idx="minor">
+      <a:schemeClr val="tx1"/>
+    </cs:fontRef>
+    <cs:spPr>
+      <a:ln w="9525" cap="flat" cmpd="sng" algn="ctr">
+        <a:solidFill>
+          <a:schemeClr val="tx1">
+            <a:lumMod val="65000"/>
+            <a:lumOff val="35000"/>
+          </a:schemeClr>
+        </a:solidFill>
+        <a:round/>
+      </a:ln>
+    </cs:spPr>
+  </cs:errorBar>
+  <cs:floor>
+    <cs:lnRef idx="0"/>
+    <cs:fillRef idx="0"/>
+    <cs:effectRef idx="0"/>
+    <cs:fontRef idx="minor">
+      <a:schemeClr val="tx1"/>
+    </cs:fontRef>
+    <cs:spPr>
+      <a:noFill/>
+      <a:ln>
+        <a:noFill/>
+      </a:ln>
+    </cs:spPr>
+  </cs:floor>
+  <cs:gridlineMajor>
+    <cs:lnRef idx="0"/>
+    <cs:fillRef idx="0"/>
+    <cs:effectRef idx="0"/>
+    <cs:fontRef idx="minor">
+      <a:schemeClr val="tx1"/>
+    </cs:fontRef>
+    <cs:spPr>
+      <a:ln w="9525" cap="flat" cmpd="sng" algn="ctr">
+        <a:solidFill>
+          <a:schemeClr val="tx1">
+            <a:lumMod val="15000"/>
+            <a:lumOff val="85000"/>
+          </a:schemeClr>
+        </a:solidFill>
+        <a:round/>
+      </a:ln>
+    </cs:spPr>
+  </cs:gridlineMajor>
+  <cs:gridlineMinor>
+    <cs:lnRef idx="0"/>
+    <cs:fillRef idx="0"/>
+    <cs:effectRef idx="0"/>
+    <cs:fontRef idx="minor">
+      <a:schemeClr val="tx1"/>
+    </cs:fontRef>
+    <cs:spPr>
+      <a:ln w="9525" cap="flat" cmpd="sng" algn="ctr">
+        <a:solidFill>
+          <a:schemeClr val="tx1">
+            <a:lumMod val="5000"/>
+            <a:lumOff val="95000"/>
+          </a:schemeClr>
+        </a:solidFill>
+        <a:round/>
+      </a:ln>
+    </cs:spPr>
+  </cs:gridlineMinor>
+  <cs:hiLoLine>
+    <cs:lnRef idx="0"/>
+    <cs:fillRef idx="0"/>
+    <cs:effectRef idx="0"/>
+    <cs:fontRef idx="minor">
+      <a:schemeClr val="tx1"/>
+    </cs:fontRef>
+    <cs:spPr>
+      <a:ln w="9525" cap="flat" cmpd="sng" algn="ctr">
+        <a:solidFill>
+          <a:schemeClr val="tx1">
+            <a:lumMod val="75000"/>
+            <a:lumOff val="25000"/>
+          </a:schemeClr>
+        </a:solidFill>
+        <a:round/>
+      </a:ln>
+    </cs:spPr>
+  </cs:hiLoLine>
+  <cs:leaderLine>
+    <cs:lnRef idx="0"/>
+    <cs:fillRef idx="0"/>
+    <cs:effectRef idx="0"/>
+    <cs:fontRef idx="minor">
+      <a:schemeClr val="tx1"/>
+    </cs:fontRef>
+    <cs:spPr>
+      <a:ln w="9525" cap="flat" cmpd="sng" algn="ctr">
+        <a:solidFill>
+          <a:schemeClr val="tx1">
+            <a:lumMod val="35000"/>
+            <a:lumOff val="65000"/>
+          </a:schemeClr>
+        </a:solidFill>
+        <a:round/>
+      </a:ln>
+    </cs:spPr>
+  </cs:leaderLine>
+  <cs:legend>
+    <cs:lnRef idx="0"/>
+    <cs:fillRef idx="0"/>
+    <cs:effectRef idx="0"/>
+    <cs:fontRef idx="minor">
+      <a:schemeClr val="tx1">
+        <a:lumMod val="65000"/>
+        <a:lumOff val="35000"/>
+      </a:schemeClr>
+    </cs:fontRef>
+    <cs:defRPr sz="900" kern="1200"/>
+  </cs:legend>
+  <cs:plotArea mods="allowNoFillOverride allowNoLineOverride">
+    <cs:lnRef idx="0"/>
+    <cs:fillRef idx="0"/>
+    <cs:effectRef idx="0"/>
+    <cs:fontRef idx="minor">
+      <a:schemeClr val="tx1"/>
+    </cs:fontRef>
+  </cs:plotArea>
+  <cs:plotArea3D mods="allowNoFillOverride allowNoLineOverride">
+    <cs:lnRef idx="0"/>
+    <cs:fillRef idx="0"/>
+    <cs:effectRef idx="0"/>
+    <cs:fontRef idx="minor">
+      <a:schemeClr val="tx1"/>
+    </cs:fontRef>
+  </cs:plotArea3D>
+  <cs:seriesAxis>
+    <cs:lnRef idx="0"/>
+    <cs:fillRef idx="0"/>
+    <cs:effectRef idx="0"/>
+    <cs:fontRef idx="minor">
+      <a:schemeClr val="tx1">
+        <a:lumMod val="65000"/>
+        <a:lumOff val="35000"/>
+      </a:schemeClr>
+    </cs:fontRef>
+    <cs:defRPr sz="900" kern="1200"/>
+  </cs:seriesAxis>
+  <cs:seriesLine>
+    <cs:lnRef idx="0"/>
+    <cs:fillRef idx="0"/>
+    <cs:effectRef idx="0"/>
+    <cs:fontRef idx="minor">
+      <a:schemeClr val="tx1"/>
+    </cs:fontRef>
+    <cs:spPr>
+      <a:ln w="9525" cap="flat" cmpd="sng" algn="ctr">
+        <a:solidFill>
+          <a:schemeClr val="tx1">
+            <a:lumMod val="35000"/>
+            <a:lumOff val="65000"/>
+          </a:schemeClr>
+        </a:solidFill>
+        <a:round/>
+      </a:ln>
+    </cs:spPr>
+  </cs:seriesLine>
+  <cs:title>
+    <cs:lnRef idx="0"/>
+    <cs:fillRef idx="0"/>
+    <cs:effectRef idx="0"/>
+    <cs:fontRef idx="minor">
+      <a:schemeClr val="tx1">
+        <a:lumMod val="65000"/>
+        <a:lumOff val="35000"/>
+      </a:schemeClr>
+    </cs:fontRef>
+    <cs:defRPr sz="1400" b="0" kern="1200" spc="0" baseline="0"/>
+  </cs:title>
+  <cs:trendline>
+    <cs:lnRef idx="0">
+      <cs:styleClr val="auto"/>
+    </cs:lnRef>
+    <cs:fillRef idx="0"/>
+    <cs:effectRef idx="0"/>
+    <cs:fontRef idx="minor">
+      <a:schemeClr val="tx1"/>
+    </cs:fontRef>
+    <cs:spPr>
+      <a:ln w="19050" cap="rnd">
+        <a:solidFill>
+          <a:schemeClr val="phClr"/>
+        </a:solidFill>
+        <a:prstDash val="sysDot"/>
+      </a:ln>
+    </cs:spPr>
+  </cs:trendline>
+  <cs:trendlineLabel>
+    <cs:lnRef idx="0"/>
+    <cs:fillRef idx="0"/>
+    <cs:effectRef idx="0"/>
+    <cs:fontRef idx="minor">
+      <a:schemeClr val="tx1">
+        <a:lumMod val="65000"/>
+        <a:lumOff val="35000"/>
+      </a:schemeClr>
+    </cs:fontRef>
+    <cs:defRPr sz="900" kern="1200"/>
+  </cs:trendlineLabel>
+  <cs:upBar>
+    <cs:lnRef idx="0"/>
+    <cs:fillRef idx="0"/>
+    <cs:effectRef idx="0"/>
+    <cs:fontRef idx="minor">
+      <a:schemeClr val="dk1"/>
+    </cs:fontRef>
+    <cs:spPr>
+      <a:solidFill>
+        <a:schemeClr val="lt1"/>
+      </a:solidFill>
+      <a:ln w="9525">
+        <a:solidFill>
+          <a:schemeClr val="tx1">
+            <a:lumMod val="15000"/>
+            <a:lumOff val="85000"/>
+          </a:schemeClr>
+        </a:solidFill>
+      </a:ln>
+    </cs:spPr>
+  </cs:upBar>
+  <cs:valueAxis>
+    <cs:lnRef idx="0"/>
+    <cs:fillRef idx="0"/>
+    <cs:effectRef idx="0"/>
+    <cs:fontRef idx="minor">
+      <a:schemeClr val="tx1">
+        <a:lumMod val="65000"/>
+        <a:lumOff val="35000"/>
+      </a:schemeClr>
+    </cs:fontRef>
+    <cs:defRPr sz="900" kern="1200"/>
+  </cs:valueAxis>
+  <cs:wall>
+    <cs:lnRef idx="0"/>
+    <cs:fillRef idx="0"/>
+    <cs:effectRef idx="0"/>
+    <cs:fontRef idx="minor">
+      <a:schemeClr val="tx1"/>
+    </cs:fontRef>
+    <cs:spPr>
+      <a:noFill/>
+      <a:ln>
+        <a:noFill/>
+      </a:ln>
+    </cs:spPr>
+  </cs:wall>
+</cs:chartStyle>
+</file>
+
 <file path=word/theme/theme1.xml><?xml version="1.0" encoding="utf-8"?>
 <a:theme xmlns:a="http://schemas.openxmlformats.org/drawingml/2006/main" name="Office Theme">
   <a:themeElements>

--- a/docs/BYREGION/Женщины_Алтая.docx
+++ b/docs/BYREGION/Женщины_Алтая.docx
@@ -463,75 +463,6 @@
               <w:t>9 (69%) – реабилитированы.</w:t>
             </w:r>
           </w:p>
-          <w:p>
-            <w:pPr>
-              <w:rPr>
-                <w:rFonts w:ascii="Arial" w:hAnsi="Arial" w:cs="Arial"/>
-                <w:sz w:val="16"/>
-                <w:szCs w:val="16"/>
-                <w:lang w:val="ru-RU"/>
-              </w:rPr>
-            </w:pPr>
-          </w:p>
-          <w:p>
-            <w:pPr>
-              <w:jc w:val="center"/>
-              <w:rPr>
-                <w:rFonts w:ascii="Arial" w:hAnsi="Arial" w:cs="Arial"/>
-                <w:b/>
-                <w:bCs/>
-                <w:sz w:val="16"/>
-                <w:szCs w:val="16"/>
-                <w:lang w:val="ru-RU"/>
-              </w:rPr>
-            </w:pPr>
-            <w:r>
-              <w:rPr>
-                <w:rFonts w:ascii="Arial" w:hAnsi="Arial" w:cs="Arial"/>
-                <w:b/>
-                <w:bCs/>
-                <w:sz w:val="16"/>
-                <w:szCs w:val="16"/>
-                <w:lang w:val="ru-RU"/>
-              </w:rPr>
-              <w:t>ЧИСЛЕННОСТЬ РАССТРЕЛЯННЫХ ЖЕНЩИН ПО ГОДАМ с 1931 по 1938 гг.</w:t>
-            </w:r>
-          </w:p>
-          <w:p>
-            <w:pPr>
-              <w:jc w:val="center"/>
-              <w:rPr>
-                <w:rFonts w:ascii="Arial" w:hAnsi="Arial" w:cs="Arial"/>
-                <w:sz w:val="16"/>
-                <w:szCs w:val="16"/>
-                <w:lang w:val="ru-RU"/>
-              </w:rPr>
-            </w:pPr>
-            <w:r>
-              <w:rPr>
-                <w:noProof/>
-              </w:rPr>
-              <w:drawing>
-                <wp:inline distT="0" distB="0" distL="0" distR="0" wp14:anchorId="0E89D8B3" wp14:editId="594B14FB">
-                  <wp:extent cx="3335722" cy="1773621"/>
-                  <wp:effectExtent l="0" t="0" r="17145" b="17145"/>
-                  <wp:docPr id="932060369" name="Chart 1">
-                    <a:extLst xmlns:a="http://schemas.openxmlformats.org/drawingml/2006/main">
-                      <a:ext uri="{FF2B5EF4-FFF2-40B4-BE49-F238E27FC236}">
-                        <a16:creationId xmlns:a16="http://schemas.microsoft.com/office/drawing/2014/main" id="{18061B62-367D-4FCA-8C41-2520AFD266AB}"/>
-                      </a:ext>
-                    </a:extLst>
-                  </wp:docPr>
-                  <wp:cNvGraphicFramePr/>
-                  <a:graphic xmlns:a="http://schemas.openxmlformats.org/drawingml/2006/main">
-                    <a:graphicData uri="http://schemas.openxmlformats.org/drawingml/2006/chart">
-                      <c:chart xmlns:c="http://schemas.openxmlformats.org/drawingml/2006/chart" xmlns:r="http://schemas.openxmlformats.org/officeDocument/2006/relationships" r:id="rId6"/>
-                    </a:graphicData>
-                  </a:graphic>
-                </wp:inline>
-              </w:drawing>
-            </w:r>
-          </w:p>
         </w:tc>
       </w:tr>
     </w:tbl>
@@ -548,6 +479,318 @@
     </w:p>
     <w:p>
       <w:pPr>
+        <w:rPr>
+          <w:rFonts w:ascii="Arial" w:hAnsi="Arial" w:cs="Arial"/>
+          <w:sz w:val="16"/>
+          <w:szCs w:val="16"/>
+          <w:lang w:val="ru-RU"/>
+        </w:rPr>
+      </w:pPr>
+    </w:p>
+    <w:p>
+      <w:pPr>
+        <w:jc w:val="center"/>
+        <w:rPr>
+          <w:rFonts w:ascii="Arial" w:hAnsi="Arial" w:cs="Arial"/>
+          <w:b/>
+          <w:bCs/>
+          <w:sz w:val="16"/>
+          <w:szCs w:val="16"/>
+          <w:lang w:val="ru-RU"/>
+        </w:rPr>
+      </w:pPr>
+      <w:r>
+        <w:rPr>
+          <w:rFonts w:ascii="Arial" w:hAnsi="Arial" w:cs="Arial"/>
+          <w:b/>
+          <w:bCs/>
+          <w:sz w:val="16"/>
+          <w:szCs w:val="16"/>
+          <w:lang w:val="ru-RU"/>
+        </w:rPr>
+        <w:t>ЧИСЛЕННОСТЬ РАССТРЕЛЯННЫХ ЖЕНЩИН ПО ГОДАМ</w:t>
+      </w:r>
+      <w:r>
+        <w:rPr>
+          <w:rFonts w:ascii="Arial" w:hAnsi="Arial" w:cs="Arial"/>
+          <w:b/>
+          <w:bCs/>
+          <w:sz w:val="16"/>
+          <w:szCs w:val="16"/>
+          <w:lang w:val="ru-RU"/>
+        </w:rPr>
+        <w:t xml:space="preserve">, </w:t>
+      </w:r>
+      <w:proofErr w:type="gramStart"/>
+      <w:r>
+        <w:rPr>
+          <w:rFonts w:ascii="Arial" w:hAnsi="Arial" w:cs="Arial"/>
+          <w:b/>
+          <w:bCs/>
+          <w:sz w:val="16"/>
+          <w:szCs w:val="16"/>
+          <w:lang w:val="ru-RU"/>
+        </w:rPr>
+        <w:t>1931</w:t>
+      </w:r>
+      <w:r>
+        <w:rPr>
+          <w:rFonts w:ascii="Arial" w:hAnsi="Arial" w:cs="Arial"/>
+          <w:b/>
+          <w:bCs/>
+          <w:sz w:val="16"/>
+          <w:szCs w:val="16"/>
+          <w:lang w:val="ru-RU"/>
+        </w:rPr>
+        <w:t>-</w:t>
+      </w:r>
+      <w:r>
+        <w:rPr>
+          <w:rFonts w:ascii="Arial" w:hAnsi="Arial" w:cs="Arial"/>
+          <w:b/>
+          <w:bCs/>
+          <w:sz w:val="16"/>
+          <w:szCs w:val="16"/>
+          <w:lang w:val="ru-RU"/>
+        </w:rPr>
+        <w:t>1938</w:t>
+      </w:r>
+      <w:proofErr w:type="gramEnd"/>
+      <w:r>
+        <w:rPr>
+          <w:rFonts w:ascii="Arial" w:hAnsi="Arial" w:cs="Arial"/>
+          <w:b/>
+          <w:bCs/>
+          <w:sz w:val="16"/>
+          <w:szCs w:val="16"/>
+          <w:lang w:val="ru-RU"/>
+        </w:rPr>
+        <w:t xml:space="preserve"> гг.</w:t>
+      </w:r>
+    </w:p>
+    <w:p>
+      <w:pPr>
+        <w:jc w:val="center"/>
+        <w:rPr>
+          <w:rFonts w:ascii="Arial" w:hAnsi="Arial" w:cs="Arial"/>
+          <w:sz w:val="16"/>
+          <w:szCs w:val="16"/>
+          <w:lang w:val="ru-RU"/>
+        </w:rPr>
+      </w:pPr>
+      <w:r>
+        <w:rPr>
+          <w:noProof/>
+        </w:rPr>
+        <w:drawing>
+          <wp:inline distT="0" distB="0" distL="0" distR="0" wp14:anchorId="2391D961" wp14:editId="2D4D12EA">
+            <wp:extent cx="3335722" cy="1773621"/>
+            <wp:effectExtent l="0" t="0" r="17145" b="17145"/>
+            <wp:docPr id="1369334526" name="Chart 1">
+              <a:extLst xmlns:a="http://schemas.openxmlformats.org/drawingml/2006/main">
+                <a:ext uri="{FF2B5EF4-FFF2-40B4-BE49-F238E27FC236}">
+                  <a16:creationId xmlns:a16="http://schemas.microsoft.com/office/drawing/2014/main" id="{18061B62-367D-4FCA-8C41-2520AFD266AB}"/>
+                </a:ext>
+              </a:extLst>
+            </wp:docPr>
+            <wp:cNvGraphicFramePr/>
+            <a:graphic xmlns:a="http://schemas.openxmlformats.org/drawingml/2006/main">
+              <a:graphicData uri="http://schemas.openxmlformats.org/drawingml/2006/chart">
+                <c:chart xmlns:c="http://schemas.openxmlformats.org/drawingml/2006/chart" xmlns:r="http://schemas.openxmlformats.org/officeDocument/2006/relationships" r:id="rId6"/>
+              </a:graphicData>
+            </a:graphic>
+          </wp:inline>
+        </w:drawing>
+      </w:r>
+    </w:p>
+    <w:p>
+      <w:pPr>
+        <w:jc w:val="center"/>
+        <w:rPr>
+          <w:rFonts w:ascii="Arial" w:hAnsi="Arial" w:cs="Arial"/>
+          <w:sz w:val="16"/>
+          <w:szCs w:val="16"/>
+          <w:lang w:val="ru-RU"/>
+        </w:rPr>
+      </w:pPr>
+    </w:p>
+    <w:p>
+      <w:pPr>
+        <w:spacing w:after="0" w:line="240" w:lineRule="auto"/>
+        <w:jc w:val="center"/>
+        <w:rPr>
+          <w:rFonts w:ascii="Arial" w:hAnsi="Arial" w:cs="Arial"/>
+          <w:b/>
+          <w:bCs/>
+          <w:sz w:val="16"/>
+          <w:szCs w:val="16"/>
+          <w:lang w:val="ru-RU"/>
+        </w:rPr>
+      </w:pPr>
+      <w:r>
+        <w:rPr>
+          <w:rFonts w:ascii="Arial" w:hAnsi="Arial" w:cs="Arial"/>
+          <w:b/>
+          <w:bCs/>
+          <w:sz w:val="16"/>
+          <w:szCs w:val="16"/>
+          <w:lang w:val="ru-RU"/>
+        </w:rPr>
+        <w:t xml:space="preserve">ЧИСЛЕННОСТЬ РАССТРЕЛЯННЫХ ЖЕНЩИН ПО </w:t>
+      </w:r>
+      <w:r>
+        <w:rPr>
+          <w:rFonts w:ascii="Arial" w:hAnsi="Arial" w:cs="Arial"/>
+          <w:b/>
+          <w:bCs/>
+          <w:sz w:val="16"/>
+          <w:szCs w:val="16"/>
+          <w:lang w:val="ru-RU"/>
+        </w:rPr>
+        <w:t>ВОЗРАСТАМ</w:t>
+      </w:r>
+      <w:r>
+        <w:rPr>
+          <w:rFonts w:ascii="Arial" w:hAnsi="Arial" w:cs="Arial"/>
+          <w:b/>
+          <w:bCs/>
+          <w:sz w:val="16"/>
+          <w:szCs w:val="16"/>
+          <w:lang w:val="ru-RU"/>
+        </w:rPr>
+        <w:t xml:space="preserve">, </w:t>
+      </w:r>
+      <w:proofErr w:type="gramStart"/>
+      <w:r>
+        <w:rPr>
+          <w:rFonts w:ascii="Arial" w:hAnsi="Arial" w:cs="Arial"/>
+          <w:b/>
+          <w:bCs/>
+          <w:sz w:val="16"/>
+          <w:szCs w:val="16"/>
+          <w:lang w:val="ru-RU"/>
+        </w:rPr>
+        <w:t>1931</w:t>
+      </w:r>
+      <w:r>
+        <w:rPr>
+          <w:rFonts w:ascii="Arial" w:hAnsi="Arial" w:cs="Arial"/>
+          <w:b/>
+          <w:bCs/>
+          <w:sz w:val="16"/>
+          <w:szCs w:val="16"/>
+          <w:lang w:val="ru-RU"/>
+        </w:rPr>
+        <w:t>-</w:t>
+      </w:r>
+      <w:r>
+        <w:rPr>
+          <w:rFonts w:ascii="Arial" w:hAnsi="Arial" w:cs="Arial"/>
+          <w:b/>
+          <w:bCs/>
+          <w:sz w:val="16"/>
+          <w:szCs w:val="16"/>
+          <w:lang w:val="ru-RU"/>
+        </w:rPr>
+        <w:t>1938</w:t>
+      </w:r>
+      <w:proofErr w:type="gramEnd"/>
+      <w:r>
+        <w:rPr>
+          <w:rFonts w:ascii="Arial" w:hAnsi="Arial" w:cs="Arial"/>
+          <w:b/>
+          <w:bCs/>
+          <w:sz w:val="16"/>
+          <w:szCs w:val="16"/>
+          <w:lang w:val="ru-RU"/>
+        </w:rPr>
+        <w:t xml:space="preserve"> гг.</w:t>
+      </w:r>
+    </w:p>
+    <w:p>
+      <w:pPr>
+        <w:spacing w:after="0" w:line="240" w:lineRule="auto"/>
+        <w:jc w:val="center"/>
+        <w:rPr>
+          <w:rFonts w:ascii="Arial" w:hAnsi="Arial" w:cs="Arial"/>
+          <w:b/>
+          <w:bCs/>
+          <w:sz w:val="16"/>
+          <w:szCs w:val="16"/>
+          <w:lang w:val="ru-RU"/>
+        </w:rPr>
+      </w:pPr>
+      <w:r>
+        <w:rPr>
+          <w:rFonts w:ascii="Arial" w:hAnsi="Arial" w:cs="Arial"/>
+          <w:b/>
+          <w:bCs/>
+          <w:noProof/>
+          <w:sz w:val="16"/>
+          <w:szCs w:val="16"/>
+          <w:lang w:val="ru-RU"/>
+        </w:rPr>
+        <w:drawing>
+          <wp:inline distT="0" distB="0" distL="0" distR="0" wp14:anchorId="703C99F6" wp14:editId="121FF653">
+            <wp:extent cx="3609340" cy="1469390"/>
+            <wp:effectExtent l="0" t="0" r="0" b="0"/>
+            <wp:docPr id="53595608" name="Picture 1"/>
+            <wp:cNvGraphicFramePr>
+              <a:graphicFrameLocks xmlns:a="http://schemas.openxmlformats.org/drawingml/2006/main" noChangeAspect="1"/>
+            </wp:cNvGraphicFramePr>
+            <a:graphic xmlns:a="http://schemas.openxmlformats.org/drawingml/2006/main">
+              <a:graphicData uri="http://schemas.openxmlformats.org/drawingml/2006/picture">
+                <pic:pic xmlns:pic="http://schemas.openxmlformats.org/drawingml/2006/picture">
+                  <pic:nvPicPr>
+                    <pic:cNvPr id="0" name="Picture 2"/>
+                    <pic:cNvPicPr>
+                      <a:picLocks noChangeAspect="1" noChangeArrowheads="1"/>
+                    </pic:cNvPicPr>
+                  </pic:nvPicPr>
+                  <pic:blipFill>
+                    <a:blip r:embed="rId7">
+                      <a:extLst>
+                        <a:ext uri="{28A0092B-C50C-407E-A947-70E740481C1C}">
+                          <a14:useLocalDpi xmlns:a14="http://schemas.microsoft.com/office/drawing/2010/main" val="0"/>
+                        </a:ext>
+                      </a:extLst>
+                    </a:blip>
+                    <a:srcRect/>
+                    <a:stretch>
+                      <a:fillRect/>
+                    </a:stretch>
+                  </pic:blipFill>
+                  <pic:spPr bwMode="auto">
+                    <a:xfrm>
+                      <a:off x="0" y="0"/>
+                      <a:ext cx="3609340" cy="1469390"/>
+                    </a:xfrm>
+                    <a:prstGeom prst="rect">
+                      <a:avLst/>
+                    </a:prstGeom>
+                    <a:noFill/>
+                  </pic:spPr>
+                </pic:pic>
+              </a:graphicData>
+            </a:graphic>
+          </wp:inline>
+        </w:drawing>
+      </w:r>
+    </w:p>
+    <w:p>
+      <w:pPr>
+        <w:spacing w:after="0" w:line="240" w:lineRule="auto"/>
+        <w:jc w:val="center"/>
+        <w:rPr>
+          <w:rFonts w:ascii="Arial" w:hAnsi="Arial" w:cs="Arial"/>
+          <w:sz w:val="16"/>
+          <w:szCs w:val="16"/>
+          <w:lang w:val="ru-RU"/>
+        </w:rPr>
+      </w:pPr>
+    </w:p>
+    <w:p>
+      <w:pPr>
         <w:spacing w:after="0"/>
         <w:rPr>
           <w:rFonts w:ascii="Arial" w:hAnsi="Arial" w:cs="Arial"/>
@@ -557,526 +800,13 @@
         </w:rPr>
       </w:pPr>
     </w:p>
-    <w:tbl>
-      <w:tblPr>
-        <w:tblW w:w="8030" w:type="dxa"/>
-        <w:tblInd w:w="717" w:type="dxa"/>
-        <w:tblLayout w:type="fixed"/>
-        <w:tblCellMar>
-          <w:top w:w="28" w:type="dxa"/>
-          <w:left w:w="28" w:type="dxa"/>
-          <w:bottom w:w="28" w:type="dxa"/>
-          <w:right w:w="28" w:type="dxa"/>
-        </w:tblCellMar>
-        <w:tblLook w:val="0000" w:firstRow="0" w:lastRow="0" w:firstColumn="0" w:lastColumn="0" w:noHBand="0" w:noVBand="0"/>
-      </w:tblPr>
-      <w:tblGrid>
-        <w:gridCol w:w="2007"/>
-        <w:gridCol w:w="2008"/>
-        <w:gridCol w:w="2007"/>
-        <w:gridCol w:w="2008"/>
-      </w:tblGrid>
-      <w:tr>
-        <w:tc>
-          <w:tcPr>
-            <w:tcW w:w="8030" w:type="dxa"/>
-            <w:gridSpan w:val="4"/>
-            <w:tcBorders>
-              <w:top w:val="double" w:sz="1" w:space="0" w:color="808080"/>
-              <w:left w:val="double" w:sz="1" w:space="0" w:color="808080"/>
-              <w:bottom w:val="double" w:sz="1" w:space="0" w:color="808080"/>
-              <w:right w:val="double" w:sz="2" w:space="0" w:color="808080"/>
-            </w:tcBorders>
-            <w:shd w:val="clear" w:color="auto" w:fill="auto"/>
-            <w:vAlign w:val="center"/>
-          </w:tcPr>
-          <w:p>
-            <w:pPr>
-              <w:pStyle w:val="TableContents"/>
-              <w:snapToGrid w:val="0"/>
-              <w:jc w:val="center"/>
-              <w:rPr>
-                <w:rFonts w:ascii="Arial" w:hAnsi="Arial" w:cs="Arial"/>
-                <w:sz w:val="16"/>
-                <w:szCs w:val="16"/>
-                <w:lang w:val="ru-RU"/>
-              </w:rPr>
-            </w:pPr>
-            <w:r>
-              <w:rPr>
-                <w:rFonts w:ascii="Arial" w:hAnsi="Arial" w:cs="Arial"/>
-                <w:b/>
-                <w:bCs/>
-                <w:sz w:val="16"/>
-                <w:szCs w:val="16"/>
-                <w:lang w:val="ru-RU"/>
-              </w:rPr>
-              <w:t>ВОЗРАСТНАЯ ТАБЛИЦА / ЧИСЛО</w:t>
-            </w:r>
-            <w:r>
-              <w:rPr>
-                <w:rFonts w:ascii="Arial" w:hAnsi="Arial" w:cs="Arial"/>
-                <w:b/>
-                <w:bCs/>
-                <w:sz w:val="16"/>
-                <w:szCs w:val="16"/>
-                <w:lang w:val="ru-RU"/>
-              </w:rPr>
-              <w:t xml:space="preserve"> </w:t>
-            </w:r>
-            <w:r>
-              <w:rPr>
-                <w:rFonts w:ascii="Arial" w:hAnsi="Arial" w:cs="Arial"/>
-                <w:b/>
-                <w:bCs/>
-                <w:sz w:val="16"/>
-                <w:szCs w:val="16"/>
-                <w:lang w:val="ru-RU"/>
-              </w:rPr>
-              <w:t>ПОГ</w:t>
-            </w:r>
-            <w:r>
-              <w:rPr>
-                <w:rFonts w:ascii="Arial" w:hAnsi="Arial" w:cs="Arial"/>
-                <w:b/>
-                <w:bCs/>
-                <w:sz w:val="16"/>
-                <w:szCs w:val="16"/>
-                <w:lang w:val="ru-RU"/>
-              </w:rPr>
-              <w:t>И</w:t>
-            </w:r>
-            <w:r>
-              <w:rPr>
-                <w:rFonts w:ascii="Arial" w:hAnsi="Arial" w:cs="Arial"/>
-                <w:b/>
-                <w:bCs/>
-                <w:sz w:val="16"/>
-                <w:szCs w:val="16"/>
-                <w:lang w:val="ru-RU"/>
-              </w:rPr>
-              <w:t>БШИХ</w:t>
-            </w:r>
-            <w:r>
-              <w:rPr>
-                <w:rFonts w:ascii="Arial" w:hAnsi="Arial" w:cs="Arial"/>
-                <w:b/>
-                <w:bCs/>
-                <w:sz w:val="16"/>
-                <w:szCs w:val="16"/>
-                <w:lang w:val="ru-RU"/>
-              </w:rPr>
-              <w:t xml:space="preserve"> ЖЕНЩИН с 193</w:t>
-            </w:r>
-            <w:r>
-              <w:rPr>
-                <w:rFonts w:ascii="Arial" w:hAnsi="Arial" w:cs="Arial"/>
-                <w:b/>
-                <w:bCs/>
-                <w:sz w:val="16"/>
-                <w:szCs w:val="16"/>
-                <w:lang w:val="ru-RU"/>
-              </w:rPr>
-              <w:t>1</w:t>
-            </w:r>
-            <w:r>
-              <w:rPr>
-                <w:rFonts w:ascii="Arial" w:hAnsi="Arial" w:cs="Arial"/>
-                <w:b/>
-                <w:bCs/>
-                <w:sz w:val="16"/>
-                <w:szCs w:val="16"/>
-                <w:lang w:val="ru-RU"/>
-              </w:rPr>
-              <w:t xml:space="preserve"> по 19</w:t>
-            </w:r>
-            <w:r>
-              <w:rPr>
-                <w:rFonts w:ascii="Arial" w:hAnsi="Arial" w:cs="Arial"/>
-                <w:b/>
-                <w:bCs/>
-                <w:sz w:val="16"/>
-                <w:szCs w:val="16"/>
-                <w:lang w:val="ru-RU"/>
-              </w:rPr>
-              <w:t>48</w:t>
-            </w:r>
-            <w:r>
-              <w:rPr>
-                <w:rFonts w:ascii="Arial" w:hAnsi="Arial" w:cs="Arial"/>
-                <w:b/>
-                <w:bCs/>
-                <w:sz w:val="16"/>
-                <w:szCs w:val="16"/>
-                <w:lang w:val="ru-RU"/>
-              </w:rPr>
-              <w:t xml:space="preserve"> гг. </w:t>
-            </w:r>
-          </w:p>
-        </w:tc>
-      </w:tr>
-      <w:tr>
-        <w:tc>
-          <w:tcPr>
-            <w:tcW w:w="2007" w:type="dxa"/>
-            <w:tcBorders>
-              <w:left w:val="double" w:sz="1" w:space="0" w:color="808080"/>
-              <w:bottom w:val="double" w:sz="1" w:space="0" w:color="808080"/>
-              <w:right w:val="double" w:sz="2" w:space="0" w:color="808080"/>
-            </w:tcBorders>
-            <w:shd w:val="clear" w:color="auto" w:fill="auto"/>
-            <w:vAlign w:val="center"/>
-          </w:tcPr>
-          <w:p>
-            <w:pPr>
-              <w:pStyle w:val="TableContents"/>
-              <w:snapToGrid w:val="0"/>
-              <w:jc w:val="center"/>
-              <w:rPr>
-                <w:rFonts w:ascii="Arial" w:hAnsi="Arial" w:cs="Arial"/>
-                <w:sz w:val="16"/>
-                <w:szCs w:val="16"/>
-              </w:rPr>
-            </w:pPr>
-            <w:r>
-              <w:rPr>
-                <w:rFonts w:ascii="Arial" w:hAnsi="Arial" w:cs="Arial"/>
-                <w:sz w:val="16"/>
-                <w:szCs w:val="16"/>
-                <w:lang w:val="ru-RU"/>
-              </w:rPr>
-              <w:t>18 лет</w:t>
-            </w:r>
-          </w:p>
-        </w:tc>
-        <w:tc>
-          <w:tcPr>
-            <w:tcW w:w="2008" w:type="dxa"/>
-            <w:tcBorders>
-              <w:left w:val="double" w:sz="1" w:space="0" w:color="808080"/>
-              <w:bottom w:val="double" w:sz="1" w:space="0" w:color="808080"/>
-              <w:right w:val="double" w:sz="2" w:space="0" w:color="808080"/>
-            </w:tcBorders>
-            <w:shd w:val="clear" w:color="auto" w:fill="auto"/>
-            <w:vAlign w:val="center"/>
-          </w:tcPr>
-          <w:p>
-            <w:pPr>
-              <w:pStyle w:val="TableContents"/>
-              <w:snapToGrid w:val="0"/>
-              <w:jc w:val="center"/>
-              <w:rPr>
-                <w:rFonts w:ascii="Arial" w:hAnsi="Arial" w:cs="Arial"/>
-                <w:sz w:val="16"/>
-                <w:szCs w:val="16"/>
-                <w:lang w:val="ru-RU"/>
-              </w:rPr>
-            </w:pPr>
-            <w:r>
-              <w:rPr>
-                <w:rFonts w:ascii="Arial" w:hAnsi="Arial" w:cs="Arial"/>
-                <w:sz w:val="16"/>
-                <w:szCs w:val="16"/>
-                <w:lang w:val="ru-RU"/>
-              </w:rPr>
-              <w:t>35</w:t>
-            </w:r>
-            <w:r>
-              <w:rPr>
-                <w:rFonts w:ascii="Arial" w:hAnsi="Arial" w:cs="Arial"/>
-                <w:sz w:val="16"/>
-                <w:szCs w:val="16"/>
-                <w:lang w:val="ru-RU"/>
-              </w:rPr>
-              <w:t>-</w:t>
-            </w:r>
-            <w:r>
-              <w:rPr>
-                <w:rFonts w:ascii="Arial" w:hAnsi="Arial" w:cs="Arial"/>
-                <w:sz w:val="16"/>
-                <w:szCs w:val="16"/>
-                <w:lang w:val="ru-RU"/>
-              </w:rPr>
-              <w:t>45</w:t>
-            </w:r>
-          </w:p>
-        </w:tc>
-        <w:tc>
-          <w:tcPr>
-            <w:tcW w:w="2007" w:type="dxa"/>
-            <w:tcBorders>
-              <w:left w:val="double" w:sz="1" w:space="0" w:color="808080"/>
-              <w:bottom w:val="double" w:sz="1" w:space="0" w:color="808080"/>
-              <w:right w:val="double" w:sz="2" w:space="0" w:color="808080"/>
-            </w:tcBorders>
-            <w:shd w:val="clear" w:color="auto" w:fill="auto"/>
-            <w:vAlign w:val="center"/>
-          </w:tcPr>
-          <w:p>
-            <w:pPr>
-              <w:pStyle w:val="TableContents"/>
-              <w:snapToGrid w:val="0"/>
-              <w:jc w:val="center"/>
-              <w:rPr>
-                <w:rFonts w:ascii="Arial" w:hAnsi="Arial" w:cs="Arial"/>
-                <w:sz w:val="16"/>
-                <w:szCs w:val="16"/>
-              </w:rPr>
-            </w:pPr>
-            <w:proofErr w:type="gramStart"/>
-            <w:r>
-              <w:rPr>
-                <w:rFonts w:ascii="Arial" w:hAnsi="Arial" w:cs="Arial"/>
-                <w:sz w:val="16"/>
-                <w:szCs w:val="16"/>
-                <w:lang w:val="ru-RU"/>
-              </w:rPr>
-              <w:t>4</w:t>
-            </w:r>
-            <w:r>
-              <w:rPr>
-                <w:rFonts w:ascii="Arial" w:hAnsi="Arial" w:cs="Arial"/>
-                <w:sz w:val="16"/>
-                <w:szCs w:val="16"/>
-                <w:lang w:val="ru-RU"/>
-              </w:rPr>
-              <w:t>6-</w:t>
-            </w:r>
-            <w:r>
-              <w:rPr>
-                <w:rFonts w:ascii="Arial" w:hAnsi="Arial" w:cs="Arial"/>
-                <w:sz w:val="16"/>
-                <w:szCs w:val="16"/>
-                <w:lang w:val="ru-RU"/>
-              </w:rPr>
-              <w:t>5</w:t>
-            </w:r>
-            <w:r>
-              <w:rPr>
-                <w:rFonts w:ascii="Arial" w:hAnsi="Arial" w:cs="Arial"/>
-                <w:sz w:val="16"/>
-                <w:szCs w:val="16"/>
-                <w:lang w:val="ru-RU"/>
-              </w:rPr>
-              <w:t>6</w:t>
-            </w:r>
-            <w:proofErr w:type="gramEnd"/>
-            <w:r>
-              <w:rPr>
-                <w:rFonts w:ascii="Arial" w:hAnsi="Arial" w:cs="Arial"/>
-                <w:sz w:val="16"/>
-                <w:szCs w:val="16"/>
-                <w:lang w:val="ru-RU"/>
-              </w:rPr>
-              <w:t xml:space="preserve"> </w:t>
-            </w:r>
-          </w:p>
-        </w:tc>
-        <w:tc>
-          <w:tcPr>
-            <w:tcW w:w="2008" w:type="dxa"/>
-            <w:tcBorders>
-              <w:left w:val="double" w:sz="1" w:space="0" w:color="808080"/>
-              <w:bottom w:val="double" w:sz="1" w:space="0" w:color="808080"/>
-              <w:right w:val="double" w:sz="2" w:space="0" w:color="808080"/>
-            </w:tcBorders>
-            <w:shd w:val="clear" w:color="auto" w:fill="auto"/>
-            <w:vAlign w:val="center"/>
-          </w:tcPr>
-          <w:p>
-            <w:pPr>
-              <w:pStyle w:val="TableContents"/>
-              <w:snapToGrid w:val="0"/>
-              <w:jc w:val="center"/>
-              <w:rPr>
-                <w:rFonts w:ascii="Arial" w:hAnsi="Arial" w:cs="Arial"/>
-                <w:sz w:val="16"/>
-                <w:szCs w:val="16"/>
-                <w:lang w:val="ru-RU"/>
-              </w:rPr>
-            </w:pPr>
-            <w:r>
-              <w:rPr>
-                <w:rFonts w:ascii="Arial" w:hAnsi="Arial" w:cs="Arial"/>
-                <w:sz w:val="16"/>
-                <w:szCs w:val="16"/>
-                <w:lang w:val="ru-RU"/>
-              </w:rPr>
-              <w:t>6</w:t>
-            </w:r>
-            <w:r>
-              <w:rPr>
-                <w:rFonts w:ascii="Arial" w:hAnsi="Arial" w:cs="Arial"/>
-                <w:sz w:val="16"/>
-                <w:szCs w:val="16"/>
-                <w:lang w:val="ru-RU"/>
-              </w:rPr>
-              <w:t>0</w:t>
-            </w:r>
-            <w:r>
-              <w:rPr>
-                <w:rFonts w:ascii="Arial" w:hAnsi="Arial" w:cs="Arial"/>
-                <w:sz w:val="16"/>
-                <w:szCs w:val="16"/>
-                <w:lang w:val="ru-RU"/>
-              </w:rPr>
-              <w:t>-66</w:t>
-            </w:r>
-          </w:p>
-        </w:tc>
-      </w:tr>
-      <w:tr>
-        <w:trPr>
-          <w:trHeight w:val="276"/>
-        </w:trPr>
-        <w:tc>
-          <w:tcPr>
-            <w:tcW w:w="2007" w:type="dxa"/>
-            <w:tcBorders>
-              <w:left w:val="double" w:sz="1" w:space="0" w:color="808080"/>
-              <w:bottom w:val="double" w:sz="1" w:space="0" w:color="808080"/>
-              <w:right w:val="double" w:sz="2" w:space="0" w:color="808080"/>
-            </w:tcBorders>
-            <w:shd w:val="clear" w:color="auto" w:fill="auto"/>
-            <w:vAlign w:val="center"/>
-          </w:tcPr>
-          <w:p>
-            <w:pPr>
-              <w:pStyle w:val="TableContents"/>
-              <w:snapToGrid w:val="0"/>
-              <w:ind w:hanging="180"/>
-              <w:jc w:val="center"/>
-              <w:rPr>
-                <w:rFonts w:ascii="Arial" w:hAnsi="Arial" w:cs="Arial"/>
-                <w:sz w:val="16"/>
-                <w:szCs w:val="16"/>
-                <w:lang w:val="ru-RU"/>
-              </w:rPr>
-            </w:pPr>
-            <w:r>
-              <w:rPr>
-                <w:rFonts w:ascii="Arial" w:hAnsi="Arial" w:cs="Arial"/>
-                <w:sz w:val="16"/>
-                <w:szCs w:val="16"/>
-                <w:lang w:val="ru-RU"/>
-              </w:rPr>
-              <w:t>1</w:t>
-            </w:r>
-          </w:p>
-        </w:tc>
-        <w:tc>
-          <w:tcPr>
-            <w:tcW w:w="2008" w:type="dxa"/>
-            <w:tcBorders>
-              <w:left w:val="double" w:sz="1" w:space="0" w:color="808080"/>
-              <w:bottom w:val="double" w:sz="1" w:space="0" w:color="808080"/>
-              <w:right w:val="double" w:sz="2" w:space="0" w:color="808080"/>
-            </w:tcBorders>
-            <w:shd w:val="clear" w:color="auto" w:fill="auto"/>
-            <w:vAlign w:val="center"/>
-          </w:tcPr>
-          <w:p>
-            <w:pPr>
-              <w:pStyle w:val="TableContents"/>
-              <w:snapToGrid w:val="0"/>
-              <w:ind w:hanging="180"/>
-              <w:jc w:val="center"/>
-              <w:rPr>
-                <w:rFonts w:ascii="Arial" w:hAnsi="Arial" w:cs="Arial"/>
-                <w:sz w:val="16"/>
-                <w:szCs w:val="16"/>
-                <w:lang w:val="ru-RU"/>
-              </w:rPr>
-            </w:pPr>
-            <w:r>
-              <w:rPr>
-                <w:rFonts w:ascii="Arial" w:hAnsi="Arial" w:cs="Arial"/>
-                <w:sz w:val="16"/>
-                <w:szCs w:val="16"/>
-                <w:lang w:val="ru-RU"/>
-              </w:rPr>
-              <w:t>7</w:t>
-            </w:r>
-          </w:p>
-        </w:tc>
-        <w:tc>
-          <w:tcPr>
-            <w:tcW w:w="2007" w:type="dxa"/>
-            <w:tcBorders>
-              <w:left w:val="double" w:sz="1" w:space="0" w:color="808080"/>
-              <w:bottom w:val="double" w:sz="1" w:space="0" w:color="808080"/>
-              <w:right w:val="double" w:sz="2" w:space="0" w:color="808080"/>
-            </w:tcBorders>
-            <w:shd w:val="clear" w:color="auto" w:fill="auto"/>
-            <w:vAlign w:val="center"/>
-          </w:tcPr>
-          <w:p>
-            <w:pPr>
-              <w:pStyle w:val="TableContents"/>
-              <w:snapToGrid w:val="0"/>
-              <w:ind w:hanging="180"/>
-              <w:jc w:val="center"/>
-              <w:rPr>
-                <w:rFonts w:ascii="Arial" w:hAnsi="Arial" w:cs="Arial"/>
-                <w:sz w:val="16"/>
-                <w:szCs w:val="16"/>
-                <w:lang w:val="ru-RU"/>
-              </w:rPr>
-            </w:pPr>
-            <w:r>
-              <w:rPr>
-                <w:rFonts w:ascii="Arial" w:hAnsi="Arial" w:cs="Arial"/>
-                <w:sz w:val="16"/>
-                <w:szCs w:val="16"/>
-                <w:lang w:val="ru-RU"/>
-              </w:rPr>
-              <w:t>3</w:t>
-            </w:r>
-          </w:p>
-        </w:tc>
-        <w:tc>
-          <w:tcPr>
-            <w:tcW w:w="2008" w:type="dxa"/>
-            <w:tcBorders>
-              <w:left w:val="double" w:sz="1" w:space="0" w:color="808080"/>
-              <w:bottom w:val="double" w:sz="1" w:space="0" w:color="808080"/>
-              <w:right w:val="double" w:sz="2" w:space="0" w:color="808080"/>
-            </w:tcBorders>
-            <w:shd w:val="clear" w:color="auto" w:fill="auto"/>
-            <w:vAlign w:val="center"/>
-          </w:tcPr>
-          <w:p>
-            <w:pPr>
-              <w:pStyle w:val="TableContents"/>
-              <w:snapToGrid w:val="0"/>
-              <w:ind w:hanging="180"/>
-              <w:jc w:val="center"/>
-              <w:rPr>
-                <w:rFonts w:ascii="Arial" w:hAnsi="Arial" w:cs="Arial"/>
-                <w:sz w:val="16"/>
-                <w:szCs w:val="16"/>
-                <w:lang w:val="ru-RU"/>
-              </w:rPr>
-            </w:pPr>
-            <w:r>
-              <w:rPr>
-                <w:rFonts w:ascii="Arial" w:hAnsi="Arial" w:cs="Arial"/>
-                <w:sz w:val="16"/>
-                <w:szCs w:val="16"/>
-                <w:lang w:val="ru-RU"/>
-              </w:rPr>
-              <w:t>2</w:t>
-            </w:r>
-          </w:p>
-        </w:tc>
-      </w:tr>
-    </w:tbl>
     <w:p>
       <w:pPr>
         <w:spacing w:after="0"/>
         <w:rPr>
-          <w:sz w:val="18"/>
-          <w:szCs w:val="18"/>
+          <w:rFonts w:ascii="Arial" w:hAnsi="Arial" w:cs="Arial"/>
+          <w:sz w:val="16"/>
+          <w:szCs w:val="16"/>
           <w:lang w:val="ru-RU"/>
         </w:rPr>
       </w:pPr>
@@ -1191,7 +921,7 @@
                 <w:lang w:val="ru-RU"/>
               </w:rPr>
             </w:pPr>
-            <w:hyperlink r:id="rId7" w:history="1">
+            <w:hyperlink r:id="rId8" w:history="1">
               <w:r>
                 <w:rPr>
                   <w:rStyle w:val="Hyperlink"/>
@@ -1512,7 +1242,7 @@
               </w:rPr>
               <w:t xml:space="preserve"> </w:t>
             </w:r>
-            <w:hyperlink r:id="rId8" w:history="1">
+            <w:hyperlink r:id="rId9" w:history="1">
               <w:r>
                 <w:rPr>
                   <w:rStyle w:val="Hyperlink"/>
@@ -1553,7 +1283,7 @@
                 <w:lang w:val="ru-RU"/>
               </w:rPr>
             </w:pPr>
-            <w:hyperlink r:id="rId9" w:history="1">
+            <w:hyperlink r:id="rId10" w:history="1">
               <w:r>
                 <w:rPr>
                   <w:rStyle w:val="Hyperlink"/>
@@ -2031,7 +1761,7 @@
               </w:rPr>
               <w:t xml:space="preserve"> </w:t>
             </w:r>
-            <w:hyperlink r:id="rId10" w:history="1">
+            <w:hyperlink r:id="rId11" w:history="1">
               <w:r>
                 <w:rPr>
                   <w:rStyle w:val="Hyperlink"/>
@@ -2186,6 +1916,7 @@
                 <w:szCs w:val="16"/>
                 <w:lang w:val="ru-RU"/>
               </w:rPr>
+              <w:lastRenderedPageBreak/>
               <w:t xml:space="preserve">1889 г.р., </w:t>
             </w:r>
             <w:proofErr w:type="spellStart"/>
@@ -2460,7 +2191,7 @@
               </w:rPr>
               <w:t xml:space="preserve"> </w:t>
             </w:r>
-            <w:hyperlink r:id="rId11" w:history="1">
+            <w:hyperlink r:id="rId12" w:history="1">
               <w:r>
                 <w:rPr>
                   <w:rStyle w:val="Hyperlink"/>
@@ -2503,7 +2234,7 @@
                 <w:lang w:val="ru-RU"/>
               </w:rPr>
             </w:pPr>
-            <w:hyperlink r:id="rId12" w:history="1">
+            <w:hyperlink r:id="rId13" w:history="1">
               <w:proofErr w:type="spellStart"/>
               <w:r>
                 <w:rPr>
@@ -2741,7 +2472,7 @@
               </w:rPr>
               <w:t xml:space="preserve"> </w:t>
             </w:r>
-            <w:hyperlink r:id="rId13" w:history="1">
+            <w:hyperlink r:id="rId14" w:history="1">
               <w:r>
                 <w:rPr>
                   <w:rStyle w:val="Hyperlink"/>
@@ -2993,323 +2724,6 @@
               <w:spacing w:after="0"/>
               <w:rPr>
                 <w:rFonts w:ascii="Arial" w:hAnsi="Arial" w:cs="Arial"/>
-                <w:sz w:val="16"/>
-                <w:szCs w:val="16"/>
-                <w:lang w:val="ru-RU"/>
-              </w:rPr>
-            </w:pPr>
-            <w:r>
-              <w:rPr>
-                <w:rFonts w:ascii="Arial" w:hAnsi="Arial" w:cs="Arial"/>
-                <w:b/>
-                <w:bCs/>
-                <w:sz w:val="16"/>
-                <w:szCs w:val="16"/>
-                <w:lang w:val="ru-RU"/>
-              </w:rPr>
-              <w:lastRenderedPageBreak/>
-              <w:t>Источник: Книга памяти Красноярского края;</w:t>
-            </w:r>
-            <w:r>
-              <w:rPr>
-                <w:rFonts w:ascii="Arial" w:hAnsi="Arial" w:cs="Arial"/>
-                <w:sz w:val="16"/>
-                <w:szCs w:val="16"/>
-                <w:lang w:val="ru-RU"/>
-              </w:rPr>
-              <w:t xml:space="preserve"> </w:t>
-            </w:r>
-            <w:hyperlink r:id="rId14" w:history="1">
-              <w:r>
-                <w:rPr>
-                  <w:rStyle w:val="Hyperlink"/>
-                  <w:rFonts w:ascii="Arial" w:hAnsi="Arial" w:cs="Arial"/>
-                  <w:b/>
-                  <w:bCs/>
-                  <w:color w:val="auto"/>
-                  <w:sz w:val="16"/>
-                  <w:szCs w:val="16"/>
-                  <w:bdr w:val="none" w:sz="0" w:space="0" w:color="auto" w:frame="1"/>
-                  <w:shd w:val="clear" w:color="auto" w:fill="FFFFFF"/>
-                  <w:lang w:val="ru-RU"/>
-                </w:rPr>
-                <w:t>Открытый список</w:t>
-              </w:r>
-            </w:hyperlink>
-          </w:p>
-        </w:tc>
-      </w:tr>
-      <w:tr>
-        <w:tc>
-          <w:tcPr>
-            <w:tcW w:w="11160" w:type="dxa"/>
-            <w:tcBorders>
-              <w:top w:val="double" w:sz="1" w:space="0" w:color="808080"/>
-              <w:left w:val="double" w:sz="1" w:space="0" w:color="808080"/>
-              <w:bottom w:val="double" w:sz="1" w:space="0" w:color="808080"/>
-              <w:right w:val="double" w:sz="2" w:space="0" w:color="808080"/>
-            </w:tcBorders>
-            <w:shd w:val="clear" w:color="auto" w:fill="auto"/>
-            <w:vAlign w:val="center"/>
-          </w:tcPr>
-          <w:p>
-            <w:pPr>
-              <w:pStyle w:val="name"/>
-              <w:spacing w:before="0" w:beforeAutospacing="0" w:after="0" w:afterAutospacing="0"/>
-              <w:ind w:right="75"/>
-              <w:rPr>
-                <w:rFonts w:ascii="Arial" w:hAnsi="Arial" w:cs="Arial"/>
-                <w:b/>
-                <w:bCs/>
-                <w:sz w:val="16"/>
-                <w:szCs w:val="16"/>
-                <w:lang w:val="ru-RU"/>
-              </w:rPr>
-            </w:pPr>
-            <w:proofErr w:type="spellStart"/>
-            <w:r>
-              <w:rPr>
-                <w:rFonts w:ascii="Arial" w:hAnsi="Arial" w:cs="Arial"/>
-                <w:b/>
-                <w:bCs/>
-                <w:sz w:val="16"/>
-                <w:szCs w:val="16"/>
-                <w:lang w:val="ru-RU"/>
-              </w:rPr>
-              <w:lastRenderedPageBreak/>
-              <w:t>Киргиненкова</w:t>
-            </w:r>
-            <w:proofErr w:type="spellEnd"/>
-            <w:r>
-              <w:rPr>
-                <w:rFonts w:ascii="Arial" w:hAnsi="Arial" w:cs="Arial"/>
-                <w:b/>
-                <w:bCs/>
-                <w:sz w:val="16"/>
-                <w:szCs w:val="16"/>
-                <w:lang w:val="ru-RU"/>
-              </w:rPr>
-              <w:t xml:space="preserve"> Мария Дмитриевна 46 лет</w:t>
-            </w:r>
-          </w:p>
-          <w:p>
-            <w:pPr>
-              <w:pStyle w:val="cont"/>
-              <w:spacing w:before="0" w:beforeAutospacing="0" w:after="0" w:afterAutospacing="0"/>
-              <w:rPr>
-                <w:rFonts w:ascii="Arial" w:hAnsi="Arial" w:cs="Arial"/>
-                <w:sz w:val="16"/>
-                <w:szCs w:val="16"/>
-                <w:lang w:val="ru-RU"/>
-              </w:rPr>
-            </w:pPr>
-            <w:r>
-              <w:rPr>
-                <w:rFonts w:ascii="Arial" w:hAnsi="Arial" w:cs="Arial"/>
-                <w:sz w:val="16"/>
-                <w:szCs w:val="16"/>
-                <w:lang w:val="ru-RU"/>
-              </w:rPr>
-              <w:t>(</w:t>
-            </w:r>
-            <w:r>
-              <w:rPr>
-                <w:rFonts w:ascii="Arial" w:hAnsi="Arial" w:cs="Arial"/>
-                <w:sz w:val="16"/>
-                <w:szCs w:val="16"/>
-                <w:shd w:val="clear" w:color="auto" w:fill="FFFFFF"/>
-                <w:lang w:val="ru-RU"/>
-              </w:rPr>
-              <w:t>Кок Мария Дмитриевна</w:t>
-            </w:r>
-            <w:r>
-              <w:rPr>
-                <w:rFonts w:ascii="Arial" w:hAnsi="Arial" w:cs="Arial"/>
-                <w:sz w:val="16"/>
-                <w:szCs w:val="16"/>
-                <w:lang w:val="ru-RU"/>
-              </w:rPr>
-              <w:t>) Родилась</w:t>
-            </w:r>
-            <w:r>
-              <w:rPr>
-                <w:rFonts w:ascii="Arial" w:hAnsi="Arial" w:cs="Arial"/>
-                <w:sz w:val="16"/>
-                <w:szCs w:val="16"/>
-              </w:rPr>
-              <w:t> </w:t>
-            </w:r>
-            <w:r>
-              <w:rPr>
-                <w:rFonts w:ascii="Arial" w:hAnsi="Arial" w:cs="Arial"/>
-                <w:sz w:val="16"/>
-                <w:szCs w:val="16"/>
-                <w:lang w:val="ru-RU"/>
-              </w:rPr>
-              <w:t xml:space="preserve">в 1885 г., улуса </w:t>
-            </w:r>
-            <w:proofErr w:type="spellStart"/>
-            <w:r>
-              <w:rPr>
-                <w:rFonts w:ascii="Arial" w:hAnsi="Arial" w:cs="Arial"/>
-                <w:sz w:val="16"/>
-                <w:szCs w:val="16"/>
-                <w:lang w:val="ru-RU"/>
-              </w:rPr>
-              <w:t>Конкос</w:t>
-            </w:r>
-            <w:proofErr w:type="spellEnd"/>
-            <w:r>
-              <w:rPr>
-                <w:rFonts w:ascii="Arial" w:hAnsi="Arial" w:cs="Arial"/>
-                <w:sz w:val="16"/>
-                <w:szCs w:val="16"/>
-                <w:lang w:val="ru-RU"/>
-              </w:rPr>
-              <w:t xml:space="preserve"> </w:t>
-            </w:r>
-            <w:proofErr w:type="spellStart"/>
-            <w:r>
-              <w:rPr>
-                <w:rFonts w:ascii="Arial" w:hAnsi="Arial" w:cs="Arial"/>
-                <w:sz w:val="16"/>
-                <w:szCs w:val="16"/>
-                <w:lang w:val="ru-RU"/>
-              </w:rPr>
-              <w:t>Аскызской</w:t>
-            </w:r>
-            <w:proofErr w:type="spellEnd"/>
-            <w:r>
-              <w:rPr>
-                <w:rFonts w:ascii="Arial" w:hAnsi="Arial" w:cs="Arial"/>
-                <w:sz w:val="16"/>
-                <w:szCs w:val="16"/>
-                <w:lang w:val="ru-RU"/>
-              </w:rPr>
-              <w:t xml:space="preserve"> вол. Минусинского округа Енисейской губ.; хакаска; неграмотная; Домохозяйка. Проживала:</w:t>
-            </w:r>
-            <w:r>
-              <w:rPr>
-                <w:rFonts w:ascii="Arial" w:hAnsi="Arial" w:cs="Arial"/>
-                <w:sz w:val="16"/>
-                <w:szCs w:val="16"/>
-              </w:rPr>
-              <w:t> </w:t>
-            </w:r>
-            <w:r>
-              <w:rPr>
-                <w:rFonts w:ascii="Arial" w:hAnsi="Arial" w:cs="Arial"/>
-                <w:sz w:val="16"/>
-                <w:szCs w:val="16"/>
-                <w:lang w:val="ru-RU"/>
-              </w:rPr>
-              <w:t xml:space="preserve">улуса </w:t>
-            </w:r>
-            <w:proofErr w:type="spellStart"/>
-            <w:r>
-              <w:rPr>
-                <w:rFonts w:ascii="Arial" w:hAnsi="Arial" w:cs="Arial"/>
-                <w:sz w:val="16"/>
-                <w:szCs w:val="16"/>
-                <w:lang w:val="ru-RU"/>
-              </w:rPr>
-              <w:t>Конкос</w:t>
-            </w:r>
-            <w:proofErr w:type="spellEnd"/>
-            <w:r>
-              <w:rPr>
-                <w:rFonts w:ascii="Arial" w:hAnsi="Arial" w:cs="Arial"/>
-                <w:sz w:val="16"/>
-                <w:szCs w:val="16"/>
-                <w:lang w:val="ru-RU"/>
-              </w:rPr>
-              <w:t xml:space="preserve"> </w:t>
-            </w:r>
-            <w:proofErr w:type="spellStart"/>
-            <w:r>
-              <w:rPr>
-                <w:rFonts w:ascii="Arial" w:hAnsi="Arial" w:cs="Arial"/>
-                <w:sz w:val="16"/>
-                <w:szCs w:val="16"/>
-                <w:lang w:val="ru-RU"/>
-              </w:rPr>
-              <w:t>Аскызской</w:t>
-            </w:r>
-            <w:proofErr w:type="spellEnd"/>
-            <w:r>
-              <w:rPr>
-                <w:rFonts w:ascii="Arial" w:hAnsi="Arial" w:cs="Arial"/>
-                <w:sz w:val="16"/>
-                <w:szCs w:val="16"/>
-                <w:lang w:val="ru-RU"/>
-              </w:rPr>
-              <w:t xml:space="preserve"> вол. Минусинского округа Енисейской губ. Арестована 15 мая 1931 г. Приговорена: особой тройкой ПП ОГПУ ЗСК 2 июля 1931 г., </w:t>
-            </w:r>
-            <w:proofErr w:type="spellStart"/>
-            <w:r>
-              <w:rPr>
-                <w:rFonts w:ascii="Arial" w:hAnsi="Arial" w:cs="Arial"/>
-                <w:sz w:val="16"/>
-                <w:szCs w:val="16"/>
-                <w:lang w:val="ru-RU"/>
-              </w:rPr>
-              <w:t>обв</w:t>
-            </w:r>
-            <w:proofErr w:type="spellEnd"/>
-            <w:r>
-              <w:rPr>
-                <w:rFonts w:ascii="Arial" w:hAnsi="Arial" w:cs="Arial"/>
-                <w:sz w:val="16"/>
-                <w:szCs w:val="16"/>
-                <w:lang w:val="ru-RU"/>
-              </w:rPr>
-              <w:t>.:</w:t>
-            </w:r>
-            <w:r>
-              <w:rPr>
-                <w:rFonts w:ascii="Arial" w:hAnsi="Arial" w:cs="Arial"/>
-                <w:sz w:val="16"/>
-                <w:szCs w:val="16"/>
-              </w:rPr>
-              <w:t> </w:t>
-            </w:r>
-            <w:r>
-              <w:rPr>
-                <w:rFonts w:ascii="Arial" w:hAnsi="Arial" w:cs="Arial"/>
-                <w:sz w:val="16"/>
-                <w:szCs w:val="16"/>
-                <w:lang w:val="ru-RU"/>
-              </w:rPr>
-              <w:t>АСД. Приговор: ВМН Расстреляна 17 июля 1931 г. Место захоронения</w:t>
-            </w:r>
-            <w:r>
-              <w:rPr>
-                <w:rFonts w:ascii="Arial" w:hAnsi="Arial" w:cs="Arial"/>
-                <w:sz w:val="16"/>
-                <w:szCs w:val="16"/>
-                <w:lang w:val="ru-RU"/>
-              </w:rPr>
-              <w:t xml:space="preserve"> – </w:t>
-            </w:r>
-            <w:r>
-              <w:rPr>
-                <w:rFonts w:ascii="Arial" w:hAnsi="Arial" w:cs="Arial"/>
-                <w:sz w:val="16"/>
-                <w:szCs w:val="16"/>
-                <w:lang w:val="ru-RU"/>
-              </w:rPr>
-              <w:t>в г. Абакане. Реабилитирована 7 марта 1991 г. прокуратурой КК</w:t>
-            </w:r>
-          </w:p>
-          <w:p>
-            <w:pPr>
-              <w:pStyle w:val="name"/>
-              <w:spacing w:before="0" w:beforeAutospacing="0" w:after="0" w:afterAutospacing="0"/>
-              <w:ind w:right="75"/>
-              <w:rPr>
-                <w:rFonts w:ascii="Arial" w:hAnsi="Arial" w:cs="Arial"/>
-                <w:b/>
-                <w:bCs/>
                 <w:sz w:val="16"/>
                 <w:szCs w:val="16"/>
                 <w:lang w:val="ru-RU"/>
@@ -3392,7 +2806,7 @@
                 <w:szCs w:val="16"/>
                 <w:lang w:val="ru-RU"/>
               </w:rPr>
-              <w:t>Мадяева</w:t>
+              <w:t>Киргиненкова</w:t>
             </w:r>
             <w:proofErr w:type="spellEnd"/>
             <w:r>
@@ -3404,60 +2818,13 @@
                 <w:szCs w:val="16"/>
                 <w:lang w:val="ru-RU"/>
               </w:rPr>
-              <w:t xml:space="preserve"> </w:t>
-            </w:r>
-            <w:proofErr w:type="spellStart"/>
-            <w:r>
-              <w:rPr>
-                <w:rFonts w:ascii="Arial" w:hAnsi="Arial" w:cs="Arial"/>
-                <w:b/>
-                <w:bCs/>
-                <w:sz w:val="16"/>
-                <w:szCs w:val="16"/>
-                <w:lang w:val="ru-RU"/>
-              </w:rPr>
-              <w:t>Чыдырый</w:t>
-            </w:r>
-            <w:proofErr w:type="spellEnd"/>
-            <w:r>
-              <w:rPr>
-                <w:rFonts w:ascii="Arial" w:hAnsi="Arial" w:cs="Arial"/>
-                <w:b/>
-                <w:bCs/>
-                <w:sz w:val="16"/>
-                <w:szCs w:val="16"/>
-                <w:lang w:val="ru-RU"/>
-              </w:rPr>
-              <w:t xml:space="preserve"> </w:t>
-            </w:r>
-            <w:r>
-              <w:rPr>
-                <w:rFonts w:ascii="Arial" w:hAnsi="Arial" w:cs="Arial"/>
-                <w:b/>
-                <w:bCs/>
-                <w:sz w:val="16"/>
-                <w:szCs w:val="16"/>
-                <w:lang w:val="ru-RU"/>
-              </w:rPr>
-              <w:t>40 лет</w:t>
-            </w:r>
-            <w:r>
-              <w:rPr>
-                <w:rFonts w:ascii="Arial" w:hAnsi="Arial" w:cs="Arial"/>
-                <w:b/>
-                <w:bCs/>
-                <w:sz w:val="16"/>
-                <w:szCs w:val="16"/>
-                <w:lang w:val="ru-RU"/>
-              </w:rPr>
-              <w:t xml:space="preserve"> </w:t>
+              <w:t xml:space="preserve"> Мария Дмитриевна 46 лет</w:t>
             </w:r>
           </w:p>
           <w:p>
             <w:pPr>
               <w:pStyle w:val="cont"/>
               <w:spacing w:before="0" w:beforeAutospacing="0" w:after="0" w:afterAutospacing="0"/>
-              <w:ind w:right="75"/>
               <w:rPr>
                 <w:rFonts w:ascii="Arial" w:hAnsi="Arial" w:cs="Arial"/>
                 <w:sz w:val="16"/>
@@ -3472,7 +2839,26 @@
                 <w:szCs w:val="16"/>
                 <w:lang w:val="ru-RU"/>
               </w:rPr>
-              <w:t>Родилась</w:t>
+              <w:t>(</w:t>
+            </w:r>
+            <w:r>
+              <w:rPr>
+                <w:rFonts w:ascii="Arial" w:hAnsi="Arial" w:cs="Arial"/>
+                <w:sz w:val="16"/>
+                <w:szCs w:val="16"/>
+                <w:shd w:val="clear" w:color="auto" w:fill="FFFFFF"/>
+                <w:lang w:val="ru-RU"/>
+              </w:rPr>
+              <w:t>Кок Мария Дмитриевна</w:t>
+            </w:r>
+            <w:r>
+              <w:rPr>
+                <w:rFonts w:ascii="Arial" w:hAnsi="Arial" w:cs="Arial"/>
+                <w:sz w:val="16"/>
+                <w:szCs w:val="16"/>
+                <w:lang w:val="ru-RU"/>
+              </w:rPr>
+              <w:t>) Родилась</w:t>
             </w:r>
             <w:r>
               <w:rPr>
@@ -3489,7 +2875,7 @@
                 <w:szCs w:val="16"/>
                 <w:lang w:val="ru-RU"/>
               </w:rPr>
-              <w:t xml:space="preserve">в 1897 г., с. Курай.; </w:t>
+              <w:t xml:space="preserve">в 1885 г., улуса </w:t>
             </w:r>
             <w:proofErr w:type="spellStart"/>
             <w:r>
@@ -3499,7 +2885,7 @@
                 <w:szCs w:val="16"/>
                 <w:lang w:val="ru-RU"/>
               </w:rPr>
-              <w:t>теленгитка</w:t>
+              <w:t>Конкос</w:t>
             </w:r>
             <w:proofErr w:type="spellEnd"/>
             <w:r>
@@ -3509,7 +2895,7 @@
                 <w:szCs w:val="16"/>
                 <w:lang w:val="ru-RU"/>
               </w:rPr>
-              <w:t>; неграмотная; Пастух колхоза "</w:t>
+              <w:t xml:space="preserve"> </w:t>
             </w:r>
             <w:proofErr w:type="spellStart"/>
             <w:r>
@@ -3519,7 +2905,7 @@
                 <w:szCs w:val="16"/>
                 <w:lang w:val="ru-RU"/>
               </w:rPr>
-              <w:t>Джанж</w:t>
+              <w:t>Аскызской</w:t>
             </w:r>
             <w:proofErr w:type="spellEnd"/>
             <w:r>
@@ -3529,27 +2915,7 @@
                 <w:szCs w:val="16"/>
                 <w:lang w:val="ru-RU"/>
               </w:rPr>
-              <w:t>-Джон</w:t>
-            </w:r>
-            <w:proofErr w:type="gramStart"/>
-            <w:r>
-              <w:rPr>
-                <w:rFonts w:ascii="Arial" w:hAnsi="Arial" w:cs="Arial"/>
-                <w:sz w:val="16"/>
-                <w:szCs w:val="16"/>
-                <w:lang w:val="ru-RU"/>
-              </w:rPr>
-              <w:t>"..</w:t>
-            </w:r>
-            <w:proofErr w:type="gramEnd"/>
-            <w:r>
-              <w:rPr>
-                <w:rFonts w:ascii="Arial" w:hAnsi="Arial" w:cs="Arial"/>
-                <w:sz w:val="16"/>
-                <w:szCs w:val="16"/>
-                <w:lang w:val="ru-RU"/>
-              </w:rPr>
-              <w:t xml:space="preserve"> Проживала:</w:t>
+              <w:t xml:space="preserve"> вол. Минусинского округа Енисейской губ.; хакаска; неграмотная; Домохозяйка. Проживала:</w:t>
             </w:r>
             <w:r>
               <w:rPr>
@@ -3566,7 +2932,7 @@
                 <w:szCs w:val="16"/>
                 <w:lang w:val="ru-RU"/>
               </w:rPr>
-              <w:t xml:space="preserve">Кош-Агачский р-н. Арестована 10 сентября 1937 г. Приговор: расстреляна </w:t>
+              <w:t xml:space="preserve">улуса </w:t>
             </w:r>
             <w:proofErr w:type="spellStart"/>
             <w:r>
@@ -3576,7 +2942,7 @@
                 <w:szCs w:val="16"/>
                 <w:lang w:val="ru-RU"/>
               </w:rPr>
-              <w:t>Расстреляна</w:t>
+              <w:t>Конкос</w:t>
             </w:r>
             <w:proofErr w:type="spellEnd"/>
             <w:r>
@@ -3586,22 +2952,89 @@
                 <w:szCs w:val="16"/>
                 <w:lang w:val="ru-RU"/>
               </w:rPr>
-              <w:t xml:space="preserve"> 20 ноября 1937 г.</w:t>
+              <w:t xml:space="preserve"> </w:t>
+            </w:r>
+            <w:proofErr w:type="spellStart"/>
+            <w:r>
+              <w:rPr>
+                <w:rFonts w:ascii="Arial" w:hAnsi="Arial" w:cs="Arial"/>
+                <w:sz w:val="16"/>
+                <w:szCs w:val="16"/>
+                <w:lang w:val="ru-RU"/>
+              </w:rPr>
+              <w:t>Аскызской</w:t>
+            </w:r>
+            <w:proofErr w:type="spellEnd"/>
+            <w:r>
+              <w:rPr>
+                <w:rFonts w:ascii="Arial" w:hAnsi="Arial" w:cs="Arial"/>
+                <w:sz w:val="16"/>
+                <w:szCs w:val="16"/>
+                <w:lang w:val="ru-RU"/>
+              </w:rPr>
+              <w:t xml:space="preserve"> вол. Минусинского округа Енисейской губ. Арестована 15 мая 1931 г. Приговорена: особой тройкой ПП ОГПУ ЗСК 2 июля 1931 г., </w:t>
+            </w:r>
+            <w:proofErr w:type="spellStart"/>
+            <w:r>
+              <w:rPr>
+                <w:rFonts w:ascii="Arial" w:hAnsi="Arial" w:cs="Arial"/>
+                <w:sz w:val="16"/>
+                <w:szCs w:val="16"/>
+                <w:lang w:val="ru-RU"/>
+              </w:rPr>
+              <w:t>обв</w:t>
+            </w:r>
+            <w:proofErr w:type="spellEnd"/>
+            <w:r>
+              <w:rPr>
+                <w:rFonts w:ascii="Arial" w:hAnsi="Arial" w:cs="Arial"/>
+                <w:sz w:val="16"/>
+                <w:szCs w:val="16"/>
+                <w:lang w:val="ru-RU"/>
+              </w:rPr>
+              <w:t>.:</w:t>
+            </w:r>
+            <w:r>
+              <w:rPr>
+                <w:rFonts w:ascii="Arial" w:hAnsi="Arial" w:cs="Arial"/>
+                <w:sz w:val="16"/>
+                <w:szCs w:val="16"/>
+              </w:rPr>
+              <w:t> </w:t>
+            </w:r>
+            <w:r>
+              <w:rPr>
+                <w:rFonts w:ascii="Arial" w:hAnsi="Arial" w:cs="Arial"/>
+                <w:sz w:val="16"/>
+                <w:szCs w:val="16"/>
+                <w:lang w:val="ru-RU"/>
+              </w:rPr>
+              <w:t>АСД. Приговор: ВМН Расстреляна 17 июля 1931 г. Место захоронения</w:t>
+            </w:r>
+            <w:r>
+              <w:rPr>
+                <w:rFonts w:ascii="Arial" w:hAnsi="Arial" w:cs="Arial"/>
+                <w:sz w:val="16"/>
+                <w:szCs w:val="16"/>
+                <w:lang w:val="ru-RU"/>
+              </w:rPr>
+              <w:t xml:space="preserve"> – </w:t>
+            </w:r>
+            <w:r>
+              <w:rPr>
+                <w:rFonts w:ascii="Arial" w:hAnsi="Arial" w:cs="Arial"/>
+                <w:sz w:val="16"/>
+                <w:szCs w:val="16"/>
+                <w:lang w:val="ru-RU"/>
+              </w:rPr>
+              <w:t>в г. Абакане. Реабилитирована 7 марта 1991 г. прокуратурой КК</w:t>
             </w:r>
           </w:p>
           <w:p>
             <w:pPr>
-              <w:pStyle w:val="author"/>
+              <w:pStyle w:val="name"/>
               <w:spacing w:before="0" w:beforeAutospacing="0" w:after="0" w:afterAutospacing="0"/>
-              <w:ind w:right="225"/>
-              <w:rPr>
-                <w:rFonts w:ascii="Arial" w:hAnsi="Arial" w:cs="Arial"/>
-                <w:sz w:val="16"/>
-                <w:szCs w:val="16"/>
-                <w:lang w:val="ru-RU"/>
-              </w:rPr>
-            </w:pPr>
-            <w:r>
+              <w:ind w:right="75"/>
               <w:rPr>
                 <w:rFonts w:ascii="Arial" w:hAnsi="Arial" w:cs="Arial"/>
                 <w:b/>
@@ -3610,7 +3043,17 @@
                 <w:szCs w:val="16"/>
                 <w:lang w:val="ru-RU"/>
               </w:rPr>
-              <w:t>Источник: Книга памяти Республики Алтай;</w:t>
+            </w:pPr>
+            <w:r>
+              <w:rPr>
+                <w:rFonts w:ascii="Arial" w:hAnsi="Arial" w:cs="Arial"/>
+                <w:b/>
+                <w:bCs/>
+                <w:sz w:val="16"/>
+                <w:szCs w:val="16"/>
+                <w:lang w:val="ru-RU"/>
+              </w:rPr>
+              <w:t>Источник: Книга памяти Красноярского края;</w:t>
             </w:r>
             <w:r>
               <w:rPr>
@@ -3656,6 +3099,292 @@
           </w:tcPr>
           <w:p>
             <w:pPr>
+              <w:pStyle w:val="name"/>
+              <w:spacing w:before="0" w:beforeAutospacing="0" w:after="0" w:afterAutospacing="0"/>
+              <w:ind w:right="75"/>
+              <w:rPr>
+                <w:rFonts w:ascii="Arial" w:hAnsi="Arial" w:cs="Arial"/>
+                <w:b/>
+                <w:bCs/>
+                <w:sz w:val="16"/>
+                <w:szCs w:val="16"/>
+                <w:lang w:val="ru-RU"/>
+              </w:rPr>
+            </w:pPr>
+            <w:proofErr w:type="spellStart"/>
+            <w:r>
+              <w:rPr>
+                <w:rFonts w:ascii="Arial" w:hAnsi="Arial" w:cs="Arial"/>
+                <w:b/>
+                <w:bCs/>
+                <w:sz w:val="16"/>
+                <w:szCs w:val="16"/>
+                <w:lang w:val="ru-RU"/>
+              </w:rPr>
+              <w:t>Мадяева</w:t>
+            </w:r>
+            <w:proofErr w:type="spellEnd"/>
+            <w:r>
+              <w:rPr>
+                <w:rFonts w:ascii="Arial" w:hAnsi="Arial" w:cs="Arial"/>
+                <w:b/>
+                <w:bCs/>
+                <w:sz w:val="16"/>
+                <w:szCs w:val="16"/>
+                <w:lang w:val="ru-RU"/>
+              </w:rPr>
+              <w:t xml:space="preserve"> </w:t>
+            </w:r>
+            <w:proofErr w:type="spellStart"/>
+            <w:r>
+              <w:rPr>
+                <w:rFonts w:ascii="Arial" w:hAnsi="Arial" w:cs="Arial"/>
+                <w:b/>
+                <w:bCs/>
+                <w:sz w:val="16"/>
+                <w:szCs w:val="16"/>
+                <w:lang w:val="ru-RU"/>
+              </w:rPr>
+              <w:t>Чыдырый</w:t>
+            </w:r>
+            <w:proofErr w:type="spellEnd"/>
+            <w:r>
+              <w:rPr>
+                <w:rFonts w:ascii="Arial" w:hAnsi="Arial" w:cs="Arial"/>
+                <w:b/>
+                <w:bCs/>
+                <w:sz w:val="16"/>
+                <w:szCs w:val="16"/>
+                <w:lang w:val="ru-RU"/>
+              </w:rPr>
+              <w:t xml:space="preserve"> </w:t>
+            </w:r>
+            <w:r>
+              <w:rPr>
+                <w:rFonts w:ascii="Arial" w:hAnsi="Arial" w:cs="Arial"/>
+                <w:b/>
+                <w:bCs/>
+                <w:sz w:val="16"/>
+                <w:szCs w:val="16"/>
+                <w:lang w:val="ru-RU"/>
+              </w:rPr>
+              <w:t>40 лет</w:t>
+            </w:r>
+            <w:r>
+              <w:rPr>
+                <w:rFonts w:ascii="Arial" w:hAnsi="Arial" w:cs="Arial"/>
+                <w:b/>
+                <w:bCs/>
+                <w:sz w:val="16"/>
+                <w:szCs w:val="16"/>
+                <w:lang w:val="ru-RU"/>
+              </w:rPr>
+              <w:t xml:space="preserve"> </w:t>
+            </w:r>
+          </w:p>
+          <w:p>
+            <w:pPr>
+              <w:pStyle w:val="cont"/>
+              <w:spacing w:before="0" w:beforeAutospacing="0" w:after="0" w:afterAutospacing="0"/>
+              <w:ind w:right="75"/>
+              <w:rPr>
+                <w:rFonts w:ascii="Arial" w:hAnsi="Arial" w:cs="Arial"/>
+                <w:sz w:val="16"/>
+                <w:szCs w:val="16"/>
+                <w:lang w:val="ru-RU"/>
+              </w:rPr>
+            </w:pPr>
+            <w:r>
+              <w:rPr>
+                <w:rFonts w:ascii="Arial" w:hAnsi="Arial" w:cs="Arial"/>
+                <w:sz w:val="16"/>
+                <w:szCs w:val="16"/>
+                <w:lang w:val="ru-RU"/>
+              </w:rPr>
+              <w:t>Родилась</w:t>
+            </w:r>
+            <w:r>
+              <w:rPr>
+                <w:rFonts w:ascii="Arial" w:hAnsi="Arial" w:cs="Arial"/>
+                <w:sz w:val="16"/>
+                <w:szCs w:val="16"/>
+              </w:rPr>
+              <w:t> </w:t>
+            </w:r>
+            <w:r>
+              <w:rPr>
+                <w:rFonts w:ascii="Arial" w:hAnsi="Arial" w:cs="Arial"/>
+                <w:sz w:val="16"/>
+                <w:szCs w:val="16"/>
+                <w:lang w:val="ru-RU"/>
+              </w:rPr>
+              <w:t xml:space="preserve">в 1897 г., с. Курай.; </w:t>
+            </w:r>
+            <w:proofErr w:type="spellStart"/>
+            <w:r>
+              <w:rPr>
+                <w:rFonts w:ascii="Arial" w:hAnsi="Arial" w:cs="Arial"/>
+                <w:sz w:val="16"/>
+                <w:szCs w:val="16"/>
+                <w:lang w:val="ru-RU"/>
+              </w:rPr>
+              <w:t>теленгитка</w:t>
+            </w:r>
+            <w:proofErr w:type="spellEnd"/>
+            <w:r>
+              <w:rPr>
+                <w:rFonts w:ascii="Arial" w:hAnsi="Arial" w:cs="Arial"/>
+                <w:sz w:val="16"/>
+                <w:szCs w:val="16"/>
+                <w:lang w:val="ru-RU"/>
+              </w:rPr>
+              <w:t>; неграмотная; Пастух колхоза "</w:t>
+            </w:r>
+            <w:proofErr w:type="spellStart"/>
+            <w:r>
+              <w:rPr>
+                <w:rFonts w:ascii="Arial" w:hAnsi="Arial" w:cs="Arial"/>
+                <w:sz w:val="16"/>
+                <w:szCs w:val="16"/>
+                <w:lang w:val="ru-RU"/>
+              </w:rPr>
+              <w:t>Джанж</w:t>
+            </w:r>
+            <w:proofErr w:type="spellEnd"/>
+            <w:r>
+              <w:rPr>
+                <w:rFonts w:ascii="Arial" w:hAnsi="Arial" w:cs="Arial"/>
+                <w:sz w:val="16"/>
+                <w:szCs w:val="16"/>
+                <w:lang w:val="ru-RU"/>
+              </w:rPr>
+              <w:t>-Джон</w:t>
+            </w:r>
+            <w:proofErr w:type="gramStart"/>
+            <w:r>
+              <w:rPr>
+                <w:rFonts w:ascii="Arial" w:hAnsi="Arial" w:cs="Arial"/>
+                <w:sz w:val="16"/>
+                <w:szCs w:val="16"/>
+                <w:lang w:val="ru-RU"/>
+              </w:rPr>
+              <w:t>"..</w:t>
+            </w:r>
+            <w:proofErr w:type="gramEnd"/>
+            <w:r>
+              <w:rPr>
+                <w:rFonts w:ascii="Arial" w:hAnsi="Arial" w:cs="Arial"/>
+                <w:sz w:val="16"/>
+                <w:szCs w:val="16"/>
+                <w:lang w:val="ru-RU"/>
+              </w:rPr>
+              <w:t xml:space="preserve"> Проживала:</w:t>
+            </w:r>
+            <w:r>
+              <w:rPr>
+                <w:rFonts w:ascii="Arial" w:hAnsi="Arial" w:cs="Arial"/>
+                <w:sz w:val="16"/>
+                <w:szCs w:val="16"/>
+              </w:rPr>
+              <w:t> </w:t>
+            </w:r>
+            <w:r>
+              <w:rPr>
+                <w:rFonts w:ascii="Arial" w:hAnsi="Arial" w:cs="Arial"/>
+                <w:sz w:val="16"/>
+                <w:szCs w:val="16"/>
+                <w:lang w:val="ru-RU"/>
+              </w:rPr>
+              <w:t xml:space="preserve">Кош-Агачский р-н. Арестована 10 сентября 1937 г. Приговор: расстреляна </w:t>
+            </w:r>
+            <w:proofErr w:type="spellStart"/>
+            <w:r>
+              <w:rPr>
+                <w:rFonts w:ascii="Arial" w:hAnsi="Arial" w:cs="Arial"/>
+                <w:sz w:val="16"/>
+                <w:szCs w:val="16"/>
+                <w:lang w:val="ru-RU"/>
+              </w:rPr>
+              <w:t>Расстреляна</w:t>
+            </w:r>
+            <w:proofErr w:type="spellEnd"/>
+            <w:r>
+              <w:rPr>
+                <w:rFonts w:ascii="Arial" w:hAnsi="Arial" w:cs="Arial"/>
+                <w:sz w:val="16"/>
+                <w:szCs w:val="16"/>
+                <w:lang w:val="ru-RU"/>
+              </w:rPr>
+              <w:t xml:space="preserve"> 20 ноября 1937 г.</w:t>
+            </w:r>
+          </w:p>
+          <w:p>
+            <w:pPr>
+              <w:pStyle w:val="author"/>
+              <w:spacing w:before="0" w:beforeAutospacing="0" w:after="0" w:afterAutospacing="0"/>
+              <w:ind w:right="225"/>
+              <w:rPr>
+                <w:rFonts w:ascii="Arial" w:hAnsi="Arial" w:cs="Arial"/>
+                <w:sz w:val="16"/>
+                <w:szCs w:val="16"/>
+                <w:lang w:val="ru-RU"/>
+              </w:rPr>
+            </w:pPr>
+            <w:r>
+              <w:rPr>
+                <w:rFonts w:ascii="Arial" w:hAnsi="Arial" w:cs="Arial"/>
+                <w:b/>
+                <w:bCs/>
+                <w:sz w:val="16"/>
+                <w:szCs w:val="16"/>
+                <w:lang w:val="ru-RU"/>
+              </w:rPr>
+              <w:t>Источник: Книга памяти Республики Алтай;</w:t>
+            </w:r>
+            <w:r>
+              <w:rPr>
+                <w:rFonts w:ascii="Arial" w:hAnsi="Arial" w:cs="Arial"/>
+                <w:sz w:val="16"/>
+                <w:szCs w:val="16"/>
+                <w:lang w:val="ru-RU"/>
+              </w:rPr>
+              <w:t xml:space="preserve"> </w:t>
+            </w:r>
+            <w:hyperlink r:id="rId17" w:history="1">
+              <w:r>
+                <w:rPr>
+                  <w:rStyle w:val="Hyperlink"/>
+                  <w:rFonts w:ascii="Arial" w:hAnsi="Arial" w:cs="Arial"/>
+                  <w:b/>
+                  <w:bCs/>
+                  <w:color w:val="auto"/>
+                  <w:sz w:val="16"/>
+                  <w:szCs w:val="16"/>
+                  <w:bdr w:val="none" w:sz="0" w:space="0" w:color="auto" w:frame="1"/>
+                  <w:shd w:val="clear" w:color="auto" w:fill="FFFFFF"/>
+                  <w:lang w:val="ru-RU"/>
+                </w:rPr>
+                <w:t>Открытый список</w:t>
+              </w:r>
+            </w:hyperlink>
+          </w:p>
+        </w:tc>
+      </w:tr>
+      <w:tr>
+        <w:tc>
+          <w:tcPr>
+            <w:tcW w:w="11160" w:type="dxa"/>
+            <w:tcBorders>
+              <w:top w:val="double" w:sz="1" w:space="0" w:color="808080"/>
+              <w:left w:val="double" w:sz="1" w:space="0" w:color="808080"/>
+              <w:bottom w:val="double" w:sz="1" w:space="0" w:color="808080"/>
+              <w:right w:val="double" w:sz="2" w:space="0" w:color="808080"/>
+            </w:tcBorders>
+            <w:shd w:val="clear" w:color="auto" w:fill="auto"/>
+            <w:vAlign w:val="center"/>
+          </w:tcPr>
+          <w:p>
+            <w:pPr>
               <w:spacing w:after="0"/>
               <w:rPr>
                 <w:rFonts w:ascii="Arial" w:hAnsi="Arial" w:cs="Arial"/>
@@ -3664,7 +3393,7 @@
                 <w:lang w:val="ru-RU"/>
               </w:rPr>
             </w:pPr>
-            <w:hyperlink r:id="rId17" w:history="1">
+            <w:hyperlink r:id="rId18" w:history="1">
               <w:proofErr w:type="spellStart"/>
               <w:r>
                 <w:rPr>
@@ -3962,7 +3691,7 @@
               </w:rPr>
               <w:t xml:space="preserve"> </w:t>
             </w:r>
-            <w:hyperlink r:id="rId18" w:history="1">
+            <w:hyperlink r:id="rId19" w:history="1">
               <w:r>
                 <w:rPr>
                   <w:rStyle w:val="Hyperlink"/>
@@ -4003,7 +3732,7 @@
                 <w:lang w:val="ru-RU"/>
               </w:rPr>
             </w:pPr>
-            <w:hyperlink r:id="rId19" w:history="1">
+            <w:hyperlink r:id="rId20" w:history="1">
               <w:proofErr w:type="spellStart"/>
               <w:r>
                 <w:rPr>
@@ -4379,7 +4108,7 @@
               </w:rPr>
               <w:t xml:space="preserve"> </w:t>
             </w:r>
-            <w:hyperlink r:id="rId20" w:history="1">
+            <w:hyperlink r:id="rId21" w:history="1">
               <w:r>
                 <w:rPr>
                   <w:rStyle w:val="Hyperlink"/>
@@ -4593,7 +4322,7 @@
               </w:rPr>
               <w:t xml:space="preserve"> </w:t>
             </w:r>
-            <w:hyperlink r:id="rId21" w:history="1">
+            <w:hyperlink r:id="rId22" w:history="1">
               <w:r>
                 <w:rPr>
                   <w:rStyle w:val="Hyperlink"/>
@@ -4843,342 +4572,6 @@
               </w:rPr>
               <w:t xml:space="preserve">Источник: Книга памяти Республики Алтай; </w:t>
             </w:r>
-            <w:hyperlink r:id="rId22" w:history="1">
-              <w:r>
-                <w:rPr>
-                  <w:rStyle w:val="Hyperlink"/>
-                  <w:rFonts w:ascii="Arial" w:hAnsi="Arial" w:cs="Arial"/>
-                  <w:b/>
-                  <w:bCs/>
-                  <w:color w:val="auto"/>
-                  <w:sz w:val="16"/>
-                  <w:szCs w:val="16"/>
-                  <w:lang w:val="ru-RU"/>
-                </w:rPr>
-                <w:t>Архивная ссылка</w:t>
-              </w:r>
-            </w:hyperlink>
-          </w:p>
-        </w:tc>
-      </w:tr>
-      <w:tr>
-        <w:tc>
-          <w:tcPr>
-            <w:tcW w:w="11160" w:type="dxa"/>
-            <w:tcBorders>
-              <w:left w:val="double" w:sz="1" w:space="0" w:color="808080"/>
-              <w:bottom w:val="double" w:sz="1" w:space="0" w:color="808080"/>
-              <w:right w:val="double" w:sz="2" w:space="0" w:color="808080"/>
-            </w:tcBorders>
-            <w:shd w:val="clear" w:color="auto" w:fill="auto"/>
-            <w:vAlign w:val="center"/>
-          </w:tcPr>
-          <w:p>
-            <w:pPr>
-              <w:spacing w:after="0"/>
-              <w:rPr>
-                <w:rFonts w:ascii="Arial" w:hAnsi="Arial" w:cs="Arial"/>
-                <w:b/>
-                <w:bCs/>
-                <w:sz w:val="18"/>
-                <w:szCs w:val="18"/>
-                <w:lang w:val="ru-RU"/>
-              </w:rPr>
-            </w:pPr>
-          </w:p>
-          <w:p>
-            <w:pPr>
-              <w:spacing w:after="0"/>
-              <w:rPr>
-                <w:rFonts w:ascii="Arial" w:hAnsi="Arial" w:cs="Arial"/>
-                <w:b/>
-                <w:bCs/>
-                <w:sz w:val="18"/>
-                <w:szCs w:val="18"/>
-                <w:lang w:val="ru-RU"/>
-              </w:rPr>
-            </w:pPr>
-            <w:r>
-              <w:rPr>
-                <w:rFonts w:ascii="Arial" w:hAnsi="Arial" w:cs="Arial"/>
-                <w:b/>
-                <w:bCs/>
-                <w:sz w:val="18"/>
-                <w:szCs w:val="18"/>
-                <w:lang w:val="ru-RU"/>
-              </w:rPr>
-              <w:t>УМЕРШИЕ В ЛАГЕРЯХ</w:t>
-            </w:r>
-          </w:p>
-        </w:tc>
-      </w:tr>
-      <w:tr>
-        <w:tc>
-          <w:tcPr>
-            <w:tcW w:w="11160" w:type="dxa"/>
-            <w:tcBorders>
-              <w:left w:val="double" w:sz="1" w:space="0" w:color="808080"/>
-              <w:bottom w:val="double" w:sz="1" w:space="0" w:color="808080"/>
-              <w:right w:val="double" w:sz="2" w:space="0" w:color="808080"/>
-            </w:tcBorders>
-            <w:shd w:val="clear" w:color="auto" w:fill="auto"/>
-            <w:vAlign w:val="center"/>
-          </w:tcPr>
-          <w:p>
-            <w:pPr>
-              <w:pStyle w:val="BodyText"/>
-              <w:pBdr>
-                <w:top w:val="none" w:sz="0" w:space="0" w:color="000000"/>
-                <w:left w:val="none" w:sz="0" w:space="0" w:color="000000"/>
-                <w:bottom w:val="none" w:sz="0" w:space="0" w:color="000000"/>
-                <w:right w:val="none" w:sz="0" w:space="0" w:color="000000"/>
-              </w:pBdr>
-              <w:tabs>
-                <w:tab w:val="left" w:pos="0"/>
-              </w:tabs>
-              <w:snapToGrid w:val="0"/>
-              <w:spacing w:after="0" w:line="240" w:lineRule="auto"/>
-              <w:rPr>
-                <w:rFonts w:ascii="Arial" w:hAnsi="Arial" w:cs="Arial"/>
-                <w:sz w:val="16"/>
-                <w:szCs w:val="16"/>
-                <w:lang w:val="ru-RU"/>
-              </w:rPr>
-            </w:pPr>
-            <w:proofErr w:type="spellStart"/>
-            <w:r>
-              <w:rPr>
-                <w:rFonts w:ascii="Arial" w:hAnsi="Arial" w:cs="Arial"/>
-                <w:b/>
-                <w:sz w:val="16"/>
-                <w:szCs w:val="16"/>
-                <w:lang w:val="ru-RU"/>
-              </w:rPr>
-              <w:t>Аюрзанова</w:t>
-            </w:r>
-            <w:proofErr w:type="spellEnd"/>
-            <w:r>
-              <w:rPr>
-                <w:rFonts w:ascii="Arial" w:hAnsi="Arial" w:cs="Arial"/>
-                <w:b/>
-                <w:sz w:val="16"/>
-                <w:szCs w:val="16"/>
-                <w:lang w:val="ru-RU"/>
-              </w:rPr>
-              <w:t xml:space="preserve"> </w:t>
-            </w:r>
-            <w:proofErr w:type="spellStart"/>
-            <w:r>
-              <w:rPr>
-                <w:rFonts w:ascii="Arial" w:hAnsi="Arial" w:cs="Arial"/>
-                <w:b/>
-                <w:sz w:val="16"/>
-                <w:szCs w:val="16"/>
-                <w:lang w:val="ru-RU"/>
-              </w:rPr>
-              <w:t>Дулма</w:t>
-            </w:r>
-            <w:proofErr w:type="spellEnd"/>
-            <w:r>
-              <w:rPr>
-                <w:rFonts w:ascii="Arial" w:hAnsi="Arial" w:cs="Arial"/>
-                <w:b/>
-                <w:sz w:val="16"/>
-                <w:szCs w:val="16"/>
-                <w:lang w:val="ru-RU"/>
-              </w:rPr>
-              <w:t xml:space="preserve"> 44 года умерла в ИТЛ</w:t>
-            </w:r>
-          </w:p>
-          <w:p>
-            <w:pPr>
-              <w:pStyle w:val="BodyText"/>
-              <w:pBdr>
-                <w:top w:val="none" w:sz="0" w:space="0" w:color="000000"/>
-                <w:left w:val="none" w:sz="0" w:space="0" w:color="000000"/>
-                <w:bottom w:val="none" w:sz="0" w:space="0" w:color="000000"/>
-                <w:right w:val="none" w:sz="0" w:space="0" w:color="000000"/>
-              </w:pBdr>
-              <w:tabs>
-                <w:tab w:val="left" w:pos="0"/>
-              </w:tabs>
-              <w:snapToGrid w:val="0"/>
-              <w:spacing w:after="0" w:line="240" w:lineRule="auto"/>
-              <w:rPr>
-                <w:rFonts w:ascii="Arial" w:hAnsi="Arial" w:cs="Arial"/>
-                <w:sz w:val="16"/>
-                <w:szCs w:val="16"/>
-                <w:lang w:val="ru-RU"/>
-              </w:rPr>
-            </w:pPr>
-            <w:r>
-              <w:rPr>
-                <w:rFonts w:ascii="Arial" w:hAnsi="Arial" w:cs="Arial"/>
-                <w:sz w:val="16"/>
-                <w:szCs w:val="16"/>
-                <w:lang w:val="ru-RU"/>
-              </w:rPr>
-              <w:t xml:space="preserve">1903 г.р., </w:t>
-            </w:r>
-            <w:proofErr w:type="spellStart"/>
-            <w:r>
-              <w:rPr>
-                <w:rFonts w:ascii="Arial" w:hAnsi="Arial" w:cs="Arial"/>
-                <w:sz w:val="16"/>
-                <w:szCs w:val="16"/>
-                <w:lang w:val="ru-RU"/>
-              </w:rPr>
-              <w:t>м.р</w:t>
-            </w:r>
-            <w:proofErr w:type="spellEnd"/>
-            <w:r>
-              <w:rPr>
-                <w:rFonts w:ascii="Arial" w:hAnsi="Arial" w:cs="Arial"/>
-                <w:sz w:val="16"/>
-                <w:szCs w:val="16"/>
-                <w:lang w:val="ru-RU"/>
-              </w:rPr>
-              <w:t xml:space="preserve">.: Забайкальская обл., Читинский уезд, с. </w:t>
-            </w:r>
-            <w:proofErr w:type="spellStart"/>
-            <w:r>
-              <w:rPr>
-                <w:rFonts w:ascii="Arial" w:hAnsi="Arial" w:cs="Arial"/>
-                <w:sz w:val="16"/>
-                <w:szCs w:val="16"/>
-                <w:lang w:val="ru-RU"/>
-              </w:rPr>
-              <w:t>Токчин</w:t>
-            </w:r>
-            <w:proofErr w:type="spellEnd"/>
-            <w:r>
-              <w:rPr>
-                <w:rFonts w:ascii="Arial" w:hAnsi="Arial" w:cs="Arial"/>
-                <w:sz w:val="16"/>
-                <w:szCs w:val="16"/>
-                <w:lang w:val="ru-RU"/>
-              </w:rPr>
-              <w:t xml:space="preserve">, бурятка. Работала в колхозе, </w:t>
-            </w:r>
-            <w:proofErr w:type="spellStart"/>
-            <w:r>
-              <w:rPr>
-                <w:rFonts w:ascii="Arial" w:hAnsi="Arial" w:cs="Arial"/>
-                <w:sz w:val="16"/>
-                <w:szCs w:val="16"/>
-                <w:lang w:val="ru-RU"/>
-              </w:rPr>
-              <w:t>прож</w:t>
-            </w:r>
-            <w:proofErr w:type="spellEnd"/>
-            <w:r>
-              <w:rPr>
-                <w:rFonts w:ascii="Arial" w:hAnsi="Arial" w:cs="Arial"/>
-                <w:sz w:val="16"/>
-                <w:szCs w:val="16"/>
-                <w:lang w:val="ru-RU"/>
-              </w:rPr>
-              <w:t xml:space="preserve">.: Читинская обл., Агинский округ, с. </w:t>
-            </w:r>
-            <w:proofErr w:type="spellStart"/>
-            <w:r>
-              <w:rPr>
-                <w:rFonts w:ascii="Arial" w:hAnsi="Arial" w:cs="Arial"/>
-                <w:sz w:val="16"/>
-                <w:szCs w:val="16"/>
-                <w:lang w:val="ru-RU"/>
-              </w:rPr>
-              <w:t>Токчин</w:t>
-            </w:r>
-            <w:proofErr w:type="spellEnd"/>
-            <w:r>
-              <w:rPr>
-                <w:rFonts w:ascii="Arial" w:hAnsi="Arial" w:cs="Arial"/>
-                <w:sz w:val="16"/>
-                <w:szCs w:val="16"/>
-                <w:lang w:val="ru-RU"/>
-              </w:rPr>
-              <w:t xml:space="preserve">, арестована 18.06.1945. Обвинение: по ст. </w:t>
-            </w:r>
-            <w:proofErr w:type="gramStart"/>
-            <w:r>
-              <w:rPr>
-                <w:rFonts w:ascii="Arial" w:hAnsi="Arial" w:cs="Arial"/>
-                <w:sz w:val="16"/>
-                <w:szCs w:val="16"/>
-                <w:lang w:val="ru-RU"/>
-              </w:rPr>
-              <w:t>58-10</w:t>
-            </w:r>
-            <w:proofErr w:type="gramEnd"/>
-            <w:r>
-              <w:rPr>
-                <w:rFonts w:ascii="Arial" w:hAnsi="Arial" w:cs="Arial"/>
-                <w:sz w:val="16"/>
-                <w:szCs w:val="16"/>
-                <w:lang w:val="ru-RU"/>
-              </w:rPr>
-              <w:t xml:space="preserve"> УК РСФСР. Приговор: Агинским окружным судом, 11.09.1945 – к 6 годам лишения свободы.</w:t>
-            </w:r>
-            <w:proofErr w:type="gramStart"/>
-            <w:r>
-              <w:rPr>
-                <w:rFonts w:ascii="Arial" w:hAnsi="Arial" w:cs="Arial"/>
-                <w:sz w:val="16"/>
-                <w:szCs w:val="16"/>
-                <w:lang w:val="ru-RU"/>
-              </w:rPr>
-              <w:t>, Умерла</w:t>
-            </w:r>
-            <w:proofErr w:type="gramEnd"/>
-            <w:r>
-              <w:rPr>
-                <w:rFonts w:ascii="Arial" w:hAnsi="Arial" w:cs="Arial"/>
-                <w:sz w:val="16"/>
-                <w:szCs w:val="16"/>
-                <w:lang w:val="ru-RU"/>
-              </w:rPr>
-              <w:t xml:space="preserve"> в ИТЛ _10.05.1947_ г. Реабилитация: прокуратурой Читинской обл., 27.04.1992. Состав семьи: Дочь Дарима – 8, мать </w:t>
-            </w:r>
-            <w:proofErr w:type="spellStart"/>
-            <w:r>
-              <w:rPr>
-                <w:rFonts w:ascii="Arial" w:hAnsi="Arial" w:cs="Arial"/>
-                <w:sz w:val="16"/>
-                <w:szCs w:val="16"/>
-                <w:lang w:val="ru-RU"/>
-              </w:rPr>
-              <w:t>Сындыма</w:t>
-            </w:r>
-            <w:proofErr w:type="spellEnd"/>
-            <w:r>
-              <w:rPr>
-                <w:rFonts w:ascii="Arial" w:hAnsi="Arial" w:cs="Arial"/>
-                <w:sz w:val="16"/>
-                <w:szCs w:val="16"/>
-                <w:lang w:val="ru-RU"/>
-              </w:rPr>
-              <w:t xml:space="preserve"> – 1875.</w:t>
-            </w:r>
-          </w:p>
-          <w:p>
-            <w:pPr>
-              <w:spacing w:after="0"/>
-              <w:rPr>
-                <w:lang w:val="ru-RU"/>
-              </w:rPr>
-            </w:pPr>
-            <w:r>
-              <w:rPr>
-                <w:rFonts w:ascii="Arial" w:hAnsi="Arial" w:cs="Arial"/>
-                <w:b/>
-                <w:bCs/>
-                <w:sz w:val="16"/>
-                <w:szCs w:val="16"/>
-                <w:lang w:val="ru-RU"/>
-              </w:rPr>
-              <w:t xml:space="preserve">Источник: Книга памяти Читинской обл., т.2; </w:t>
-            </w:r>
             <w:hyperlink r:id="rId23" w:history="1">
               <w:r>
                 <w:rPr>
@@ -5214,12 +4607,348 @@
               <w:spacing w:after="0"/>
               <w:rPr>
                 <w:rFonts w:ascii="Arial" w:hAnsi="Arial" w:cs="Arial"/>
-                <w:sz w:val="16"/>
-                <w:szCs w:val="16"/>
+                <w:b/>
+                <w:bCs/>
+                <w:sz w:val="18"/>
+                <w:szCs w:val="18"/>
                 <w:lang w:val="ru-RU"/>
               </w:rPr>
             </w:pPr>
+          </w:p>
+          <w:p>
+            <w:pPr>
+              <w:spacing w:after="0"/>
+              <w:rPr>
+                <w:rFonts w:ascii="Arial" w:hAnsi="Arial" w:cs="Arial"/>
+                <w:b/>
+                <w:bCs/>
+                <w:sz w:val="18"/>
+                <w:szCs w:val="18"/>
+                <w:lang w:val="ru-RU"/>
+              </w:rPr>
+            </w:pPr>
+            <w:r>
+              <w:rPr>
+                <w:rFonts w:ascii="Arial" w:hAnsi="Arial" w:cs="Arial"/>
+                <w:b/>
+                <w:bCs/>
+                <w:sz w:val="18"/>
+                <w:szCs w:val="18"/>
+                <w:lang w:val="ru-RU"/>
+              </w:rPr>
+              <w:t>УМЕРШИЕ В ЛАГЕРЯХ</w:t>
+            </w:r>
+          </w:p>
+        </w:tc>
+      </w:tr>
+      <w:tr>
+        <w:tc>
+          <w:tcPr>
+            <w:tcW w:w="11160" w:type="dxa"/>
+            <w:tcBorders>
+              <w:left w:val="double" w:sz="1" w:space="0" w:color="808080"/>
+              <w:bottom w:val="double" w:sz="1" w:space="0" w:color="808080"/>
+              <w:right w:val="double" w:sz="2" w:space="0" w:color="808080"/>
+            </w:tcBorders>
+            <w:shd w:val="clear" w:color="auto" w:fill="auto"/>
+            <w:vAlign w:val="center"/>
+          </w:tcPr>
+          <w:p>
+            <w:pPr>
+              <w:pStyle w:val="BodyText"/>
+              <w:pBdr>
+                <w:top w:val="none" w:sz="0" w:space="0" w:color="000000"/>
+                <w:left w:val="none" w:sz="0" w:space="0" w:color="000000"/>
+                <w:bottom w:val="none" w:sz="0" w:space="0" w:color="000000"/>
+                <w:right w:val="none" w:sz="0" w:space="0" w:color="000000"/>
+              </w:pBdr>
+              <w:tabs>
+                <w:tab w:val="left" w:pos="0"/>
+              </w:tabs>
+              <w:snapToGrid w:val="0"/>
+              <w:spacing w:after="0" w:line="240" w:lineRule="auto"/>
+              <w:rPr>
+                <w:rFonts w:ascii="Arial" w:hAnsi="Arial" w:cs="Arial"/>
+                <w:sz w:val="16"/>
+                <w:szCs w:val="16"/>
+                <w:lang w:val="ru-RU"/>
+              </w:rPr>
+            </w:pPr>
+            <w:proofErr w:type="spellStart"/>
+            <w:r>
+              <w:rPr>
+                <w:rFonts w:ascii="Arial" w:hAnsi="Arial" w:cs="Arial"/>
+                <w:b/>
+                <w:sz w:val="16"/>
+                <w:szCs w:val="16"/>
+                <w:lang w:val="ru-RU"/>
+              </w:rPr>
+              <w:t>Аюрзанова</w:t>
+            </w:r>
+            <w:proofErr w:type="spellEnd"/>
+            <w:r>
+              <w:rPr>
+                <w:rFonts w:ascii="Arial" w:hAnsi="Arial" w:cs="Arial"/>
+                <w:b/>
+                <w:sz w:val="16"/>
+                <w:szCs w:val="16"/>
+                <w:lang w:val="ru-RU"/>
+              </w:rPr>
+              <w:t xml:space="preserve"> </w:t>
+            </w:r>
+            <w:proofErr w:type="spellStart"/>
+            <w:r>
+              <w:rPr>
+                <w:rFonts w:ascii="Arial" w:hAnsi="Arial" w:cs="Arial"/>
+                <w:b/>
+                <w:sz w:val="16"/>
+                <w:szCs w:val="16"/>
+                <w:lang w:val="ru-RU"/>
+              </w:rPr>
+              <w:t>Дулма</w:t>
+            </w:r>
+            <w:proofErr w:type="spellEnd"/>
+            <w:r>
+              <w:rPr>
+                <w:rFonts w:ascii="Arial" w:hAnsi="Arial" w:cs="Arial"/>
+                <w:b/>
+                <w:sz w:val="16"/>
+                <w:szCs w:val="16"/>
+                <w:lang w:val="ru-RU"/>
+              </w:rPr>
+              <w:t xml:space="preserve"> 44 года умерла в ИТЛ</w:t>
+            </w:r>
+          </w:p>
+          <w:p>
+            <w:pPr>
+              <w:pStyle w:val="BodyText"/>
+              <w:pBdr>
+                <w:top w:val="none" w:sz="0" w:space="0" w:color="000000"/>
+                <w:left w:val="none" w:sz="0" w:space="0" w:color="000000"/>
+                <w:bottom w:val="none" w:sz="0" w:space="0" w:color="000000"/>
+                <w:right w:val="none" w:sz="0" w:space="0" w:color="000000"/>
+              </w:pBdr>
+              <w:tabs>
+                <w:tab w:val="left" w:pos="0"/>
+              </w:tabs>
+              <w:snapToGrid w:val="0"/>
+              <w:spacing w:after="0" w:line="240" w:lineRule="auto"/>
+              <w:rPr>
+                <w:rFonts w:ascii="Arial" w:hAnsi="Arial" w:cs="Arial"/>
+                <w:sz w:val="16"/>
+                <w:szCs w:val="16"/>
+                <w:lang w:val="ru-RU"/>
+              </w:rPr>
+            </w:pPr>
+            <w:r>
+              <w:rPr>
+                <w:rFonts w:ascii="Arial" w:hAnsi="Arial" w:cs="Arial"/>
+                <w:sz w:val="16"/>
+                <w:szCs w:val="16"/>
+                <w:lang w:val="ru-RU"/>
+              </w:rPr>
+              <w:t xml:space="preserve">1903 г.р., </w:t>
+            </w:r>
+            <w:proofErr w:type="spellStart"/>
+            <w:r>
+              <w:rPr>
+                <w:rFonts w:ascii="Arial" w:hAnsi="Arial" w:cs="Arial"/>
+                <w:sz w:val="16"/>
+                <w:szCs w:val="16"/>
+                <w:lang w:val="ru-RU"/>
+              </w:rPr>
+              <w:t>м.р</w:t>
+            </w:r>
+            <w:proofErr w:type="spellEnd"/>
+            <w:r>
+              <w:rPr>
+                <w:rFonts w:ascii="Arial" w:hAnsi="Arial" w:cs="Arial"/>
+                <w:sz w:val="16"/>
+                <w:szCs w:val="16"/>
+                <w:lang w:val="ru-RU"/>
+              </w:rPr>
+              <w:t xml:space="preserve">.: Забайкальская обл., Читинский уезд, с. </w:t>
+            </w:r>
+            <w:proofErr w:type="spellStart"/>
+            <w:r>
+              <w:rPr>
+                <w:rFonts w:ascii="Arial" w:hAnsi="Arial" w:cs="Arial"/>
+                <w:sz w:val="16"/>
+                <w:szCs w:val="16"/>
+                <w:lang w:val="ru-RU"/>
+              </w:rPr>
+              <w:t>Токчин</w:t>
+            </w:r>
+            <w:proofErr w:type="spellEnd"/>
+            <w:r>
+              <w:rPr>
+                <w:rFonts w:ascii="Arial" w:hAnsi="Arial" w:cs="Arial"/>
+                <w:sz w:val="16"/>
+                <w:szCs w:val="16"/>
+                <w:lang w:val="ru-RU"/>
+              </w:rPr>
+              <w:t xml:space="preserve">, бурятка. Работала в колхозе, </w:t>
+            </w:r>
+            <w:proofErr w:type="spellStart"/>
+            <w:r>
+              <w:rPr>
+                <w:rFonts w:ascii="Arial" w:hAnsi="Arial" w:cs="Arial"/>
+                <w:sz w:val="16"/>
+                <w:szCs w:val="16"/>
+                <w:lang w:val="ru-RU"/>
+              </w:rPr>
+              <w:t>прож</w:t>
+            </w:r>
+            <w:proofErr w:type="spellEnd"/>
+            <w:r>
+              <w:rPr>
+                <w:rFonts w:ascii="Arial" w:hAnsi="Arial" w:cs="Arial"/>
+                <w:sz w:val="16"/>
+                <w:szCs w:val="16"/>
+                <w:lang w:val="ru-RU"/>
+              </w:rPr>
+              <w:t xml:space="preserve">.: Читинская обл., Агинский округ, с. </w:t>
+            </w:r>
+            <w:proofErr w:type="spellStart"/>
+            <w:r>
+              <w:rPr>
+                <w:rFonts w:ascii="Arial" w:hAnsi="Arial" w:cs="Arial"/>
+                <w:sz w:val="16"/>
+                <w:szCs w:val="16"/>
+                <w:lang w:val="ru-RU"/>
+              </w:rPr>
+              <w:t>Токчин</w:t>
+            </w:r>
+            <w:proofErr w:type="spellEnd"/>
+            <w:r>
+              <w:rPr>
+                <w:rFonts w:ascii="Arial" w:hAnsi="Arial" w:cs="Arial"/>
+                <w:sz w:val="16"/>
+                <w:szCs w:val="16"/>
+                <w:lang w:val="ru-RU"/>
+              </w:rPr>
+              <w:t xml:space="preserve">, арестована 18.06.1945. Обвинение: по ст. </w:t>
+            </w:r>
+            <w:proofErr w:type="gramStart"/>
+            <w:r>
+              <w:rPr>
+                <w:rFonts w:ascii="Arial" w:hAnsi="Arial" w:cs="Arial"/>
+                <w:sz w:val="16"/>
+                <w:szCs w:val="16"/>
+                <w:lang w:val="ru-RU"/>
+              </w:rPr>
+              <w:t>58-10</w:t>
+            </w:r>
+            <w:proofErr w:type="gramEnd"/>
+            <w:r>
+              <w:rPr>
+                <w:rFonts w:ascii="Arial" w:hAnsi="Arial" w:cs="Arial"/>
+                <w:sz w:val="16"/>
+                <w:szCs w:val="16"/>
+                <w:lang w:val="ru-RU"/>
+              </w:rPr>
+              <w:t xml:space="preserve"> УК РСФСР. Приговор: Агинским окружным судом, 11.09.1945 – к 6 годам лишения свободы.</w:t>
+            </w:r>
+            <w:proofErr w:type="gramStart"/>
+            <w:r>
+              <w:rPr>
+                <w:rFonts w:ascii="Arial" w:hAnsi="Arial" w:cs="Arial"/>
+                <w:sz w:val="16"/>
+                <w:szCs w:val="16"/>
+                <w:lang w:val="ru-RU"/>
+              </w:rPr>
+              <w:t>, Умерла</w:t>
+            </w:r>
+            <w:proofErr w:type="gramEnd"/>
+            <w:r>
+              <w:rPr>
+                <w:rFonts w:ascii="Arial" w:hAnsi="Arial" w:cs="Arial"/>
+                <w:sz w:val="16"/>
+                <w:szCs w:val="16"/>
+                <w:lang w:val="ru-RU"/>
+              </w:rPr>
+              <w:t xml:space="preserve"> в ИТЛ _10.05.1947_ г. Реабилитация: прокуратурой Читинской обл., 27.04.1992. Состав семьи: Дочь Дарима – 8, мать </w:t>
+            </w:r>
+            <w:proofErr w:type="spellStart"/>
+            <w:r>
+              <w:rPr>
+                <w:rFonts w:ascii="Arial" w:hAnsi="Arial" w:cs="Arial"/>
+                <w:sz w:val="16"/>
+                <w:szCs w:val="16"/>
+                <w:lang w:val="ru-RU"/>
+              </w:rPr>
+              <w:t>Сындыма</w:t>
+            </w:r>
+            <w:proofErr w:type="spellEnd"/>
+            <w:r>
+              <w:rPr>
+                <w:rFonts w:ascii="Arial" w:hAnsi="Arial" w:cs="Arial"/>
+                <w:sz w:val="16"/>
+                <w:szCs w:val="16"/>
+                <w:lang w:val="ru-RU"/>
+              </w:rPr>
+              <w:t xml:space="preserve"> – 1875.</w:t>
+            </w:r>
+          </w:p>
+          <w:p>
+            <w:pPr>
+              <w:spacing w:after="0"/>
+              <w:rPr>
+                <w:lang w:val="ru-RU"/>
+              </w:rPr>
+            </w:pPr>
+            <w:r>
+              <w:rPr>
+                <w:rFonts w:ascii="Arial" w:hAnsi="Arial" w:cs="Arial"/>
+                <w:b/>
+                <w:bCs/>
+                <w:sz w:val="16"/>
+                <w:szCs w:val="16"/>
+                <w:lang w:val="ru-RU"/>
+              </w:rPr>
+              <w:t xml:space="preserve">Источник: Книга памяти Читинской обл., т.2; </w:t>
+            </w:r>
             <w:hyperlink r:id="rId24" w:history="1">
+              <w:r>
+                <w:rPr>
+                  <w:rStyle w:val="Hyperlink"/>
+                  <w:rFonts w:ascii="Arial" w:hAnsi="Arial" w:cs="Arial"/>
+                  <w:b/>
+                  <w:bCs/>
+                  <w:color w:val="auto"/>
+                  <w:sz w:val="16"/>
+                  <w:szCs w:val="16"/>
+                  <w:lang w:val="ru-RU"/>
+                </w:rPr>
+                <w:t>Архивная ссылка</w:t>
+              </w:r>
+            </w:hyperlink>
+          </w:p>
+        </w:tc>
+      </w:tr>
+      <w:tr>
+        <w:tc>
+          <w:tcPr>
+            <w:tcW w:w="11160" w:type="dxa"/>
+            <w:tcBorders>
+              <w:left w:val="double" w:sz="1" w:space="0" w:color="808080"/>
+              <w:bottom w:val="double" w:sz="1" w:space="0" w:color="808080"/>
+              <w:right w:val="double" w:sz="2" w:space="0" w:color="808080"/>
+            </w:tcBorders>
+            <w:shd w:val="clear" w:color="auto" w:fill="auto"/>
+            <w:vAlign w:val="center"/>
+          </w:tcPr>
+          <w:p>
+            <w:pPr>
+              <w:spacing w:after="0"/>
+              <w:rPr>
+                <w:rFonts w:ascii="Arial" w:hAnsi="Arial" w:cs="Arial"/>
+                <w:sz w:val="16"/>
+                <w:szCs w:val="16"/>
+                <w:lang w:val="ru-RU"/>
+              </w:rPr>
+            </w:pPr>
+            <w:hyperlink r:id="rId25" w:history="1">
               <w:r>
                 <w:rPr>
                   <w:rStyle w:val="Hyperlink"/>
@@ -5631,7 +5360,7 @@
               </w:rPr>
               <w:t xml:space="preserve"> </w:t>
             </w:r>
-            <w:hyperlink r:id="rId25" w:history="1">
+            <w:hyperlink r:id="rId26" w:history="1">
               <w:r>
                 <w:rPr>
                   <w:rStyle w:val="Hyperlink"/>
@@ -9775,8 +9504,8 @@
   <c:chart>
     <c:autoTitleDeleted val="1"/>
     <c:view3D>
-      <c:rotX val="15"/>
-      <c:rotY val="20"/>
+      <c:rotX val="0"/>
+      <c:rotY val="0"/>
       <c:rAngAx val="0"/>
     </c:view3D>
     <c:floor>
@@ -9857,16 +9586,13 @@
               <a:lstStyle/>
               <a:p>
                 <a:pPr>
-                  <a:defRPr sz="800" b="0" i="0" u="none" strike="noStrike" kern="1200" baseline="0">
+                  <a:defRPr sz="800" b="1" i="0" u="none" strike="noStrike" kern="1200" baseline="0">
                     <a:solidFill>
-                      <a:schemeClr val="tx1">
-                        <a:lumMod val="75000"/>
-                        <a:lumOff val="25000"/>
-                      </a:schemeClr>
+                      <a:sysClr val="windowText" lastClr="000000"/>
                     </a:solidFill>
-                    <a:latin typeface="+mn-lt"/>
+                    <a:latin typeface="Arial" panose="020B0604020202020204" pitchFamily="34" charset="0"/>
                     <a:ea typeface="+mn-ea"/>
-                    <a:cs typeface="+mn-cs"/>
+                    <a:cs typeface="Arial" panose="020B0604020202020204" pitchFamily="34" charset="0"/>
                   </a:defRPr>
                 </a:pPr>
                 <a:endParaRPr lang="en-US"/>
@@ -9937,7 +9663,7 @@
           </c:val>
           <c:extLst>
             <c:ext xmlns:c16="http://schemas.microsoft.com/office/drawing/2014/chart" uri="{C3380CC4-5D6E-409C-BE32-E72D297353CC}">
-              <c16:uniqueId val="{00000000-8B69-4A64-B1E5-C88C1FBB7AE3}"/>
+              <c16:uniqueId val="{00000000-FC82-417D-A9F9-D13D377DE447}"/>
             </c:ext>
           </c:extLst>
         </c:ser>
@@ -9984,12 +9710,9 @@
           <a:lstStyle/>
           <a:p>
             <a:pPr>
-              <a:defRPr sz="900" b="0" i="0" u="none" strike="noStrike" kern="1200" baseline="-10000">
+              <a:defRPr sz="1000" b="1" i="0" u="none" strike="noStrike" kern="1200" baseline="-10000">
                 <a:solidFill>
-                  <a:schemeClr val="tx1">
-                    <a:lumMod val="65000"/>
-                    <a:lumOff val="35000"/>
-                  </a:schemeClr>
+                  <a:sysClr val="windowText" lastClr="000000"/>
                 </a:solidFill>
                 <a:latin typeface="Arial" panose="020B0604020202020204" pitchFamily="34" charset="0"/>
                 <a:ea typeface="+mn-ea"/>

--- a/docs/BYREGION/Женщины_Алтая.docx
+++ b/docs/BYREGION/Женщины_Алтая.docx
@@ -580,23 +580,53 @@
       </w:pPr>
       <w:r>
         <w:rPr>
+          <w:rFonts w:ascii="Arial" w:hAnsi="Arial" w:cs="Arial"/>
           <w:noProof/>
+          <w:sz w:val="16"/>
+          <w:szCs w:val="16"/>
+          <w:lang w:val="ru-RU"/>
         </w:rPr>
         <w:drawing>
-          <wp:inline distT="0" distB="0" distL="0" distR="0" wp14:anchorId="2391D961" wp14:editId="2D4D12EA">
-            <wp:extent cx="3335722" cy="1773621"/>
-            <wp:effectExtent l="0" t="0" r="17145" b="17145"/>
-            <wp:docPr id="1369334526" name="Chart 1">
-              <a:extLst xmlns:a="http://schemas.openxmlformats.org/drawingml/2006/main">
-                <a:ext uri="{FF2B5EF4-FFF2-40B4-BE49-F238E27FC236}">
-                  <a16:creationId xmlns:a16="http://schemas.microsoft.com/office/drawing/2014/main" id="{18061B62-367D-4FCA-8C41-2520AFD266AB}"/>
-                </a:ext>
-              </a:extLst>
-            </wp:docPr>
-            <wp:cNvGraphicFramePr/>
+          <wp:inline distT="0" distB="0" distL="0" distR="0" wp14:anchorId="06CE7859" wp14:editId="6A250B0A">
+            <wp:extent cx="3347085" cy="1786255"/>
+            <wp:effectExtent l="0" t="0" r="5715" b="4445"/>
+            <wp:docPr id="1596593218" name="Picture 1"/>
+            <wp:cNvGraphicFramePr>
+              <a:graphicFrameLocks xmlns:a="http://schemas.openxmlformats.org/drawingml/2006/main" noChangeAspect="1"/>
+            </wp:cNvGraphicFramePr>
             <a:graphic xmlns:a="http://schemas.openxmlformats.org/drawingml/2006/main">
-              <a:graphicData uri="http://schemas.openxmlformats.org/drawingml/2006/chart">
-                <c:chart xmlns:c="http://schemas.openxmlformats.org/drawingml/2006/chart" xmlns:r="http://schemas.openxmlformats.org/officeDocument/2006/relationships" r:id="rId6"/>
+              <a:graphicData uri="http://schemas.openxmlformats.org/drawingml/2006/picture">
+                <pic:pic xmlns:pic="http://schemas.openxmlformats.org/drawingml/2006/picture">
+                  <pic:nvPicPr>
+                    <pic:cNvPr id="0" name="Picture 2"/>
+                    <pic:cNvPicPr>
+                      <a:picLocks noChangeAspect="1" noChangeArrowheads="1"/>
+                    </pic:cNvPicPr>
+                  </pic:nvPicPr>
+                  <pic:blipFill>
+                    <a:blip r:embed="rId6">
+                      <a:extLst>
+                        <a:ext uri="{28A0092B-C50C-407E-A947-70E740481C1C}">
+                          <a14:useLocalDpi xmlns:a14="http://schemas.microsoft.com/office/drawing/2010/main" val="0"/>
+                        </a:ext>
+                      </a:extLst>
+                    </a:blip>
+                    <a:srcRect/>
+                    <a:stretch>
+                      <a:fillRect/>
+                    </a:stretch>
+                  </pic:blipFill>
+                  <pic:spPr bwMode="auto">
+                    <a:xfrm>
+                      <a:off x="0" y="0"/>
+                      <a:ext cx="3347085" cy="1786255"/>
+                    </a:xfrm>
+                    <a:prstGeom prst="rect">
+                      <a:avLst/>
+                    </a:prstGeom>
+                    <a:noFill/>
+                  </pic:spPr>
+                </pic:pic>
               </a:graphicData>
             </a:graphic>
           </wp:inline>
@@ -9488,859 +9518,6 @@
 </w:styles>
 </file>
 
-<file path=word/charts/chart1.xml><?xml version="1.0" encoding="utf-8"?>
-<c:chartSpace xmlns:c="http://schemas.openxmlformats.org/drawingml/2006/chart" xmlns:a="http://schemas.openxmlformats.org/drawingml/2006/main" xmlns:r="http://schemas.openxmlformats.org/officeDocument/2006/relationships" xmlns:c16r2="http://schemas.microsoft.com/office/drawing/2015/06/chart">
-  <c:date1904 val="0"/>
-  <c:lang val="en-US"/>
-  <c:roundedCorners val="0"/>
-  <mc:AlternateContent xmlns:mc="http://schemas.openxmlformats.org/markup-compatibility/2006">
-    <mc:Choice xmlns:c14="http://schemas.microsoft.com/office/drawing/2007/8/2/chart" Requires="c14">
-      <c14:style val="102"/>
-    </mc:Choice>
-    <mc:Fallback>
-      <c:style val="2"/>
-    </mc:Fallback>
-  </mc:AlternateContent>
-  <c:chart>
-    <c:autoTitleDeleted val="1"/>
-    <c:view3D>
-      <c:rotX val="0"/>
-      <c:rotY val="0"/>
-      <c:rAngAx val="0"/>
-    </c:view3D>
-    <c:floor>
-      <c:thickness val="0"/>
-      <c:spPr>
-        <a:noFill/>
-        <a:ln>
-          <a:noFill/>
-        </a:ln>
-        <a:effectLst/>
-        <a:sp3d/>
-      </c:spPr>
-    </c:floor>
-    <c:sideWall>
-      <c:thickness val="0"/>
-      <c:spPr>
-        <a:noFill/>
-        <a:ln>
-          <a:noFill/>
-        </a:ln>
-        <a:effectLst/>
-        <a:sp3d/>
-      </c:spPr>
-    </c:sideWall>
-    <c:backWall>
-      <c:thickness val="0"/>
-      <c:spPr>
-        <a:noFill/>
-        <a:ln>
-          <a:noFill/>
-        </a:ln>
-        <a:effectLst/>
-        <a:sp3d/>
-      </c:spPr>
-    </c:backWall>
-    <c:plotArea>
-      <c:layout>
-        <c:manualLayout>
-          <c:layoutTarget val="inner"/>
-          <c:xMode val="edge"/>
-          <c:yMode val="edge"/>
-          <c:x val="7.1822201432944821E-2"/>
-          <c:y val="7.7238913060321643E-2"/>
-          <c:w val="0.89206676388711104"/>
-          <c:h val="0.8139334396221618"/>
-        </c:manualLayout>
-      </c:layout>
-      <c:bar3DChart>
-        <c:barDir val="col"/>
-        <c:grouping val="clustered"/>
-        <c:varyColors val="0"/>
-        <c:ser>
-          <c:idx val="0"/>
-          <c:order val="0"/>
-          <c:spPr>
-            <a:solidFill>
-              <a:schemeClr val="accent1"/>
-            </a:solidFill>
-            <a:ln>
-              <a:noFill/>
-            </a:ln>
-            <a:effectLst/>
-            <a:sp3d/>
-          </c:spPr>
-          <c:invertIfNegative val="0"/>
-          <c:dLbls>
-            <c:spPr>
-              <a:noFill/>
-              <a:ln>
-                <a:noFill/>
-              </a:ln>
-              <a:effectLst/>
-            </c:spPr>
-            <c:txPr>
-              <a:bodyPr rot="0" spcFirstLastPara="1" vertOverflow="ellipsis" vert="horz" wrap="square" lIns="38100" tIns="19050" rIns="38100" bIns="19050" anchor="ctr" anchorCtr="1">
-                <a:spAutoFit/>
-              </a:bodyPr>
-              <a:lstStyle/>
-              <a:p>
-                <a:pPr>
-                  <a:defRPr sz="800" b="1" i="0" u="none" strike="noStrike" kern="1200" baseline="0">
-                    <a:solidFill>
-                      <a:sysClr val="windowText" lastClr="000000"/>
-                    </a:solidFill>
-                    <a:latin typeface="Arial" panose="020B0604020202020204" pitchFamily="34" charset="0"/>
-                    <a:ea typeface="+mn-ea"/>
-                    <a:cs typeface="Arial" panose="020B0604020202020204" pitchFamily="34" charset="0"/>
-                  </a:defRPr>
-                </a:pPr>
-                <a:endParaRPr lang="en-US"/>
-              </a:p>
-            </c:txPr>
-            <c:showLegendKey val="0"/>
-            <c:showVal val="1"/>
-            <c:showCatName val="0"/>
-            <c:showSerName val="0"/>
-            <c:showPercent val="0"/>
-            <c:showBubbleSize val="0"/>
-            <c:showLeaderLines val="0"/>
-            <c:extLst>
-              <c:ext xmlns:c15="http://schemas.microsoft.com/office/drawing/2012/chart" uri="{CE6537A1-D6FC-4f65-9D91-7224C49458BB}">
-                <c15:showLeaderLines val="1"/>
-                <c15:leaderLines>
-                  <c:spPr>
-                    <a:ln w="9525" cap="flat" cmpd="sng" algn="ctr">
-                      <a:solidFill>
-                        <a:schemeClr val="tx1">
-                          <a:lumMod val="35000"/>
-                          <a:lumOff val="65000"/>
-                        </a:schemeClr>
-                      </a:solidFill>
-                      <a:round/>
-                    </a:ln>
-                    <a:effectLst/>
-                  </c:spPr>
-                </c15:leaderLines>
-              </c:ext>
-            </c:extLst>
-          </c:dLbls>
-          <c:cat>
-            <c:numRef>
-              <c:f>'Женщины Алтая'!$A$4:$A$6</c:f>
-              <c:numCache>
-                <c:formatCode>General</c:formatCode>
-                <c:ptCount val="3"/>
-                <c:pt idx="0">
-                  <c:v>1931</c:v>
-                </c:pt>
-                <c:pt idx="1">
-                  <c:v>1937</c:v>
-                </c:pt>
-                <c:pt idx="2">
-                  <c:v>1938</c:v>
-                </c:pt>
-              </c:numCache>
-            </c:numRef>
-          </c:cat>
-          <c:val>
-            <c:numRef>
-              <c:f>'Женщины Алтая'!$B$4:$B$6</c:f>
-              <c:numCache>
-                <c:formatCode>General</c:formatCode>
-                <c:ptCount val="3"/>
-                <c:pt idx="0">
-                  <c:v>1</c:v>
-                </c:pt>
-                <c:pt idx="1">
-                  <c:v>6</c:v>
-                </c:pt>
-                <c:pt idx="2">
-                  <c:v>4</c:v>
-                </c:pt>
-              </c:numCache>
-            </c:numRef>
-          </c:val>
-          <c:extLst>
-            <c:ext xmlns:c16="http://schemas.microsoft.com/office/drawing/2014/chart" uri="{C3380CC4-5D6E-409C-BE32-E72D297353CC}">
-              <c16:uniqueId val="{00000000-FC82-417D-A9F9-D13D377DE447}"/>
-            </c:ext>
-          </c:extLst>
-        </c:ser>
-        <c:dLbls>
-          <c:showLegendKey val="0"/>
-          <c:showVal val="0"/>
-          <c:showCatName val="0"/>
-          <c:showSerName val="0"/>
-          <c:showPercent val="0"/>
-          <c:showBubbleSize val="0"/>
-        </c:dLbls>
-        <c:gapWidth val="150"/>
-        <c:shape val="box"/>
-        <c:axId val="904673775"/>
-        <c:axId val="904655055"/>
-        <c:axId val="0"/>
-      </c:bar3DChart>
-      <c:catAx>
-        <c:axId val="904673775"/>
-        <c:scaling>
-          <c:orientation val="minMax"/>
-        </c:scaling>
-        <c:delete val="0"/>
-        <c:axPos val="b"/>
-        <c:numFmt formatCode="General" sourceLinked="1"/>
-        <c:majorTickMark val="out"/>
-        <c:minorTickMark val="none"/>
-        <c:tickLblPos val="nextTo"/>
-        <c:spPr>
-          <a:noFill/>
-          <a:ln w="9525" cap="flat" cmpd="sng" algn="ctr">
-            <a:solidFill>
-              <a:schemeClr val="tx1">
-                <a:lumMod val="15000"/>
-                <a:lumOff val="85000"/>
-              </a:schemeClr>
-            </a:solidFill>
-            <a:round/>
-          </a:ln>
-          <a:effectLst/>
-        </c:spPr>
-        <c:txPr>
-          <a:bodyPr rot="-60000000" spcFirstLastPara="1" vertOverflow="ellipsis" vert="horz" wrap="square" anchor="ctr" anchorCtr="1"/>
-          <a:lstStyle/>
-          <a:p>
-            <a:pPr>
-              <a:defRPr sz="1000" b="1" i="0" u="none" strike="noStrike" kern="1200" baseline="-10000">
-                <a:solidFill>
-                  <a:sysClr val="windowText" lastClr="000000"/>
-                </a:solidFill>
-                <a:latin typeface="Arial" panose="020B0604020202020204" pitchFamily="34" charset="0"/>
-                <a:ea typeface="+mn-ea"/>
-                <a:cs typeface="+mn-cs"/>
-              </a:defRPr>
-            </a:pPr>
-            <a:endParaRPr lang="en-US"/>
-          </a:p>
-        </c:txPr>
-        <c:crossAx val="904655055"/>
-        <c:crosses val="autoZero"/>
-        <c:auto val="0"/>
-        <c:lblAlgn val="ctr"/>
-        <c:lblOffset val="100"/>
-        <c:noMultiLvlLbl val="0"/>
-      </c:catAx>
-      <c:valAx>
-        <c:axId val="904655055"/>
-        <c:scaling>
-          <c:orientation val="minMax"/>
-          <c:max val="8"/>
-          <c:min val="0"/>
-        </c:scaling>
-        <c:delete val="1"/>
-        <c:axPos val="l"/>
-        <c:numFmt formatCode="General" sourceLinked="1"/>
-        <c:majorTickMark val="out"/>
-        <c:minorTickMark val="none"/>
-        <c:tickLblPos val="nextTo"/>
-        <c:crossAx val="904673775"/>
-        <c:crosses val="autoZero"/>
-        <c:crossBetween val="between"/>
-        <c:majorUnit val="2"/>
-        <c:minorUnit val="1"/>
-      </c:valAx>
-      <c:spPr>
-        <a:noFill/>
-        <a:ln>
-          <a:noFill/>
-        </a:ln>
-        <a:effectLst/>
-      </c:spPr>
-    </c:plotArea>
-    <c:plotVisOnly val="1"/>
-    <c:dispBlanksAs val="gap"/>
-    <c:extLst>
-      <c:ext xmlns:c16r3="http://schemas.microsoft.com/office/drawing/2017/03/chart" uri="{56B9EC1D-385E-4148-901F-78D8002777C0}">
-        <c16r3:dataDisplayOptions16>
-          <c16r3:dispNaAsBlank val="1"/>
-        </c16r3:dataDisplayOptions16>
-      </c:ext>
-    </c:extLst>
-    <c:showDLblsOverMax val="0"/>
-  </c:chart>
-  <c:spPr>
-    <a:solidFill>
-      <a:schemeClr val="bg1"/>
-    </a:solidFill>
-    <a:ln w="9525" cap="flat" cmpd="sng" algn="ctr">
-      <a:solidFill>
-        <a:schemeClr val="tx1">
-          <a:lumMod val="15000"/>
-          <a:lumOff val="85000"/>
-        </a:schemeClr>
-      </a:solidFill>
-      <a:round/>
-    </a:ln>
-    <a:effectLst/>
-  </c:spPr>
-  <c:txPr>
-    <a:bodyPr/>
-    <a:lstStyle/>
-    <a:p>
-      <a:pPr>
-        <a:defRPr/>
-      </a:pPr>
-      <a:endParaRPr lang="en-US"/>
-    </a:p>
-  </c:txPr>
-  <c:externalData r:id="rId3">
-    <c:autoUpdate val="0"/>
-  </c:externalData>
-</c:chartSpace>
-</file>
-
-<file path=word/charts/colors1.xml><?xml version="1.0" encoding="utf-8"?>
-<cs:colorStyle xmlns:cs="http://schemas.microsoft.com/office/drawing/2012/chartStyle" xmlns:a="http://schemas.openxmlformats.org/drawingml/2006/main" meth="cycle" id="10">
-  <a:schemeClr val="accent1"/>
-  <a:schemeClr val="accent2"/>
-  <a:schemeClr val="accent3"/>
-  <a:schemeClr val="accent4"/>
-  <a:schemeClr val="accent5"/>
-  <a:schemeClr val="accent6"/>
-  <cs:variation/>
-  <cs:variation>
-    <a:lumMod val="60000"/>
-  </cs:variation>
-  <cs:variation>
-    <a:lumMod val="80000"/>
-    <a:lumOff val="20000"/>
-  </cs:variation>
-  <cs:variation>
-    <a:lumMod val="80000"/>
-  </cs:variation>
-  <cs:variation>
-    <a:lumMod val="60000"/>
-    <a:lumOff val="40000"/>
-  </cs:variation>
-  <cs:variation>
-    <a:lumMod val="50000"/>
-  </cs:variation>
-  <cs:variation>
-    <a:lumMod val="70000"/>
-    <a:lumOff val="30000"/>
-  </cs:variation>
-  <cs:variation>
-    <a:lumMod val="70000"/>
-  </cs:variation>
-  <cs:variation>
-    <a:lumMod val="50000"/>
-    <a:lumOff val="50000"/>
-  </cs:variation>
-</cs:colorStyle>
-</file>
-
-<file path=word/charts/style1.xml><?xml version="1.0" encoding="utf-8"?>
-<cs:chartStyle xmlns:cs="http://schemas.microsoft.com/office/drawing/2012/chartStyle" xmlns:a="http://schemas.openxmlformats.org/drawingml/2006/main" id="332">
-  <cs:axisTitle>
-    <cs:lnRef idx="0"/>
-    <cs:fillRef idx="0"/>
-    <cs:effectRef idx="0"/>
-    <cs:fontRef idx="minor">
-      <a:schemeClr val="tx1">
-        <a:lumMod val="65000"/>
-        <a:lumOff val="35000"/>
-      </a:schemeClr>
-    </cs:fontRef>
-    <cs:defRPr sz="1000" kern="1200"/>
-  </cs:axisTitle>
-  <cs:categoryAxis>
-    <cs:lnRef idx="0"/>
-    <cs:fillRef idx="0"/>
-    <cs:effectRef idx="0"/>
-    <cs:fontRef idx="minor">
-      <a:schemeClr val="tx1">
-        <a:lumMod val="65000"/>
-        <a:lumOff val="35000"/>
-      </a:schemeClr>
-    </cs:fontRef>
-    <cs:spPr>
-      <a:ln w="9525" cap="flat" cmpd="sng" algn="ctr">
-        <a:solidFill>
-          <a:schemeClr val="tx1">
-            <a:lumMod val="15000"/>
-            <a:lumOff val="85000"/>
-          </a:schemeClr>
-        </a:solidFill>
-        <a:round/>
-      </a:ln>
-    </cs:spPr>
-    <cs:defRPr sz="900" kern="1200"/>
-  </cs:categoryAxis>
-  <cs:chartArea mods="allowNoFillOverride allowNoLineOverride">
-    <cs:lnRef idx="0"/>
-    <cs:fillRef idx="0"/>
-    <cs:effectRef idx="0"/>
-    <cs:fontRef idx="minor">
-      <a:schemeClr val="tx1"/>
-    </cs:fontRef>
-    <cs:spPr>
-      <a:solidFill>
-        <a:schemeClr val="bg1"/>
-      </a:solidFill>
-      <a:ln w="9525" cap="flat" cmpd="sng" algn="ctr">
-        <a:solidFill>
-          <a:schemeClr val="tx1">
-            <a:lumMod val="15000"/>
-            <a:lumOff val="85000"/>
-          </a:schemeClr>
-        </a:solidFill>
-        <a:round/>
-      </a:ln>
-    </cs:spPr>
-    <cs:defRPr sz="1000" kern="1200"/>
-  </cs:chartArea>
-  <cs:dataLabel>
-    <cs:lnRef idx="0"/>
-    <cs:fillRef idx="0"/>
-    <cs:effectRef idx="0"/>
-    <cs:fontRef idx="minor">
-      <a:schemeClr val="tx1">
-        <a:lumMod val="75000"/>
-        <a:lumOff val="25000"/>
-      </a:schemeClr>
-    </cs:fontRef>
-    <cs:defRPr sz="900" kern="1200"/>
-  </cs:dataLabel>
-  <cs:dataLabelCallout>
-    <cs:lnRef idx="0"/>
-    <cs:fillRef idx="0"/>
-    <cs:effectRef idx="0"/>
-    <cs:fontRef idx="minor">
-      <a:schemeClr val="dk1">
-        <a:lumMod val="65000"/>
-        <a:lumOff val="35000"/>
-      </a:schemeClr>
-    </cs:fontRef>
-    <cs:spPr>
-      <a:solidFill>
-        <a:schemeClr val="lt1"/>
-      </a:solidFill>
-      <a:ln>
-        <a:solidFill>
-          <a:schemeClr val="dk1">
-            <a:lumMod val="25000"/>
-            <a:lumOff val="75000"/>
-          </a:schemeClr>
-        </a:solidFill>
-      </a:ln>
-    </cs:spPr>
-    <cs:defRPr sz="900" kern="1200"/>
-    <cs:bodyPr rot="0" spcFirstLastPara="1" vertOverflow="clip" horzOverflow="clip" vert="horz" wrap="square" lIns="36576" tIns="18288" rIns="36576" bIns="18288" anchor="ctr" anchorCtr="1">
-      <a:spAutoFit/>
-    </cs:bodyPr>
-  </cs:dataLabelCallout>
-  <cs:dataPoint>
-    <cs:lnRef idx="0"/>
-    <cs:fillRef idx="1">
-      <cs:styleClr val="auto"/>
-    </cs:fillRef>
-    <cs:effectRef idx="0"/>
-    <cs:fontRef idx="minor">
-      <a:schemeClr val="tx1"/>
-    </cs:fontRef>
-  </cs:dataPoint>
-  <cs:dataPoint3D>
-    <cs:lnRef idx="0"/>
-    <cs:fillRef idx="1">
-      <cs:styleClr val="auto"/>
-    </cs:fillRef>
-    <cs:effectRef idx="0"/>
-    <cs:fontRef idx="minor">
-      <a:schemeClr val="tx1"/>
-    </cs:fontRef>
-  </cs:dataPoint3D>
-  <cs:dataPointLine>
-    <cs:lnRef idx="0">
-      <cs:styleClr val="auto"/>
-    </cs:lnRef>
-    <cs:fillRef idx="1"/>
-    <cs:effectRef idx="0"/>
-    <cs:fontRef idx="minor">
-      <a:schemeClr val="tx1"/>
-    </cs:fontRef>
-    <cs:spPr>
-      <a:ln w="28575" cap="rnd">
-        <a:solidFill>
-          <a:schemeClr val="phClr"/>
-        </a:solidFill>
-        <a:round/>
-      </a:ln>
-    </cs:spPr>
-  </cs:dataPointLine>
-  <cs:dataPointMarker>
-    <cs:lnRef idx="0">
-      <cs:styleClr val="auto"/>
-    </cs:lnRef>
-    <cs:fillRef idx="1">
-      <cs:styleClr val="auto"/>
-    </cs:fillRef>
-    <cs:effectRef idx="0"/>
-    <cs:fontRef idx="minor">
-      <a:schemeClr val="tx1"/>
-    </cs:fontRef>
-    <cs:spPr>
-      <a:ln w="9525">
-        <a:solidFill>
-          <a:schemeClr val="phClr"/>
-        </a:solidFill>
-      </a:ln>
-    </cs:spPr>
-  </cs:dataPointMarker>
-  <cs:dataPointMarkerLayout symbol="circle" size="5"/>
-  <cs:dataPointWireframe>
-    <cs:lnRef idx="0">
-      <cs:styleClr val="auto"/>
-    </cs:lnRef>
-    <cs:fillRef idx="1"/>
-    <cs:effectRef idx="0"/>
-    <cs:fontRef idx="minor">
-      <a:schemeClr val="tx1"/>
-    </cs:fontRef>
-    <cs:spPr>
-      <a:ln w="9525" cap="rnd">
-        <a:solidFill>
-          <a:schemeClr val="phClr"/>
-        </a:solidFill>
-        <a:round/>
-      </a:ln>
-    </cs:spPr>
-  </cs:dataPointWireframe>
-  <cs:dataTable>
-    <cs:lnRef idx="0"/>
-    <cs:fillRef idx="0"/>
-    <cs:effectRef idx="0"/>
-    <cs:fontRef idx="minor">
-      <a:schemeClr val="tx1">
-        <a:lumMod val="65000"/>
-        <a:lumOff val="35000"/>
-      </a:schemeClr>
-    </cs:fontRef>
-    <cs:spPr>
-      <a:noFill/>
-      <a:ln w="9525" cap="flat" cmpd="sng" algn="ctr">
-        <a:solidFill>
-          <a:schemeClr val="tx1">
-            <a:lumMod val="15000"/>
-            <a:lumOff val="85000"/>
-          </a:schemeClr>
-        </a:solidFill>
-        <a:round/>
-      </a:ln>
-    </cs:spPr>
-    <cs:defRPr sz="900" kern="1200"/>
-  </cs:dataTable>
-  <cs:downBar>
-    <cs:lnRef idx="0"/>
-    <cs:fillRef idx="0"/>
-    <cs:effectRef idx="0"/>
-    <cs:fontRef idx="minor">
-      <a:schemeClr val="dk1"/>
-    </cs:fontRef>
-    <cs:spPr>
-      <a:solidFill>
-        <a:schemeClr val="dk1">
-          <a:lumMod val="65000"/>
-          <a:lumOff val="35000"/>
-        </a:schemeClr>
-      </a:solidFill>
-      <a:ln w="9525">
-        <a:solidFill>
-          <a:schemeClr val="tx1">
-            <a:lumMod val="65000"/>
-            <a:lumOff val="35000"/>
-          </a:schemeClr>
-        </a:solidFill>
-      </a:ln>
-    </cs:spPr>
-  </cs:downBar>
-  <cs:dropLine>
-    <cs:lnRef idx="0"/>
-    <cs:fillRef idx="0"/>
-    <cs:effectRef idx="0"/>
-    <cs:fontRef idx="minor">
-      <a:schemeClr val="tx1"/>
-    </cs:fontRef>
-    <cs:spPr>
-      <a:ln w="9525" cap="flat" cmpd="sng" algn="ctr">
-        <a:solidFill>
-          <a:schemeClr val="tx1">
-            <a:lumMod val="35000"/>
-            <a:lumOff val="65000"/>
-          </a:schemeClr>
-        </a:solidFill>
-        <a:round/>
-      </a:ln>
-    </cs:spPr>
-  </cs:dropLine>
-  <cs:errorBar>
-    <cs:lnRef idx="0"/>
-    <cs:fillRef idx="0"/>
-    <cs:effectRef idx="0"/>
-    <cs:fontRef idx="minor">
-      <a:schemeClr val="tx1"/>
-    </cs:fontRef>
-    <cs:spPr>
-      <a:ln w="9525" cap="flat" cmpd="sng" algn="ctr">
-        <a:solidFill>
-          <a:schemeClr val="tx1">
-            <a:lumMod val="65000"/>
-            <a:lumOff val="35000"/>
-          </a:schemeClr>
-        </a:solidFill>
-        <a:round/>
-      </a:ln>
-    </cs:spPr>
-  </cs:errorBar>
-  <cs:floor>
-    <cs:lnRef idx="0"/>
-    <cs:fillRef idx="0"/>
-    <cs:effectRef idx="0"/>
-    <cs:fontRef idx="minor">
-      <a:schemeClr val="tx1"/>
-    </cs:fontRef>
-    <cs:spPr>
-      <a:noFill/>
-      <a:ln>
-        <a:noFill/>
-      </a:ln>
-    </cs:spPr>
-  </cs:floor>
-  <cs:gridlineMajor>
-    <cs:lnRef idx="0"/>
-    <cs:fillRef idx="0"/>
-    <cs:effectRef idx="0"/>
-    <cs:fontRef idx="minor">
-      <a:schemeClr val="tx1"/>
-    </cs:fontRef>
-    <cs:spPr>
-      <a:ln w="9525" cap="flat" cmpd="sng" algn="ctr">
-        <a:solidFill>
-          <a:schemeClr val="tx1">
-            <a:lumMod val="15000"/>
-            <a:lumOff val="85000"/>
-          </a:schemeClr>
-        </a:solidFill>
-        <a:round/>
-      </a:ln>
-    </cs:spPr>
-  </cs:gridlineMajor>
-  <cs:gridlineMinor>
-    <cs:lnRef idx="0"/>
-    <cs:fillRef idx="0"/>
-    <cs:effectRef idx="0"/>
-    <cs:fontRef idx="minor">
-      <a:schemeClr val="tx1"/>
-    </cs:fontRef>
-    <cs:spPr>
-      <a:ln w="9525" cap="flat" cmpd="sng" algn="ctr">
-        <a:solidFill>
-          <a:schemeClr val="tx1">
-            <a:lumMod val="5000"/>
-            <a:lumOff val="95000"/>
-          </a:schemeClr>
-        </a:solidFill>
-        <a:round/>
-      </a:ln>
-    </cs:spPr>
-  </cs:gridlineMinor>
-  <cs:hiLoLine>
-    <cs:lnRef idx="0"/>
-    <cs:fillRef idx="0"/>
-    <cs:effectRef idx="0"/>
-    <cs:fontRef idx="minor">
-      <a:schemeClr val="tx1"/>
-    </cs:fontRef>
-    <cs:spPr>
-      <a:ln w="9525" cap="flat" cmpd="sng" algn="ctr">
-        <a:solidFill>
-          <a:schemeClr val="tx1">
-            <a:lumMod val="75000"/>
-            <a:lumOff val="25000"/>
-          </a:schemeClr>
-        </a:solidFill>
-        <a:round/>
-      </a:ln>
-    </cs:spPr>
-  </cs:hiLoLine>
-  <cs:leaderLine>
-    <cs:lnRef idx="0"/>
-    <cs:fillRef idx="0"/>
-    <cs:effectRef idx="0"/>
-    <cs:fontRef idx="minor">
-      <a:schemeClr val="tx1"/>
-    </cs:fontRef>
-    <cs:spPr>
-      <a:ln w="9525" cap="flat" cmpd="sng" algn="ctr">
-        <a:solidFill>
-          <a:schemeClr val="tx1">
-            <a:lumMod val="35000"/>
-            <a:lumOff val="65000"/>
-          </a:schemeClr>
-        </a:solidFill>
-        <a:round/>
-      </a:ln>
-    </cs:spPr>
-  </cs:leaderLine>
-  <cs:legend>
-    <cs:lnRef idx="0"/>
-    <cs:fillRef idx="0"/>
-    <cs:effectRef idx="0"/>
-    <cs:fontRef idx="minor">
-      <a:schemeClr val="tx1">
-        <a:lumMod val="65000"/>
-        <a:lumOff val="35000"/>
-      </a:schemeClr>
-    </cs:fontRef>
-    <cs:defRPr sz="900" kern="1200"/>
-  </cs:legend>
-  <cs:plotArea mods="allowNoFillOverride allowNoLineOverride">
-    <cs:lnRef idx="0"/>
-    <cs:fillRef idx="0"/>
-    <cs:effectRef idx="0"/>
-    <cs:fontRef idx="minor">
-      <a:schemeClr val="tx1"/>
-    </cs:fontRef>
-  </cs:plotArea>
-  <cs:plotArea3D mods="allowNoFillOverride allowNoLineOverride">
-    <cs:lnRef idx="0"/>
-    <cs:fillRef idx="0"/>
-    <cs:effectRef idx="0"/>
-    <cs:fontRef idx="minor">
-      <a:schemeClr val="tx1"/>
-    </cs:fontRef>
-  </cs:plotArea3D>
-  <cs:seriesAxis>
-    <cs:lnRef idx="0"/>
-    <cs:fillRef idx="0"/>
-    <cs:effectRef idx="0"/>
-    <cs:fontRef idx="minor">
-      <a:schemeClr val="tx1">
-        <a:lumMod val="65000"/>
-        <a:lumOff val="35000"/>
-      </a:schemeClr>
-    </cs:fontRef>
-    <cs:defRPr sz="900" kern="1200"/>
-  </cs:seriesAxis>
-  <cs:seriesLine>
-    <cs:lnRef idx="0"/>
-    <cs:fillRef idx="0"/>
-    <cs:effectRef idx="0"/>
-    <cs:fontRef idx="minor">
-      <a:schemeClr val="tx1"/>
-    </cs:fontRef>
-    <cs:spPr>
-      <a:ln w="9525" cap="flat" cmpd="sng" algn="ctr">
-        <a:solidFill>
-          <a:schemeClr val="tx1">
-            <a:lumMod val="35000"/>
-            <a:lumOff val="65000"/>
-          </a:schemeClr>
-        </a:solidFill>
-        <a:round/>
-      </a:ln>
-    </cs:spPr>
-  </cs:seriesLine>
-  <cs:title>
-    <cs:lnRef idx="0"/>
-    <cs:fillRef idx="0"/>
-    <cs:effectRef idx="0"/>
-    <cs:fontRef idx="minor">
-      <a:schemeClr val="tx1">
-        <a:lumMod val="65000"/>
-        <a:lumOff val="35000"/>
-      </a:schemeClr>
-    </cs:fontRef>
-    <cs:defRPr sz="1400" b="0" kern="1200" spc="0" baseline="0"/>
-  </cs:title>
-  <cs:trendline>
-    <cs:lnRef idx="0">
-      <cs:styleClr val="auto"/>
-    </cs:lnRef>
-    <cs:fillRef idx="0"/>
-    <cs:effectRef idx="0"/>
-    <cs:fontRef idx="minor">
-      <a:schemeClr val="tx1"/>
-    </cs:fontRef>
-    <cs:spPr>
-      <a:ln w="19050" cap="rnd">
-        <a:solidFill>
-          <a:schemeClr val="phClr"/>
-        </a:solidFill>
-        <a:prstDash val="sysDot"/>
-      </a:ln>
-    </cs:spPr>
-  </cs:trendline>
-  <cs:trendlineLabel>
-    <cs:lnRef idx="0"/>
-    <cs:fillRef idx="0"/>
-    <cs:effectRef idx="0"/>
-    <cs:fontRef idx="minor">
-      <a:schemeClr val="tx1">
-        <a:lumMod val="65000"/>
-        <a:lumOff val="35000"/>
-      </a:schemeClr>
-    </cs:fontRef>
-    <cs:defRPr sz="900" kern="1200"/>
-  </cs:trendlineLabel>
-  <cs:upBar>
-    <cs:lnRef idx="0"/>
-    <cs:fillRef idx="0"/>
-    <cs:effectRef idx="0"/>
-    <cs:fontRef idx="minor">
-      <a:schemeClr val="dk1"/>
-    </cs:fontRef>
-    <cs:spPr>
-      <a:solidFill>
-        <a:schemeClr val="lt1"/>
-      </a:solidFill>
-      <a:ln w="9525">
-        <a:solidFill>
-          <a:schemeClr val="tx1">
-            <a:lumMod val="15000"/>
-            <a:lumOff val="85000"/>
-          </a:schemeClr>
-        </a:solidFill>
-      </a:ln>
-    </cs:spPr>
-  </cs:upBar>
-  <cs:valueAxis>
-    <cs:lnRef idx="0"/>
-    <cs:fillRef idx="0"/>
-    <cs:effectRef idx="0"/>
-    <cs:fontRef idx="minor">
-      <a:schemeClr val="tx1">
-        <a:lumMod val="65000"/>
-        <a:lumOff val="35000"/>
-      </a:schemeClr>
-    </cs:fontRef>
-    <cs:defRPr sz="900" kern="1200"/>
-  </cs:valueAxis>
-  <cs:wall>
-    <cs:lnRef idx="0"/>
-    <cs:fillRef idx="0"/>
-    <cs:effectRef idx="0"/>
-    <cs:fontRef idx="minor">
-      <a:schemeClr val="tx1"/>
-    </cs:fontRef>
-    <cs:spPr>
-      <a:noFill/>
-      <a:ln>
-        <a:noFill/>
-      </a:ln>
-    </cs:spPr>
-  </cs:wall>
-</cs:chartStyle>
-</file>
-
 <file path=word/theme/theme1.xml><?xml version="1.0" encoding="utf-8"?>
 <a:theme xmlns:a="http://schemas.openxmlformats.org/drawingml/2006/main" name="Office Theme">
   <a:themeElements>

--- a/docs/BYREGION/Женщины_Алтая.docx
+++ b/docs/BYREGION/Женщины_Алтая.docx
@@ -172,7 +172,25 @@
                 <w:szCs w:val="16"/>
                 <w:lang w:val="ru-RU"/>
               </w:rPr>
-              <w:t xml:space="preserve">Данный список составлен на основе открытых и доступных на </w:t>
+              <w:t>Данный список составлен на основе открытых и доступных</w:t>
+            </w:r>
+            <w:r>
+              <w:rPr>
+                <w:rFonts w:ascii="Arial" w:hAnsi="Arial" w:cs="Arial"/>
+                <w:sz w:val="16"/>
+                <w:szCs w:val="16"/>
+                <w:lang w:val="ru-RU"/>
+              </w:rPr>
+              <w:t xml:space="preserve"> в</w:t>
+            </w:r>
+            <w:r>
+              <w:rPr>
+                <w:rFonts w:ascii="Arial" w:hAnsi="Arial" w:cs="Arial"/>
+                <w:sz w:val="16"/>
+                <w:szCs w:val="16"/>
+                <w:lang w:val="ru-RU"/>
+              </w:rPr>
+              <w:t xml:space="preserve"> </w:t>
             </w:r>
             <w:r>
               <w:rPr>
@@ -190,7 +208,7 @@
                 <w:szCs w:val="16"/>
                 <w:lang w:val="ru-RU"/>
               </w:rPr>
-              <w:t xml:space="preserve">нтернете и сточников и не претендует быть ни полным, ни окончательным. </w:t>
+              <w:t xml:space="preserve">нтернете источников и не претендует быть ни полным, ни окончательным. </w:t>
             </w:r>
           </w:p>
           <w:p>
@@ -268,17 +286,15 @@
               </w:rPr>
               <w:t xml:space="preserve"> </w:t>
             </w:r>
-            <w:proofErr w:type="spellStart"/>
-            <w:r>
-              <w:rPr>
-                <w:rFonts w:ascii="Arial" w:hAnsi="Arial" w:cs="Arial"/>
-                <w:sz w:val="16"/>
-                <w:szCs w:val="16"/>
-                <w:lang w:val="ru-RU"/>
-              </w:rPr>
-              <w:t>г.г</w:t>
-            </w:r>
-            <w:proofErr w:type="spellEnd"/>
+            <w:r>
+              <w:rPr>
+                <w:rFonts w:ascii="Arial" w:hAnsi="Arial" w:cs="Arial"/>
+                <w:sz w:val="16"/>
+                <w:szCs w:val="16"/>
+                <w:lang w:val="ru-RU"/>
+              </w:rPr>
+              <w:t>гг.</w:t>
+            </w:r>
             <w:r>
               <w:rPr>
                 <w:rFonts w:ascii="Arial" w:hAnsi="Arial" w:cs="Arial"/>

--- a/docs/BYREGION/Женщины_Алтая.docx
+++ b/docs/BYREGION/Женщины_Алтая.docx
@@ -227,7 +227,16 @@
                 <w:szCs w:val="16"/>
                 <w:lang w:val="ru-RU"/>
               </w:rPr>
-              <w:t>За годы советской власти в период с 1931 по 1948 гг. погибли (расстреляны/умерли в заключении) 13 женщин Алтая;</w:t>
+              <w:t>За годы советской власти в период с 1931 по 1948 гг. погибли (расстреляны/умерли в заключении) 13 женщин Алтая</w:t>
+            </w:r>
+            <w:r>
+              <w:rPr>
+                <w:rFonts w:ascii="Arial" w:hAnsi="Arial" w:cs="Arial"/>
+                <w:sz w:val="16"/>
+                <w:szCs w:val="16"/>
+                <w:lang w:val="ru-RU"/>
+              </w:rPr>
+              <w:t>.</w:t>
             </w:r>
           </w:p>
           <w:p>
@@ -246,17 +255,7 @@
                 <w:szCs w:val="16"/>
                 <w:lang w:val="ru-RU"/>
               </w:rPr>
-              <w:t>Из них расстреляны – 11 (</w:t>
-            </w:r>
-            <w:proofErr w:type="gramStart"/>
-            <w:r>
-              <w:rPr>
-                <w:rFonts w:ascii="Arial" w:hAnsi="Arial" w:cs="Arial"/>
-                <w:sz w:val="16"/>
-                <w:szCs w:val="16"/>
-                <w:lang w:val="ru-RU"/>
-              </w:rPr>
-              <w:t>1931</w:t>
+              <w:t>Из них расстреляны – 11 (1931</w:t>
             </w:r>
             <w:r>
               <w:rPr>
@@ -274,17 +273,7 @@
                 <w:szCs w:val="16"/>
                 <w:lang w:val="ru-RU"/>
               </w:rPr>
-              <w:t>1938</w:t>
-            </w:r>
-            <w:proofErr w:type="gramEnd"/>
-            <w:r>
-              <w:rPr>
-                <w:rFonts w:ascii="Arial" w:hAnsi="Arial" w:cs="Arial"/>
-                <w:sz w:val="16"/>
-                <w:szCs w:val="16"/>
-                <w:lang w:val="ru-RU"/>
-              </w:rPr>
-              <w:t xml:space="preserve"> </w:t>
+              <w:t xml:space="preserve">1938 </w:t>
             </w:r>
             <w:r>
               <w:rPr>
@@ -302,7 +291,16 @@
                 <w:szCs w:val="16"/>
                 <w:lang w:val="ru-RU"/>
               </w:rPr>
-              <w:t xml:space="preserve">); </w:t>
+              <w:t>)</w:t>
+            </w:r>
+            <w:r>
+              <w:rPr>
+                <w:rFonts w:ascii="Arial" w:hAnsi="Arial" w:cs="Arial"/>
+                <w:sz w:val="16"/>
+                <w:szCs w:val="16"/>
+                <w:lang w:val="ru-RU"/>
+              </w:rPr>
+              <w:t>.</w:t>
             </w:r>
           </w:p>
           <w:p>
@@ -321,27 +319,16 @@
                 <w:szCs w:val="16"/>
                 <w:lang w:val="ru-RU"/>
               </w:rPr>
-              <w:t>Умерли в заключении – 2 (</w:t>
-            </w:r>
-            <w:proofErr w:type="gramStart"/>
-            <w:r>
-              <w:rPr>
-                <w:rFonts w:ascii="Arial" w:hAnsi="Arial" w:cs="Arial"/>
-                <w:sz w:val="16"/>
-                <w:szCs w:val="16"/>
-                <w:lang w:val="ru-RU"/>
-              </w:rPr>
-              <w:t>1947-1948</w:t>
-            </w:r>
-            <w:proofErr w:type="gramEnd"/>
-            <w:r>
-              <w:rPr>
-                <w:rFonts w:ascii="Arial" w:hAnsi="Arial" w:cs="Arial"/>
-                <w:sz w:val="16"/>
-                <w:szCs w:val="16"/>
-                <w:lang w:val="ru-RU"/>
-              </w:rPr>
-              <w:t xml:space="preserve"> гг.)</w:t>
+              <w:t>Умерли в заключении – 2 (1947-1948 гг.)</w:t>
+            </w:r>
+            <w:r>
+              <w:rPr>
+                <w:rFonts w:ascii="Arial" w:hAnsi="Arial" w:cs="Arial"/>
+                <w:sz w:val="16"/>
+                <w:szCs w:val="16"/>
+                <w:lang w:val="ru-RU"/>
+              </w:rPr>
+              <w:t>.</w:t>
             </w:r>
           </w:p>
           <w:p>
@@ -360,27 +347,7 @@
                 <w:szCs w:val="16"/>
                 <w:lang w:val="ru-RU"/>
               </w:rPr>
-              <w:t xml:space="preserve">Бурятки – 7; алтайки – 2; хакаски – 2; монголка – 1; </w:t>
-            </w:r>
-            <w:proofErr w:type="spellStart"/>
-            <w:r>
-              <w:rPr>
-                <w:rFonts w:ascii="Arial" w:hAnsi="Arial" w:cs="Arial"/>
-                <w:sz w:val="16"/>
-                <w:szCs w:val="16"/>
-                <w:lang w:val="ru-RU"/>
-              </w:rPr>
-              <w:t>теленгитка</w:t>
-            </w:r>
-            <w:proofErr w:type="spellEnd"/>
-            <w:r>
-              <w:rPr>
-                <w:rFonts w:ascii="Arial" w:hAnsi="Arial" w:cs="Arial"/>
-                <w:sz w:val="16"/>
-                <w:szCs w:val="16"/>
-                <w:lang w:val="ru-RU"/>
-              </w:rPr>
-              <w:t xml:space="preserve"> – 1; </w:t>
+              <w:t xml:space="preserve">Бурятки – 7; алтайки – 2; хакаски – 2; монголка – 1; теленгитка – 1; </w:t>
             </w:r>
           </w:p>
           <w:p>
@@ -437,27 +404,7 @@
                 <w:szCs w:val="16"/>
                 <w:lang w:val="ru-RU"/>
               </w:rPr>
-              <w:t xml:space="preserve">Максимальное число – 7 (54%) – погибли в возрастной группе: </w:t>
-            </w:r>
-            <w:proofErr w:type="gramStart"/>
-            <w:r>
-              <w:rPr>
-                <w:rFonts w:ascii="Arial" w:hAnsi="Arial" w:cs="Arial"/>
-                <w:sz w:val="16"/>
-                <w:szCs w:val="16"/>
-                <w:lang w:val="ru-RU"/>
-              </w:rPr>
-              <w:t>35-45</w:t>
-            </w:r>
-            <w:proofErr w:type="gramEnd"/>
-            <w:r>
-              <w:rPr>
-                <w:rFonts w:ascii="Arial" w:hAnsi="Arial" w:cs="Arial"/>
-                <w:sz w:val="16"/>
-                <w:szCs w:val="16"/>
-                <w:lang w:val="ru-RU"/>
-              </w:rPr>
-              <w:t xml:space="preserve"> лет.</w:t>
+              <w:t>Максимальное число – 7 (54%) – погибли в возрастной группе: 35-45 лет.</w:t>
             </w:r>
           </w:p>
           <w:p>
@@ -537,7 +484,6 @@
         </w:rPr>
         <w:t xml:space="preserve">, </w:t>
       </w:r>
-      <w:proofErr w:type="gramStart"/>
       <w:r>
         <w:rPr>
           <w:rFonts w:ascii="Arial" w:hAnsi="Arial" w:cs="Arial"/>
@@ -569,19 +515,7 @@
           <w:szCs w:val="16"/>
           <w:lang w:val="ru-RU"/>
         </w:rPr>
-        <w:t>1938</w:t>
-      </w:r>
-      <w:proofErr w:type="gramEnd"/>
-      <w:r>
-        <w:rPr>
-          <w:rFonts w:ascii="Arial" w:hAnsi="Arial" w:cs="Arial"/>
-          <w:b/>
-          <w:bCs/>
-          <w:sz w:val="16"/>
-          <w:szCs w:val="16"/>
-          <w:lang w:val="ru-RU"/>
-        </w:rPr>
-        <w:t xml:space="preserve"> гг.</w:t>
+        <w:t>1938 гг.</w:t>
       </w:r>
     </w:p>
     <w:p>
@@ -706,7 +640,6 @@
         </w:rPr>
         <w:t xml:space="preserve">, </w:t>
       </w:r>
-      <w:proofErr w:type="gramStart"/>
       <w:r>
         <w:rPr>
           <w:rFonts w:ascii="Arial" w:hAnsi="Arial" w:cs="Arial"/>
@@ -738,19 +671,7 @@
           <w:szCs w:val="16"/>
           <w:lang w:val="ru-RU"/>
         </w:rPr>
-        <w:t>1938</w:t>
-      </w:r>
-      <w:proofErr w:type="gramEnd"/>
-      <w:r>
-        <w:rPr>
-          <w:rFonts w:ascii="Arial" w:hAnsi="Arial" w:cs="Arial"/>
-          <w:b/>
-          <w:bCs/>
-          <w:sz w:val="16"/>
-          <w:szCs w:val="16"/>
-          <w:lang w:val="ru-RU"/>
-        </w:rPr>
-        <w:t xml:space="preserve"> гг.</w:t>
+        <w:t>1938 гг.</w:t>
       </w:r>
     </w:p>
     <w:p>
@@ -883,7 +804,6 @@
               <w:bottom w:val="double" w:sz="1" w:space="0" w:color="808080"/>
               <w:right w:val="double" w:sz="2" w:space="0" w:color="808080"/>
             </w:tcBorders>
-            <w:shd w:val="clear" w:color="auto" w:fill="auto"/>
             <w:vAlign w:val="center"/>
           </w:tcPr>
           <w:p>
@@ -954,7 +874,6 @@
               <w:bottom w:val="double" w:sz="1" w:space="0" w:color="808080"/>
               <w:right w:val="double" w:sz="2" w:space="0" w:color="808080"/>
             </w:tcBorders>
-            <w:shd w:val="clear" w:color="auto" w:fill="auto"/>
             <w:vAlign w:val="center"/>
           </w:tcPr>
           <w:p>
@@ -981,25 +900,8 @@
                   <w:shd w:val="clear" w:color="auto" w:fill="FFFFFF"/>
                   <w:lang w:val="ru-RU"/>
                 </w:rPr>
-                <w:t xml:space="preserve">Базарова </w:t>
+                <w:t>Базарова Хандажап</w:t>
               </w:r>
-              <w:proofErr w:type="spellStart"/>
-              <w:r>
-                <w:rPr>
-                  <w:rStyle w:val="Hyperlink"/>
-                  <w:rFonts w:ascii="Arial" w:hAnsi="Arial" w:cs="Arial"/>
-                  <w:b/>
-                  <w:bCs/>
-                  <w:color w:val="auto"/>
-                  <w:sz w:val="16"/>
-                  <w:szCs w:val="16"/>
-                  <w:bdr w:val="none" w:sz="0" w:space="0" w:color="auto" w:frame="1"/>
-                  <w:shd w:val="clear" w:color="auto" w:fill="FFFFFF"/>
-                  <w:lang w:val="ru-RU"/>
-                </w:rPr>
-                <w:t>Хандажап</w:t>
-              </w:r>
-              <w:proofErr w:type="spellEnd"/>
             </w:hyperlink>
             <w:r>
               <w:rPr>
@@ -1070,127 +972,7 @@
                 <w:szCs w:val="16"/>
                 <w:lang w:val="ru-RU"/>
               </w:rPr>
-              <w:t xml:space="preserve">1900 г.р., </w:t>
-            </w:r>
-            <w:proofErr w:type="spellStart"/>
-            <w:r>
-              <w:rPr>
-                <w:rFonts w:ascii="Arial" w:hAnsi="Arial" w:cs="Arial"/>
-                <w:sz w:val="16"/>
-                <w:szCs w:val="16"/>
-                <w:lang w:val="ru-RU"/>
-              </w:rPr>
-              <w:t>м.р</w:t>
-            </w:r>
-            <w:proofErr w:type="spellEnd"/>
-            <w:r>
-              <w:rPr>
-                <w:rFonts w:ascii="Arial" w:hAnsi="Arial" w:cs="Arial"/>
-                <w:sz w:val="16"/>
-                <w:szCs w:val="16"/>
-                <w:lang w:val="ru-RU"/>
-              </w:rPr>
-              <w:t xml:space="preserve">.: Забайкальская обл., Читинский уезд, с. </w:t>
-            </w:r>
-            <w:proofErr w:type="spellStart"/>
-            <w:r>
-              <w:rPr>
-                <w:rFonts w:ascii="Arial" w:hAnsi="Arial" w:cs="Arial"/>
-                <w:sz w:val="16"/>
-                <w:szCs w:val="16"/>
-                <w:lang w:val="ru-RU"/>
-              </w:rPr>
-              <w:t>Уронай</w:t>
-            </w:r>
-            <w:proofErr w:type="spellEnd"/>
-            <w:r>
-              <w:rPr>
-                <w:rFonts w:ascii="Arial" w:hAnsi="Arial" w:cs="Arial"/>
-                <w:sz w:val="16"/>
-                <w:szCs w:val="16"/>
-                <w:lang w:val="ru-RU"/>
-              </w:rPr>
-              <w:t xml:space="preserve">, бурятка. </w:t>
-            </w:r>
-            <w:proofErr w:type="spellStart"/>
-            <w:r>
-              <w:rPr>
-                <w:rFonts w:ascii="Arial" w:hAnsi="Arial" w:cs="Arial"/>
-                <w:sz w:val="16"/>
-                <w:szCs w:val="16"/>
-                <w:lang w:val="ru-RU"/>
-              </w:rPr>
-              <w:t>БОЗ.прож</w:t>
-            </w:r>
-            <w:proofErr w:type="spellEnd"/>
-            <w:r>
-              <w:rPr>
-                <w:rFonts w:ascii="Arial" w:hAnsi="Arial" w:cs="Arial"/>
-                <w:sz w:val="16"/>
-                <w:szCs w:val="16"/>
-                <w:lang w:val="ru-RU"/>
-              </w:rPr>
-              <w:t xml:space="preserve">.: Читинская обл., Шилкинский р-н, ст. Холбон, арестована 12.10.1937. Обвинение: по ст. 58-1а, </w:t>
-            </w:r>
-            <w:proofErr w:type="gramStart"/>
-            <w:r>
-              <w:rPr>
-                <w:rFonts w:ascii="Arial" w:hAnsi="Arial" w:cs="Arial"/>
-                <w:sz w:val="16"/>
-                <w:szCs w:val="16"/>
-                <w:lang w:val="ru-RU"/>
-              </w:rPr>
-              <w:t>58-9</w:t>
-            </w:r>
-            <w:proofErr w:type="gramEnd"/>
-            <w:r>
-              <w:rPr>
-                <w:rFonts w:ascii="Arial" w:hAnsi="Arial" w:cs="Arial"/>
-                <w:sz w:val="16"/>
-                <w:szCs w:val="16"/>
-                <w:lang w:val="ru-RU"/>
-              </w:rPr>
-              <w:t xml:space="preserve">, </w:t>
-            </w:r>
-            <w:proofErr w:type="gramStart"/>
-            <w:r>
-              <w:rPr>
-                <w:rFonts w:ascii="Arial" w:hAnsi="Arial" w:cs="Arial"/>
-                <w:sz w:val="16"/>
-                <w:szCs w:val="16"/>
-                <w:lang w:val="ru-RU"/>
-              </w:rPr>
-              <w:t>58-11</w:t>
-            </w:r>
-            <w:proofErr w:type="gramEnd"/>
-            <w:r>
-              <w:rPr>
-                <w:rFonts w:ascii="Arial" w:hAnsi="Arial" w:cs="Arial"/>
-                <w:sz w:val="16"/>
-                <w:szCs w:val="16"/>
-                <w:lang w:val="ru-RU"/>
-              </w:rPr>
-              <w:t xml:space="preserve"> УК </w:t>
-            </w:r>
-            <w:proofErr w:type="spellStart"/>
-            <w:r>
-              <w:rPr>
-                <w:rFonts w:ascii="Arial" w:hAnsi="Arial" w:cs="Arial"/>
-                <w:sz w:val="16"/>
-                <w:szCs w:val="16"/>
-                <w:lang w:val="ru-RU"/>
-              </w:rPr>
-              <w:t>РСФСР.Приговор</w:t>
-            </w:r>
-            <w:proofErr w:type="spellEnd"/>
-            <w:r>
-              <w:rPr>
-                <w:rFonts w:ascii="Arial" w:hAnsi="Arial" w:cs="Arial"/>
-                <w:sz w:val="16"/>
-                <w:szCs w:val="16"/>
-                <w:lang w:val="ru-RU"/>
-              </w:rPr>
-              <w:t>: Тройкой УНКВД по Читинской обл., 01.12.1937</w:t>
+              <w:t>1900 г.р., м.р.: Забайкальская обл., Читинский уезд, с. Уронай, бурятка. БОЗ.прож.: Читинская обл., Шилкинский р-н, ст. Холбон, арестована 12.10.1937. Обвинение: по ст. 58-1а, 58-9, 58-11 УК РСФСР.Приговор: Тройкой УНКВД по Читинской обл., 01.12.1937</w:t>
             </w:r>
             <w:r>
               <w:rPr>
@@ -1208,19 +990,8 @@
                 <w:szCs w:val="16"/>
                 <w:lang w:val="ru-RU"/>
               </w:rPr>
-              <w:t xml:space="preserve">ВМН. Расстреляна 01.01.1938. Реабилитация: военным трибуналом ЗабВО., 18.04.1958. Состав семьи: </w:t>
-            </w:r>
-            <w:proofErr w:type="spellStart"/>
-            <w:r>
-              <w:rPr>
-                <w:rFonts w:ascii="Arial" w:hAnsi="Arial" w:cs="Arial"/>
-                <w:sz w:val="16"/>
-                <w:szCs w:val="16"/>
-                <w:lang w:val="ru-RU"/>
-              </w:rPr>
-              <w:t>Незамужная</w:t>
-            </w:r>
-            <w:proofErr w:type="spellEnd"/>
+              <w:t>ВМН. Расстреляна 01.01.1938. Реабилитация: военным трибуналом ЗабВО., 18.04.1958. Состав семьи: Незамужная</w:t>
+            </w:r>
           </w:p>
           <w:p>
             <w:pPr>
@@ -1316,7 +1087,6 @@
               <w:bottom w:val="double" w:sz="1" w:space="0" w:color="808080"/>
               <w:right w:val="double" w:sz="2" w:space="0" w:color="808080"/>
             </w:tcBorders>
-            <w:shd w:val="clear" w:color="auto" w:fill="auto"/>
             <w:vAlign w:val="center"/>
           </w:tcPr>
           <w:p>
@@ -1343,57 +1113,8 @@
                   <w:shd w:val="clear" w:color="auto" w:fill="FFFFFF"/>
                   <w:lang w:val="ru-RU"/>
                 </w:rPr>
-                <w:t xml:space="preserve">Банзарова </w:t>
+                <w:t>Банзарова Сыбжит Цыбыковна</w:t>
               </w:r>
-              <w:proofErr w:type="spellStart"/>
-              <w:r>
-                <w:rPr>
-                  <w:rStyle w:val="Hyperlink"/>
-                  <w:rFonts w:ascii="Arial" w:hAnsi="Arial" w:cs="Arial"/>
-                  <w:b/>
-                  <w:bCs/>
-                  <w:color w:val="auto"/>
-                  <w:sz w:val="16"/>
-                  <w:szCs w:val="16"/>
-                  <w:bdr w:val="none" w:sz="0" w:space="0" w:color="auto" w:frame="1"/>
-                  <w:shd w:val="clear" w:color="auto" w:fill="FFFFFF"/>
-                  <w:lang w:val="ru-RU"/>
-                </w:rPr>
-                <w:t>Сыбжит</w:t>
-              </w:r>
-              <w:proofErr w:type="spellEnd"/>
-              <w:r>
-                <w:rPr>
-                  <w:rStyle w:val="Hyperlink"/>
-                  <w:rFonts w:ascii="Arial" w:hAnsi="Arial" w:cs="Arial"/>
-                  <w:b/>
-                  <w:bCs/>
-                  <w:color w:val="auto"/>
-                  <w:sz w:val="16"/>
-                  <w:szCs w:val="16"/>
-                  <w:bdr w:val="none" w:sz="0" w:space="0" w:color="auto" w:frame="1"/>
-                  <w:shd w:val="clear" w:color="auto" w:fill="FFFFFF"/>
-                  <w:lang w:val="ru-RU"/>
-                </w:rPr>
-                <w:t xml:space="preserve"> </w:t>
-              </w:r>
-              <w:proofErr w:type="spellStart"/>
-              <w:r>
-                <w:rPr>
-                  <w:rStyle w:val="Hyperlink"/>
-                  <w:rFonts w:ascii="Arial" w:hAnsi="Arial" w:cs="Arial"/>
-                  <w:b/>
-                  <w:bCs/>
-                  <w:color w:val="auto"/>
-                  <w:sz w:val="16"/>
-                  <w:szCs w:val="16"/>
-                  <w:bdr w:val="none" w:sz="0" w:space="0" w:color="auto" w:frame="1"/>
-                  <w:shd w:val="clear" w:color="auto" w:fill="FFFFFF"/>
-                  <w:lang w:val="ru-RU"/>
-                </w:rPr>
-                <w:t>Цыбыковна</w:t>
-              </w:r>
-              <w:proofErr w:type="spellEnd"/>
             </w:hyperlink>
             <w:r>
               <w:rPr>
@@ -1464,167 +1185,7 @@
                 <w:szCs w:val="16"/>
                 <w:lang w:val="ru-RU"/>
               </w:rPr>
-              <w:t xml:space="preserve">1872 г.р., </w:t>
-            </w:r>
-            <w:proofErr w:type="spellStart"/>
-            <w:r>
-              <w:rPr>
-                <w:rFonts w:ascii="Arial" w:hAnsi="Arial" w:cs="Arial"/>
-                <w:sz w:val="16"/>
-                <w:szCs w:val="16"/>
-                <w:lang w:val="ru-RU"/>
-              </w:rPr>
-              <w:t>м.р</w:t>
-            </w:r>
-            <w:proofErr w:type="spellEnd"/>
-            <w:r>
-              <w:rPr>
-                <w:rFonts w:ascii="Arial" w:hAnsi="Arial" w:cs="Arial"/>
-                <w:sz w:val="16"/>
-                <w:szCs w:val="16"/>
-                <w:lang w:val="ru-RU"/>
-              </w:rPr>
-              <w:t xml:space="preserve">.: Забайкальская обл., </w:t>
-            </w:r>
-            <w:proofErr w:type="spellStart"/>
-            <w:r>
-              <w:rPr>
-                <w:rFonts w:ascii="Arial" w:hAnsi="Arial" w:cs="Arial"/>
-                <w:sz w:val="16"/>
-                <w:szCs w:val="16"/>
-                <w:lang w:val="ru-RU"/>
-              </w:rPr>
-              <w:t>Верхнеудинский</w:t>
-            </w:r>
-            <w:proofErr w:type="spellEnd"/>
-            <w:r>
-              <w:rPr>
-                <w:rFonts w:ascii="Arial" w:hAnsi="Arial" w:cs="Arial"/>
-                <w:sz w:val="16"/>
-                <w:szCs w:val="16"/>
-                <w:lang w:val="ru-RU"/>
-              </w:rPr>
-              <w:t xml:space="preserve"> уезд, с. </w:t>
-            </w:r>
-            <w:proofErr w:type="spellStart"/>
-            <w:r>
-              <w:rPr>
-                <w:rFonts w:ascii="Arial" w:hAnsi="Arial" w:cs="Arial"/>
-                <w:sz w:val="16"/>
-                <w:szCs w:val="16"/>
-                <w:lang w:val="ru-RU"/>
-              </w:rPr>
-              <w:t>Бурсомон</w:t>
-            </w:r>
-            <w:proofErr w:type="spellEnd"/>
-            <w:r>
-              <w:rPr>
-                <w:rFonts w:ascii="Arial" w:hAnsi="Arial" w:cs="Arial"/>
-                <w:sz w:val="16"/>
-                <w:szCs w:val="16"/>
-                <w:lang w:val="ru-RU"/>
-              </w:rPr>
-              <w:t xml:space="preserve">, бурятка, домохозяйка, </w:t>
-            </w:r>
-            <w:proofErr w:type="spellStart"/>
-            <w:r>
-              <w:rPr>
-                <w:rFonts w:ascii="Arial" w:hAnsi="Arial" w:cs="Arial"/>
-                <w:sz w:val="16"/>
-                <w:szCs w:val="16"/>
-                <w:lang w:val="ru-RU"/>
-              </w:rPr>
-              <w:t>прож</w:t>
-            </w:r>
-            <w:proofErr w:type="spellEnd"/>
-            <w:r>
-              <w:rPr>
-                <w:rFonts w:ascii="Arial" w:hAnsi="Arial" w:cs="Arial"/>
-                <w:sz w:val="16"/>
-                <w:szCs w:val="16"/>
-                <w:lang w:val="ru-RU"/>
-              </w:rPr>
-              <w:t xml:space="preserve">.: Читинская обл., Красночикойский р-н, с. </w:t>
-            </w:r>
-            <w:proofErr w:type="spellStart"/>
-            <w:r>
-              <w:rPr>
-                <w:rFonts w:ascii="Arial" w:hAnsi="Arial" w:cs="Arial"/>
-                <w:sz w:val="16"/>
-                <w:szCs w:val="16"/>
-                <w:lang w:val="ru-RU"/>
-              </w:rPr>
-              <w:t>Бурсомон</w:t>
-            </w:r>
-            <w:proofErr w:type="spellEnd"/>
-            <w:r>
-              <w:rPr>
-                <w:rFonts w:ascii="Arial" w:hAnsi="Arial" w:cs="Arial"/>
-                <w:sz w:val="16"/>
-                <w:szCs w:val="16"/>
-                <w:lang w:val="ru-RU"/>
-              </w:rPr>
-              <w:t xml:space="preserve">, арестована 14.01.1938. Обвинение: по ст. 58-1а, </w:t>
-            </w:r>
-            <w:proofErr w:type="gramStart"/>
-            <w:r>
-              <w:rPr>
-                <w:rFonts w:ascii="Arial" w:hAnsi="Arial" w:cs="Arial"/>
-                <w:sz w:val="16"/>
-                <w:szCs w:val="16"/>
-                <w:lang w:val="ru-RU"/>
-              </w:rPr>
-              <w:t>58-7</w:t>
-            </w:r>
-            <w:proofErr w:type="gramEnd"/>
-            <w:r>
-              <w:rPr>
-                <w:rFonts w:ascii="Arial" w:hAnsi="Arial" w:cs="Arial"/>
-                <w:sz w:val="16"/>
-                <w:szCs w:val="16"/>
-                <w:lang w:val="ru-RU"/>
-              </w:rPr>
-              <w:t xml:space="preserve">, </w:t>
-            </w:r>
-            <w:proofErr w:type="gramStart"/>
-            <w:r>
-              <w:rPr>
-                <w:rFonts w:ascii="Arial" w:hAnsi="Arial" w:cs="Arial"/>
-                <w:sz w:val="16"/>
-                <w:szCs w:val="16"/>
-                <w:lang w:val="ru-RU"/>
-              </w:rPr>
-              <w:t>58-10</w:t>
-            </w:r>
-            <w:proofErr w:type="gramEnd"/>
-            <w:r>
-              <w:rPr>
-                <w:rFonts w:ascii="Arial" w:hAnsi="Arial" w:cs="Arial"/>
-                <w:sz w:val="16"/>
-                <w:szCs w:val="16"/>
-                <w:lang w:val="ru-RU"/>
-              </w:rPr>
-              <w:t xml:space="preserve">, </w:t>
-            </w:r>
-            <w:proofErr w:type="gramStart"/>
-            <w:r>
-              <w:rPr>
-                <w:rFonts w:ascii="Arial" w:hAnsi="Arial" w:cs="Arial"/>
-                <w:sz w:val="16"/>
-                <w:szCs w:val="16"/>
-                <w:lang w:val="ru-RU"/>
-              </w:rPr>
-              <w:t>58-11</w:t>
-            </w:r>
-            <w:proofErr w:type="gramEnd"/>
-            <w:r>
-              <w:rPr>
-                <w:rFonts w:ascii="Arial" w:hAnsi="Arial" w:cs="Arial"/>
-                <w:sz w:val="16"/>
-                <w:szCs w:val="16"/>
-                <w:lang w:val="ru-RU"/>
-              </w:rPr>
-              <w:t xml:space="preserve"> УК РСФСР. Приговор: Тройкой УНКВД по Читинской обл., 13.02.1938</w:t>
+              <w:t>1872 г.р., м.р.: Забайкальская обл., Верхнеудинский уезд, с. Бурсомон, бурятка, домохозяйка, прож.: Читинская обл., Красночикойский р-н, с. Бурсомон, арестована 14.01.1938. Обвинение: по ст. 58-1а, 58-7, 58-10, 58-11 УК РСФСР. Приговор: Тройкой УНКВД по Читинской обл., 13.02.1938</w:t>
             </w:r>
             <w:r>
               <w:rPr>
@@ -1642,19 +1203,8 @@
                 <w:szCs w:val="16"/>
                 <w:lang w:val="ru-RU"/>
               </w:rPr>
-              <w:t xml:space="preserve">ВМН. Расстреляна 11.03.1938. Реабилитация: военным трибуналом ЗабВО., 31.12.1957. Состав семьи: Вдова, дети: Банзаров </w:t>
-            </w:r>
-            <w:proofErr w:type="spellStart"/>
-            <w:r>
-              <w:rPr>
-                <w:rFonts w:ascii="Arial" w:hAnsi="Arial" w:cs="Arial"/>
-                <w:sz w:val="16"/>
-                <w:szCs w:val="16"/>
-                <w:lang w:val="ru-RU"/>
-              </w:rPr>
-              <w:t>Доржой</w:t>
-            </w:r>
-            <w:proofErr w:type="spellEnd"/>
+              <w:t>ВМН. Расстреляна 11.03.1938. Реабилитация: военным трибуналом ЗабВО., 31.12.1957. Состав семьи: Вдова, дети: Банзаров Доржой</w:t>
+            </w:r>
             <w:r>
               <w:rPr>
                 <w:rFonts w:ascii="Arial" w:hAnsi="Arial" w:cs="Arial"/>
@@ -1671,19 +1221,8 @@
                 <w:szCs w:val="16"/>
                 <w:lang w:val="ru-RU"/>
               </w:rPr>
-              <w:t xml:space="preserve">1889, </w:t>
-            </w:r>
-            <w:proofErr w:type="spellStart"/>
-            <w:r>
-              <w:rPr>
-                <w:rFonts w:ascii="Arial" w:hAnsi="Arial" w:cs="Arial"/>
-                <w:sz w:val="16"/>
-                <w:szCs w:val="16"/>
-                <w:lang w:val="ru-RU"/>
-              </w:rPr>
-              <w:t>Батухай</w:t>
-            </w:r>
-            <w:proofErr w:type="spellEnd"/>
+              <w:t>1889, Батухай</w:t>
+            </w:r>
             <w:r>
               <w:rPr>
                 <w:rFonts w:ascii="Arial" w:hAnsi="Arial" w:cs="Arial"/>
@@ -1700,27 +1239,7 @@
                 <w:szCs w:val="16"/>
                 <w:lang w:val="ru-RU"/>
               </w:rPr>
-              <w:t xml:space="preserve">1911, </w:t>
-            </w:r>
-            <w:proofErr w:type="spellStart"/>
-            <w:r>
-              <w:rPr>
-                <w:rFonts w:ascii="Arial" w:hAnsi="Arial" w:cs="Arial"/>
-                <w:sz w:val="16"/>
-                <w:szCs w:val="16"/>
-                <w:lang w:val="ru-RU"/>
-              </w:rPr>
-              <w:t>Арага</w:t>
-            </w:r>
-            <w:proofErr w:type="spellEnd"/>
-            <w:r>
-              <w:rPr>
-                <w:rFonts w:ascii="Arial" w:hAnsi="Arial" w:cs="Arial"/>
-                <w:sz w:val="16"/>
-                <w:szCs w:val="16"/>
-                <w:lang w:val="ru-RU"/>
-              </w:rPr>
-              <w:t>, Долма</w:t>
+              <w:t>1911, Арага, Долма</w:t>
             </w:r>
             <w:r>
               <w:rPr>
@@ -1835,7 +1354,6 @@
               <w:bottom w:val="double" w:sz="1" w:space="0" w:color="808080"/>
               <w:right w:val="double" w:sz="2" w:space="0" w:color="808080"/>
             </w:tcBorders>
-            <w:shd w:val="clear" w:color="auto" w:fill="auto"/>
             <w:vAlign w:val="center"/>
           </w:tcPr>
           <w:p>
@@ -1850,67 +1368,17 @@
                 <w:lang w:val="ru-RU"/>
               </w:rPr>
             </w:pPr>
-            <w:proofErr w:type="spellStart"/>
-            <w:r>
-              <w:rPr>
-                <w:rFonts w:ascii="Arial" w:hAnsi="Arial" w:cs="Arial"/>
-                <w:b/>
-                <w:bCs/>
-                <w:sz w:val="16"/>
-                <w:szCs w:val="16"/>
-                <w:lang w:val="ru-RU"/>
-              </w:rPr>
-              <w:t>Галсанова</w:t>
-            </w:r>
-            <w:proofErr w:type="spellEnd"/>
-            <w:r>
-              <w:rPr>
-                <w:rFonts w:ascii="Arial" w:hAnsi="Arial" w:cs="Arial"/>
-                <w:b/>
-                <w:bCs/>
-                <w:sz w:val="16"/>
-                <w:szCs w:val="16"/>
-                <w:lang w:val="ru-RU"/>
-              </w:rPr>
-              <w:t xml:space="preserve"> </w:t>
-            </w:r>
-            <w:proofErr w:type="spellStart"/>
-            <w:r>
-              <w:rPr>
-                <w:rFonts w:ascii="Arial" w:hAnsi="Arial" w:cs="Arial"/>
-                <w:b/>
-                <w:bCs/>
-                <w:sz w:val="16"/>
-                <w:szCs w:val="16"/>
-                <w:lang w:val="ru-RU"/>
-              </w:rPr>
-              <w:t>Долгор</w:t>
-            </w:r>
-            <w:proofErr w:type="spellEnd"/>
-            <w:r>
-              <w:rPr>
-                <w:rFonts w:ascii="Arial" w:hAnsi="Arial" w:cs="Arial"/>
-                <w:b/>
-                <w:bCs/>
-                <w:sz w:val="16"/>
-                <w:szCs w:val="16"/>
-                <w:lang w:val="ru-RU"/>
-              </w:rPr>
-              <w:t xml:space="preserve"> </w:t>
-            </w:r>
-            <w:proofErr w:type="spellStart"/>
-            <w:r>
-              <w:rPr>
-                <w:rFonts w:ascii="Arial" w:hAnsi="Arial" w:cs="Arial"/>
-                <w:b/>
-                <w:bCs/>
-                <w:sz w:val="16"/>
-                <w:szCs w:val="16"/>
-                <w:lang w:val="ru-RU"/>
-              </w:rPr>
-              <w:t>Жалсановна</w:t>
-            </w:r>
-            <w:proofErr w:type="spellEnd"/>
+            <w:r>
+              <w:rPr>
+                <w:rFonts w:ascii="Arial" w:hAnsi="Arial" w:cs="Arial"/>
+                <w:b/>
+                <w:bCs/>
+                <w:sz w:val="16"/>
+                <w:szCs w:val="16"/>
+                <w:lang w:val="ru-RU"/>
+              </w:rPr>
+              <w:t>Галсанова Долгор Жалсановна</w:t>
+            </w:r>
             <w:r>
               <w:rPr>
                 <w:rFonts w:ascii="Arial" w:hAnsi="Arial" w:cs="Arial"/>
@@ -1963,67 +1431,7 @@
                 <w:lang w:val="ru-RU"/>
               </w:rPr>
               <w:lastRenderedPageBreak/>
-              <w:t xml:space="preserve">1889 г.р., </w:t>
-            </w:r>
-            <w:proofErr w:type="spellStart"/>
-            <w:r>
-              <w:rPr>
-                <w:rFonts w:ascii="Arial" w:hAnsi="Arial" w:cs="Arial"/>
-                <w:sz w:val="16"/>
-                <w:szCs w:val="16"/>
-                <w:lang w:val="ru-RU"/>
-              </w:rPr>
-              <w:t>м.р</w:t>
-            </w:r>
-            <w:proofErr w:type="spellEnd"/>
-            <w:r>
-              <w:rPr>
-                <w:rFonts w:ascii="Arial" w:hAnsi="Arial" w:cs="Arial"/>
-                <w:sz w:val="16"/>
-                <w:szCs w:val="16"/>
-                <w:lang w:val="ru-RU"/>
-              </w:rPr>
-              <w:t xml:space="preserve">.: БМАССР, Тункинский район, </w:t>
-            </w:r>
-            <w:proofErr w:type="spellStart"/>
-            <w:r>
-              <w:rPr>
-                <w:rFonts w:ascii="Arial" w:hAnsi="Arial" w:cs="Arial"/>
-                <w:sz w:val="16"/>
-                <w:szCs w:val="16"/>
-                <w:lang w:val="ru-RU"/>
-              </w:rPr>
-              <w:t>Шарза</w:t>
-            </w:r>
-            <w:proofErr w:type="spellEnd"/>
-            <w:r>
-              <w:rPr>
-                <w:rFonts w:ascii="Arial" w:hAnsi="Arial" w:cs="Arial"/>
-                <w:sz w:val="16"/>
-                <w:szCs w:val="16"/>
-                <w:lang w:val="ru-RU"/>
-              </w:rPr>
-              <w:t xml:space="preserve">, </w:t>
-            </w:r>
-            <w:proofErr w:type="spellStart"/>
-            <w:r>
-              <w:rPr>
-                <w:rFonts w:ascii="Arial" w:hAnsi="Arial" w:cs="Arial"/>
-                <w:sz w:val="16"/>
-                <w:szCs w:val="16"/>
-                <w:lang w:val="ru-RU"/>
-              </w:rPr>
-              <w:t>прож</w:t>
-            </w:r>
-            <w:proofErr w:type="spellEnd"/>
-            <w:r>
-              <w:rPr>
-                <w:rFonts w:ascii="Arial" w:hAnsi="Arial" w:cs="Arial"/>
-                <w:sz w:val="16"/>
-                <w:szCs w:val="16"/>
-                <w:lang w:val="ru-RU"/>
-              </w:rPr>
-              <w:t>.: там же,</w:t>
+              <w:t>1889 г.р., м.р.: БМАССР, Тункинский район, Шарза, прож.: там же,</w:t>
             </w:r>
             <w:r>
               <w:rPr>
@@ -2061,47 +1469,7 @@
                 <w:szCs w:val="16"/>
                 <w:lang w:val="ru-RU"/>
               </w:rPr>
-              <w:t xml:space="preserve">Обвинение: </w:t>
-            </w:r>
-            <w:proofErr w:type="gramStart"/>
-            <w:r>
-              <w:rPr>
-                <w:rFonts w:ascii="Arial" w:hAnsi="Arial" w:cs="Arial"/>
-                <w:sz w:val="16"/>
-                <w:szCs w:val="16"/>
-                <w:lang w:val="ru-RU"/>
-              </w:rPr>
-              <w:t>58-10</w:t>
-            </w:r>
-            <w:proofErr w:type="gramEnd"/>
-            <w:r>
-              <w:rPr>
-                <w:rFonts w:ascii="Arial" w:hAnsi="Arial" w:cs="Arial"/>
-                <w:sz w:val="16"/>
-                <w:szCs w:val="16"/>
-                <w:lang w:val="ru-RU"/>
-              </w:rPr>
-              <w:t xml:space="preserve">, </w:t>
-            </w:r>
-            <w:proofErr w:type="gramStart"/>
-            <w:r>
-              <w:rPr>
-                <w:rFonts w:ascii="Arial" w:hAnsi="Arial" w:cs="Arial"/>
-                <w:sz w:val="16"/>
-                <w:szCs w:val="16"/>
-                <w:lang w:val="ru-RU"/>
-              </w:rPr>
-              <w:t>58-11</w:t>
-            </w:r>
-            <w:proofErr w:type="gramEnd"/>
-            <w:r>
-              <w:rPr>
-                <w:rFonts w:ascii="Arial" w:hAnsi="Arial" w:cs="Arial"/>
-                <w:sz w:val="16"/>
-                <w:szCs w:val="16"/>
-                <w:lang w:val="ru-RU"/>
-              </w:rPr>
-              <w:t>. Осуждение: 7 декабря 1937 г. Осудивший орган: Тройкой НКВД. Приговор: ВМН. Дата реабилитации: 30 июня 1992 г.</w:t>
+              <w:t>Обвинение: 58-10, 58-11. Осуждение: 7 декабря 1937 г. Осудивший орган: Тройкой НКВД. Приговор: ВМН. Дата реабилитации: 30 июня 1992 г.</w:t>
             </w:r>
           </w:p>
           <w:p>
@@ -2267,7 +1635,6 @@
               <w:bottom w:val="double" w:sz="1" w:space="0" w:color="808080"/>
               <w:right w:val="double" w:sz="2" w:space="0" w:color="808080"/>
             </w:tcBorders>
-            <w:shd w:val="clear" w:color="auto" w:fill="auto"/>
             <w:vAlign w:val="center"/>
           </w:tcPr>
           <w:p>
@@ -2281,7 +1648,6 @@
               </w:rPr>
             </w:pPr>
             <w:hyperlink r:id="rId13" w:history="1">
-              <w:proofErr w:type="spellStart"/>
               <w:r>
                 <w:rPr>
                   <w:rStyle w:val="Hyperlink"/>
@@ -2295,41 +1661,8 @@
                   <w:shd w:val="clear" w:color="auto" w:fill="FFFFFF"/>
                   <w:lang w:val="ru-RU"/>
                 </w:rPr>
-                <w:t>Диятова</w:t>
+                <w:t>Диятова Улбай</w:t>
               </w:r>
-              <w:proofErr w:type="spellEnd"/>
-              <w:r>
-                <w:rPr>
-                  <w:rStyle w:val="Hyperlink"/>
-                  <w:rFonts w:ascii="Arial" w:hAnsi="Arial" w:cs="Arial"/>
-                  <w:b/>
-                  <w:bCs/>
-                  <w:color w:val="auto"/>
-                  <w:sz w:val="16"/>
-                  <w:szCs w:val="16"/>
-                  <w:bdr w:val="none" w:sz="0" w:space="0" w:color="auto" w:frame="1"/>
-                  <w:shd w:val="clear" w:color="auto" w:fill="FFFFFF"/>
-                  <w:lang w:val="ru-RU"/>
-                </w:rPr>
-                <w:t xml:space="preserve"> </w:t>
-              </w:r>
-              <w:proofErr w:type="spellStart"/>
-              <w:r>
-                <w:rPr>
-                  <w:rStyle w:val="Hyperlink"/>
-                  <w:rFonts w:ascii="Arial" w:hAnsi="Arial" w:cs="Arial"/>
-                  <w:b/>
-                  <w:bCs/>
-                  <w:color w:val="auto"/>
-                  <w:sz w:val="16"/>
-                  <w:szCs w:val="16"/>
-                  <w:bdr w:val="none" w:sz="0" w:space="0" w:color="auto" w:frame="1"/>
-                  <w:shd w:val="clear" w:color="auto" w:fill="FFFFFF"/>
-                  <w:lang w:val="ru-RU"/>
-                </w:rPr>
-                <w:t>Улбай</w:t>
-              </w:r>
-              <w:proofErr w:type="spellEnd"/>
             </w:hyperlink>
             <w:r>
               <w:rPr>
@@ -2397,67 +1730,7 @@
                 <w:szCs w:val="16"/>
                 <w:lang w:val="ru-RU"/>
               </w:rPr>
-              <w:t xml:space="preserve">1877 г.р., </w:t>
-            </w:r>
-            <w:proofErr w:type="spellStart"/>
-            <w:r>
-              <w:rPr>
-                <w:rFonts w:ascii="Arial" w:hAnsi="Arial" w:cs="Arial"/>
-                <w:sz w:val="16"/>
-                <w:szCs w:val="16"/>
-                <w:lang w:val="ru-RU"/>
-              </w:rPr>
-              <w:t>м.р</w:t>
-            </w:r>
-            <w:proofErr w:type="spellEnd"/>
-            <w:r>
-              <w:rPr>
-                <w:rFonts w:ascii="Arial" w:hAnsi="Arial" w:cs="Arial"/>
-                <w:sz w:val="16"/>
-                <w:szCs w:val="16"/>
-                <w:lang w:val="ru-RU"/>
-              </w:rPr>
-              <w:t xml:space="preserve">.: Кош-Агачский р-н, с. Чаган-Узун, алтайка, </w:t>
-            </w:r>
-            <w:proofErr w:type="spellStart"/>
-            <w:r>
-              <w:rPr>
-                <w:rFonts w:ascii="Arial" w:hAnsi="Arial" w:cs="Arial"/>
-                <w:sz w:val="16"/>
-                <w:szCs w:val="16"/>
-                <w:lang w:val="ru-RU"/>
-              </w:rPr>
-              <w:t>Кам</w:t>
-            </w:r>
-            <w:proofErr w:type="spellEnd"/>
-            <w:r>
-              <w:rPr>
-                <w:rFonts w:ascii="Arial" w:hAnsi="Arial" w:cs="Arial"/>
-                <w:sz w:val="16"/>
-                <w:szCs w:val="16"/>
-                <w:lang w:val="ru-RU"/>
-              </w:rPr>
-              <w:t xml:space="preserve">. </w:t>
-            </w:r>
-            <w:proofErr w:type="spellStart"/>
-            <w:r>
-              <w:rPr>
-                <w:rFonts w:ascii="Arial" w:hAnsi="Arial" w:cs="Arial"/>
-                <w:sz w:val="16"/>
-                <w:szCs w:val="16"/>
-                <w:lang w:val="ru-RU"/>
-              </w:rPr>
-              <w:t>прож</w:t>
-            </w:r>
-            <w:proofErr w:type="spellEnd"/>
-            <w:r>
-              <w:rPr>
-                <w:rFonts w:ascii="Arial" w:hAnsi="Arial" w:cs="Arial"/>
-                <w:sz w:val="16"/>
-                <w:szCs w:val="16"/>
-                <w:lang w:val="ru-RU"/>
-              </w:rPr>
-              <w:t>.: Кош-Агачский р-н, арестована 05.11.1937. Приговор: ВМН. Расстреляна 15.12.1937</w:t>
+              <w:t>1877 г.р., м.р.: Кош-Агачский р-н, с. Чаган-Узун, алтайка, Кам. прож.: Кош-Агачский р-н, арестована 05.11.1937. Приговор: ВМН. Расстреляна 15.12.1937</w:t>
             </w:r>
           </w:p>
           <w:p>
@@ -2546,7 +1819,6 @@
               <w:bottom w:val="double" w:sz="1" w:space="0" w:color="808080"/>
               <w:right w:val="double" w:sz="2" w:space="0" w:color="808080"/>
             </w:tcBorders>
-            <w:shd w:val="clear" w:color="auto" w:fill="auto"/>
             <w:vAlign w:val="center"/>
           </w:tcPr>
           <w:p>
@@ -2563,29 +1835,16 @@
                 <w:lang w:val="ru-RU"/>
               </w:rPr>
             </w:pPr>
-            <w:proofErr w:type="spellStart"/>
-            <w:r>
-              <w:rPr>
-                <w:rFonts w:ascii="Arial" w:hAnsi="Arial" w:cs="Arial"/>
-                <w:b/>
-                <w:bCs/>
-                <w:sz w:val="16"/>
-                <w:szCs w:val="16"/>
-                <w:lang w:val="ru-RU"/>
-              </w:rPr>
-              <w:t>Интутова</w:t>
-            </w:r>
-            <w:proofErr w:type="spellEnd"/>
-            <w:r>
-              <w:rPr>
-                <w:rFonts w:ascii="Arial" w:hAnsi="Arial" w:cs="Arial"/>
-                <w:b/>
-                <w:bCs/>
-                <w:sz w:val="16"/>
-                <w:szCs w:val="16"/>
-                <w:lang w:val="ru-RU"/>
-              </w:rPr>
-              <w:t xml:space="preserve"> Анна Ивановна</w:t>
+            <w:r>
+              <w:rPr>
+                <w:rFonts w:ascii="Arial" w:hAnsi="Arial" w:cs="Arial"/>
+                <w:b/>
+                <w:bCs/>
+                <w:sz w:val="16"/>
+                <w:szCs w:val="16"/>
+                <w:lang w:val="ru-RU"/>
+              </w:rPr>
+              <w:t>Интутова Анна Ивановна</w:t>
             </w:r>
             <w:r>
               <w:rPr>
@@ -2640,27 +1899,7 @@
                 <w:szCs w:val="16"/>
                 <w:lang w:val="ru-RU"/>
               </w:rPr>
-              <w:t xml:space="preserve">(варианты фамилии: </w:t>
-            </w:r>
-            <w:proofErr w:type="spellStart"/>
-            <w:r>
-              <w:rPr>
-                <w:rFonts w:ascii="Arial" w:hAnsi="Arial" w:cs="Arial"/>
-                <w:sz w:val="16"/>
-                <w:szCs w:val="16"/>
-                <w:lang w:val="ru-RU"/>
-              </w:rPr>
-              <w:t>Маганакова</w:t>
-            </w:r>
-            <w:proofErr w:type="spellEnd"/>
-            <w:r>
-              <w:rPr>
-                <w:rFonts w:ascii="Arial" w:hAnsi="Arial" w:cs="Arial"/>
-                <w:sz w:val="16"/>
-                <w:szCs w:val="16"/>
-                <w:lang w:val="ru-RU"/>
-              </w:rPr>
-              <w:t>) Родилась</w:t>
+              <w:t>(варианты фамилии: Маганакова) Родилась</w:t>
             </w:r>
             <w:r>
               <w:rPr>
@@ -2677,27 +1916,7 @@
                 <w:szCs w:val="16"/>
                 <w:lang w:val="ru-RU"/>
               </w:rPr>
-              <w:t xml:space="preserve">в 1902 г., с. Аскиз </w:t>
-            </w:r>
-            <w:proofErr w:type="spellStart"/>
-            <w:r>
-              <w:rPr>
-                <w:rFonts w:ascii="Arial" w:hAnsi="Arial" w:cs="Arial"/>
-                <w:sz w:val="16"/>
-                <w:szCs w:val="16"/>
-                <w:lang w:val="ru-RU"/>
-              </w:rPr>
-              <w:t>Аскызской</w:t>
-            </w:r>
-            <w:proofErr w:type="spellEnd"/>
-            <w:r>
-              <w:rPr>
-                <w:rFonts w:ascii="Arial" w:hAnsi="Arial" w:cs="Arial"/>
-                <w:sz w:val="16"/>
-                <w:szCs w:val="16"/>
-                <w:lang w:val="ru-RU"/>
-              </w:rPr>
-              <w:t xml:space="preserve"> вол. Минусинского уезда Енисейской губ.; хакаска; образование Коммунистический институт трудящихся Востока; Председатель Аскизского райисполкома. Арестована 14 октября 1937 г.</w:t>
+              <w:t>в 1902 г., с. Аскиз Аскызской вол. Минусинского уезда Енисейской губ.; хакаска; образование Коммунистический институт трудящихся Востока; Председатель Аскизского райисполкома. Арестована 14 октября 1937 г.</w:t>
             </w:r>
             <w:r>
               <w:rPr>
@@ -2707,27 +1926,7 @@
                 <w:lang w:val="ru-RU"/>
               </w:rPr>
               <w:br/>
-              <w:t xml:space="preserve">Приговорена: ВК ВС СССР 13 июля 1938 г., </w:t>
-            </w:r>
-            <w:proofErr w:type="spellStart"/>
-            <w:r>
-              <w:rPr>
-                <w:rFonts w:ascii="Arial" w:hAnsi="Arial" w:cs="Arial"/>
-                <w:sz w:val="16"/>
-                <w:szCs w:val="16"/>
-                <w:lang w:val="ru-RU"/>
-              </w:rPr>
-              <w:t>обв</w:t>
-            </w:r>
-            <w:proofErr w:type="spellEnd"/>
-            <w:r>
-              <w:rPr>
-                <w:rFonts w:ascii="Arial" w:hAnsi="Arial" w:cs="Arial"/>
-                <w:sz w:val="16"/>
-                <w:szCs w:val="16"/>
-                <w:lang w:val="ru-RU"/>
-              </w:rPr>
-              <w:t>.:</w:t>
+              <w:t>Приговорена: ВК ВС СССР 13 июля 1938 г., обв.:</w:t>
             </w:r>
             <w:r>
               <w:rPr>
@@ -2825,7 +2024,6 @@
               <w:bottom w:val="double" w:sz="1" w:space="0" w:color="808080"/>
               <w:right w:val="double" w:sz="2" w:space="0" w:color="808080"/>
             </w:tcBorders>
-            <w:shd w:val="clear" w:color="auto" w:fill="auto"/>
             <w:vAlign w:val="center"/>
           </w:tcPr>
           <w:p>
@@ -2842,29 +2040,16 @@
                 <w:lang w:val="ru-RU"/>
               </w:rPr>
             </w:pPr>
-            <w:proofErr w:type="spellStart"/>
-            <w:r>
-              <w:rPr>
-                <w:rFonts w:ascii="Arial" w:hAnsi="Arial" w:cs="Arial"/>
-                <w:b/>
-                <w:bCs/>
-                <w:sz w:val="16"/>
-                <w:szCs w:val="16"/>
-                <w:lang w:val="ru-RU"/>
-              </w:rPr>
-              <w:t>Киргиненкова</w:t>
-            </w:r>
-            <w:proofErr w:type="spellEnd"/>
-            <w:r>
-              <w:rPr>
-                <w:rFonts w:ascii="Arial" w:hAnsi="Arial" w:cs="Arial"/>
-                <w:b/>
-                <w:bCs/>
-                <w:sz w:val="16"/>
-                <w:szCs w:val="16"/>
-                <w:lang w:val="ru-RU"/>
-              </w:rPr>
-              <w:t xml:space="preserve"> Мария Дмитриевна 46 лет</w:t>
+            <w:r>
+              <w:rPr>
+                <w:rFonts w:ascii="Arial" w:hAnsi="Arial" w:cs="Arial"/>
+                <w:b/>
+                <w:bCs/>
+                <w:sz w:val="16"/>
+                <w:szCs w:val="16"/>
+                <w:lang w:val="ru-RU"/>
+              </w:rPr>
+              <w:t>Киргиненкова Мария Дмитриевна 46 лет</w:t>
             </w:r>
           </w:p>
           <w:p>
@@ -2921,47 +2106,7 @@
                 <w:szCs w:val="16"/>
                 <w:lang w:val="ru-RU"/>
               </w:rPr>
-              <w:t xml:space="preserve">в 1885 г., улуса </w:t>
-            </w:r>
-            <w:proofErr w:type="spellStart"/>
-            <w:r>
-              <w:rPr>
-                <w:rFonts w:ascii="Arial" w:hAnsi="Arial" w:cs="Arial"/>
-                <w:sz w:val="16"/>
-                <w:szCs w:val="16"/>
-                <w:lang w:val="ru-RU"/>
-              </w:rPr>
-              <w:t>Конкос</w:t>
-            </w:r>
-            <w:proofErr w:type="spellEnd"/>
-            <w:r>
-              <w:rPr>
-                <w:rFonts w:ascii="Arial" w:hAnsi="Arial" w:cs="Arial"/>
-                <w:sz w:val="16"/>
-                <w:szCs w:val="16"/>
-                <w:lang w:val="ru-RU"/>
-              </w:rPr>
-              <w:t xml:space="preserve"> </w:t>
-            </w:r>
-            <w:proofErr w:type="spellStart"/>
-            <w:r>
-              <w:rPr>
-                <w:rFonts w:ascii="Arial" w:hAnsi="Arial" w:cs="Arial"/>
-                <w:sz w:val="16"/>
-                <w:szCs w:val="16"/>
-                <w:lang w:val="ru-RU"/>
-              </w:rPr>
-              <w:t>Аскызской</w:t>
-            </w:r>
-            <w:proofErr w:type="spellEnd"/>
-            <w:r>
-              <w:rPr>
-                <w:rFonts w:ascii="Arial" w:hAnsi="Arial" w:cs="Arial"/>
-                <w:sz w:val="16"/>
-                <w:szCs w:val="16"/>
-                <w:lang w:val="ru-RU"/>
-              </w:rPr>
-              <w:t xml:space="preserve"> вол. Минусинского округа Енисейской губ.; хакаска; неграмотная; Домохозяйка. Проживала:</w:t>
+              <w:t>в 1885 г., улуса Конкос Аскызской вол. Минусинского округа Енисейской губ.; хакаска; неграмотная; Домохозяйка. Проживала:</w:t>
             </w:r>
             <w:r>
               <w:rPr>
@@ -2978,67 +2123,7 @@
                 <w:szCs w:val="16"/>
                 <w:lang w:val="ru-RU"/>
               </w:rPr>
-              <w:t xml:space="preserve">улуса </w:t>
-            </w:r>
-            <w:proofErr w:type="spellStart"/>
-            <w:r>
-              <w:rPr>
-                <w:rFonts w:ascii="Arial" w:hAnsi="Arial" w:cs="Arial"/>
-                <w:sz w:val="16"/>
-                <w:szCs w:val="16"/>
-                <w:lang w:val="ru-RU"/>
-              </w:rPr>
-              <w:t>Конкос</w:t>
-            </w:r>
-            <w:proofErr w:type="spellEnd"/>
-            <w:r>
-              <w:rPr>
-                <w:rFonts w:ascii="Arial" w:hAnsi="Arial" w:cs="Arial"/>
-                <w:sz w:val="16"/>
-                <w:szCs w:val="16"/>
-                <w:lang w:val="ru-RU"/>
-              </w:rPr>
-              <w:t xml:space="preserve"> </w:t>
-            </w:r>
-            <w:proofErr w:type="spellStart"/>
-            <w:r>
-              <w:rPr>
-                <w:rFonts w:ascii="Arial" w:hAnsi="Arial" w:cs="Arial"/>
-                <w:sz w:val="16"/>
-                <w:szCs w:val="16"/>
-                <w:lang w:val="ru-RU"/>
-              </w:rPr>
-              <w:t>Аскызской</w:t>
-            </w:r>
-            <w:proofErr w:type="spellEnd"/>
-            <w:r>
-              <w:rPr>
-                <w:rFonts w:ascii="Arial" w:hAnsi="Arial" w:cs="Arial"/>
-                <w:sz w:val="16"/>
-                <w:szCs w:val="16"/>
-                <w:lang w:val="ru-RU"/>
-              </w:rPr>
-              <w:t xml:space="preserve"> вол. Минусинского округа Енисейской губ. Арестована 15 мая 1931 г. Приговорена: особой тройкой ПП ОГПУ ЗСК 2 июля 1931 г., </w:t>
-            </w:r>
-            <w:proofErr w:type="spellStart"/>
-            <w:r>
-              <w:rPr>
-                <w:rFonts w:ascii="Arial" w:hAnsi="Arial" w:cs="Arial"/>
-                <w:sz w:val="16"/>
-                <w:szCs w:val="16"/>
-                <w:lang w:val="ru-RU"/>
-              </w:rPr>
-              <w:t>обв</w:t>
-            </w:r>
-            <w:proofErr w:type="spellEnd"/>
-            <w:r>
-              <w:rPr>
-                <w:rFonts w:ascii="Arial" w:hAnsi="Arial" w:cs="Arial"/>
-                <w:sz w:val="16"/>
-                <w:szCs w:val="16"/>
-                <w:lang w:val="ru-RU"/>
-              </w:rPr>
-              <w:t>.:</w:t>
+              <w:t>улуса Конкос Аскызской вол. Минусинского округа Енисейской губ. Арестована 15 мая 1931 г. Приговорена: особой тройкой ПП ОГПУ ЗСК 2 июля 1931 г., обв.:</w:t>
             </w:r>
             <w:r>
               <w:rPr>
@@ -3140,7 +2225,6 @@
               <w:bottom w:val="double" w:sz="1" w:space="0" w:color="808080"/>
               <w:right w:val="double" w:sz="2" w:space="0" w:color="808080"/>
             </w:tcBorders>
-            <w:shd w:val="clear" w:color="auto" w:fill="auto"/>
             <w:vAlign w:val="center"/>
           </w:tcPr>
           <w:p>
@@ -3157,43 +2241,17 @@
                 <w:lang w:val="ru-RU"/>
               </w:rPr>
             </w:pPr>
-            <w:proofErr w:type="spellStart"/>
-            <w:r>
-              <w:rPr>
-                <w:rFonts w:ascii="Arial" w:hAnsi="Arial" w:cs="Arial"/>
-                <w:b/>
-                <w:bCs/>
-                <w:sz w:val="16"/>
-                <w:szCs w:val="16"/>
-                <w:lang w:val="ru-RU"/>
-              </w:rPr>
-              <w:t>Мадяева</w:t>
-            </w:r>
-            <w:proofErr w:type="spellEnd"/>
-            <w:r>
-              <w:rPr>
-                <w:rFonts w:ascii="Arial" w:hAnsi="Arial" w:cs="Arial"/>
-                <w:b/>
-                <w:bCs/>
-                <w:sz w:val="16"/>
-                <w:szCs w:val="16"/>
-                <w:lang w:val="ru-RU"/>
-              </w:rPr>
-              <w:t xml:space="preserve"> </w:t>
-            </w:r>
-            <w:proofErr w:type="spellStart"/>
-            <w:r>
-              <w:rPr>
-                <w:rFonts w:ascii="Arial" w:hAnsi="Arial" w:cs="Arial"/>
-                <w:b/>
-                <w:bCs/>
-                <w:sz w:val="16"/>
-                <w:szCs w:val="16"/>
-                <w:lang w:val="ru-RU"/>
-              </w:rPr>
-              <w:t>Чыдырый</w:t>
-            </w:r>
-            <w:proofErr w:type="spellEnd"/>
+            <w:r>
+              <w:rPr>
+                <w:rFonts w:ascii="Arial" w:hAnsi="Arial" w:cs="Arial"/>
+                <w:b/>
+                <w:bCs/>
+                <w:sz w:val="16"/>
+                <w:szCs w:val="16"/>
+                <w:lang w:val="ru-RU"/>
+              </w:rPr>
+              <w:t>Мадяева Чыдырый</w:t>
+            </w:r>
             <w:r>
               <w:rPr>
                 <w:rFonts w:ascii="Arial" w:hAnsi="Arial" w:cs="Arial"/>
@@ -3264,67 +2322,7 @@
                 <w:szCs w:val="16"/>
                 <w:lang w:val="ru-RU"/>
               </w:rPr>
-              <w:t xml:space="preserve">в 1897 г., с. Курай.; </w:t>
-            </w:r>
-            <w:proofErr w:type="spellStart"/>
-            <w:r>
-              <w:rPr>
-                <w:rFonts w:ascii="Arial" w:hAnsi="Arial" w:cs="Arial"/>
-                <w:sz w:val="16"/>
-                <w:szCs w:val="16"/>
-                <w:lang w:val="ru-RU"/>
-              </w:rPr>
-              <w:t>теленгитка</w:t>
-            </w:r>
-            <w:proofErr w:type="spellEnd"/>
-            <w:r>
-              <w:rPr>
-                <w:rFonts w:ascii="Arial" w:hAnsi="Arial" w:cs="Arial"/>
-                <w:sz w:val="16"/>
-                <w:szCs w:val="16"/>
-                <w:lang w:val="ru-RU"/>
-              </w:rPr>
-              <w:t>; неграмотная; Пастух колхоза "</w:t>
-            </w:r>
-            <w:proofErr w:type="spellStart"/>
-            <w:r>
-              <w:rPr>
-                <w:rFonts w:ascii="Arial" w:hAnsi="Arial" w:cs="Arial"/>
-                <w:sz w:val="16"/>
-                <w:szCs w:val="16"/>
-                <w:lang w:val="ru-RU"/>
-              </w:rPr>
-              <w:t>Джанж</w:t>
-            </w:r>
-            <w:proofErr w:type="spellEnd"/>
-            <w:r>
-              <w:rPr>
-                <w:rFonts w:ascii="Arial" w:hAnsi="Arial" w:cs="Arial"/>
-                <w:sz w:val="16"/>
-                <w:szCs w:val="16"/>
-                <w:lang w:val="ru-RU"/>
-              </w:rPr>
-              <w:t>-Джон</w:t>
-            </w:r>
-            <w:proofErr w:type="gramStart"/>
-            <w:r>
-              <w:rPr>
-                <w:rFonts w:ascii="Arial" w:hAnsi="Arial" w:cs="Arial"/>
-                <w:sz w:val="16"/>
-                <w:szCs w:val="16"/>
-                <w:lang w:val="ru-RU"/>
-              </w:rPr>
-              <w:t>"..</w:t>
-            </w:r>
-            <w:proofErr w:type="gramEnd"/>
-            <w:r>
-              <w:rPr>
-                <w:rFonts w:ascii="Arial" w:hAnsi="Arial" w:cs="Arial"/>
-                <w:sz w:val="16"/>
-                <w:szCs w:val="16"/>
-                <w:lang w:val="ru-RU"/>
-              </w:rPr>
-              <w:t xml:space="preserve"> Проживала:</w:t>
+              <w:t>в 1897 г., с. Курай.; теленгитка; неграмотная; Пастух колхоза "Джанж-Джон".. Проживала:</w:t>
             </w:r>
             <w:r>
               <w:rPr>
@@ -3341,27 +2339,7 @@
                 <w:szCs w:val="16"/>
                 <w:lang w:val="ru-RU"/>
               </w:rPr>
-              <w:t xml:space="preserve">Кош-Агачский р-н. Арестована 10 сентября 1937 г. Приговор: расстреляна </w:t>
-            </w:r>
-            <w:proofErr w:type="spellStart"/>
-            <w:r>
-              <w:rPr>
-                <w:rFonts w:ascii="Arial" w:hAnsi="Arial" w:cs="Arial"/>
-                <w:sz w:val="16"/>
-                <w:szCs w:val="16"/>
-                <w:lang w:val="ru-RU"/>
-              </w:rPr>
-              <w:t>Расстреляна</w:t>
-            </w:r>
-            <w:proofErr w:type="spellEnd"/>
-            <w:r>
-              <w:rPr>
-                <w:rFonts w:ascii="Arial" w:hAnsi="Arial" w:cs="Arial"/>
-                <w:sz w:val="16"/>
-                <w:szCs w:val="16"/>
-                <w:lang w:val="ru-RU"/>
-              </w:rPr>
-              <w:t xml:space="preserve"> 20 ноября 1937 г.</w:t>
+              <w:t>Кош-Агачский р-н. Арестована 10 сентября 1937 г. Приговор: расстреляна Расстреляна 20 ноября 1937 г.</w:t>
             </w:r>
           </w:p>
           <w:p>
@@ -3426,7 +2404,6 @@
               <w:bottom w:val="double" w:sz="1" w:space="0" w:color="808080"/>
               <w:right w:val="double" w:sz="2" w:space="0" w:color="808080"/>
             </w:tcBorders>
-            <w:shd w:val="clear" w:color="auto" w:fill="auto"/>
             <w:vAlign w:val="center"/>
           </w:tcPr>
           <w:p>
@@ -3440,7 +2417,6 @@
               </w:rPr>
             </w:pPr>
             <w:hyperlink r:id="rId18" w:history="1">
-              <w:proofErr w:type="spellStart"/>
               <w:r>
                 <w:rPr>
                   <w:rStyle w:val="Hyperlink"/>
@@ -3454,23 +2430,7 @@
                   <w:shd w:val="clear" w:color="auto" w:fill="FFFFFF"/>
                   <w:lang w:val="ru-RU"/>
                 </w:rPr>
-                <w:t>Персандер</w:t>
-              </w:r>
-              <w:proofErr w:type="spellEnd"/>
-              <w:r>
-                <w:rPr>
-                  <w:rStyle w:val="Hyperlink"/>
-                  <w:rFonts w:ascii="Arial" w:hAnsi="Arial" w:cs="Arial"/>
-                  <w:b/>
-                  <w:bCs/>
-                  <w:color w:val="auto"/>
-                  <w:sz w:val="16"/>
-                  <w:szCs w:val="16"/>
-                  <w:bdr w:val="none" w:sz="0" w:space="0" w:color="auto" w:frame="1"/>
-                  <w:shd w:val="clear" w:color="auto" w:fill="FFFFFF"/>
-                  <w:lang w:val="ru-RU"/>
-                </w:rPr>
-                <w:t xml:space="preserve"> Евдокия Ивановна</w:t>
+                <w:t>Персандер Евдокия Ивановна</w:t>
               </w:r>
             </w:hyperlink>
             <w:r>
@@ -3542,67 +2502,7 @@
                 <w:szCs w:val="16"/>
                 <w:lang w:val="ru-RU"/>
               </w:rPr>
-              <w:t xml:space="preserve">1894 г.р., </w:t>
-            </w:r>
-            <w:proofErr w:type="spellStart"/>
-            <w:r>
-              <w:rPr>
-                <w:rFonts w:ascii="Arial" w:hAnsi="Arial" w:cs="Arial"/>
-                <w:sz w:val="16"/>
-                <w:szCs w:val="16"/>
-                <w:lang w:val="ru-RU"/>
-              </w:rPr>
-              <w:t>м.р</w:t>
-            </w:r>
-            <w:proofErr w:type="spellEnd"/>
-            <w:r>
-              <w:rPr>
-                <w:rFonts w:ascii="Arial" w:hAnsi="Arial" w:cs="Arial"/>
-                <w:sz w:val="16"/>
-                <w:szCs w:val="16"/>
-                <w:lang w:val="ru-RU"/>
-              </w:rPr>
-              <w:t xml:space="preserve">.: Бурят-Монгольская АССР, г. Кяхта, бурятка, б/п, домохозяйка, </w:t>
-            </w:r>
-            <w:proofErr w:type="spellStart"/>
-            <w:r>
-              <w:rPr>
-                <w:rFonts w:ascii="Arial" w:hAnsi="Arial" w:cs="Arial"/>
-                <w:sz w:val="16"/>
-                <w:szCs w:val="16"/>
-                <w:lang w:val="ru-RU"/>
-              </w:rPr>
-              <w:t>прож</w:t>
-            </w:r>
-            <w:proofErr w:type="spellEnd"/>
-            <w:r>
-              <w:rPr>
-                <w:rFonts w:ascii="Arial" w:hAnsi="Arial" w:cs="Arial"/>
-                <w:sz w:val="16"/>
-                <w:szCs w:val="16"/>
-                <w:lang w:val="ru-RU"/>
-              </w:rPr>
-              <w:t xml:space="preserve">.: г. Иркутск, арестована 08.05.1938. Обвинение: ст. </w:t>
-            </w:r>
-            <w:proofErr w:type="gramStart"/>
-            <w:r>
-              <w:rPr>
-                <w:rFonts w:ascii="Arial" w:hAnsi="Arial" w:cs="Arial"/>
-                <w:sz w:val="16"/>
-                <w:szCs w:val="16"/>
-                <w:lang w:val="ru-RU"/>
-              </w:rPr>
-              <w:t>58-1</w:t>
-            </w:r>
-            <w:proofErr w:type="gramEnd"/>
-            <w:r>
-              <w:rPr>
-                <w:rFonts w:ascii="Arial" w:hAnsi="Arial" w:cs="Arial"/>
-                <w:sz w:val="16"/>
-                <w:szCs w:val="16"/>
-                <w:lang w:val="ru-RU"/>
-              </w:rPr>
-              <w:t>"а" УК РСФСР. Приговор: тройкой УНКВД Иркутской области, 20.10.1938</w:t>
+              <w:t>1894 г.р., м.р.: Бурят-Монгольская АССР, г. Кяхта, бурятка, б/п, домохозяйка, прож.: г. Иркутск, арестована 08.05.1938. Обвинение: ст. 58-1"а" УК РСФСР. Приговор: тройкой УНКВД Иркутской области, 20.10.1938</w:t>
             </w:r>
             <w:r>
               <w:rPr>
@@ -3620,27 +2520,7 @@
                 <w:szCs w:val="16"/>
                 <w:lang w:val="ru-RU"/>
               </w:rPr>
-              <w:t xml:space="preserve">ВМН. Расстреляна 23.10.1938, г. Иркутск. Реабилитация: Военным трибуналом ЗабВО, 13.11.1959. </w:t>
-            </w:r>
-            <w:proofErr w:type="spellStart"/>
-            <w:r>
-              <w:rPr>
-                <w:rFonts w:ascii="Arial" w:hAnsi="Arial" w:cs="Arial"/>
-                <w:sz w:val="16"/>
-                <w:szCs w:val="16"/>
-                <w:lang w:val="ru-RU"/>
-              </w:rPr>
-              <w:t>Арх.дело</w:t>
-            </w:r>
-            <w:proofErr w:type="spellEnd"/>
-            <w:r>
-              <w:rPr>
-                <w:rFonts w:ascii="Arial" w:hAnsi="Arial" w:cs="Arial"/>
-                <w:sz w:val="16"/>
-                <w:szCs w:val="16"/>
-                <w:lang w:val="ru-RU"/>
-              </w:rPr>
-              <w:t>: 10493.</w:t>
+              <w:t>ВМН. Расстреляна 23.10.1938, г. Иркутск. Реабилитация: Военным трибуналом ЗабВО, 13.11.1959. Арх.дело: 10493.</w:t>
             </w:r>
             <w:r>
               <w:rPr>
@@ -3658,19 +2538,8 @@
                 <w:szCs w:val="16"/>
                 <w:lang w:val="ru-RU"/>
               </w:rPr>
-              <w:t xml:space="preserve">* Справку составила А. И. </w:t>
-            </w:r>
-            <w:proofErr w:type="spellStart"/>
-            <w:r>
-              <w:rPr>
-                <w:rFonts w:ascii="Arial" w:hAnsi="Arial" w:cs="Arial"/>
-                <w:sz w:val="16"/>
-                <w:szCs w:val="16"/>
-                <w:lang w:val="ru-RU"/>
-              </w:rPr>
-              <w:t>Швайкина</w:t>
-            </w:r>
-            <w:proofErr w:type="spellEnd"/>
+              <w:t>* Справку составила А. И. Швайкина</w:t>
+            </w:r>
           </w:p>
           <w:p>
             <w:pPr>
@@ -3765,7 +2634,6 @@
               <w:bottom w:val="double" w:sz="1" w:space="0" w:color="808080"/>
               <w:right w:val="double" w:sz="2" w:space="0" w:color="808080"/>
             </w:tcBorders>
-            <w:shd w:val="clear" w:color="auto" w:fill="auto"/>
             <w:vAlign w:val="center"/>
           </w:tcPr>
           <w:p>
@@ -3779,7 +2647,6 @@
               </w:rPr>
             </w:pPr>
             <w:hyperlink r:id="rId20" w:history="1">
-              <w:proofErr w:type="spellStart"/>
               <w:r>
                 <w:rPr>
                   <w:rStyle w:val="Hyperlink"/>
@@ -3793,41 +2660,8 @@
                   <w:shd w:val="clear" w:color="auto" w:fill="FFFFFF"/>
                   <w:lang w:val="ru-RU"/>
                 </w:rPr>
-                <w:t>Содномова</w:t>
+                <w:t>Содномова Ухин</w:t>
               </w:r>
-              <w:proofErr w:type="spellEnd"/>
-              <w:r>
-                <w:rPr>
-                  <w:rStyle w:val="Hyperlink"/>
-                  <w:rFonts w:ascii="Arial" w:hAnsi="Arial" w:cs="Arial"/>
-                  <w:b/>
-                  <w:bCs/>
-                  <w:color w:val="auto"/>
-                  <w:sz w:val="16"/>
-                  <w:szCs w:val="16"/>
-                  <w:bdr w:val="none" w:sz="0" w:space="0" w:color="auto" w:frame="1"/>
-                  <w:shd w:val="clear" w:color="auto" w:fill="FFFFFF"/>
-                  <w:lang w:val="ru-RU"/>
-                </w:rPr>
-                <w:t xml:space="preserve"> </w:t>
-              </w:r>
-              <w:proofErr w:type="spellStart"/>
-              <w:r>
-                <w:rPr>
-                  <w:rStyle w:val="Hyperlink"/>
-                  <w:rFonts w:ascii="Arial" w:hAnsi="Arial" w:cs="Arial"/>
-                  <w:b/>
-                  <w:bCs/>
-                  <w:color w:val="auto"/>
-                  <w:sz w:val="16"/>
-                  <w:szCs w:val="16"/>
-                  <w:bdr w:val="none" w:sz="0" w:space="0" w:color="auto" w:frame="1"/>
-                  <w:shd w:val="clear" w:color="auto" w:fill="FFFFFF"/>
-                  <w:lang w:val="ru-RU"/>
-                </w:rPr>
-                <w:t>Ухин</w:t>
-              </w:r>
-              <w:proofErr w:type="spellEnd"/>
             </w:hyperlink>
             <w:r>
               <w:rPr>
@@ -3898,87 +2732,7 @@
                 <w:szCs w:val="16"/>
                 <w:lang w:val="ru-RU"/>
               </w:rPr>
-              <w:t xml:space="preserve">1882 г.р., </w:t>
-            </w:r>
-            <w:proofErr w:type="spellStart"/>
-            <w:r>
-              <w:rPr>
-                <w:rFonts w:ascii="Arial" w:hAnsi="Arial" w:cs="Arial"/>
-                <w:sz w:val="16"/>
-                <w:szCs w:val="16"/>
-                <w:lang w:val="ru-RU"/>
-              </w:rPr>
-              <w:t>м.р</w:t>
-            </w:r>
-            <w:proofErr w:type="spellEnd"/>
-            <w:r>
-              <w:rPr>
-                <w:rFonts w:ascii="Arial" w:hAnsi="Arial" w:cs="Arial"/>
-                <w:sz w:val="16"/>
-                <w:szCs w:val="16"/>
-                <w:lang w:val="ru-RU"/>
-              </w:rPr>
-              <w:t xml:space="preserve">.: Забайкальская обл., Читинский уезд, бурятка, работала в колхозе им. Сталина, </w:t>
-            </w:r>
-            <w:proofErr w:type="spellStart"/>
-            <w:r>
-              <w:rPr>
-                <w:rFonts w:ascii="Arial" w:hAnsi="Arial" w:cs="Arial"/>
-                <w:sz w:val="16"/>
-                <w:szCs w:val="16"/>
-                <w:lang w:val="ru-RU"/>
-              </w:rPr>
-              <w:t>прож</w:t>
-            </w:r>
-            <w:proofErr w:type="spellEnd"/>
-            <w:r>
-              <w:rPr>
-                <w:rFonts w:ascii="Arial" w:hAnsi="Arial" w:cs="Arial"/>
-                <w:sz w:val="16"/>
-                <w:szCs w:val="16"/>
-                <w:lang w:val="ru-RU"/>
-              </w:rPr>
-              <w:t xml:space="preserve">.: Читинская обл., Агинский Бурят-Монгольский национальный округ, с. </w:t>
-            </w:r>
-            <w:proofErr w:type="spellStart"/>
-            <w:r>
-              <w:rPr>
-                <w:rFonts w:ascii="Arial" w:hAnsi="Arial" w:cs="Arial"/>
-                <w:sz w:val="16"/>
-                <w:szCs w:val="16"/>
-                <w:lang w:val="ru-RU"/>
-              </w:rPr>
-              <w:t>Цокто-Хангил</w:t>
-            </w:r>
-            <w:proofErr w:type="spellEnd"/>
-            <w:r>
-              <w:rPr>
-                <w:rFonts w:ascii="Arial" w:hAnsi="Arial" w:cs="Arial"/>
-                <w:sz w:val="16"/>
-                <w:szCs w:val="16"/>
-                <w:lang w:val="ru-RU"/>
-              </w:rPr>
-              <w:t xml:space="preserve">, арестована 01.01.1938, обвинение: по ст. </w:t>
-            </w:r>
-            <w:proofErr w:type="gramStart"/>
-            <w:r>
-              <w:rPr>
-                <w:rFonts w:ascii="Arial" w:hAnsi="Arial" w:cs="Arial"/>
-                <w:sz w:val="16"/>
-                <w:szCs w:val="16"/>
-                <w:lang w:val="ru-RU"/>
-              </w:rPr>
-              <w:t>58-10</w:t>
-            </w:r>
-            <w:proofErr w:type="gramEnd"/>
-            <w:r>
-              <w:rPr>
-                <w:rFonts w:ascii="Arial" w:hAnsi="Arial" w:cs="Arial"/>
-                <w:sz w:val="16"/>
-                <w:szCs w:val="16"/>
-                <w:lang w:val="ru-RU"/>
-              </w:rPr>
-              <w:t xml:space="preserve"> УК РСФСР. Приговор: Тройкой УНКВД по Читинской обл., 13.01.1938</w:t>
+              <w:t>1882 г.р., м.р.: Забайкальская обл., Читинский уезд, бурятка, работала в колхозе им. Сталина, прож.: Читинская обл., Агинский Бурят-Монгольский национальный округ, с. Цокто-Хангил, арестована 01.01.1938, обвинение: по ст. 58-10 УК РСФСР. Приговор: Тройкой УНКВД по Читинской обл., 13.01.1938</w:t>
             </w:r>
             <w:r>
               <w:rPr>
@@ -3996,79 +2750,8 @@
                 <w:szCs w:val="16"/>
                 <w:lang w:val="ru-RU"/>
               </w:rPr>
-              <w:t xml:space="preserve">ВМН. Расстреляна 22.02.1938. Реабилитация: прокуратурой Читинской обл., 02.08.1989. Состав семьи: Муж </w:t>
-            </w:r>
-            <w:proofErr w:type="spellStart"/>
-            <w:r>
-              <w:rPr>
-                <w:rFonts w:ascii="Arial" w:hAnsi="Arial" w:cs="Arial"/>
-                <w:sz w:val="16"/>
-                <w:szCs w:val="16"/>
-                <w:lang w:val="ru-RU"/>
-              </w:rPr>
-              <w:t>Аюшиев</w:t>
-            </w:r>
-            <w:proofErr w:type="spellEnd"/>
-            <w:r>
-              <w:rPr>
-                <w:rFonts w:ascii="Arial" w:hAnsi="Arial" w:cs="Arial"/>
-                <w:sz w:val="16"/>
-                <w:szCs w:val="16"/>
-                <w:lang w:val="ru-RU"/>
-              </w:rPr>
-              <w:t xml:space="preserve"> </w:t>
-            </w:r>
-            <w:proofErr w:type="spellStart"/>
-            <w:r>
-              <w:rPr>
-                <w:rFonts w:ascii="Arial" w:hAnsi="Arial" w:cs="Arial"/>
-                <w:sz w:val="16"/>
-                <w:szCs w:val="16"/>
-                <w:lang w:val="ru-RU"/>
-              </w:rPr>
-              <w:t>Жамсаран</w:t>
-            </w:r>
-            <w:proofErr w:type="spellEnd"/>
-            <w:r>
-              <w:rPr>
-                <w:rFonts w:ascii="Arial" w:hAnsi="Arial" w:cs="Arial"/>
-                <w:sz w:val="16"/>
-                <w:szCs w:val="16"/>
-                <w:lang w:val="ru-RU"/>
-              </w:rPr>
-              <w:t xml:space="preserve">, дети: </w:t>
-            </w:r>
-            <w:proofErr w:type="spellStart"/>
-            <w:r>
-              <w:rPr>
-                <w:rFonts w:ascii="Arial" w:hAnsi="Arial" w:cs="Arial"/>
-                <w:sz w:val="16"/>
-                <w:szCs w:val="16"/>
-                <w:lang w:val="ru-RU"/>
-              </w:rPr>
-              <w:t>Дондок</w:t>
-            </w:r>
-            <w:proofErr w:type="spellEnd"/>
-            <w:r>
-              <w:rPr>
-                <w:rFonts w:ascii="Arial" w:hAnsi="Arial" w:cs="Arial"/>
-                <w:sz w:val="16"/>
-                <w:szCs w:val="16"/>
-                <w:lang w:val="ru-RU"/>
-              </w:rPr>
-              <w:t xml:space="preserve">, </w:t>
-            </w:r>
-            <w:proofErr w:type="spellStart"/>
-            <w:r>
-              <w:rPr>
-                <w:rFonts w:ascii="Arial" w:hAnsi="Arial" w:cs="Arial"/>
-                <w:sz w:val="16"/>
-                <w:szCs w:val="16"/>
-                <w:lang w:val="ru-RU"/>
-              </w:rPr>
-              <w:t>Сатай</w:t>
-            </w:r>
-            <w:proofErr w:type="spellEnd"/>
+              <w:t>ВМН. Расстреляна 22.02.1938. Реабилитация: прокуратурой Читинской обл., 02.08.1989. Состав семьи: Муж Аюшиев Жамсаран, дети: Дондок, Сатай</w:t>
+            </w:r>
             <w:r>
               <w:rPr>
                 <w:rFonts w:ascii="Arial" w:hAnsi="Arial" w:cs="Arial"/>
@@ -4181,7 +2864,6 @@
               <w:bottom w:val="double" w:sz="1" w:space="0" w:color="808080"/>
               <w:right w:val="double" w:sz="2" w:space="0" w:color="808080"/>
             </w:tcBorders>
-            <w:shd w:val="clear" w:color="auto" w:fill="auto"/>
             <w:vAlign w:val="center"/>
           </w:tcPr>
           <w:p>
@@ -4196,29 +2878,16 @@
                 <w:lang w:val="ru-RU"/>
               </w:rPr>
             </w:pPr>
-            <w:proofErr w:type="spellStart"/>
-            <w:r>
-              <w:rPr>
-                <w:rFonts w:ascii="Arial" w:hAnsi="Arial" w:cs="Arial"/>
-                <w:b/>
-                <w:bCs/>
-                <w:sz w:val="16"/>
-                <w:szCs w:val="16"/>
-                <w:lang w:val="ru-RU"/>
-              </w:rPr>
-              <w:t>Суйсина</w:t>
-            </w:r>
-            <w:proofErr w:type="spellEnd"/>
-            <w:r>
-              <w:rPr>
-                <w:rFonts w:ascii="Arial" w:hAnsi="Arial" w:cs="Arial"/>
-                <w:b/>
-                <w:bCs/>
-                <w:sz w:val="16"/>
-                <w:szCs w:val="16"/>
-                <w:lang w:val="ru-RU"/>
-              </w:rPr>
-              <w:t xml:space="preserve"> Зинаида Михайловна 18 лет</w:t>
+            <w:r>
+              <w:rPr>
+                <w:rFonts w:ascii="Arial" w:hAnsi="Arial" w:cs="Arial"/>
+                <w:b/>
+                <w:bCs/>
+                <w:sz w:val="16"/>
+                <w:szCs w:val="16"/>
+                <w:lang w:val="ru-RU"/>
+              </w:rPr>
+              <w:t>Суйсина Зинаида Михайловна 18 лет</w:t>
             </w:r>
           </w:p>
           <w:p>
@@ -4256,47 +2925,7 @@
                 <w:szCs w:val="16"/>
                 <w:lang w:val="ru-RU"/>
               </w:rPr>
-              <w:t xml:space="preserve">в 1919 г., Монголия; монголка; заключенная </w:t>
-            </w:r>
-            <w:proofErr w:type="spellStart"/>
-            <w:r>
-              <w:rPr>
-                <w:rFonts w:ascii="Arial" w:hAnsi="Arial" w:cs="Arial"/>
-                <w:sz w:val="16"/>
-                <w:szCs w:val="16"/>
-                <w:lang w:val="ru-RU"/>
-              </w:rPr>
-              <w:t>Ухтпечлага</w:t>
-            </w:r>
-            <w:proofErr w:type="spellEnd"/>
-            <w:r>
-              <w:rPr>
-                <w:rFonts w:ascii="Arial" w:hAnsi="Arial" w:cs="Arial"/>
-                <w:sz w:val="16"/>
-                <w:szCs w:val="16"/>
-                <w:lang w:val="ru-RU"/>
-              </w:rPr>
-              <w:t xml:space="preserve"> НКВД СССР. Арестована 8 июля 1937 г. Приговорена: тройка при УНКВД Северной обл. 29 сентября 1937 г., </w:t>
-            </w:r>
-            <w:proofErr w:type="spellStart"/>
-            <w:r>
-              <w:rPr>
-                <w:rFonts w:ascii="Arial" w:hAnsi="Arial" w:cs="Arial"/>
-                <w:sz w:val="16"/>
-                <w:szCs w:val="16"/>
-                <w:lang w:val="ru-RU"/>
-              </w:rPr>
-              <w:t>обв</w:t>
-            </w:r>
-            <w:proofErr w:type="spellEnd"/>
-            <w:r>
-              <w:rPr>
-                <w:rFonts w:ascii="Arial" w:hAnsi="Arial" w:cs="Arial"/>
-                <w:sz w:val="16"/>
-                <w:szCs w:val="16"/>
-                <w:lang w:val="ru-RU"/>
-              </w:rPr>
-              <w:t>.:</w:t>
+              <w:t>в 1919 г., Монголия; монголка; заключенная Ухтпечлага НКВД СССР. Арестована 8 июля 1937 г. Приговорена: тройка при УНКВД Северной обл. 29 сентября 1937 г., обв.:</w:t>
             </w:r>
             <w:r>
               <w:rPr>
@@ -4313,27 +2942,7 @@
                 <w:szCs w:val="16"/>
                 <w:lang w:val="ru-RU"/>
               </w:rPr>
-              <w:t xml:space="preserve">по ст. </w:t>
-            </w:r>
-            <w:proofErr w:type="gramStart"/>
-            <w:r>
-              <w:rPr>
-                <w:rFonts w:ascii="Arial" w:hAnsi="Arial" w:cs="Arial"/>
-                <w:sz w:val="16"/>
-                <w:szCs w:val="16"/>
-                <w:lang w:val="ru-RU"/>
-              </w:rPr>
-              <w:t>58-10</w:t>
-            </w:r>
-            <w:proofErr w:type="gramEnd"/>
-            <w:r>
-              <w:rPr>
-                <w:rFonts w:ascii="Arial" w:hAnsi="Arial" w:cs="Arial"/>
-                <w:sz w:val="16"/>
-                <w:szCs w:val="16"/>
-                <w:lang w:val="ru-RU"/>
-              </w:rPr>
-              <w:t xml:space="preserve"> УК РСФСР. Приговор: высшей мере наказания</w:t>
+              <w:t>по ст. 58-10 УК РСФСР. Приговор: высшей мере наказания</w:t>
             </w:r>
           </w:p>
           <w:p>
@@ -4397,7 +3006,6 @@
               <w:bottom w:val="double" w:sz="1" w:space="0" w:color="808080"/>
               <w:right w:val="double" w:sz="2" w:space="0" w:color="808080"/>
             </w:tcBorders>
-            <w:shd w:val="clear" w:color="auto" w:fill="auto"/>
             <w:vAlign w:val="center"/>
           </w:tcPr>
           <w:p>
@@ -4412,7 +3020,6 @@
                 <w:lang w:val="ru-RU"/>
               </w:rPr>
             </w:pPr>
-            <w:proofErr w:type="spellStart"/>
             <w:r>
               <w:rPr>
                 <w:rFonts w:ascii="Arial" w:hAnsi="Arial" w:cs="Arial"/>
@@ -4455,19 +3062,7 @@
                 <w:szCs w:val="16"/>
                 <w:lang w:val="ru-RU"/>
               </w:rPr>
-              <w:t>-Маркитанова-Кобенова</w:t>
-            </w:r>
-            <w:proofErr w:type="spellEnd"/>
-            <w:r>
-              <w:rPr>
-                <w:rFonts w:ascii="Arial" w:hAnsi="Arial" w:cs="Arial"/>
-                <w:b/>
-                <w:bCs/>
-                <w:sz w:val="16"/>
-                <w:szCs w:val="16"/>
-                <w:lang w:val="ru-RU"/>
-              </w:rPr>
-              <w:t xml:space="preserve"> Ольга Никифоровна 35 лет</w:t>
+              <w:t>-Маркитанова-Кобенова Ольга Никифоровна 35 лет</w:t>
             </w:r>
           </w:p>
           <w:p>
@@ -4505,47 +3100,7 @@
                 <w:szCs w:val="16"/>
                 <w:lang w:val="ru-RU"/>
               </w:rPr>
-              <w:t xml:space="preserve">в 1902 г., с. </w:t>
-            </w:r>
-            <w:proofErr w:type="spellStart"/>
-            <w:r>
-              <w:rPr>
-                <w:rFonts w:ascii="Arial" w:hAnsi="Arial" w:cs="Arial"/>
-                <w:sz w:val="16"/>
-                <w:szCs w:val="16"/>
-                <w:lang w:val="ru-RU"/>
-              </w:rPr>
-              <w:t>Балыкча</w:t>
-            </w:r>
-            <w:proofErr w:type="spellEnd"/>
-            <w:r>
-              <w:rPr>
-                <w:rFonts w:ascii="Arial" w:hAnsi="Arial" w:cs="Arial"/>
-                <w:sz w:val="16"/>
-                <w:szCs w:val="16"/>
-                <w:lang w:val="ru-RU"/>
-              </w:rPr>
-              <w:t xml:space="preserve">; алтайка; грамотная; член колхоза им. </w:t>
-            </w:r>
-            <w:proofErr w:type="gramStart"/>
-            <w:r>
-              <w:rPr>
-                <w:rFonts w:ascii="Arial" w:hAnsi="Arial" w:cs="Arial"/>
-                <w:sz w:val="16"/>
-                <w:szCs w:val="16"/>
-                <w:lang w:val="ru-RU"/>
-              </w:rPr>
-              <w:t>Тельмана..</w:t>
-            </w:r>
-            <w:proofErr w:type="gramEnd"/>
-            <w:r>
-              <w:rPr>
-                <w:rFonts w:ascii="Arial" w:hAnsi="Arial" w:cs="Arial"/>
-                <w:sz w:val="16"/>
-                <w:szCs w:val="16"/>
-                <w:lang w:val="ru-RU"/>
-              </w:rPr>
-              <w:t xml:space="preserve"> Проживала:</w:t>
+              <w:t>в 1902 г., с. Балыкча; алтайка; грамотная; член колхоза им. Тельмана.. Проживала:</w:t>
             </w:r>
             <w:r>
               <w:rPr>
@@ -4572,27 +3127,7 @@
                 <w:lang w:val="ru-RU"/>
               </w:rPr>
               <w:br/>
-              <w:t xml:space="preserve">Арестована 27 августа 1937 г. Приговор: расстреляна </w:t>
-            </w:r>
-            <w:proofErr w:type="spellStart"/>
-            <w:r>
-              <w:rPr>
-                <w:rFonts w:ascii="Arial" w:hAnsi="Arial" w:cs="Arial"/>
-                <w:sz w:val="16"/>
-                <w:szCs w:val="16"/>
-                <w:lang w:val="ru-RU"/>
-              </w:rPr>
-              <w:t>Расстреляна</w:t>
-            </w:r>
-            <w:proofErr w:type="spellEnd"/>
-            <w:r>
-              <w:rPr>
-                <w:rFonts w:ascii="Arial" w:hAnsi="Arial" w:cs="Arial"/>
-                <w:sz w:val="16"/>
-                <w:szCs w:val="16"/>
-                <w:lang w:val="ru-RU"/>
-              </w:rPr>
-              <w:t xml:space="preserve"> 12 ноября 1937 г.</w:t>
+              <w:t>Арестована 27 августа 1937 г. Приговор: расстреляна Расстреляна 12 ноября 1937 г.</w:t>
             </w:r>
           </w:p>
           <w:p>
@@ -4645,7 +3180,6 @@
               <w:bottom w:val="double" w:sz="1" w:space="0" w:color="808080"/>
               <w:right w:val="double" w:sz="2" w:space="0" w:color="808080"/>
             </w:tcBorders>
-            <w:shd w:val="clear" w:color="auto" w:fill="auto"/>
             <w:vAlign w:val="center"/>
           </w:tcPr>
           <w:p>
@@ -4696,7 +3230,6 @@
               <w:bottom w:val="double" w:sz="1" w:space="0" w:color="808080"/>
               <w:right w:val="double" w:sz="2" w:space="0" w:color="808080"/>
             </w:tcBorders>
-            <w:shd w:val="clear" w:color="auto" w:fill="auto"/>
             <w:vAlign w:val="center"/>
           </w:tcPr>
           <w:p>
@@ -4720,49 +3253,15 @@
                 <w:lang w:val="ru-RU"/>
               </w:rPr>
             </w:pPr>
-            <w:proofErr w:type="spellStart"/>
-            <w:r>
-              <w:rPr>
-                <w:rFonts w:ascii="Arial" w:hAnsi="Arial" w:cs="Arial"/>
-                <w:b/>
-                <w:sz w:val="16"/>
-                <w:szCs w:val="16"/>
-                <w:lang w:val="ru-RU"/>
-              </w:rPr>
-              <w:t>Аюрзанова</w:t>
-            </w:r>
-            <w:proofErr w:type="spellEnd"/>
-            <w:r>
-              <w:rPr>
-                <w:rFonts w:ascii="Arial" w:hAnsi="Arial" w:cs="Arial"/>
-                <w:b/>
-                <w:sz w:val="16"/>
-                <w:szCs w:val="16"/>
-                <w:lang w:val="ru-RU"/>
-              </w:rPr>
-              <w:t xml:space="preserve"> </w:t>
-            </w:r>
-            <w:proofErr w:type="spellStart"/>
-            <w:r>
-              <w:rPr>
-                <w:rFonts w:ascii="Arial" w:hAnsi="Arial" w:cs="Arial"/>
-                <w:b/>
-                <w:sz w:val="16"/>
-                <w:szCs w:val="16"/>
-                <w:lang w:val="ru-RU"/>
-              </w:rPr>
-              <w:t>Дулма</w:t>
-            </w:r>
-            <w:proofErr w:type="spellEnd"/>
-            <w:r>
-              <w:rPr>
-                <w:rFonts w:ascii="Arial" w:hAnsi="Arial" w:cs="Arial"/>
-                <w:b/>
-                <w:sz w:val="16"/>
-                <w:szCs w:val="16"/>
-                <w:lang w:val="ru-RU"/>
-              </w:rPr>
-              <w:t xml:space="preserve"> 44 года умерла в ИТЛ</w:t>
+            <w:r>
+              <w:rPr>
+                <w:rFonts w:ascii="Arial" w:hAnsi="Arial" w:cs="Arial"/>
+                <w:b/>
+                <w:sz w:val="16"/>
+                <w:szCs w:val="16"/>
+                <w:lang w:val="ru-RU"/>
+              </w:rPr>
+              <w:t>Аюрзанова Дулма 44 года умерла в ИТЛ</w:t>
             </w:r>
           </w:p>
           <w:p>
@@ -4793,147 +3292,7 @@
                 <w:szCs w:val="16"/>
                 <w:lang w:val="ru-RU"/>
               </w:rPr>
-              <w:t xml:space="preserve">1903 г.р., </w:t>
-            </w:r>
-            <w:proofErr w:type="spellStart"/>
-            <w:r>
-              <w:rPr>
-                <w:rFonts w:ascii="Arial" w:hAnsi="Arial" w:cs="Arial"/>
-                <w:sz w:val="16"/>
-                <w:szCs w:val="16"/>
-                <w:lang w:val="ru-RU"/>
-              </w:rPr>
-              <w:t>м.р</w:t>
-            </w:r>
-            <w:proofErr w:type="spellEnd"/>
-            <w:r>
-              <w:rPr>
-                <w:rFonts w:ascii="Arial" w:hAnsi="Arial" w:cs="Arial"/>
-                <w:sz w:val="16"/>
-                <w:szCs w:val="16"/>
-                <w:lang w:val="ru-RU"/>
-              </w:rPr>
-              <w:t xml:space="preserve">.: Забайкальская обл., Читинский уезд, с. </w:t>
-            </w:r>
-            <w:proofErr w:type="spellStart"/>
-            <w:r>
-              <w:rPr>
-                <w:rFonts w:ascii="Arial" w:hAnsi="Arial" w:cs="Arial"/>
-                <w:sz w:val="16"/>
-                <w:szCs w:val="16"/>
-                <w:lang w:val="ru-RU"/>
-              </w:rPr>
-              <w:t>Токчин</w:t>
-            </w:r>
-            <w:proofErr w:type="spellEnd"/>
-            <w:r>
-              <w:rPr>
-                <w:rFonts w:ascii="Arial" w:hAnsi="Arial" w:cs="Arial"/>
-                <w:sz w:val="16"/>
-                <w:szCs w:val="16"/>
-                <w:lang w:val="ru-RU"/>
-              </w:rPr>
-              <w:t xml:space="preserve">, бурятка. Работала в колхозе, </w:t>
-            </w:r>
-            <w:proofErr w:type="spellStart"/>
-            <w:r>
-              <w:rPr>
-                <w:rFonts w:ascii="Arial" w:hAnsi="Arial" w:cs="Arial"/>
-                <w:sz w:val="16"/>
-                <w:szCs w:val="16"/>
-                <w:lang w:val="ru-RU"/>
-              </w:rPr>
-              <w:t>прож</w:t>
-            </w:r>
-            <w:proofErr w:type="spellEnd"/>
-            <w:r>
-              <w:rPr>
-                <w:rFonts w:ascii="Arial" w:hAnsi="Arial" w:cs="Arial"/>
-                <w:sz w:val="16"/>
-                <w:szCs w:val="16"/>
-                <w:lang w:val="ru-RU"/>
-              </w:rPr>
-              <w:t xml:space="preserve">.: Читинская обл., Агинский округ, с. </w:t>
-            </w:r>
-            <w:proofErr w:type="spellStart"/>
-            <w:r>
-              <w:rPr>
-                <w:rFonts w:ascii="Arial" w:hAnsi="Arial" w:cs="Arial"/>
-                <w:sz w:val="16"/>
-                <w:szCs w:val="16"/>
-                <w:lang w:val="ru-RU"/>
-              </w:rPr>
-              <w:t>Токчин</w:t>
-            </w:r>
-            <w:proofErr w:type="spellEnd"/>
-            <w:r>
-              <w:rPr>
-                <w:rFonts w:ascii="Arial" w:hAnsi="Arial" w:cs="Arial"/>
-                <w:sz w:val="16"/>
-                <w:szCs w:val="16"/>
-                <w:lang w:val="ru-RU"/>
-              </w:rPr>
-              <w:t xml:space="preserve">, арестована 18.06.1945. Обвинение: по ст. </w:t>
-            </w:r>
-            <w:proofErr w:type="gramStart"/>
-            <w:r>
-              <w:rPr>
-                <w:rFonts w:ascii="Arial" w:hAnsi="Arial" w:cs="Arial"/>
-                <w:sz w:val="16"/>
-                <w:szCs w:val="16"/>
-                <w:lang w:val="ru-RU"/>
-              </w:rPr>
-              <w:t>58-10</w:t>
-            </w:r>
-            <w:proofErr w:type="gramEnd"/>
-            <w:r>
-              <w:rPr>
-                <w:rFonts w:ascii="Arial" w:hAnsi="Arial" w:cs="Arial"/>
-                <w:sz w:val="16"/>
-                <w:szCs w:val="16"/>
-                <w:lang w:val="ru-RU"/>
-              </w:rPr>
-              <w:t xml:space="preserve"> УК РСФСР. Приговор: Агинским окружным судом, 11.09.1945 – к 6 годам лишения свободы.</w:t>
-            </w:r>
-            <w:proofErr w:type="gramStart"/>
-            <w:r>
-              <w:rPr>
-                <w:rFonts w:ascii="Arial" w:hAnsi="Arial" w:cs="Arial"/>
-                <w:sz w:val="16"/>
-                <w:szCs w:val="16"/>
-                <w:lang w:val="ru-RU"/>
-              </w:rPr>
-              <w:t>, Умерла</w:t>
-            </w:r>
-            <w:proofErr w:type="gramEnd"/>
-            <w:r>
-              <w:rPr>
-                <w:rFonts w:ascii="Arial" w:hAnsi="Arial" w:cs="Arial"/>
-                <w:sz w:val="16"/>
-                <w:szCs w:val="16"/>
-                <w:lang w:val="ru-RU"/>
-              </w:rPr>
-              <w:t xml:space="preserve"> в ИТЛ _10.05.1947_ г. Реабилитация: прокуратурой Читинской обл., 27.04.1992. Состав семьи: Дочь Дарима – 8, мать </w:t>
-            </w:r>
-            <w:proofErr w:type="spellStart"/>
-            <w:r>
-              <w:rPr>
-                <w:rFonts w:ascii="Arial" w:hAnsi="Arial" w:cs="Arial"/>
-                <w:sz w:val="16"/>
-                <w:szCs w:val="16"/>
-                <w:lang w:val="ru-RU"/>
-              </w:rPr>
-              <w:t>Сындыма</w:t>
-            </w:r>
-            <w:proofErr w:type="spellEnd"/>
-            <w:r>
-              <w:rPr>
-                <w:rFonts w:ascii="Arial" w:hAnsi="Arial" w:cs="Arial"/>
-                <w:sz w:val="16"/>
-                <w:szCs w:val="16"/>
-                <w:lang w:val="ru-RU"/>
-              </w:rPr>
-              <w:t xml:space="preserve"> – 1875.</w:t>
+              <w:t>1903 г.р., м.р.: Забайкальская обл., Читинский уезд, с. Токчин, бурятка. Работала в колхозе, прож.: Читинская обл., Агинский округ, с. Токчин, арестована 18.06.1945. Обвинение: по ст. 58-10 УК РСФСР. Приговор: Агинским окружным судом, 11.09.1945 – к 6 годам лишения свободы., Умерла в ИТЛ _10.05.1947_ г. Реабилитация: прокуратурой Читинской обл., 27.04.1992. Состав семьи: Дочь Дарима – 8, мать Сындыма – 1875.</w:t>
             </w:r>
           </w:p>
           <w:p>
@@ -4981,7 +3340,6 @@
               <w:bottom w:val="double" w:sz="1" w:space="0" w:color="808080"/>
               <w:right w:val="double" w:sz="2" w:space="0" w:color="808080"/>
             </w:tcBorders>
-            <w:shd w:val="clear" w:color="auto" w:fill="auto"/>
             <w:vAlign w:val="center"/>
           </w:tcPr>
           <w:p>
@@ -5084,129 +3442,7 @@
                 <w:szCs w:val="16"/>
                 <w:lang w:val="ru-RU"/>
               </w:rPr>
-              <w:t xml:space="preserve">1905 г.р., </w:t>
-            </w:r>
-            <w:proofErr w:type="spellStart"/>
-            <w:r>
-              <w:rPr>
-                <w:rFonts w:ascii="Arial" w:hAnsi="Arial" w:cs="Arial"/>
-                <w:sz w:val="16"/>
-                <w:szCs w:val="16"/>
-                <w:lang w:val="ru-RU"/>
-              </w:rPr>
-              <w:t>м.р</w:t>
-            </w:r>
-            <w:proofErr w:type="spellEnd"/>
-            <w:r>
-              <w:rPr>
-                <w:rFonts w:ascii="Arial" w:hAnsi="Arial" w:cs="Arial"/>
-                <w:sz w:val="16"/>
-                <w:szCs w:val="16"/>
-                <w:lang w:val="ru-RU"/>
-              </w:rPr>
-              <w:t xml:space="preserve">.: Забайкальская обл., Читинский уезд, с. </w:t>
-            </w:r>
-            <w:proofErr w:type="spellStart"/>
-            <w:r>
-              <w:rPr>
-                <w:rFonts w:ascii="Arial" w:hAnsi="Arial" w:cs="Arial"/>
-                <w:sz w:val="16"/>
-                <w:szCs w:val="16"/>
-                <w:lang w:val="ru-RU"/>
-              </w:rPr>
-              <w:t>Зугалай</w:t>
-            </w:r>
-            <w:proofErr w:type="spellEnd"/>
-            <w:r>
-              <w:rPr>
-                <w:rFonts w:ascii="Arial" w:hAnsi="Arial" w:cs="Arial"/>
-                <w:sz w:val="16"/>
-                <w:szCs w:val="16"/>
-                <w:lang w:val="ru-RU"/>
-              </w:rPr>
-              <w:t xml:space="preserve">, бурятка, </w:t>
-            </w:r>
-            <w:proofErr w:type="spellStart"/>
-            <w:r>
-              <w:rPr>
-                <w:rFonts w:ascii="Arial" w:hAnsi="Arial" w:cs="Arial"/>
-                <w:sz w:val="16"/>
-                <w:szCs w:val="16"/>
-                <w:lang w:val="ru-RU"/>
-              </w:rPr>
-              <w:t>прож</w:t>
-            </w:r>
-            <w:proofErr w:type="spellEnd"/>
-            <w:r>
-              <w:rPr>
-                <w:rFonts w:ascii="Arial" w:hAnsi="Arial" w:cs="Arial"/>
-                <w:sz w:val="16"/>
-                <w:szCs w:val="16"/>
-                <w:lang w:val="ru-RU"/>
-              </w:rPr>
-              <w:t xml:space="preserve">.: Читинская обл., Агинский Бурят-Монгольский национальный округ, с. </w:t>
-            </w:r>
-            <w:proofErr w:type="spellStart"/>
-            <w:r>
-              <w:rPr>
-                <w:rFonts w:ascii="Arial" w:hAnsi="Arial" w:cs="Arial"/>
-                <w:sz w:val="16"/>
-                <w:szCs w:val="16"/>
-                <w:lang w:val="ru-RU"/>
-              </w:rPr>
-              <w:t>Моготуй</w:t>
-            </w:r>
-            <w:proofErr w:type="spellEnd"/>
-            <w:r>
-              <w:rPr>
-                <w:rFonts w:ascii="Arial" w:hAnsi="Arial" w:cs="Arial"/>
-                <w:sz w:val="16"/>
-                <w:szCs w:val="16"/>
-                <w:lang w:val="ru-RU"/>
-              </w:rPr>
-              <w:t xml:space="preserve">, привлечена без </w:t>
-            </w:r>
-            <w:proofErr w:type="spellStart"/>
-            <w:r>
-              <w:rPr>
-                <w:rFonts w:ascii="Arial" w:hAnsi="Arial" w:cs="Arial"/>
-                <w:sz w:val="16"/>
-                <w:szCs w:val="16"/>
-                <w:lang w:val="ru-RU"/>
-              </w:rPr>
-              <w:t>арестае</w:t>
-            </w:r>
-            <w:proofErr w:type="spellEnd"/>
-            <w:r>
-              <w:rPr>
-                <w:rFonts w:ascii="Arial" w:hAnsi="Arial" w:cs="Arial"/>
-                <w:sz w:val="16"/>
-                <w:szCs w:val="16"/>
-                <w:lang w:val="ru-RU"/>
-              </w:rPr>
-              <w:t xml:space="preserve">: в соответствии с циркуляром НКВД и Прокуратуры СССР № 215/51с от _30.05.1942_ г. «О репрессировании членов семей изменников </w:t>
-            </w:r>
-            <w:proofErr w:type="spellStart"/>
-            <w:proofErr w:type="gramStart"/>
-            <w:r>
-              <w:rPr>
-                <w:rFonts w:ascii="Arial" w:hAnsi="Arial" w:cs="Arial"/>
-                <w:sz w:val="16"/>
-                <w:szCs w:val="16"/>
-                <w:lang w:val="ru-RU"/>
-              </w:rPr>
-              <w:t>Родины»КВД</w:t>
-            </w:r>
-            <w:proofErr w:type="spellEnd"/>
-            <w:proofErr w:type="gramEnd"/>
-            <w:r>
-              <w:rPr>
-                <w:rFonts w:ascii="Arial" w:hAnsi="Arial" w:cs="Arial"/>
-                <w:sz w:val="16"/>
-                <w:szCs w:val="16"/>
-                <w:lang w:val="ru-RU"/>
-              </w:rPr>
-              <w:t xml:space="preserve"> СССР, 05.08.1944</w:t>
+              <w:t>1905 г.р., м.р.: Забайкальская обл., Читинский уезд, с. Зугалай, бурятка, прож.: Читинская обл., Агинский Бурят-Монгольский национальный округ, с. Моготуй, привлечена без арестае: в соответствии с циркуляром НКВД и Прокуратуры СССР № 215/51с от _30.05.1942_ г. «О репрессировании членов семей изменников Родины»КВД СССР, 05.08.1944</w:t>
             </w:r>
             <w:r>
               <w:rPr>
@@ -5224,79 +3460,8 @@
                 <w:szCs w:val="16"/>
                 <w:lang w:val="ru-RU"/>
               </w:rPr>
-              <w:t>к 5 годам ссылки в Якутскую АССР.</w:t>
-            </w:r>
-            <w:proofErr w:type="gramStart"/>
-            <w:r>
-              <w:rPr>
-                <w:rFonts w:ascii="Arial" w:hAnsi="Arial" w:cs="Arial"/>
-                <w:sz w:val="16"/>
-                <w:szCs w:val="16"/>
-                <w:lang w:val="ru-RU"/>
-              </w:rPr>
-              <w:t>, Умерла</w:t>
-            </w:r>
-            <w:proofErr w:type="gramEnd"/>
-            <w:r>
-              <w:rPr>
-                <w:rFonts w:ascii="Arial" w:hAnsi="Arial" w:cs="Arial"/>
-                <w:sz w:val="16"/>
-                <w:szCs w:val="16"/>
-                <w:lang w:val="ru-RU"/>
-              </w:rPr>
-              <w:t xml:space="preserve"> в 1948 г. (дата не указана). Реабилитация: прокуратурой Читинской обл., 24.10.1989. Состав семьи: Муж </w:t>
-            </w:r>
-            <w:proofErr w:type="spellStart"/>
-            <w:r>
-              <w:rPr>
-                <w:rFonts w:ascii="Arial" w:hAnsi="Arial" w:cs="Arial"/>
-                <w:sz w:val="16"/>
-                <w:szCs w:val="16"/>
-                <w:lang w:val="ru-RU"/>
-              </w:rPr>
-              <w:t>Цынгалеев</w:t>
-            </w:r>
-            <w:proofErr w:type="spellEnd"/>
-            <w:r>
-              <w:rPr>
-                <w:rFonts w:ascii="Arial" w:hAnsi="Arial" w:cs="Arial"/>
-                <w:sz w:val="16"/>
-                <w:szCs w:val="16"/>
-                <w:lang w:val="ru-RU"/>
-              </w:rPr>
-              <w:t xml:space="preserve"> </w:t>
-            </w:r>
-            <w:proofErr w:type="spellStart"/>
-            <w:r>
-              <w:rPr>
-                <w:rFonts w:ascii="Arial" w:hAnsi="Arial" w:cs="Arial"/>
-                <w:sz w:val="16"/>
-                <w:szCs w:val="16"/>
-                <w:lang w:val="ru-RU"/>
-              </w:rPr>
-              <w:t>Логичири</w:t>
-            </w:r>
-            <w:proofErr w:type="spellEnd"/>
-            <w:r>
-              <w:rPr>
-                <w:rFonts w:ascii="Arial" w:hAnsi="Arial" w:cs="Arial"/>
-                <w:sz w:val="16"/>
-                <w:szCs w:val="16"/>
-                <w:lang w:val="ru-RU"/>
-              </w:rPr>
-              <w:t xml:space="preserve"> </w:t>
-            </w:r>
-            <w:proofErr w:type="spellStart"/>
-            <w:r>
-              <w:rPr>
-                <w:rFonts w:ascii="Arial" w:hAnsi="Arial" w:cs="Arial"/>
-                <w:sz w:val="16"/>
-                <w:szCs w:val="16"/>
-                <w:lang w:val="ru-RU"/>
-              </w:rPr>
-              <w:t>Жамсаранович</w:t>
-            </w:r>
-            <w:proofErr w:type="spellEnd"/>
+              <w:t>к 5 годам ссылки в Якутскую АССР., Умерла в 1948 г. (дата не указана). Реабилитация: прокуратурой Читинской обл., 24.10.1989. Состав семьи: Муж Цынгалеев Логичири Жамсаранович</w:t>
+            </w:r>
             <w:r>
               <w:rPr>
                 <w:rFonts w:ascii="Arial" w:hAnsi="Arial" w:cs="Arial"/>
@@ -5313,19 +3478,8 @@
                 <w:szCs w:val="16"/>
                 <w:lang w:val="ru-RU"/>
               </w:rPr>
-              <w:t xml:space="preserve">1906 (расстрелян _22.10.1942_ г.), дочь </w:t>
-            </w:r>
-            <w:proofErr w:type="spellStart"/>
-            <w:r>
-              <w:rPr>
-                <w:rFonts w:ascii="Arial" w:hAnsi="Arial" w:cs="Arial"/>
-                <w:sz w:val="16"/>
-                <w:szCs w:val="16"/>
-                <w:lang w:val="ru-RU"/>
-              </w:rPr>
-              <w:t>Удомбра</w:t>
-            </w:r>
-            <w:proofErr w:type="spellEnd"/>
+              <w:t>1906 (расстрелян _22.10.1942_ г.), дочь Удомбра</w:t>
+            </w:r>
             <w:r>
               <w:rPr>
                 <w:rFonts w:ascii="Arial" w:hAnsi="Arial" w:cs="Arial"/>

--- a/docs/BYREGION/Женщины_Алтая.docx
+++ b/docs/BYREGION/Женщины_Алтая.docx
@@ -1,6 +1,6 @@
 
 <file path=word/document.xml><?xml version="1.0" encoding="utf-8"?>
-<w:document xmlns:wpc="http://schemas.microsoft.com/office/word/2010/wordprocessingCanvas" xmlns:cx="http://schemas.microsoft.com/office/drawing/2014/chartex" xmlns:cx1="http://schemas.microsoft.com/office/drawing/2015/9/8/chartex" xmlns:cx2="http://schemas.microsoft.com/office/drawing/2015/10/21/chartex" xmlns:cx3="http://schemas.microsoft.com/office/drawing/2016/5/9/chartex" xmlns:cx4="http://schemas.microsoft.com/office/drawing/2016/5/10/chartex" xmlns:cx5="http://schemas.microsoft.com/office/drawing/2016/5/11/chartex" xmlns:cx6="http://schemas.microsoft.com/office/drawing/2016/5/12/chartex" xmlns:cx7="http://schemas.microsoft.com/office/drawing/2016/5/13/chartex" xmlns:cx8="http://schemas.microsoft.com/office/drawing/2016/5/14/chartex" xmlns:mc="http://schemas.openxmlformats.org/markup-compatibility/2006" xmlns:aink="http://schemas.microsoft.com/office/drawing/2016/ink" xmlns:am3d="http://schemas.microsoft.com/office/drawing/2017/model3d" xmlns:o="urn:schemas-microsoft-com:office:office" xmlns:oel="http://schemas.microsoft.com/office/2019/extlst" xmlns:r="http://schemas.openxmlformats.org/officeDocument/2006/relationships" xmlns:m="http://schemas.openxmlformats.org/officeDocument/2006/math" xmlns:v="urn:schemas-microsoft-com:vml" xmlns:wp14="http://schemas.microsoft.com/office/word/2010/wordprocessingDrawing" xmlns:wp="http://schemas.openxmlformats.org/drawingml/2006/wordprocessingDrawing" xmlns:w10="urn:schemas-microsoft-com:office:word" xmlns:w="http://schemas.openxmlformats.org/wordprocessingml/2006/main" xmlns:w14="http://schemas.microsoft.com/office/word/2010/wordml" xmlns:w15="http://schemas.microsoft.com/office/word/2012/wordml" xmlns:w16cex="http://schemas.microsoft.com/office/word/2018/wordml/cex" xmlns:w16cid="http://schemas.microsoft.com/office/word/2016/wordml/cid" xmlns:w16="http://schemas.microsoft.com/office/word/2018/wordml" xmlns:w16du="http://schemas.microsoft.com/office/word/2023/wordml/word16du" xmlns:w16sdtdh="http://schemas.microsoft.com/office/word/2020/wordml/sdtdatahash" xmlns:w16sdtfl="http://schemas.microsoft.com/office/word/2024/wordml/sdtformatlock" xmlns:w16se="http://schemas.microsoft.com/office/word/2015/wordml/symex" xmlns:wpg="http://schemas.microsoft.com/office/word/2010/wordprocessingGroup" xmlns:wpi="http://schemas.microsoft.com/office/word/2010/wordprocessingInk" xmlns:wne="http://schemas.microsoft.com/office/word/2006/wordml" xmlns:wps="http://schemas.microsoft.com/office/word/2010/wordprocessingShape" mc:Ignorable="w14 w15 w16se w16cid w16 w16cex w16sdtdh w16sdtfl w16du wp14">
+<w:document xmlns:wpc="http://schemas.microsoft.com/office/word/2010/wordprocessingCanvas" xmlns:cx="http://schemas.microsoft.com/office/drawing/2014/chartex" xmlns:cx1="http://schemas.microsoft.com/office/drawing/2015/9/8/chartex" xmlns:cx2="http://schemas.microsoft.com/office/drawing/2015/10/21/chartex" xmlns:cx3="http://schemas.microsoft.com/office/drawing/2016/5/9/chartex" xmlns:cx4="http://schemas.microsoft.com/office/drawing/2016/5/10/chartex" xmlns:cx5="http://schemas.microsoft.com/office/drawing/2016/5/11/chartex" xmlns:cx6="http://schemas.microsoft.com/office/drawing/2016/5/12/chartex" xmlns:cx7="http://schemas.microsoft.com/office/drawing/2016/5/13/chartex" xmlns:cx8="http://schemas.microsoft.com/office/drawing/2016/5/14/chartex" xmlns:mc="http://schemas.openxmlformats.org/markup-compatibility/2006" xmlns:aink="http://schemas.microsoft.com/office/drawing/2016/ink" xmlns:am3d="http://schemas.microsoft.com/office/drawing/2017/model3d" xmlns:o="urn:schemas-microsoft-com:office:office" xmlns:oel="http://schemas.microsoft.com/office/2019/extlst" xmlns:r="http://schemas.openxmlformats.org/officeDocument/2006/relationships" xmlns:m="http://schemas.openxmlformats.org/officeDocument/2006/math" xmlns:v="urn:schemas-microsoft-com:vml" xmlns:wp14="http://schemas.microsoft.com/office/word/2010/wordprocessingDrawing" xmlns:wp="http://schemas.openxmlformats.org/drawingml/2006/wordprocessingDrawing" xmlns:w10="urn:schemas-microsoft-com:office:word" xmlns:w="http://schemas.openxmlformats.org/wordprocessingml/2006/main" xmlns:w14="http://schemas.microsoft.com/office/word/2010/wordml" xmlns:w15="http://schemas.microsoft.com/office/word/2012/wordml" xmlns:w16cei="http://schemas.microsoft.com/office/word/2026/wordml/cei" xmlns:w16cex="http://schemas.microsoft.com/office/word/2018/wordml/cex" xmlns:w16cid="http://schemas.microsoft.com/office/word/2016/wordml/cid" xmlns:w16="http://schemas.microsoft.com/office/word/2018/wordml" xmlns:w16du="http://schemas.microsoft.com/office/word/2023/wordml/word16du" xmlns:w16sdtdh="http://schemas.microsoft.com/office/word/2020/wordml/sdtdatahash" xmlns:w16sdtfl="http://schemas.microsoft.com/office/word/2024/wordml/sdtformatlock" xmlns:w16se="http://schemas.microsoft.com/office/word/2015/wordml/symex" xmlns:wpg="http://schemas.microsoft.com/office/word/2010/wordprocessingGroup" xmlns:wpi="http://schemas.microsoft.com/office/word/2010/wordprocessingInk" xmlns:wne="http://schemas.microsoft.com/office/word/2006/wordml" xmlns:wps="http://schemas.microsoft.com/office/word/2010/wordprocessingShape" mc:Ignorable="w14 w15 w16se w16cid w16 w16cex w16sdtdh w16sdtfl w16du wp14">
   <w:body>
     <w:p>
       <w:pPr>
@@ -133,7 +133,28 @@
           <w:szCs w:val="18"/>
           <w:lang w:val="ru-RU"/>
         </w:rPr>
-        <w:t>13 имен</w:t>
+        <w:t>1</w:t>
+      </w:r>
+      <w:r>
+        <w:rPr>
+          <w:rFonts w:ascii="Arial" w:hAnsi="Arial" w:cs="Arial"/>
+          <w:b/>
+          <w:bCs/>
+          <w:sz w:val="18"/>
+          <w:szCs w:val="18"/>
+        </w:rPr>
+        <w:t>4</w:t>
+      </w:r>
+      <w:r>
+        <w:rPr>
+          <w:rFonts w:ascii="Arial" w:hAnsi="Arial" w:cs="Arial"/>
+          <w:b/>
+          <w:bCs/>
+          <w:sz w:val="18"/>
+          <w:szCs w:val="18"/>
+          <w:lang w:val="ru-RU"/>
+        </w:rPr>
+        <w:t xml:space="preserve"> имен</w:t>
       </w:r>
     </w:p>
     <w:tbl>
@@ -413,7 +434,6 @@
                 <w:rFonts w:ascii="Arial" w:hAnsi="Arial" w:cs="Arial"/>
                 <w:sz w:val="16"/>
                 <w:szCs w:val="16"/>
-                <w:lang w:val="ru-RU"/>
               </w:rPr>
             </w:pPr>
             <w:r>
@@ -424,6 +444,34 @@
                 <w:lang w:val="ru-RU"/>
               </w:rPr>
               <w:t>9 (69%) – реабилитированы.</w:t>
+            </w:r>
+          </w:p>
+          <w:p>
+            <w:pPr>
+              <w:rPr>
+                <w:rFonts w:ascii="Arial" w:hAnsi="Arial" w:cs="Arial"/>
+                <w:sz w:val="16"/>
+                <w:szCs w:val="16"/>
+                <w:lang w:val="ru-RU"/>
+              </w:rPr>
+            </w:pPr>
+            <w:r>
+              <w:rPr>
+                <w:rFonts w:ascii="Arial" w:hAnsi="Arial" w:cs="Arial"/>
+                <w:sz w:val="16"/>
+                <w:szCs w:val="16"/>
+                <w:lang w:val="ru-RU"/>
+              </w:rPr>
+              <w:t>У одной женщины одновременно с ней расстреляны двое ее сыновей</w:t>
+            </w:r>
+            <w:r>
+              <w:rPr>
+                <w:rFonts w:ascii="Arial" w:hAnsi="Arial" w:cs="Arial"/>
+                <w:sz w:val="16"/>
+                <w:szCs w:val="16"/>
+                <w:lang w:val="ru-RU"/>
+              </w:rPr>
+              <w:t>.</w:t>
             </w:r>
           </w:p>
         </w:tc>
@@ -471,7 +519,19 @@
           <w:szCs w:val="16"/>
           <w:lang w:val="ru-RU"/>
         </w:rPr>
-        <w:t>ЧИСЛЕННОСТЬ РАССТРЕЛЯННЫХ ЖЕНЩИН ПО ГОДАМ</w:t>
+        <w:t xml:space="preserve">ЧИСЛЕННОСТЬ РАССТРЕЛЯННЫХ ЖЕНЩИН ПО ГОДАМ, </w:t>
+      </w:r>
+      <w:proofErr w:type="gramStart"/>
+      <w:r>
+        <w:rPr>
+          <w:rFonts w:ascii="Arial" w:hAnsi="Arial" w:cs="Arial"/>
+          <w:b/>
+          <w:bCs/>
+          <w:sz w:val="16"/>
+          <w:szCs w:val="16"/>
+          <w:lang w:val="ru-RU"/>
+        </w:rPr>
+        <w:t>19</w:t>
       </w:r>
       <w:r>
         <w:rPr>
@@ -482,7 +542,7 @@
           <w:szCs w:val="16"/>
           <w:lang w:val="ru-RU"/>
         </w:rPr>
-        <w:t xml:space="preserve">, </w:t>
+        <w:t>22</w:t>
       </w:r>
       <w:r>
         <w:rPr>
@@ -493,8 +553,9 @@
           <w:szCs w:val="16"/>
           <w:lang w:val="ru-RU"/>
         </w:rPr>
-        <w:t>1931</w:t>
+        <w:t>-1938</w:t>
       </w:r>
+      <w:proofErr w:type="gramEnd"/>
       <w:r>
         <w:rPr>
           <w:rFonts w:ascii="Arial" w:hAnsi="Arial" w:cs="Arial"/>
@@ -504,18 +565,7 @@
           <w:szCs w:val="16"/>
           <w:lang w:val="ru-RU"/>
         </w:rPr>
-        <w:t>-</w:t>
-      </w:r>
-      <w:r>
-        <w:rPr>
-          <w:rFonts w:ascii="Arial" w:hAnsi="Arial" w:cs="Arial"/>
-          <w:b/>
-          <w:bCs/>
-          <w:sz w:val="16"/>
-          <w:szCs w:val="16"/>
-          <w:lang w:val="ru-RU"/>
-        </w:rPr>
-        <w:t>1938 гг.</w:t>
+        <w:t xml:space="preserve"> гг.</w:t>
       </w:r>
     </w:p>
     <w:p>
@@ -537,10 +587,10 @@
           <w:lang w:val="ru-RU"/>
         </w:rPr>
         <w:drawing>
-          <wp:inline distT="0" distB="0" distL="0" distR="0" wp14:anchorId="06CE7859" wp14:editId="6A250B0A">
-            <wp:extent cx="3347085" cy="1786255"/>
-            <wp:effectExtent l="0" t="0" r="5715" b="4445"/>
-            <wp:docPr id="1596593218" name="Picture 1"/>
+          <wp:inline distT="0" distB="0" distL="0" distR="0" wp14:anchorId="53204A49" wp14:editId="18CEB2A8">
+            <wp:extent cx="3352800" cy="1847215"/>
+            <wp:effectExtent l="0" t="0" r="0" b="635"/>
+            <wp:docPr id="1718825071" name="Picture 4"/>
             <wp:cNvGraphicFramePr>
               <a:graphicFrameLocks xmlns:a="http://schemas.openxmlformats.org/drawingml/2006/main" noChangeAspect="1"/>
             </wp:cNvGraphicFramePr>
@@ -548,7 +598,7 @@
               <a:graphicData uri="http://schemas.openxmlformats.org/drawingml/2006/picture">
                 <pic:pic xmlns:pic="http://schemas.openxmlformats.org/drawingml/2006/picture">
                   <pic:nvPicPr>
-                    <pic:cNvPr id="0" name="Picture 2"/>
+                    <pic:cNvPr id="0" name="Picture 5"/>
                     <pic:cNvPicPr>
                       <a:picLocks noChangeAspect="1" noChangeArrowheads="1"/>
                     </pic:cNvPicPr>
@@ -569,7 +619,7 @@
                   <pic:spPr bwMode="auto">
                     <a:xfrm>
                       <a:off x="0" y="0"/>
-                      <a:ext cx="3347085" cy="1786255"/>
+                      <a:ext cx="3352800" cy="1847215"/>
                     </a:xfrm>
                     <a:prstGeom prst="rect">
                       <a:avLst/>
@@ -616,7 +666,19 @@
           <w:szCs w:val="16"/>
           <w:lang w:val="ru-RU"/>
         </w:rPr>
-        <w:t xml:space="preserve">ЧИСЛЕННОСТЬ РАССТРЕЛЯННЫХ ЖЕНЩИН ПО </w:t>
+        <w:t xml:space="preserve">ЧИСЛЕННОСТЬ РАССТРЕЛЯННЫХ ЖЕНЩИН ПО ВОЗРАСТАМ, </w:t>
+      </w:r>
+      <w:proofErr w:type="gramStart"/>
+      <w:r>
+        <w:rPr>
+          <w:rFonts w:ascii="Arial" w:hAnsi="Arial" w:cs="Arial"/>
+          <w:b/>
+          <w:bCs/>
+          <w:sz w:val="16"/>
+          <w:szCs w:val="16"/>
+          <w:lang w:val="ru-RU"/>
+        </w:rPr>
+        <w:t>19</w:t>
       </w:r>
       <w:r>
         <w:rPr>
@@ -627,7 +689,7 @@
           <w:szCs w:val="16"/>
           <w:lang w:val="ru-RU"/>
         </w:rPr>
-        <w:t>ВОЗРАСТАМ</w:t>
+        <w:t>22</w:t>
       </w:r>
       <w:r>
         <w:rPr>
@@ -638,8 +700,9 @@
           <w:szCs w:val="16"/>
           <w:lang w:val="ru-RU"/>
         </w:rPr>
-        <w:t xml:space="preserve">, </w:t>
+        <w:t>-1938</w:t>
       </w:r>
+      <w:proofErr w:type="gramEnd"/>
       <w:r>
         <w:rPr>
           <w:rFonts w:ascii="Arial" w:hAnsi="Arial" w:cs="Arial"/>
@@ -649,29 +712,7 @@
           <w:szCs w:val="16"/>
           <w:lang w:val="ru-RU"/>
         </w:rPr>
-        <w:t>1931</w:t>
-      </w:r>
-      <w:r>
-        <w:rPr>
-          <w:rFonts w:ascii="Arial" w:hAnsi="Arial" w:cs="Arial"/>
-          <w:b/>
-          <w:bCs/>
-          <w:sz w:val="16"/>
-          <w:szCs w:val="16"/>
-          <w:lang w:val="ru-RU"/>
-        </w:rPr>
-        <w:t>-</w:t>
-      </w:r>
-      <w:r>
-        <w:rPr>
-          <w:rFonts w:ascii="Arial" w:hAnsi="Arial" w:cs="Arial"/>
-          <w:b/>
-          <w:bCs/>
-          <w:sz w:val="16"/>
-          <w:szCs w:val="16"/>
-          <w:lang w:val="ru-RU"/>
-        </w:rPr>
-        <w:t>1938 гг.</w:t>
+        <w:t xml:space="preserve"> гг.</w:t>
       </w:r>
     </w:p>
     <w:p>
@@ -690,18 +731,16 @@
       <w:r>
         <w:rPr>
           <w:rFonts w:ascii="Arial" w:hAnsi="Arial" w:cs="Arial"/>
-          <w:b/>
-          <w:bCs/>
           <w:noProof/>
           <w:sz w:val="16"/>
           <w:szCs w:val="16"/>
           <w:lang w:val="ru-RU"/>
         </w:rPr>
         <w:drawing>
-          <wp:inline distT="0" distB="0" distL="0" distR="0" wp14:anchorId="703C99F6" wp14:editId="121FF653">
-            <wp:extent cx="3609340" cy="1469390"/>
-            <wp:effectExtent l="0" t="0" r="0" b="0"/>
-            <wp:docPr id="53595608" name="Picture 1"/>
+          <wp:inline distT="0" distB="0" distL="0" distR="0" wp14:anchorId="6BC52409" wp14:editId="05046E00">
+            <wp:extent cx="3609340" cy="1713230"/>
+            <wp:effectExtent l="0" t="0" r="0" b="1270"/>
+            <wp:docPr id="2064877929" name="Picture 1"/>
             <wp:cNvGraphicFramePr>
               <a:graphicFrameLocks xmlns:a="http://schemas.openxmlformats.org/drawingml/2006/main" noChangeAspect="1"/>
             </wp:cNvGraphicFramePr>
@@ -730,7 +769,7 @@
                   <pic:spPr bwMode="auto">
                     <a:xfrm>
                       <a:off x="0" y="0"/>
-                      <a:ext cx="3609340" cy="1469390"/>
+                      <a:ext cx="3609340" cy="1713230"/>
                     </a:xfrm>
                     <a:prstGeom prst="rect">
                       <a:avLst/>
@@ -886,23 +925,34 @@
                 <w:lang w:val="ru-RU"/>
               </w:rPr>
             </w:pPr>
-            <w:hyperlink r:id="rId8" w:history="1">
-              <w:r>
-                <w:rPr>
-                  <w:rStyle w:val="Hyperlink"/>
-                  <w:rFonts w:ascii="Arial" w:hAnsi="Arial" w:cs="Arial"/>
-                  <w:b/>
-                  <w:bCs/>
-                  <w:color w:val="auto"/>
-                  <w:sz w:val="16"/>
-                  <w:szCs w:val="16"/>
-                  <w:bdr w:val="none" w:sz="0" w:space="0" w:color="auto" w:frame="1"/>
-                  <w:shd w:val="clear" w:color="auto" w:fill="FFFFFF"/>
-                  <w:lang w:val="ru-RU"/>
-                </w:rPr>
-                <w:t>Базарова Хандажап</w:t>
-              </w:r>
-            </w:hyperlink>
+            <w:r>
+              <w:rPr>
+                <w:rFonts w:ascii="Arial" w:hAnsi="Arial" w:cs="Arial"/>
+                <w:b/>
+                <w:bCs/>
+                <w:sz w:val="16"/>
+                <w:szCs w:val="16"/>
+                <w:bdr w:val="none" w:sz="0" w:space="0" w:color="auto" w:frame="1"/>
+                <w:shd w:val="clear" w:color="auto" w:fill="FFFFFF"/>
+                <w:lang w:val="ru-RU"/>
+              </w:rPr>
+              <w:t xml:space="preserve">Базарова </w:t>
+            </w:r>
+            <w:proofErr w:type="spellStart"/>
+            <w:r>
+              <w:rPr>
+                <w:rFonts w:ascii="Arial" w:hAnsi="Arial" w:cs="Arial"/>
+                <w:b/>
+                <w:bCs/>
+                <w:sz w:val="16"/>
+                <w:szCs w:val="16"/>
+                <w:bdr w:val="none" w:sz="0" w:space="0" w:color="auto" w:frame="1"/>
+                <w:shd w:val="clear" w:color="auto" w:fill="FFFFFF"/>
+                <w:lang w:val="ru-RU"/>
+              </w:rPr>
+              <w:t>Хандажап</w:t>
+            </w:r>
+            <w:proofErr w:type="spellEnd"/>
             <w:r>
               <w:rPr>
                 <w:rStyle w:val="Hyperlink"/>
@@ -917,39 +967,7 @@
                 <w:shd w:val="clear" w:color="auto" w:fill="FFFFFF"/>
                 <w:lang w:val="ru-RU"/>
               </w:rPr>
-              <w:t xml:space="preserve"> </w:t>
-            </w:r>
-            <w:r>
-              <w:rPr>
-                <w:rStyle w:val="Hyperlink"/>
-                <w:rFonts w:ascii="Arial" w:hAnsi="Arial" w:cs="Arial"/>
-                <w:b/>
-                <w:bCs/>
-                <w:color w:val="auto"/>
-                <w:sz w:val="16"/>
-                <w:szCs w:val="16"/>
-                <w:u w:val="none"/>
-                <w:bdr w:val="none" w:sz="0" w:space="0" w:color="auto" w:frame="1"/>
-                <w:shd w:val="clear" w:color="auto" w:fill="FFFFFF"/>
-                <w:lang w:val="ru-RU"/>
-              </w:rPr>
-              <w:t>37 лет</w:t>
-            </w:r>
-            <w:r>
-              <w:rPr>
-                <w:rStyle w:val="Hyperlink"/>
-                <w:rFonts w:ascii="Arial" w:hAnsi="Arial" w:cs="Arial"/>
-                <w:b/>
-                <w:bCs/>
-                <w:color w:val="auto"/>
-                <w:sz w:val="16"/>
-                <w:szCs w:val="16"/>
-                <w:u w:val="none"/>
-                <w:bdr w:val="none" w:sz="0" w:space="0" w:color="auto" w:frame="1"/>
-                <w:shd w:val="clear" w:color="auto" w:fill="FFFFFF"/>
-                <w:lang w:val="ru-RU"/>
-              </w:rPr>
-              <w:t xml:space="preserve"> </w:t>
+              <w:t xml:space="preserve"> 37 лет </w:t>
             </w:r>
           </w:p>
           <w:p>
@@ -972,26 +990,139 @@
                 <w:szCs w:val="16"/>
                 <w:lang w:val="ru-RU"/>
               </w:rPr>
-              <w:t>1900 г.р., м.р.: Забайкальская обл., Читинский уезд, с. Уронай, бурятка. БОЗ.прож.: Читинская обл., Шилкинский р-н, ст. Холбон, арестована 12.10.1937. Обвинение: по ст. 58-1а, 58-9, 58-11 УК РСФСР.Приговор: Тройкой УНКВД по Читинской обл., 01.12.1937</w:t>
-            </w:r>
-            <w:r>
-              <w:rPr>
-                <w:rFonts w:ascii="Arial" w:hAnsi="Arial" w:cs="Arial"/>
-                <w:sz w:val="16"/>
-                <w:szCs w:val="16"/>
-                <w:lang w:val="ru-RU"/>
-              </w:rPr>
-              <w:t xml:space="preserve"> – </w:t>
-            </w:r>
-            <w:r>
-              <w:rPr>
-                <w:rFonts w:ascii="Arial" w:hAnsi="Arial" w:cs="Arial"/>
-                <w:sz w:val="16"/>
-                <w:szCs w:val="16"/>
-                <w:lang w:val="ru-RU"/>
-              </w:rPr>
-              <w:t>ВМН. Расстреляна 01.01.1938. Реабилитация: военным трибуналом ЗабВО., 18.04.1958. Состав семьи: Незамужная</w:t>
-            </w:r>
+              <w:t xml:space="preserve">1900 г.р., </w:t>
+            </w:r>
+            <w:proofErr w:type="spellStart"/>
+            <w:r>
+              <w:rPr>
+                <w:rFonts w:ascii="Arial" w:hAnsi="Arial" w:cs="Arial"/>
+                <w:sz w:val="16"/>
+                <w:szCs w:val="16"/>
+                <w:lang w:val="ru-RU"/>
+              </w:rPr>
+              <w:t>м.р</w:t>
+            </w:r>
+            <w:proofErr w:type="spellEnd"/>
+            <w:r>
+              <w:rPr>
+                <w:rFonts w:ascii="Arial" w:hAnsi="Arial" w:cs="Arial"/>
+                <w:sz w:val="16"/>
+                <w:szCs w:val="16"/>
+                <w:lang w:val="ru-RU"/>
+              </w:rPr>
+              <w:t xml:space="preserve">.: Забайкальская обл., Читинский уезд, с. </w:t>
+            </w:r>
+            <w:proofErr w:type="spellStart"/>
+            <w:r>
+              <w:rPr>
+                <w:rFonts w:ascii="Arial" w:hAnsi="Arial" w:cs="Arial"/>
+                <w:sz w:val="16"/>
+                <w:szCs w:val="16"/>
+                <w:lang w:val="ru-RU"/>
+              </w:rPr>
+              <w:t>Уронай</w:t>
+            </w:r>
+            <w:proofErr w:type="spellEnd"/>
+            <w:r>
+              <w:rPr>
+                <w:rFonts w:ascii="Arial" w:hAnsi="Arial" w:cs="Arial"/>
+                <w:sz w:val="16"/>
+                <w:szCs w:val="16"/>
+                <w:lang w:val="ru-RU"/>
+              </w:rPr>
+              <w:t xml:space="preserve">, бурятка. </w:t>
+            </w:r>
+            <w:proofErr w:type="spellStart"/>
+            <w:r>
+              <w:rPr>
+                <w:rFonts w:ascii="Arial" w:hAnsi="Arial" w:cs="Arial"/>
+                <w:sz w:val="16"/>
+                <w:szCs w:val="16"/>
+                <w:lang w:val="ru-RU"/>
+              </w:rPr>
+              <w:t>БОЗ.прож</w:t>
+            </w:r>
+            <w:proofErr w:type="spellEnd"/>
+            <w:r>
+              <w:rPr>
+                <w:rFonts w:ascii="Arial" w:hAnsi="Arial" w:cs="Arial"/>
+                <w:sz w:val="16"/>
+                <w:szCs w:val="16"/>
+                <w:lang w:val="ru-RU"/>
+              </w:rPr>
+              <w:t xml:space="preserve">.: Читинская обл., Шилкинский р-н, ст. Холбон, арестована 12.10.1937. Обвинение: по ст. 58-1а, </w:t>
+            </w:r>
+            <w:proofErr w:type="gramStart"/>
+            <w:r>
+              <w:rPr>
+                <w:rFonts w:ascii="Arial" w:hAnsi="Arial" w:cs="Arial"/>
+                <w:sz w:val="16"/>
+                <w:szCs w:val="16"/>
+                <w:lang w:val="ru-RU"/>
+              </w:rPr>
+              <w:t>58-9</w:t>
+            </w:r>
+            <w:proofErr w:type="gramEnd"/>
+            <w:r>
+              <w:rPr>
+                <w:rFonts w:ascii="Arial" w:hAnsi="Arial" w:cs="Arial"/>
+                <w:sz w:val="16"/>
+                <w:szCs w:val="16"/>
+                <w:lang w:val="ru-RU"/>
+              </w:rPr>
+              <w:t xml:space="preserve">, </w:t>
+            </w:r>
+            <w:proofErr w:type="gramStart"/>
+            <w:r>
+              <w:rPr>
+                <w:rFonts w:ascii="Arial" w:hAnsi="Arial" w:cs="Arial"/>
+                <w:sz w:val="16"/>
+                <w:szCs w:val="16"/>
+                <w:lang w:val="ru-RU"/>
+              </w:rPr>
+              <w:t>58-11</w:t>
+            </w:r>
+            <w:proofErr w:type="gramEnd"/>
+            <w:r>
+              <w:rPr>
+                <w:rFonts w:ascii="Arial" w:hAnsi="Arial" w:cs="Arial"/>
+                <w:sz w:val="16"/>
+                <w:szCs w:val="16"/>
+                <w:lang w:val="ru-RU"/>
+              </w:rPr>
+              <w:t xml:space="preserve"> УК </w:t>
+            </w:r>
+            <w:proofErr w:type="spellStart"/>
+            <w:r>
+              <w:rPr>
+                <w:rFonts w:ascii="Arial" w:hAnsi="Arial" w:cs="Arial"/>
+                <w:sz w:val="16"/>
+                <w:szCs w:val="16"/>
+                <w:lang w:val="ru-RU"/>
+              </w:rPr>
+              <w:t>РСФСР.Приговор</w:t>
+            </w:r>
+            <w:proofErr w:type="spellEnd"/>
+            <w:r>
+              <w:rPr>
+                <w:rFonts w:ascii="Arial" w:hAnsi="Arial" w:cs="Arial"/>
+                <w:sz w:val="16"/>
+                <w:szCs w:val="16"/>
+                <w:lang w:val="ru-RU"/>
+              </w:rPr>
+              <w:t xml:space="preserve">: Тройкой УНКВД по Читинской обл., 01.12.1937 – ВМН. Расстреляна 01.01.1938. Реабилитация: военным трибуналом ЗабВО., 18.04.1958. Состав семьи: </w:t>
+            </w:r>
+            <w:proofErr w:type="spellStart"/>
+            <w:r>
+              <w:rPr>
+                <w:rFonts w:ascii="Arial" w:hAnsi="Arial" w:cs="Arial"/>
+                <w:sz w:val="16"/>
+                <w:szCs w:val="16"/>
+                <w:lang w:val="ru-RU"/>
+              </w:rPr>
+              <w:t>Незамужная</w:t>
+            </w:r>
+            <w:proofErr w:type="spellEnd"/>
           </w:p>
           <w:p>
             <w:pPr>
@@ -1015,40 +1146,7 @@
                 <w:szCs w:val="16"/>
                 <w:lang w:val="ru-RU"/>
               </w:rPr>
-              <w:t>Источник: Книга памяти Читинской обл.</w:t>
-            </w:r>
-            <w:r>
-              <w:rPr>
-                <w:rFonts w:ascii="Arial" w:hAnsi="Arial" w:cs="Arial"/>
-                <w:b/>
-                <w:bCs/>
-                <w:sz w:val="16"/>
-                <w:szCs w:val="16"/>
-                <w:lang w:val="ru-RU"/>
-              </w:rPr>
-              <w:t>,</w:t>
-            </w:r>
-            <w:r>
-              <w:rPr>
-                <w:rFonts w:ascii="Arial" w:hAnsi="Arial" w:cs="Arial"/>
-                <w:b/>
-                <w:bCs/>
-                <w:sz w:val="16"/>
-                <w:szCs w:val="16"/>
-                <w:lang w:val="ru-RU"/>
-              </w:rPr>
-              <w:t xml:space="preserve"> т.2</w:t>
-            </w:r>
-            <w:r>
-              <w:rPr>
-                <w:rFonts w:ascii="Arial" w:hAnsi="Arial" w:cs="Arial"/>
-                <w:b/>
-                <w:bCs/>
-                <w:sz w:val="16"/>
-                <w:szCs w:val="16"/>
-                <w:lang w:val="ru-RU"/>
-              </w:rPr>
-              <w:t>;</w:t>
+              <w:t>Источник: Книга памяти Читинской обл., т.2;</w:t>
             </w:r>
             <w:r>
               <w:rPr>
@@ -1059,7 +1157,7 @@
               </w:rPr>
               <w:t xml:space="preserve"> </w:t>
             </w:r>
-            <w:hyperlink r:id="rId9" w:history="1">
+            <w:hyperlink r:id="rId8" w:history="1">
               <w:r>
                 <w:rPr>
                   <w:rStyle w:val="Hyperlink"/>
@@ -1099,23 +1197,62 @@
                 <w:lang w:val="ru-RU"/>
               </w:rPr>
             </w:pPr>
-            <w:hyperlink r:id="rId10" w:history="1">
-              <w:r>
-                <w:rPr>
-                  <w:rStyle w:val="Hyperlink"/>
-                  <w:rFonts w:ascii="Arial" w:hAnsi="Arial" w:cs="Arial"/>
-                  <w:b/>
-                  <w:bCs/>
-                  <w:color w:val="auto"/>
-                  <w:sz w:val="16"/>
-                  <w:szCs w:val="16"/>
-                  <w:bdr w:val="none" w:sz="0" w:space="0" w:color="auto" w:frame="1"/>
-                  <w:shd w:val="clear" w:color="auto" w:fill="FFFFFF"/>
-                  <w:lang w:val="ru-RU"/>
-                </w:rPr>
-                <w:t>Банзарова Сыбжит Цыбыковна</w:t>
-              </w:r>
-            </w:hyperlink>
+            <w:r>
+              <w:rPr>
+                <w:rFonts w:ascii="Arial" w:hAnsi="Arial" w:cs="Arial"/>
+                <w:b/>
+                <w:bCs/>
+                <w:sz w:val="16"/>
+                <w:szCs w:val="16"/>
+                <w:bdr w:val="none" w:sz="0" w:space="0" w:color="auto" w:frame="1"/>
+                <w:shd w:val="clear" w:color="auto" w:fill="FFFFFF"/>
+                <w:lang w:val="ru-RU"/>
+              </w:rPr>
+              <w:t xml:space="preserve">Банзарова </w:t>
+            </w:r>
+            <w:proofErr w:type="spellStart"/>
+            <w:r>
+              <w:rPr>
+                <w:rFonts w:ascii="Arial" w:hAnsi="Arial" w:cs="Arial"/>
+                <w:b/>
+                <w:bCs/>
+                <w:sz w:val="16"/>
+                <w:szCs w:val="16"/>
+                <w:bdr w:val="none" w:sz="0" w:space="0" w:color="auto" w:frame="1"/>
+                <w:shd w:val="clear" w:color="auto" w:fill="FFFFFF"/>
+                <w:lang w:val="ru-RU"/>
+              </w:rPr>
+              <w:t>Сыбжит</w:t>
+            </w:r>
+            <w:proofErr w:type="spellEnd"/>
+            <w:r>
+              <w:rPr>
+                <w:rFonts w:ascii="Arial" w:hAnsi="Arial" w:cs="Arial"/>
+                <w:b/>
+                <w:bCs/>
+                <w:sz w:val="16"/>
+                <w:szCs w:val="16"/>
+                <w:bdr w:val="none" w:sz="0" w:space="0" w:color="auto" w:frame="1"/>
+                <w:shd w:val="clear" w:color="auto" w:fill="FFFFFF"/>
+                <w:lang w:val="ru-RU"/>
+              </w:rPr>
+              <w:t xml:space="preserve"> </w:t>
+            </w:r>
+            <w:proofErr w:type="spellStart"/>
+            <w:r>
+              <w:rPr>
+                <w:rFonts w:ascii="Arial" w:hAnsi="Arial" w:cs="Arial"/>
+                <w:b/>
+                <w:bCs/>
+                <w:sz w:val="16"/>
+                <w:szCs w:val="16"/>
+                <w:bdr w:val="none" w:sz="0" w:space="0" w:color="auto" w:frame="1"/>
+                <w:shd w:val="clear" w:color="auto" w:fill="FFFFFF"/>
+                <w:lang w:val="ru-RU"/>
+              </w:rPr>
+              <w:t>Цыбыковна</w:t>
+            </w:r>
+            <w:proofErr w:type="spellEnd"/>
             <w:r>
               <w:rPr>
                 <w:rStyle w:val="Hyperlink"/>
@@ -1130,39 +1267,7 @@
                 <w:shd w:val="clear" w:color="auto" w:fill="FFFFFF"/>
                 <w:lang w:val="ru-RU"/>
               </w:rPr>
-              <w:t xml:space="preserve"> </w:t>
-            </w:r>
-            <w:r>
-              <w:rPr>
-                <w:rStyle w:val="Hyperlink"/>
-                <w:rFonts w:ascii="Arial" w:hAnsi="Arial" w:cs="Arial"/>
-                <w:b/>
-                <w:bCs/>
-                <w:color w:val="auto"/>
-                <w:sz w:val="16"/>
-                <w:szCs w:val="16"/>
-                <w:u w:val="none"/>
-                <w:bdr w:val="none" w:sz="0" w:space="0" w:color="auto" w:frame="1"/>
-                <w:shd w:val="clear" w:color="auto" w:fill="FFFFFF"/>
-                <w:lang w:val="ru-RU"/>
-              </w:rPr>
-              <w:t>66 лет</w:t>
-            </w:r>
-            <w:r>
-              <w:rPr>
-                <w:rStyle w:val="Hyperlink"/>
-                <w:rFonts w:ascii="Arial" w:hAnsi="Arial" w:cs="Arial"/>
-                <w:b/>
-                <w:bCs/>
-                <w:color w:val="auto"/>
-                <w:sz w:val="16"/>
-                <w:szCs w:val="16"/>
-                <w:u w:val="none"/>
-                <w:bdr w:val="none" w:sz="0" w:space="0" w:color="auto" w:frame="1"/>
-                <w:shd w:val="clear" w:color="auto" w:fill="FFFFFF"/>
-                <w:lang w:val="ru-RU"/>
-              </w:rPr>
-              <w:t xml:space="preserve"> </w:t>
+              <w:t xml:space="preserve"> 66 лет </w:t>
             </w:r>
           </w:p>
           <w:p>
@@ -1185,79 +1290,287 @@
                 <w:szCs w:val="16"/>
                 <w:lang w:val="ru-RU"/>
               </w:rPr>
-              <w:t>1872 г.р., м.р.: Забайкальская обл., Верхнеудинский уезд, с. Бурсомон, бурятка, домохозяйка, прож.: Читинская обл., Красночикойский р-н, с. Бурсомон, арестована 14.01.1938. Обвинение: по ст. 58-1а, 58-7, 58-10, 58-11 УК РСФСР. Приговор: Тройкой УНКВД по Читинской обл., 13.02.1938</w:t>
-            </w:r>
-            <w:r>
-              <w:rPr>
-                <w:rFonts w:ascii="Arial" w:hAnsi="Arial" w:cs="Arial"/>
-                <w:sz w:val="16"/>
-                <w:szCs w:val="16"/>
-                <w:lang w:val="ru-RU"/>
-              </w:rPr>
-              <w:t xml:space="preserve"> – </w:t>
-            </w:r>
-            <w:r>
-              <w:rPr>
-                <w:rFonts w:ascii="Arial" w:hAnsi="Arial" w:cs="Arial"/>
-                <w:sz w:val="16"/>
-                <w:szCs w:val="16"/>
-                <w:lang w:val="ru-RU"/>
-              </w:rPr>
-              <w:t>ВМН. Расстреляна 11.03.1938. Реабилитация: военным трибуналом ЗабВО., 31.12.1957. Состав семьи: Вдова, дети: Банзаров Доржой</w:t>
-            </w:r>
-            <w:r>
-              <w:rPr>
-                <w:rFonts w:ascii="Arial" w:hAnsi="Arial" w:cs="Arial"/>
-                <w:sz w:val="16"/>
-                <w:szCs w:val="16"/>
-                <w:lang w:val="ru-RU"/>
-              </w:rPr>
-              <w:t xml:space="preserve"> – </w:t>
-            </w:r>
-            <w:r>
-              <w:rPr>
-                <w:rFonts w:ascii="Arial" w:hAnsi="Arial" w:cs="Arial"/>
-                <w:sz w:val="16"/>
-                <w:szCs w:val="16"/>
-                <w:lang w:val="ru-RU"/>
-              </w:rPr>
-              <w:t>1889, Батухай</w:t>
-            </w:r>
-            <w:r>
-              <w:rPr>
-                <w:rFonts w:ascii="Arial" w:hAnsi="Arial" w:cs="Arial"/>
-                <w:sz w:val="16"/>
-                <w:szCs w:val="16"/>
-                <w:lang w:val="ru-RU"/>
-              </w:rPr>
-              <w:t xml:space="preserve"> – </w:t>
-            </w:r>
-            <w:r>
-              <w:rPr>
-                <w:rFonts w:ascii="Arial" w:hAnsi="Arial" w:cs="Arial"/>
-                <w:sz w:val="16"/>
-                <w:szCs w:val="16"/>
-                <w:lang w:val="ru-RU"/>
-              </w:rPr>
-              <w:t>1911, Арага, Долма</w:t>
-            </w:r>
-            <w:r>
-              <w:rPr>
-                <w:rFonts w:ascii="Arial" w:hAnsi="Arial" w:cs="Arial"/>
-                <w:sz w:val="16"/>
-                <w:szCs w:val="16"/>
-                <w:lang w:val="ru-RU"/>
-              </w:rPr>
-              <w:t xml:space="preserve"> – </w:t>
-            </w:r>
-            <w:r>
-              <w:rPr>
-                <w:rFonts w:ascii="Arial" w:hAnsi="Arial" w:cs="Arial"/>
-                <w:sz w:val="16"/>
-                <w:szCs w:val="16"/>
-                <w:lang w:val="ru-RU"/>
-              </w:rPr>
-              <w:t>40.</w:t>
+              <w:t xml:space="preserve">1872 г.р., </w:t>
+            </w:r>
+            <w:proofErr w:type="spellStart"/>
+            <w:r>
+              <w:rPr>
+                <w:rFonts w:ascii="Arial" w:hAnsi="Arial" w:cs="Arial"/>
+                <w:sz w:val="16"/>
+                <w:szCs w:val="16"/>
+                <w:lang w:val="ru-RU"/>
+              </w:rPr>
+              <w:t>м.р</w:t>
+            </w:r>
+            <w:proofErr w:type="spellEnd"/>
+            <w:r>
+              <w:rPr>
+                <w:rFonts w:ascii="Arial" w:hAnsi="Arial" w:cs="Arial"/>
+                <w:sz w:val="16"/>
+                <w:szCs w:val="16"/>
+                <w:lang w:val="ru-RU"/>
+              </w:rPr>
+              <w:t xml:space="preserve">.: Забайкальская обл., </w:t>
+            </w:r>
+            <w:proofErr w:type="spellStart"/>
+            <w:r>
+              <w:rPr>
+                <w:rFonts w:ascii="Arial" w:hAnsi="Arial" w:cs="Arial"/>
+                <w:sz w:val="16"/>
+                <w:szCs w:val="16"/>
+                <w:lang w:val="ru-RU"/>
+              </w:rPr>
+              <w:t>Верхнеудинский</w:t>
+            </w:r>
+            <w:proofErr w:type="spellEnd"/>
+            <w:r>
+              <w:rPr>
+                <w:rFonts w:ascii="Arial" w:hAnsi="Arial" w:cs="Arial"/>
+                <w:sz w:val="16"/>
+                <w:szCs w:val="16"/>
+                <w:lang w:val="ru-RU"/>
+              </w:rPr>
+              <w:t xml:space="preserve"> уезд, с. </w:t>
+            </w:r>
+            <w:proofErr w:type="spellStart"/>
+            <w:r>
+              <w:rPr>
+                <w:rFonts w:ascii="Arial" w:hAnsi="Arial" w:cs="Arial"/>
+                <w:sz w:val="16"/>
+                <w:szCs w:val="16"/>
+                <w:lang w:val="ru-RU"/>
+              </w:rPr>
+              <w:t>Бурсомон</w:t>
+            </w:r>
+            <w:proofErr w:type="spellEnd"/>
+            <w:r>
+              <w:rPr>
+                <w:rFonts w:ascii="Arial" w:hAnsi="Arial" w:cs="Arial"/>
+                <w:sz w:val="16"/>
+                <w:szCs w:val="16"/>
+                <w:lang w:val="ru-RU"/>
+              </w:rPr>
+              <w:t xml:space="preserve">, бурятка, домохозяйка, </w:t>
+            </w:r>
+            <w:proofErr w:type="spellStart"/>
+            <w:r>
+              <w:rPr>
+                <w:rFonts w:ascii="Arial" w:hAnsi="Arial" w:cs="Arial"/>
+                <w:sz w:val="16"/>
+                <w:szCs w:val="16"/>
+                <w:lang w:val="ru-RU"/>
+              </w:rPr>
+              <w:t>прож</w:t>
+            </w:r>
+            <w:proofErr w:type="spellEnd"/>
+            <w:r>
+              <w:rPr>
+                <w:rFonts w:ascii="Arial" w:hAnsi="Arial" w:cs="Arial"/>
+                <w:sz w:val="16"/>
+                <w:szCs w:val="16"/>
+                <w:lang w:val="ru-RU"/>
+              </w:rPr>
+              <w:t xml:space="preserve">.: Читинская обл., Красночикойский р-н, с. </w:t>
+            </w:r>
+            <w:proofErr w:type="spellStart"/>
+            <w:r>
+              <w:rPr>
+                <w:rFonts w:ascii="Arial" w:hAnsi="Arial" w:cs="Arial"/>
+                <w:sz w:val="16"/>
+                <w:szCs w:val="16"/>
+                <w:lang w:val="ru-RU"/>
+              </w:rPr>
+              <w:t>Бурсомон</w:t>
+            </w:r>
+            <w:proofErr w:type="spellEnd"/>
+            <w:r>
+              <w:rPr>
+                <w:rFonts w:ascii="Arial" w:hAnsi="Arial" w:cs="Arial"/>
+                <w:sz w:val="16"/>
+                <w:szCs w:val="16"/>
+                <w:lang w:val="ru-RU"/>
+              </w:rPr>
+              <w:t xml:space="preserve">, арестована 14.01.1938. Обвинение: по ст. 58-1а, </w:t>
+            </w:r>
+            <w:proofErr w:type="gramStart"/>
+            <w:r>
+              <w:rPr>
+                <w:rFonts w:ascii="Arial" w:hAnsi="Arial" w:cs="Arial"/>
+                <w:sz w:val="16"/>
+                <w:szCs w:val="16"/>
+                <w:lang w:val="ru-RU"/>
+              </w:rPr>
+              <w:t>58-7</w:t>
+            </w:r>
+            <w:proofErr w:type="gramEnd"/>
+            <w:r>
+              <w:rPr>
+                <w:rFonts w:ascii="Arial" w:hAnsi="Arial" w:cs="Arial"/>
+                <w:sz w:val="16"/>
+                <w:szCs w:val="16"/>
+                <w:lang w:val="ru-RU"/>
+              </w:rPr>
+              <w:t xml:space="preserve">, </w:t>
+            </w:r>
+            <w:proofErr w:type="gramStart"/>
+            <w:r>
+              <w:rPr>
+                <w:rFonts w:ascii="Arial" w:hAnsi="Arial" w:cs="Arial"/>
+                <w:sz w:val="16"/>
+                <w:szCs w:val="16"/>
+                <w:lang w:val="ru-RU"/>
+              </w:rPr>
+              <w:t>58-10</w:t>
+            </w:r>
+            <w:proofErr w:type="gramEnd"/>
+            <w:r>
+              <w:rPr>
+                <w:rFonts w:ascii="Arial" w:hAnsi="Arial" w:cs="Arial"/>
+                <w:sz w:val="16"/>
+                <w:szCs w:val="16"/>
+                <w:lang w:val="ru-RU"/>
+              </w:rPr>
+              <w:t xml:space="preserve">, </w:t>
+            </w:r>
+            <w:proofErr w:type="gramStart"/>
+            <w:r>
+              <w:rPr>
+                <w:rFonts w:ascii="Arial" w:hAnsi="Arial" w:cs="Arial"/>
+                <w:sz w:val="16"/>
+                <w:szCs w:val="16"/>
+                <w:lang w:val="ru-RU"/>
+              </w:rPr>
+              <w:t>58-11</w:t>
+            </w:r>
+            <w:proofErr w:type="gramEnd"/>
+            <w:r>
+              <w:rPr>
+                <w:rFonts w:ascii="Arial" w:hAnsi="Arial" w:cs="Arial"/>
+                <w:sz w:val="16"/>
+                <w:szCs w:val="16"/>
+                <w:lang w:val="ru-RU"/>
+              </w:rPr>
+              <w:t xml:space="preserve"> УК РСФСР. Приговор: Тройкой УНКВД по Читинской обл., 13.02.1938 </w:t>
+            </w:r>
+            <w:r>
+              <w:rPr>
+                <w:rFonts w:ascii="Arial" w:hAnsi="Arial" w:cs="Arial"/>
+                <w:sz w:val="16"/>
+                <w:szCs w:val="16"/>
+                <w:lang w:val="ru-RU"/>
+              </w:rPr>
+              <w:lastRenderedPageBreak/>
+              <w:t xml:space="preserve">– ВМН. Расстреляна 11.03.1938. Реабилитация: военным трибуналом ЗабВО., 31.12.1957. (одновременно расстреляны двое ее сыновей:  </w:t>
+            </w:r>
+            <w:hyperlink r:id="rId9" w:history="1">
+              <w:r>
+                <w:rPr>
+                  <w:rStyle w:val="Hyperlink"/>
+                  <w:rFonts w:ascii="Arial" w:hAnsi="Arial" w:cs="Arial"/>
+                  <w:sz w:val="16"/>
+                  <w:szCs w:val="16"/>
+                  <w:lang w:val="ru-RU"/>
+                </w:rPr>
+                <w:t xml:space="preserve">Банзаров </w:t>
+              </w:r>
+              <w:proofErr w:type="spellStart"/>
+              <w:r>
+                <w:rPr>
+                  <w:rStyle w:val="Hyperlink"/>
+                  <w:rFonts w:ascii="Arial" w:hAnsi="Arial" w:cs="Arial"/>
+                  <w:sz w:val="16"/>
+                  <w:szCs w:val="16"/>
+                  <w:lang w:val="ru-RU"/>
+                </w:rPr>
+                <w:t>Доржей</w:t>
+              </w:r>
+              <w:proofErr w:type="spellEnd"/>
+              <w:r>
+                <w:rPr>
+                  <w:rStyle w:val="Hyperlink"/>
+                  <w:rFonts w:ascii="Arial" w:hAnsi="Arial" w:cs="Arial"/>
+                  <w:sz w:val="16"/>
+                  <w:szCs w:val="16"/>
+                  <w:lang w:val="ru-RU"/>
+                </w:rPr>
+                <w:t xml:space="preserve"> </w:t>
+              </w:r>
+              <w:proofErr w:type="spellStart"/>
+              <w:r>
+                <w:rPr>
+                  <w:rStyle w:val="Hyperlink"/>
+                  <w:rFonts w:ascii="Arial" w:hAnsi="Arial" w:cs="Arial"/>
+                  <w:sz w:val="16"/>
+                  <w:szCs w:val="16"/>
+                  <w:lang w:val="ru-RU"/>
+                </w:rPr>
+                <w:t>Лубсанович</w:t>
+              </w:r>
+              <w:proofErr w:type="spellEnd"/>
+            </w:hyperlink>
+            <w:r>
+              <w:rPr>
+                <w:rFonts w:ascii="Arial" w:hAnsi="Arial" w:cs="Arial"/>
+                <w:sz w:val="16"/>
+                <w:szCs w:val="16"/>
+                <w:lang w:val="ru-RU"/>
+              </w:rPr>
+              <w:t xml:space="preserve"> 1889 г.р., и  </w:t>
+            </w:r>
+            <w:hyperlink r:id="rId10" w:history="1">
+              <w:r>
+                <w:rPr>
+                  <w:rStyle w:val="Hyperlink"/>
+                  <w:rFonts w:ascii="Arial" w:hAnsi="Arial" w:cs="Arial"/>
+                  <w:sz w:val="16"/>
+                  <w:szCs w:val="16"/>
+                  <w:lang w:val="ru-RU"/>
+                </w:rPr>
+                <w:t xml:space="preserve">Банзаров </w:t>
+              </w:r>
+              <w:proofErr w:type="spellStart"/>
+              <w:r>
+                <w:rPr>
+                  <w:rStyle w:val="Hyperlink"/>
+                  <w:rFonts w:ascii="Arial" w:hAnsi="Arial" w:cs="Arial"/>
+                  <w:sz w:val="16"/>
+                  <w:szCs w:val="16"/>
+                  <w:lang w:val="ru-RU"/>
+                </w:rPr>
+                <w:t>Батухай</w:t>
+              </w:r>
+              <w:proofErr w:type="spellEnd"/>
+              <w:r>
+                <w:rPr>
+                  <w:rStyle w:val="Hyperlink"/>
+                  <w:rFonts w:ascii="Arial" w:hAnsi="Arial" w:cs="Arial"/>
+                  <w:sz w:val="16"/>
+                  <w:szCs w:val="16"/>
+                  <w:lang w:val="ru-RU"/>
+                </w:rPr>
+                <w:t xml:space="preserve"> </w:t>
+              </w:r>
+              <w:proofErr w:type="spellStart"/>
+              <w:r>
+                <w:rPr>
+                  <w:rStyle w:val="Hyperlink"/>
+                  <w:rFonts w:ascii="Arial" w:hAnsi="Arial" w:cs="Arial"/>
+                  <w:sz w:val="16"/>
+                  <w:szCs w:val="16"/>
+                  <w:lang w:val="ru-RU"/>
+                </w:rPr>
+                <w:t>Садоевич</w:t>
+              </w:r>
+              <w:proofErr w:type="spellEnd"/>
+            </w:hyperlink>
+            <w:r>
+              <w:rPr>
+                <w:rFonts w:ascii="Arial" w:hAnsi="Arial" w:cs="Arial"/>
+                <w:sz w:val="16"/>
+                <w:szCs w:val="16"/>
+                <w:lang w:val="ru-RU"/>
+              </w:rPr>
+              <w:t xml:space="preserve"> 1911 г.р.) </w:t>
             </w:r>
           </w:p>
           <w:p>
@@ -1282,40 +1595,7 @@
                 <w:szCs w:val="16"/>
                 <w:lang w:val="ru-RU"/>
               </w:rPr>
-              <w:t>Источник: Книга памяти Читинской обл.</w:t>
-            </w:r>
-            <w:r>
-              <w:rPr>
-                <w:rFonts w:ascii="Arial" w:hAnsi="Arial" w:cs="Arial"/>
-                <w:b/>
-                <w:bCs/>
-                <w:sz w:val="16"/>
-                <w:szCs w:val="16"/>
-                <w:lang w:val="ru-RU"/>
-              </w:rPr>
-              <w:t>,</w:t>
-            </w:r>
-            <w:r>
-              <w:rPr>
-                <w:rFonts w:ascii="Arial" w:hAnsi="Arial" w:cs="Arial"/>
-                <w:b/>
-                <w:bCs/>
-                <w:sz w:val="16"/>
-                <w:szCs w:val="16"/>
-                <w:lang w:val="ru-RU"/>
-              </w:rPr>
-              <w:t xml:space="preserve"> т.2</w:t>
-            </w:r>
-            <w:r>
-              <w:rPr>
-                <w:rFonts w:ascii="Arial" w:hAnsi="Arial" w:cs="Arial"/>
-                <w:b/>
-                <w:bCs/>
-                <w:sz w:val="16"/>
-                <w:szCs w:val="16"/>
-                <w:lang w:val="ru-RU"/>
-              </w:rPr>
-              <w:t>;</w:t>
+              <w:t>Источник: Книга памяти Читинской обл., т.2;</w:t>
             </w:r>
             <w:r>
               <w:rPr>
@@ -1368,6 +1648,7 @@
                 <w:lang w:val="ru-RU"/>
               </w:rPr>
             </w:pPr>
+            <w:proofErr w:type="spellStart"/>
             <w:r>
               <w:rPr>
                 <w:rFonts w:ascii="Arial" w:hAnsi="Arial" w:cs="Arial"/>
@@ -1377,8 +1658,10 @@
                 <w:szCs w:val="16"/>
                 <w:lang w:val="ru-RU"/>
               </w:rPr>
-              <w:t>Галсанова Долгор Жалсановна</w:t>
-            </w:r>
+              <w:lastRenderedPageBreak/>
+              <w:t>Галсанова</w:t>
+            </w:r>
+            <w:proofErr w:type="spellEnd"/>
             <w:r>
               <w:rPr>
                 <w:rFonts w:ascii="Arial" w:hAnsi="Arial" w:cs="Arial"/>
@@ -1390,6 +1673,7 @@
               </w:rPr>
               <w:t xml:space="preserve"> </w:t>
             </w:r>
+            <w:proofErr w:type="spellStart"/>
             <w:r>
               <w:rPr>
                 <w:rFonts w:ascii="Arial" w:hAnsi="Arial" w:cs="Arial"/>
@@ -1399,8 +1683,9 @@
                 <w:szCs w:val="16"/>
                 <w:lang w:val="ru-RU"/>
               </w:rPr>
-              <w:t>48 лет</w:t>
-            </w:r>
+              <w:t>Долгор</w:t>
+            </w:r>
+            <w:proofErr w:type="spellEnd"/>
             <w:r>
               <w:rPr>
                 <w:rFonts w:ascii="Arial" w:hAnsi="Arial" w:cs="Arial"/>
@@ -1411,6 +1696,30 @@
                 <w:lang w:val="ru-RU"/>
               </w:rPr>
               <w:t xml:space="preserve"> </w:t>
+            </w:r>
+            <w:proofErr w:type="spellStart"/>
+            <w:r>
+              <w:rPr>
+                <w:rFonts w:ascii="Arial" w:hAnsi="Arial" w:cs="Arial"/>
+                <w:b/>
+                <w:bCs/>
+                <w:sz w:val="16"/>
+                <w:szCs w:val="16"/>
+                <w:lang w:val="ru-RU"/>
+              </w:rPr>
+              <w:t>Жалсановна</w:t>
+            </w:r>
+            <w:proofErr w:type="spellEnd"/>
+            <w:r>
+              <w:rPr>
+                <w:rFonts w:ascii="Arial" w:hAnsi="Arial" w:cs="Arial"/>
+                <w:b/>
+                <w:bCs/>
+                <w:sz w:val="16"/>
+                <w:szCs w:val="16"/>
+                <w:lang w:val="ru-RU"/>
+              </w:rPr>
+              <w:t xml:space="preserve"> 48 лет </w:t>
             </w:r>
           </w:p>
           <w:p>
@@ -1430,26 +1739,67 @@
                 <w:szCs w:val="16"/>
                 <w:lang w:val="ru-RU"/>
               </w:rPr>
-              <w:lastRenderedPageBreak/>
-              <w:t>1889 г.р., м.р.: БМАССР, Тункинский район, Шарза, прож.: там же,</w:t>
-            </w:r>
-            <w:r>
-              <w:rPr>
-                <w:rFonts w:ascii="Arial" w:hAnsi="Arial" w:cs="Arial"/>
-                <w:sz w:val="16"/>
-                <w:szCs w:val="16"/>
-                <w:lang w:val="ru-RU"/>
-              </w:rPr>
-              <w:t xml:space="preserve"> </w:t>
-            </w:r>
-            <w:r>
-              <w:rPr>
-                <w:rFonts w:ascii="Arial" w:hAnsi="Arial" w:cs="Arial"/>
-                <w:sz w:val="16"/>
-                <w:szCs w:val="16"/>
-                <w:lang w:val="ru-RU"/>
-              </w:rPr>
-              <w:t>бурятка, образование: малограмотная, арестована: 29 сентября 1937 г.</w:t>
+              <w:t xml:space="preserve">1889 г.р., </w:t>
+            </w:r>
+            <w:proofErr w:type="spellStart"/>
+            <w:r>
+              <w:rPr>
+                <w:rFonts w:ascii="Arial" w:hAnsi="Arial" w:cs="Arial"/>
+                <w:sz w:val="16"/>
+                <w:szCs w:val="16"/>
+                <w:lang w:val="ru-RU"/>
+              </w:rPr>
+              <w:t>м.р</w:t>
+            </w:r>
+            <w:proofErr w:type="spellEnd"/>
+            <w:r>
+              <w:rPr>
+                <w:rFonts w:ascii="Arial" w:hAnsi="Arial" w:cs="Arial"/>
+                <w:sz w:val="16"/>
+                <w:szCs w:val="16"/>
+                <w:lang w:val="ru-RU"/>
+              </w:rPr>
+              <w:t xml:space="preserve">.: БМАССР, Тункинский район, </w:t>
+            </w:r>
+            <w:proofErr w:type="spellStart"/>
+            <w:r>
+              <w:rPr>
+                <w:rFonts w:ascii="Arial" w:hAnsi="Arial" w:cs="Arial"/>
+                <w:sz w:val="16"/>
+                <w:szCs w:val="16"/>
+                <w:lang w:val="ru-RU"/>
+              </w:rPr>
+              <w:t>Шарза</w:t>
+            </w:r>
+            <w:proofErr w:type="spellEnd"/>
+            <w:r>
+              <w:rPr>
+                <w:rFonts w:ascii="Arial" w:hAnsi="Arial" w:cs="Arial"/>
+                <w:sz w:val="16"/>
+                <w:szCs w:val="16"/>
+                <w:lang w:val="ru-RU"/>
+              </w:rPr>
+              <w:t xml:space="preserve">, </w:t>
+            </w:r>
+            <w:proofErr w:type="spellStart"/>
+            <w:r>
+              <w:rPr>
+                <w:rFonts w:ascii="Arial" w:hAnsi="Arial" w:cs="Arial"/>
+                <w:sz w:val="16"/>
+                <w:szCs w:val="16"/>
+                <w:lang w:val="ru-RU"/>
+              </w:rPr>
+              <w:t>прож</w:t>
+            </w:r>
+            <w:proofErr w:type="spellEnd"/>
+            <w:r>
+              <w:rPr>
+                <w:rFonts w:ascii="Arial" w:hAnsi="Arial" w:cs="Arial"/>
+                <w:sz w:val="16"/>
+                <w:szCs w:val="16"/>
+                <w:lang w:val="ru-RU"/>
+              </w:rPr>
+              <w:t>.: там же, бурятка, образование: малограмотная, арестована: 29 сентября 1937 г.</w:t>
             </w:r>
           </w:p>
           <w:p>
@@ -1469,7 +1819,47 @@
                 <w:szCs w:val="16"/>
                 <w:lang w:val="ru-RU"/>
               </w:rPr>
-              <w:t>Обвинение: 58-10, 58-11. Осуждение: 7 декабря 1937 г. Осудивший орган: Тройкой НКВД. Приговор: ВМН. Дата реабилитации: 30 июня 1992 г.</w:t>
+              <w:t xml:space="preserve">Обвинение: </w:t>
+            </w:r>
+            <w:proofErr w:type="gramStart"/>
+            <w:r>
+              <w:rPr>
+                <w:rFonts w:ascii="Arial" w:hAnsi="Arial" w:cs="Arial"/>
+                <w:sz w:val="16"/>
+                <w:szCs w:val="16"/>
+                <w:lang w:val="ru-RU"/>
+              </w:rPr>
+              <w:t>58-10</w:t>
+            </w:r>
+            <w:proofErr w:type="gramEnd"/>
+            <w:r>
+              <w:rPr>
+                <w:rFonts w:ascii="Arial" w:hAnsi="Arial" w:cs="Arial"/>
+                <w:sz w:val="16"/>
+                <w:szCs w:val="16"/>
+                <w:lang w:val="ru-RU"/>
+              </w:rPr>
+              <w:t xml:space="preserve">, </w:t>
+            </w:r>
+            <w:proofErr w:type="gramStart"/>
+            <w:r>
+              <w:rPr>
+                <w:rFonts w:ascii="Arial" w:hAnsi="Arial" w:cs="Arial"/>
+                <w:sz w:val="16"/>
+                <w:szCs w:val="16"/>
+                <w:lang w:val="ru-RU"/>
+              </w:rPr>
+              <w:t>58-11</w:t>
+            </w:r>
+            <w:proofErr w:type="gramEnd"/>
+            <w:r>
+              <w:rPr>
+                <w:rFonts w:ascii="Arial" w:hAnsi="Arial" w:cs="Arial"/>
+                <w:sz w:val="16"/>
+                <w:szCs w:val="16"/>
+                <w:lang w:val="ru-RU"/>
+              </w:rPr>
+              <w:t>. Осуждение: 7 декабря 1937 г. Осудивший орган: Тройкой НКВД. Приговор: ВМН. Дата реабилитации: 30 июня 1992 г.</w:t>
             </w:r>
           </w:p>
           <w:p>
@@ -1543,67 +1933,7 @@
                 <w:shd w:val="clear" w:color="auto" w:fill="FFFFFF"/>
                 <w:lang w:val="ru-RU"/>
               </w:rPr>
-              <w:t>БД "Жертвы политического террора в СССР";</w:t>
-            </w:r>
-            <w:r>
-              <w:rPr>
-                <w:rFonts w:ascii="Arial" w:hAnsi="Arial" w:cs="Arial"/>
-                <w:b/>
-                <w:bCs/>
-                <w:sz w:val="16"/>
-                <w:szCs w:val="16"/>
-                <w:shd w:val="clear" w:color="auto" w:fill="FFFFFF"/>
-                <w:lang w:val="ru-RU"/>
-              </w:rPr>
-              <w:t xml:space="preserve"> </w:t>
-            </w:r>
-            <w:r>
-              <w:rPr>
-                <w:rFonts w:ascii="Arial" w:hAnsi="Arial" w:cs="Arial"/>
-                <w:b/>
-                <w:bCs/>
-                <w:sz w:val="16"/>
-                <w:szCs w:val="16"/>
-                <w:shd w:val="clear" w:color="auto" w:fill="FFFFFF"/>
-                <w:lang w:val="ru-RU"/>
-              </w:rPr>
-              <w:t>т.</w:t>
-            </w:r>
-            <w:r>
-              <w:rPr>
-                <w:rFonts w:ascii="Arial" w:hAnsi="Arial" w:cs="Arial"/>
-                <w:b/>
-                <w:bCs/>
-                <w:sz w:val="16"/>
-                <w:szCs w:val="16"/>
-                <w:shd w:val="clear" w:color="auto" w:fill="FFFFFF"/>
-                <w:lang w:val="ru-RU"/>
-              </w:rPr>
-              <w:t xml:space="preserve"> </w:t>
-            </w:r>
-            <w:r>
-              <w:rPr>
-                <w:rFonts w:ascii="Arial" w:hAnsi="Arial" w:cs="Arial"/>
-                <w:b/>
-                <w:bCs/>
-                <w:sz w:val="16"/>
-                <w:szCs w:val="16"/>
-                <w:shd w:val="clear" w:color="auto" w:fill="FFFFFF"/>
-                <w:lang w:val="ru-RU"/>
-              </w:rPr>
-              <w:t>2, Книга памяти Бурятии;</w:t>
-            </w:r>
-            <w:r>
-              <w:rPr>
-                <w:rFonts w:ascii="Arial" w:hAnsi="Arial" w:cs="Arial"/>
-                <w:b/>
-                <w:bCs/>
-                <w:sz w:val="16"/>
-                <w:szCs w:val="16"/>
-                <w:shd w:val="clear" w:color="auto" w:fill="FFFFFF"/>
-                <w:lang w:val="ru-RU"/>
-              </w:rPr>
-              <w:t xml:space="preserve"> </w:t>
+              <w:t xml:space="preserve">БД "Жертвы политического террора в СССР"; т. 2, Книга памяти Бурятии; </w:t>
             </w:r>
             <w:hyperlink r:id="rId12" w:history="1">
               <w:r>
@@ -1647,23 +1977,49 @@
                 <w:lang w:val="ru-RU"/>
               </w:rPr>
             </w:pPr>
-            <w:hyperlink r:id="rId13" w:history="1">
-              <w:r>
-                <w:rPr>
-                  <w:rStyle w:val="Hyperlink"/>
-                  <w:rFonts w:ascii="Arial" w:hAnsi="Arial" w:cs="Arial"/>
-                  <w:b/>
-                  <w:bCs/>
-                  <w:color w:val="auto"/>
-                  <w:sz w:val="16"/>
-                  <w:szCs w:val="16"/>
-                  <w:bdr w:val="none" w:sz="0" w:space="0" w:color="auto" w:frame="1"/>
-                  <w:shd w:val="clear" w:color="auto" w:fill="FFFFFF"/>
-                  <w:lang w:val="ru-RU"/>
-                </w:rPr>
-                <w:t>Диятова Улбай</w:t>
-              </w:r>
-            </w:hyperlink>
+            <w:proofErr w:type="spellStart"/>
+            <w:r>
+              <w:rPr>
+                <w:rFonts w:ascii="Arial" w:hAnsi="Arial" w:cs="Arial"/>
+                <w:b/>
+                <w:bCs/>
+                <w:sz w:val="16"/>
+                <w:szCs w:val="16"/>
+                <w:bdr w:val="none" w:sz="0" w:space="0" w:color="auto" w:frame="1"/>
+                <w:shd w:val="clear" w:color="auto" w:fill="FFFFFF"/>
+                <w:lang w:val="ru-RU"/>
+              </w:rPr>
+              <w:t>Диятова</w:t>
+            </w:r>
+            <w:proofErr w:type="spellEnd"/>
+            <w:r>
+              <w:rPr>
+                <w:rFonts w:ascii="Arial" w:hAnsi="Arial" w:cs="Arial"/>
+                <w:b/>
+                <w:bCs/>
+                <w:sz w:val="16"/>
+                <w:szCs w:val="16"/>
+                <w:bdr w:val="none" w:sz="0" w:space="0" w:color="auto" w:frame="1"/>
+                <w:shd w:val="clear" w:color="auto" w:fill="FFFFFF"/>
+                <w:lang w:val="ru-RU"/>
+              </w:rPr>
+              <w:t xml:space="preserve"> </w:t>
+            </w:r>
+            <w:proofErr w:type="spellStart"/>
+            <w:r>
+              <w:rPr>
+                <w:rFonts w:ascii="Arial" w:hAnsi="Arial" w:cs="Arial"/>
+                <w:b/>
+                <w:bCs/>
+                <w:sz w:val="16"/>
+                <w:szCs w:val="16"/>
+                <w:bdr w:val="none" w:sz="0" w:space="0" w:color="auto" w:frame="1"/>
+                <w:shd w:val="clear" w:color="auto" w:fill="FFFFFF"/>
+                <w:lang w:val="ru-RU"/>
+              </w:rPr>
+              <w:t>Улбай</w:t>
+            </w:r>
+            <w:proofErr w:type="spellEnd"/>
             <w:r>
               <w:rPr>
                 <w:rStyle w:val="Hyperlink"/>
@@ -1678,39 +2034,7 @@
                 <w:shd w:val="clear" w:color="auto" w:fill="FFFFFF"/>
                 <w:lang w:val="ru-RU"/>
               </w:rPr>
-              <w:t xml:space="preserve"> </w:t>
-            </w:r>
-            <w:r>
-              <w:rPr>
-                <w:rStyle w:val="Hyperlink"/>
-                <w:rFonts w:ascii="Arial" w:hAnsi="Arial" w:cs="Arial"/>
-                <w:b/>
-                <w:bCs/>
-                <w:color w:val="auto"/>
-                <w:sz w:val="16"/>
-                <w:szCs w:val="16"/>
-                <w:u w:val="none"/>
-                <w:bdr w:val="none" w:sz="0" w:space="0" w:color="auto" w:frame="1"/>
-                <w:shd w:val="clear" w:color="auto" w:fill="FFFFFF"/>
-                <w:lang w:val="ru-RU"/>
-              </w:rPr>
-              <w:t>60 лет</w:t>
-            </w:r>
-            <w:r>
-              <w:rPr>
-                <w:rStyle w:val="Hyperlink"/>
-                <w:rFonts w:ascii="Arial" w:hAnsi="Arial" w:cs="Arial"/>
-                <w:b/>
-                <w:bCs/>
-                <w:color w:val="auto"/>
-                <w:sz w:val="16"/>
-                <w:szCs w:val="16"/>
-                <w:u w:val="none"/>
-                <w:bdr w:val="none" w:sz="0" w:space="0" w:color="auto" w:frame="1"/>
-                <w:shd w:val="clear" w:color="auto" w:fill="FFFFFF"/>
-                <w:lang w:val="ru-RU"/>
-              </w:rPr>
-              <w:t xml:space="preserve"> </w:t>
+              <w:t xml:space="preserve"> 60 лет </w:t>
             </w:r>
           </w:p>
           <w:p>
@@ -1730,7 +2054,67 @@
                 <w:szCs w:val="16"/>
                 <w:lang w:val="ru-RU"/>
               </w:rPr>
-              <w:t>1877 г.р., м.р.: Кош-Агачский р-н, с. Чаган-Узун, алтайка, Кам. прож.: Кош-Агачский р-н, арестована 05.11.1937. Приговор: ВМН. Расстреляна 15.12.1937</w:t>
+              <w:t xml:space="preserve">1877 г.р., </w:t>
+            </w:r>
+            <w:proofErr w:type="spellStart"/>
+            <w:r>
+              <w:rPr>
+                <w:rFonts w:ascii="Arial" w:hAnsi="Arial" w:cs="Arial"/>
+                <w:sz w:val="16"/>
+                <w:szCs w:val="16"/>
+                <w:lang w:val="ru-RU"/>
+              </w:rPr>
+              <w:t>м.р</w:t>
+            </w:r>
+            <w:proofErr w:type="spellEnd"/>
+            <w:r>
+              <w:rPr>
+                <w:rFonts w:ascii="Arial" w:hAnsi="Arial" w:cs="Arial"/>
+                <w:sz w:val="16"/>
+                <w:szCs w:val="16"/>
+                <w:lang w:val="ru-RU"/>
+              </w:rPr>
+              <w:t xml:space="preserve">.: Кош-Агачский р-н, с. Чаган-Узун, алтайка, </w:t>
+            </w:r>
+            <w:proofErr w:type="spellStart"/>
+            <w:r>
+              <w:rPr>
+                <w:rFonts w:ascii="Arial" w:hAnsi="Arial" w:cs="Arial"/>
+                <w:sz w:val="16"/>
+                <w:szCs w:val="16"/>
+                <w:lang w:val="ru-RU"/>
+              </w:rPr>
+              <w:t>Кам</w:t>
+            </w:r>
+            <w:proofErr w:type="spellEnd"/>
+            <w:r>
+              <w:rPr>
+                <w:rFonts w:ascii="Arial" w:hAnsi="Arial" w:cs="Arial"/>
+                <w:sz w:val="16"/>
+                <w:szCs w:val="16"/>
+                <w:lang w:val="ru-RU"/>
+              </w:rPr>
+              <w:t xml:space="preserve">. </w:t>
+            </w:r>
+            <w:proofErr w:type="spellStart"/>
+            <w:r>
+              <w:rPr>
+                <w:rFonts w:ascii="Arial" w:hAnsi="Arial" w:cs="Arial"/>
+                <w:sz w:val="16"/>
+                <w:szCs w:val="16"/>
+                <w:lang w:val="ru-RU"/>
+              </w:rPr>
+              <w:t>прож</w:t>
+            </w:r>
+            <w:proofErr w:type="spellEnd"/>
+            <w:r>
+              <w:rPr>
+                <w:rFonts w:ascii="Arial" w:hAnsi="Arial" w:cs="Arial"/>
+                <w:sz w:val="16"/>
+                <w:szCs w:val="16"/>
+                <w:lang w:val="ru-RU"/>
+              </w:rPr>
+              <w:t>.: Кош-Агачский р-н, арестована 05.11.1937. Приговор: ВМН. Расстреляна 15.12.1937</w:t>
             </w:r>
           </w:p>
           <w:p>
@@ -1756,42 +2140,9 @@
                 <w:szCs w:val="16"/>
                 <w:lang w:val="ru-RU"/>
               </w:rPr>
-              <w:t>Источник:</w:t>
-            </w:r>
-            <w:r>
-              <w:rPr>
-                <w:rFonts w:ascii="Arial" w:hAnsi="Arial" w:cs="Arial"/>
-                <w:b/>
-                <w:bCs/>
-                <w:sz w:val="16"/>
-                <w:szCs w:val="16"/>
-                <w:lang w:val="ru-RU"/>
-              </w:rPr>
-              <w:t xml:space="preserve"> БД "Жертвы политического террора в СССР"; Книга памяти Республики Алтай</w:t>
-            </w:r>
-            <w:r>
-              <w:rPr>
-                <w:rFonts w:ascii="Arial" w:hAnsi="Arial" w:cs="Arial"/>
-                <w:b/>
-                <w:bCs/>
-                <w:sz w:val="16"/>
-                <w:szCs w:val="16"/>
-                <w:lang w:val="ru-RU"/>
-              </w:rPr>
-              <w:t>;</w:t>
-            </w:r>
-            <w:r>
-              <w:rPr>
-                <w:rFonts w:ascii="Arial" w:hAnsi="Arial" w:cs="Arial"/>
-                <w:b/>
-                <w:bCs/>
-                <w:sz w:val="16"/>
-                <w:szCs w:val="16"/>
-                <w:lang w:val="ru-RU"/>
-              </w:rPr>
-              <w:t xml:space="preserve"> </w:t>
-            </w:r>
-            <w:hyperlink r:id="rId14" w:history="1">
+              <w:t xml:space="preserve">Источник: БД "Жертвы политического террора в СССР"; Книга памяти Республики Алтай; </w:t>
+            </w:r>
+            <w:hyperlink r:id="rId13" w:history="1">
               <w:r>
                 <w:rPr>
                   <w:rStyle w:val="Hyperlink"/>
@@ -1835,6 +2186,7 @@
                 <w:lang w:val="ru-RU"/>
               </w:rPr>
             </w:pPr>
+            <w:proofErr w:type="spellStart"/>
             <w:r>
               <w:rPr>
                 <w:rFonts w:ascii="Arial" w:hAnsi="Arial" w:cs="Arial"/>
@@ -1844,8 +2196,9 @@
                 <w:szCs w:val="16"/>
                 <w:lang w:val="ru-RU"/>
               </w:rPr>
-              <w:t>Интутова Анна Ивановна</w:t>
-            </w:r>
+              <w:t>Интутова</w:t>
+            </w:r>
+            <w:proofErr w:type="spellEnd"/>
             <w:r>
               <w:rPr>
                 <w:rFonts w:ascii="Arial" w:hAnsi="Arial" w:cs="Arial"/>
@@ -1855,29 +2208,7 @@
                 <w:szCs w:val="16"/>
                 <w:lang w:val="ru-RU"/>
               </w:rPr>
-              <w:t xml:space="preserve"> </w:t>
-            </w:r>
-            <w:r>
-              <w:rPr>
-                <w:rFonts w:ascii="Arial" w:hAnsi="Arial" w:cs="Arial"/>
-                <w:b/>
-                <w:bCs/>
-                <w:sz w:val="16"/>
-                <w:szCs w:val="16"/>
-                <w:lang w:val="ru-RU"/>
-              </w:rPr>
-              <w:t>36 лет</w:t>
-            </w:r>
-            <w:r>
-              <w:rPr>
-                <w:rFonts w:ascii="Arial" w:hAnsi="Arial" w:cs="Arial"/>
-                <w:b/>
-                <w:bCs/>
-                <w:sz w:val="16"/>
-                <w:szCs w:val="16"/>
-                <w:lang w:val="ru-RU"/>
-              </w:rPr>
-              <w:t xml:space="preserve"> </w:t>
+              <w:t xml:space="preserve"> Анна Ивановна 36 лет </w:t>
             </w:r>
           </w:p>
           <w:p>
@@ -1899,7 +2230,27 @@
                 <w:szCs w:val="16"/>
                 <w:lang w:val="ru-RU"/>
               </w:rPr>
-              <w:t>(варианты фамилии: Маганакова) Родилась</w:t>
+              <w:t xml:space="preserve">(варианты фамилии: </w:t>
+            </w:r>
+            <w:proofErr w:type="spellStart"/>
+            <w:r>
+              <w:rPr>
+                <w:rFonts w:ascii="Arial" w:hAnsi="Arial" w:cs="Arial"/>
+                <w:sz w:val="16"/>
+                <w:szCs w:val="16"/>
+                <w:lang w:val="ru-RU"/>
+              </w:rPr>
+              <w:t>Маганакова</w:t>
+            </w:r>
+            <w:proofErr w:type="spellEnd"/>
+            <w:r>
+              <w:rPr>
+                <w:rFonts w:ascii="Arial" w:hAnsi="Arial" w:cs="Arial"/>
+                <w:sz w:val="16"/>
+                <w:szCs w:val="16"/>
+                <w:lang w:val="ru-RU"/>
+              </w:rPr>
+              <w:t>) Родилась</w:t>
             </w:r>
             <w:r>
               <w:rPr>
@@ -1916,7 +2267,27 @@
                 <w:szCs w:val="16"/>
                 <w:lang w:val="ru-RU"/>
               </w:rPr>
-              <w:t>в 1902 г., с. Аскиз Аскызской вол. Минусинского уезда Енисейской губ.; хакаска; образование Коммунистический институт трудящихся Востока; Председатель Аскизского райисполкома. Арестована 14 октября 1937 г.</w:t>
+              <w:t xml:space="preserve">в 1902 г., с. Аскиз </w:t>
+            </w:r>
+            <w:proofErr w:type="spellStart"/>
+            <w:r>
+              <w:rPr>
+                <w:rFonts w:ascii="Arial" w:hAnsi="Arial" w:cs="Arial"/>
+                <w:sz w:val="16"/>
+                <w:szCs w:val="16"/>
+                <w:lang w:val="ru-RU"/>
+              </w:rPr>
+              <w:t>Аскызской</w:t>
+            </w:r>
+            <w:proofErr w:type="spellEnd"/>
+            <w:r>
+              <w:rPr>
+                <w:rFonts w:ascii="Arial" w:hAnsi="Arial" w:cs="Arial"/>
+                <w:sz w:val="16"/>
+                <w:szCs w:val="16"/>
+                <w:lang w:val="ru-RU"/>
+              </w:rPr>
+              <w:t xml:space="preserve"> вол. Минусинского уезда Енисейской губ.; хакаска; образование Коммунистический институт трудящихся Востока; Председатель Аскизского райисполкома. Арестована 14 октября 1937 г.</w:t>
             </w:r>
             <w:r>
               <w:rPr>
@@ -1926,7 +2297,27 @@
                 <w:lang w:val="ru-RU"/>
               </w:rPr>
               <w:br/>
-              <w:t>Приговорена: ВК ВС СССР 13 июля 1938 г., обв.:</w:t>
+              <w:t xml:space="preserve">Приговорена: ВК ВС СССР 13 июля 1938 г., </w:t>
+            </w:r>
+            <w:proofErr w:type="spellStart"/>
+            <w:r>
+              <w:rPr>
+                <w:rFonts w:ascii="Arial" w:hAnsi="Arial" w:cs="Arial"/>
+                <w:sz w:val="16"/>
+                <w:szCs w:val="16"/>
+                <w:lang w:val="ru-RU"/>
+              </w:rPr>
+              <w:t>обв</w:t>
+            </w:r>
+            <w:proofErr w:type="spellEnd"/>
+            <w:r>
+              <w:rPr>
+                <w:rFonts w:ascii="Arial" w:hAnsi="Arial" w:cs="Arial"/>
+                <w:sz w:val="16"/>
+                <w:szCs w:val="16"/>
+                <w:lang w:val="ru-RU"/>
+              </w:rPr>
+              <w:t>.:</w:t>
             </w:r>
             <w:r>
               <w:rPr>
@@ -1943,25 +2334,7 @@
                 <w:szCs w:val="16"/>
                 <w:lang w:val="ru-RU"/>
               </w:rPr>
-              <w:t>ст. 58—10 УК РСФСР. Приговор: ВМН Расстреляна 13 июля 1938 г. Место захоронения</w:t>
-            </w:r>
-            <w:r>
-              <w:rPr>
-                <w:rFonts w:ascii="Arial" w:hAnsi="Arial" w:cs="Arial"/>
-                <w:sz w:val="16"/>
-                <w:szCs w:val="16"/>
-                <w:lang w:val="ru-RU"/>
-              </w:rPr>
-              <w:t xml:space="preserve"> – </w:t>
-            </w:r>
-            <w:r>
-              <w:rPr>
-                <w:rFonts w:ascii="Arial" w:hAnsi="Arial" w:cs="Arial"/>
-                <w:sz w:val="16"/>
-                <w:szCs w:val="16"/>
-                <w:lang w:val="ru-RU"/>
-              </w:rPr>
-              <w:t>в г. Красноярске. Реабилитирована 21 мая 1957 г. ВК ВС СССР</w:t>
+              <w:t>ст. 58—10 УК РСФСР. Приговор: ВМН Расстреляна 13 июля 1938 г. Место захоронения – в г. Красноярске. Реабилитирована 21 мая 1957 г. ВК ВС СССР</w:t>
             </w:r>
           </w:p>
           <w:p>
@@ -1994,7 +2367,7 @@
               </w:rPr>
               <w:t xml:space="preserve"> </w:t>
             </w:r>
-            <w:hyperlink r:id="rId15" w:history="1">
+            <w:hyperlink r:id="rId14" w:history="1">
               <w:r>
                 <w:rPr>
                   <w:rStyle w:val="Hyperlink"/>
@@ -2040,6 +2413,7 @@
                 <w:lang w:val="ru-RU"/>
               </w:rPr>
             </w:pPr>
+            <w:proofErr w:type="spellStart"/>
             <w:r>
               <w:rPr>
                 <w:rFonts w:ascii="Arial" w:hAnsi="Arial" w:cs="Arial"/>
@@ -2049,116 +2423,19 @@
                 <w:szCs w:val="16"/>
                 <w:lang w:val="ru-RU"/>
               </w:rPr>
-              <w:t>Киргиненкова Мария Дмитриевна 46 лет</w:t>
-            </w:r>
-          </w:p>
-          <w:p>
-            <w:pPr>
-              <w:pStyle w:val="cont"/>
-              <w:spacing w:before="0" w:beforeAutospacing="0" w:after="0" w:afterAutospacing="0"/>
-              <w:rPr>
-                <w:rFonts w:ascii="Arial" w:hAnsi="Arial" w:cs="Arial"/>
-                <w:sz w:val="16"/>
-                <w:szCs w:val="16"/>
-                <w:lang w:val="ru-RU"/>
-              </w:rPr>
-            </w:pPr>
-            <w:r>
-              <w:rPr>
-                <w:rFonts w:ascii="Arial" w:hAnsi="Arial" w:cs="Arial"/>
-                <w:sz w:val="16"/>
-                <w:szCs w:val="16"/>
-                <w:lang w:val="ru-RU"/>
-              </w:rPr>
-              <w:t>(</w:t>
-            </w:r>
-            <w:r>
-              <w:rPr>
-                <w:rFonts w:ascii="Arial" w:hAnsi="Arial" w:cs="Arial"/>
-                <w:sz w:val="16"/>
-                <w:szCs w:val="16"/>
-                <w:shd w:val="clear" w:color="auto" w:fill="FFFFFF"/>
-                <w:lang w:val="ru-RU"/>
-              </w:rPr>
-              <w:t>Кок Мария Дмитриевна</w:t>
-            </w:r>
-            <w:r>
-              <w:rPr>
-                <w:rFonts w:ascii="Arial" w:hAnsi="Arial" w:cs="Arial"/>
-                <w:sz w:val="16"/>
-                <w:szCs w:val="16"/>
-                <w:lang w:val="ru-RU"/>
-              </w:rPr>
-              <w:t>) Родилась</w:t>
-            </w:r>
-            <w:r>
-              <w:rPr>
-                <w:rFonts w:ascii="Arial" w:hAnsi="Arial" w:cs="Arial"/>
-                <w:sz w:val="16"/>
-                <w:szCs w:val="16"/>
-              </w:rPr>
-              <w:t> </w:t>
-            </w:r>
-            <w:r>
-              <w:rPr>
-                <w:rFonts w:ascii="Arial" w:hAnsi="Arial" w:cs="Arial"/>
-                <w:sz w:val="16"/>
-                <w:szCs w:val="16"/>
-                <w:lang w:val="ru-RU"/>
-              </w:rPr>
-              <w:t>в 1885 г., улуса Конкос Аскызской вол. Минусинского округа Енисейской губ.; хакаска; неграмотная; Домохозяйка. Проживала:</w:t>
-            </w:r>
-            <w:r>
-              <w:rPr>
-                <w:rFonts w:ascii="Arial" w:hAnsi="Arial" w:cs="Arial"/>
-                <w:sz w:val="16"/>
-                <w:szCs w:val="16"/>
-              </w:rPr>
-              <w:t> </w:t>
-            </w:r>
-            <w:r>
-              <w:rPr>
-                <w:rFonts w:ascii="Arial" w:hAnsi="Arial" w:cs="Arial"/>
-                <w:sz w:val="16"/>
-                <w:szCs w:val="16"/>
-                <w:lang w:val="ru-RU"/>
-              </w:rPr>
-              <w:t>улуса Конкос Аскызской вол. Минусинского округа Енисейской губ. Арестована 15 мая 1931 г. Приговорена: особой тройкой ПП ОГПУ ЗСК 2 июля 1931 г., обв.:</w:t>
-            </w:r>
-            <w:r>
-              <w:rPr>
-                <w:rFonts w:ascii="Arial" w:hAnsi="Arial" w:cs="Arial"/>
-                <w:sz w:val="16"/>
-                <w:szCs w:val="16"/>
-              </w:rPr>
-              <w:t> </w:t>
-            </w:r>
-            <w:r>
-              <w:rPr>
-                <w:rFonts w:ascii="Arial" w:hAnsi="Arial" w:cs="Arial"/>
-                <w:sz w:val="16"/>
-                <w:szCs w:val="16"/>
-                <w:lang w:val="ru-RU"/>
-              </w:rPr>
-              <w:t>АСД. Приговор: ВМН Расстреляна 17 июля 1931 г. Место захоронения</w:t>
-            </w:r>
-            <w:r>
-              <w:rPr>
-                <w:rFonts w:ascii="Arial" w:hAnsi="Arial" w:cs="Arial"/>
-                <w:sz w:val="16"/>
-                <w:szCs w:val="16"/>
-                <w:lang w:val="ru-RU"/>
-              </w:rPr>
-              <w:t xml:space="preserve"> – </w:t>
-            </w:r>
-            <w:r>
-              <w:rPr>
-                <w:rFonts w:ascii="Arial" w:hAnsi="Arial" w:cs="Arial"/>
-                <w:sz w:val="16"/>
-                <w:szCs w:val="16"/>
-                <w:lang w:val="ru-RU"/>
-              </w:rPr>
-              <w:t>в г. Абакане. Реабилитирована 7 марта 1991 г. прокуратурой КК</w:t>
+              <w:t>Кидиекова</w:t>
+            </w:r>
+            <w:proofErr w:type="spellEnd"/>
+            <w:r>
+              <w:rPr>
+                <w:rFonts w:ascii="Arial" w:hAnsi="Arial" w:cs="Arial"/>
+                <w:b/>
+                <w:bCs/>
+                <w:sz w:val="16"/>
+                <w:szCs w:val="16"/>
+                <w:lang w:val="ru-RU"/>
+              </w:rPr>
+              <w:t xml:space="preserve"> Мария 15 лет</w:t>
             </w:r>
           </w:p>
           <w:p>
@@ -2168,6 +2445,48 @@
               <w:ind w:right="75"/>
               <w:rPr>
                 <w:rFonts w:ascii="Arial" w:hAnsi="Arial" w:cs="Arial"/>
+                <w:sz w:val="16"/>
+                <w:szCs w:val="16"/>
+                <w:lang w:val="ru-RU"/>
+              </w:rPr>
+            </w:pPr>
+            <w:r>
+              <w:rPr>
+                <w:rFonts w:ascii="Arial" w:hAnsi="Arial" w:cs="Arial"/>
+                <w:sz w:val="16"/>
+                <w:szCs w:val="16"/>
+                <w:lang w:val="ru-RU"/>
+              </w:rPr>
+              <w:t xml:space="preserve">1907 г.р., хакаска, в августе 1922 расстреляна в Хакасии как заложница. Вместе с ней расстреляны </w:t>
+            </w:r>
+            <w:proofErr w:type="spellStart"/>
+            <w:r>
+              <w:rPr>
+                <w:rFonts w:ascii="Arial" w:hAnsi="Arial" w:cs="Arial"/>
+                <w:sz w:val="16"/>
+                <w:szCs w:val="16"/>
+                <w:lang w:val="ru-RU"/>
+              </w:rPr>
+              <w:t>Тайдокова</w:t>
+            </w:r>
+            <w:proofErr w:type="spellEnd"/>
+            <w:r>
+              <w:rPr>
+                <w:rFonts w:ascii="Arial" w:hAnsi="Arial" w:cs="Arial"/>
+                <w:sz w:val="16"/>
+                <w:szCs w:val="16"/>
+                <w:lang w:val="ru-RU"/>
+              </w:rPr>
+              <w:t xml:space="preserve"> Анна 18 и Кокова Т. 11 лет ВЫПИСКА ИЗ ПРИКАЗА №-014/К от 21 августа 1922 года</w:t>
+            </w:r>
+          </w:p>
+          <w:p>
+            <w:pPr>
+              <w:pStyle w:val="name"/>
+              <w:spacing w:before="0" w:beforeAutospacing="0" w:after="0" w:afterAutospacing="0"/>
+              <w:ind w:right="75"/>
+              <w:rPr>
+                <w:rFonts w:ascii="Arial" w:hAnsi="Arial" w:cs="Arial"/>
                 <w:b/>
                 <w:bCs/>
                 <w:sz w:val="16"/>
@@ -2184,6 +2503,335 @@
                 <w:szCs w:val="16"/>
                 <w:lang w:val="ru-RU"/>
               </w:rPr>
+              <w:t>Источник: Книга памяти Республики Хакасия;</w:t>
+            </w:r>
+            <w:r>
+              <w:rPr>
+                <w:rFonts w:ascii="Arial" w:hAnsi="Arial" w:cs="Arial"/>
+                <w:b/>
+                <w:bCs/>
+                <w:sz w:val="16"/>
+                <w:szCs w:val="16"/>
+              </w:rPr>
+              <w:t> </w:t>
+            </w:r>
+            <w:hyperlink r:id="rId15" w:tgtFrame="_blank" w:history="1">
+              <w:r>
+                <w:rPr>
+                  <w:rStyle w:val="Hyperlink"/>
+                  <w:rFonts w:ascii="Arial" w:hAnsi="Arial" w:cs="Arial"/>
+                  <w:b/>
+                  <w:bCs/>
+                  <w:sz w:val="16"/>
+                  <w:szCs w:val="16"/>
+                  <w:lang w:val="ru-RU"/>
+                </w:rPr>
+                <w:t>Архивная ссылка</w:t>
+              </w:r>
+            </w:hyperlink>
+            <w:r>
+              <w:rPr>
+                <w:rFonts w:ascii="Arial" w:hAnsi="Arial" w:cs="Arial"/>
+                <w:b/>
+                <w:bCs/>
+                <w:sz w:val="16"/>
+                <w:szCs w:val="16"/>
+                <w:lang w:val="ru-RU"/>
+              </w:rPr>
+              <w:t>;</w:t>
+            </w:r>
+            <w:r>
+              <w:rPr>
+                <w:rFonts w:ascii="Arial" w:hAnsi="Arial" w:cs="Arial"/>
+                <w:b/>
+                <w:bCs/>
+                <w:sz w:val="16"/>
+                <w:szCs w:val="16"/>
+              </w:rPr>
+              <w:t> </w:t>
+            </w:r>
+            <w:hyperlink r:id="rId16" w:tgtFrame="_blank" w:history="1">
+              <w:r>
+                <w:rPr>
+                  <w:rStyle w:val="Hyperlink"/>
+                  <w:rFonts w:ascii="Arial" w:hAnsi="Arial" w:cs="Arial"/>
+                  <w:b/>
+                  <w:bCs/>
+                  <w:sz w:val="16"/>
+                  <w:szCs w:val="16"/>
+                  <w:lang w:val="ru-RU"/>
+                </w:rPr>
+                <w:t>Открытый список</w:t>
+              </w:r>
+            </w:hyperlink>
+          </w:p>
+        </w:tc>
+      </w:tr>
+      <w:tr>
+        <w:tc>
+          <w:tcPr>
+            <w:tcW w:w="11160" w:type="dxa"/>
+            <w:tcBorders>
+              <w:top w:val="double" w:sz="1" w:space="0" w:color="808080"/>
+              <w:left w:val="double" w:sz="1" w:space="0" w:color="808080"/>
+              <w:bottom w:val="double" w:sz="1" w:space="0" w:color="808080"/>
+              <w:right w:val="double" w:sz="2" w:space="0" w:color="808080"/>
+            </w:tcBorders>
+            <w:vAlign w:val="center"/>
+          </w:tcPr>
+          <w:p>
+            <w:pPr>
+              <w:pStyle w:val="name"/>
+              <w:spacing w:before="0" w:beforeAutospacing="0" w:after="0" w:afterAutospacing="0"/>
+              <w:ind w:right="75"/>
+              <w:rPr>
+                <w:rFonts w:ascii="Arial" w:hAnsi="Arial" w:cs="Arial"/>
+                <w:b/>
+                <w:bCs/>
+                <w:sz w:val="16"/>
+                <w:szCs w:val="16"/>
+                <w:lang w:val="ru-RU"/>
+              </w:rPr>
+            </w:pPr>
+            <w:proofErr w:type="spellStart"/>
+            <w:r>
+              <w:rPr>
+                <w:rFonts w:ascii="Arial" w:hAnsi="Arial" w:cs="Arial"/>
+                <w:b/>
+                <w:bCs/>
+                <w:sz w:val="16"/>
+                <w:szCs w:val="16"/>
+                <w:lang w:val="ru-RU"/>
+              </w:rPr>
+              <w:t>Киргиненкова</w:t>
+            </w:r>
+            <w:proofErr w:type="spellEnd"/>
+            <w:r>
+              <w:rPr>
+                <w:rFonts w:ascii="Arial" w:hAnsi="Arial" w:cs="Arial"/>
+                <w:b/>
+                <w:bCs/>
+                <w:sz w:val="16"/>
+                <w:szCs w:val="16"/>
+                <w:lang w:val="ru-RU"/>
+              </w:rPr>
+              <w:t xml:space="preserve"> Мария Дмитриевна 46 лет</w:t>
+            </w:r>
+          </w:p>
+          <w:p>
+            <w:pPr>
+              <w:pStyle w:val="cont"/>
+              <w:spacing w:before="0" w:beforeAutospacing="0" w:after="0" w:afterAutospacing="0"/>
+              <w:rPr>
+                <w:rFonts w:ascii="Arial" w:hAnsi="Arial" w:cs="Arial"/>
+                <w:sz w:val="16"/>
+                <w:szCs w:val="16"/>
+                <w:lang w:val="ru-RU"/>
+              </w:rPr>
+            </w:pPr>
+            <w:r>
+              <w:rPr>
+                <w:rFonts w:ascii="Arial" w:hAnsi="Arial" w:cs="Arial"/>
+                <w:sz w:val="16"/>
+                <w:szCs w:val="16"/>
+                <w:lang w:val="ru-RU"/>
+              </w:rPr>
+              <w:t>(</w:t>
+            </w:r>
+            <w:r>
+              <w:rPr>
+                <w:rFonts w:ascii="Arial" w:hAnsi="Arial" w:cs="Arial"/>
+                <w:sz w:val="16"/>
+                <w:szCs w:val="16"/>
+                <w:shd w:val="clear" w:color="auto" w:fill="FFFFFF"/>
+                <w:lang w:val="ru-RU"/>
+              </w:rPr>
+              <w:t>Кок Мария Дмитриевна</w:t>
+            </w:r>
+            <w:r>
+              <w:rPr>
+                <w:rFonts w:ascii="Arial" w:hAnsi="Arial" w:cs="Arial"/>
+                <w:sz w:val="16"/>
+                <w:szCs w:val="16"/>
+                <w:lang w:val="ru-RU"/>
+              </w:rPr>
+              <w:t>) Родилась</w:t>
+            </w:r>
+            <w:r>
+              <w:rPr>
+                <w:rFonts w:ascii="Arial" w:hAnsi="Arial" w:cs="Arial"/>
+                <w:sz w:val="16"/>
+                <w:szCs w:val="16"/>
+              </w:rPr>
+              <w:t> </w:t>
+            </w:r>
+            <w:r>
+              <w:rPr>
+                <w:rFonts w:ascii="Arial" w:hAnsi="Arial" w:cs="Arial"/>
+                <w:sz w:val="16"/>
+                <w:szCs w:val="16"/>
+                <w:lang w:val="ru-RU"/>
+              </w:rPr>
+              <w:t xml:space="preserve">в 1885 г., улуса </w:t>
+            </w:r>
+            <w:proofErr w:type="spellStart"/>
+            <w:r>
+              <w:rPr>
+                <w:rFonts w:ascii="Arial" w:hAnsi="Arial" w:cs="Arial"/>
+                <w:sz w:val="16"/>
+                <w:szCs w:val="16"/>
+                <w:lang w:val="ru-RU"/>
+              </w:rPr>
+              <w:t>Конкос</w:t>
+            </w:r>
+            <w:proofErr w:type="spellEnd"/>
+            <w:r>
+              <w:rPr>
+                <w:rFonts w:ascii="Arial" w:hAnsi="Arial" w:cs="Arial"/>
+                <w:sz w:val="16"/>
+                <w:szCs w:val="16"/>
+                <w:lang w:val="ru-RU"/>
+              </w:rPr>
+              <w:t xml:space="preserve"> </w:t>
+            </w:r>
+            <w:proofErr w:type="spellStart"/>
+            <w:r>
+              <w:rPr>
+                <w:rFonts w:ascii="Arial" w:hAnsi="Arial" w:cs="Arial"/>
+                <w:sz w:val="16"/>
+                <w:szCs w:val="16"/>
+                <w:lang w:val="ru-RU"/>
+              </w:rPr>
+              <w:t>Аскызской</w:t>
+            </w:r>
+            <w:proofErr w:type="spellEnd"/>
+            <w:r>
+              <w:rPr>
+                <w:rFonts w:ascii="Arial" w:hAnsi="Arial" w:cs="Arial"/>
+                <w:sz w:val="16"/>
+                <w:szCs w:val="16"/>
+                <w:lang w:val="ru-RU"/>
+              </w:rPr>
+              <w:t xml:space="preserve"> вол. Минусинского округа Енисейской губ.; хакаска; неграмотная; Домохозяйка. Проживала:</w:t>
+            </w:r>
+            <w:r>
+              <w:rPr>
+                <w:rFonts w:ascii="Arial" w:hAnsi="Arial" w:cs="Arial"/>
+                <w:sz w:val="16"/>
+                <w:szCs w:val="16"/>
+              </w:rPr>
+              <w:t> </w:t>
+            </w:r>
+            <w:r>
+              <w:rPr>
+                <w:rFonts w:ascii="Arial" w:hAnsi="Arial" w:cs="Arial"/>
+                <w:sz w:val="16"/>
+                <w:szCs w:val="16"/>
+                <w:lang w:val="ru-RU"/>
+              </w:rPr>
+              <w:t xml:space="preserve">улуса </w:t>
+            </w:r>
+            <w:proofErr w:type="spellStart"/>
+            <w:r>
+              <w:rPr>
+                <w:rFonts w:ascii="Arial" w:hAnsi="Arial" w:cs="Arial"/>
+                <w:sz w:val="16"/>
+                <w:szCs w:val="16"/>
+                <w:lang w:val="ru-RU"/>
+              </w:rPr>
+              <w:t>Конкос</w:t>
+            </w:r>
+            <w:proofErr w:type="spellEnd"/>
+            <w:r>
+              <w:rPr>
+                <w:rFonts w:ascii="Arial" w:hAnsi="Arial" w:cs="Arial"/>
+                <w:sz w:val="16"/>
+                <w:szCs w:val="16"/>
+                <w:lang w:val="ru-RU"/>
+              </w:rPr>
+              <w:t xml:space="preserve"> </w:t>
+            </w:r>
+            <w:proofErr w:type="spellStart"/>
+            <w:r>
+              <w:rPr>
+                <w:rFonts w:ascii="Arial" w:hAnsi="Arial" w:cs="Arial"/>
+                <w:sz w:val="16"/>
+                <w:szCs w:val="16"/>
+                <w:lang w:val="ru-RU"/>
+              </w:rPr>
+              <w:t>Аскызской</w:t>
+            </w:r>
+            <w:proofErr w:type="spellEnd"/>
+            <w:r>
+              <w:rPr>
+                <w:rFonts w:ascii="Arial" w:hAnsi="Arial" w:cs="Arial"/>
+                <w:sz w:val="16"/>
+                <w:szCs w:val="16"/>
+                <w:lang w:val="ru-RU"/>
+              </w:rPr>
+              <w:t xml:space="preserve"> вол. Минусинского округа Енисейской губ. Арестована 15 мая 1931 г. Приговорена: особой тройкой ПП ОГПУ ЗСК 2 июля 1931 г., </w:t>
+            </w:r>
+            <w:proofErr w:type="spellStart"/>
+            <w:r>
+              <w:rPr>
+                <w:rFonts w:ascii="Arial" w:hAnsi="Arial" w:cs="Arial"/>
+                <w:sz w:val="16"/>
+                <w:szCs w:val="16"/>
+                <w:lang w:val="ru-RU"/>
+              </w:rPr>
+              <w:t>обв</w:t>
+            </w:r>
+            <w:proofErr w:type="spellEnd"/>
+            <w:r>
+              <w:rPr>
+                <w:rFonts w:ascii="Arial" w:hAnsi="Arial" w:cs="Arial"/>
+                <w:sz w:val="16"/>
+                <w:szCs w:val="16"/>
+                <w:lang w:val="ru-RU"/>
+              </w:rPr>
+              <w:t>.:</w:t>
+            </w:r>
+            <w:r>
+              <w:rPr>
+                <w:rFonts w:ascii="Arial" w:hAnsi="Arial" w:cs="Arial"/>
+                <w:sz w:val="16"/>
+                <w:szCs w:val="16"/>
+              </w:rPr>
+              <w:t> </w:t>
+            </w:r>
+            <w:r>
+              <w:rPr>
+                <w:rFonts w:ascii="Arial" w:hAnsi="Arial" w:cs="Arial"/>
+                <w:sz w:val="16"/>
+                <w:szCs w:val="16"/>
+                <w:lang w:val="ru-RU"/>
+              </w:rPr>
+              <w:t>АСД. Приговор: ВМН Расстреляна 17 июля 1931 г. Место захоронения – в г. Абакане. Реабилитирована 7 марта 1991 г. прокуратурой КК</w:t>
+            </w:r>
+          </w:p>
+          <w:p>
+            <w:pPr>
+              <w:pStyle w:val="name"/>
+              <w:spacing w:before="0" w:beforeAutospacing="0" w:after="0" w:afterAutospacing="0"/>
+              <w:ind w:right="75"/>
+              <w:rPr>
+                <w:rFonts w:ascii="Arial" w:hAnsi="Arial" w:cs="Arial"/>
+                <w:b/>
+                <w:bCs/>
+                <w:sz w:val="16"/>
+                <w:szCs w:val="16"/>
+                <w:lang w:val="ru-RU"/>
+              </w:rPr>
+            </w:pPr>
+            <w:r>
+              <w:rPr>
+                <w:rFonts w:ascii="Arial" w:hAnsi="Arial" w:cs="Arial"/>
+                <w:b/>
+                <w:bCs/>
+                <w:sz w:val="16"/>
+                <w:szCs w:val="16"/>
+                <w:lang w:val="ru-RU"/>
+              </w:rPr>
               <w:t>Источник: Книга памяти Красноярского края;</w:t>
             </w:r>
             <w:r>
@@ -2195,7 +2843,7 @@
               </w:rPr>
               <w:t xml:space="preserve"> </w:t>
             </w:r>
-            <w:hyperlink r:id="rId16" w:history="1">
+            <w:hyperlink r:id="rId17" w:history="1">
               <w:r>
                 <w:rPr>
                   <w:rStyle w:val="Hyperlink"/>
@@ -2241,6 +2889,7 @@
                 <w:lang w:val="ru-RU"/>
               </w:rPr>
             </w:pPr>
+            <w:proofErr w:type="spellStart"/>
             <w:r>
               <w:rPr>
                 <w:rFonts w:ascii="Arial" w:hAnsi="Arial" w:cs="Arial"/>
@@ -2250,8 +2899,9 @@
                 <w:szCs w:val="16"/>
                 <w:lang w:val="ru-RU"/>
               </w:rPr>
-              <w:t>Мадяева Чыдырый</w:t>
-            </w:r>
+              <w:t>Мадяева</w:t>
+            </w:r>
+            <w:proofErr w:type="spellEnd"/>
             <w:r>
               <w:rPr>
                 <w:rFonts w:ascii="Arial" w:hAnsi="Arial" w:cs="Arial"/>
@@ -2263,6 +2913,7 @@
               </w:rPr>
               <w:t xml:space="preserve"> </w:t>
             </w:r>
+            <w:proofErr w:type="spellStart"/>
             <w:r>
               <w:rPr>
                 <w:rFonts w:ascii="Arial" w:hAnsi="Arial" w:cs="Arial"/>
@@ -2272,8 +2923,9 @@
                 <w:szCs w:val="16"/>
                 <w:lang w:val="ru-RU"/>
               </w:rPr>
-              <w:t>40 лет</w:t>
-            </w:r>
+              <w:t>Чыдырый</w:t>
+            </w:r>
+            <w:proofErr w:type="spellEnd"/>
             <w:r>
               <w:rPr>
                 <w:rFonts w:ascii="Arial" w:hAnsi="Arial" w:cs="Arial"/>
@@ -2283,7 +2935,7 @@
                 <w:szCs w:val="16"/>
                 <w:lang w:val="ru-RU"/>
               </w:rPr>
-              <w:t xml:space="preserve"> </w:t>
+              <w:t xml:space="preserve"> 40 лет </w:t>
             </w:r>
           </w:p>
           <w:p>
@@ -2322,7 +2974,47 @@
                 <w:szCs w:val="16"/>
                 <w:lang w:val="ru-RU"/>
               </w:rPr>
-              <w:t>в 1897 г., с. Курай.; теленгитка; неграмотная; Пастух колхоза "Джанж-Джон".. Проживала:</w:t>
+              <w:t xml:space="preserve">в 1897 г., с. Курай.; </w:t>
+            </w:r>
+            <w:proofErr w:type="spellStart"/>
+            <w:r>
+              <w:rPr>
+                <w:rFonts w:ascii="Arial" w:hAnsi="Arial" w:cs="Arial"/>
+                <w:sz w:val="16"/>
+                <w:szCs w:val="16"/>
+                <w:lang w:val="ru-RU"/>
+              </w:rPr>
+              <w:t>теленгитка</w:t>
+            </w:r>
+            <w:proofErr w:type="spellEnd"/>
+            <w:r>
+              <w:rPr>
+                <w:rFonts w:ascii="Arial" w:hAnsi="Arial" w:cs="Arial"/>
+                <w:sz w:val="16"/>
+                <w:szCs w:val="16"/>
+                <w:lang w:val="ru-RU"/>
+              </w:rPr>
+              <w:t>; неграмотная; Пастух колхоза "</w:t>
+            </w:r>
+            <w:proofErr w:type="spellStart"/>
+            <w:r>
+              <w:rPr>
+                <w:rFonts w:ascii="Arial" w:hAnsi="Arial" w:cs="Arial"/>
+                <w:sz w:val="16"/>
+                <w:szCs w:val="16"/>
+                <w:lang w:val="ru-RU"/>
+              </w:rPr>
+              <w:t>Джанж</w:t>
+            </w:r>
+            <w:proofErr w:type="spellEnd"/>
+            <w:r>
+              <w:rPr>
+                <w:rFonts w:ascii="Arial" w:hAnsi="Arial" w:cs="Arial"/>
+                <w:sz w:val="16"/>
+                <w:szCs w:val="16"/>
+                <w:lang w:val="ru-RU"/>
+              </w:rPr>
+              <w:t>-Джон".. Проживала:</w:t>
             </w:r>
             <w:r>
               <w:rPr>
@@ -2339,7 +3031,27 @@
                 <w:szCs w:val="16"/>
                 <w:lang w:val="ru-RU"/>
               </w:rPr>
-              <w:t>Кош-Агачский р-н. Арестована 10 сентября 1937 г. Приговор: расстреляна Расстреляна 20 ноября 1937 г.</w:t>
+              <w:t xml:space="preserve">Кош-Агачский р-н. Арестована 10 сентября 1937 г. Приговор: расстреляна </w:t>
+            </w:r>
+            <w:proofErr w:type="spellStart"/>
+            <w:r>
+              <w:rPr>
+                <w:rFonts w:ascii="Arial" w:hAnsi="Arial" w:cs="Arial"/>
+                <w:sz w:val="16"/>
+                <w:szCs w:val="16"/>
+                <w:lang w:val="ru-RU"/>
+              </w:rPr>
+              <w:t>Расстреляна</w:t>
+            </w:r>
+            <w:proofErr w:type="spellEnd"/>
+            <w:r>
+              <w:rPr>
+                <w:rFonts w:ascii="Arial" w:hAnsi="Arial" w:cs="Arial"/>
+                <w:sz w:val="16"/>
+                <w:szCs w:val="16"/>
+                <w:lang w:val="ru-RU"/>
+              </w:rPr>
+              <w:t xml:space="preserve"> 20 ноября 1937 г.</w:t>
             </w:r>
           </w:p>
           <w:p>
@@ -2374,7 +3086,7 @@
               </w:rPr>
               <w:t xml:space="preserve"> </w:t>
             </w:r>
-            <w:hyperlink r:id="rId17" w:history="1">
+            <w:hyperlink r:id="rId18" w:history="1">
               <w:r>
                 <w:rPr>
                   <w:rStyle w:val="Hyperlink"/>
@@ -2416,23 +3128,34 @@
                 <w:lang w:val="ru-RU"/>
               </w:rPr>
             </w:pPr>
-            <w:hyperlink r:id="rId18" w:history="1">
-              <w:r>
-                <w:rPr>
-                  <w:rStyle w:val="Hyperlink"/>
-                  <w:rFonts w:ascii="Arial" w:hAnsi="Arial" w:cs="Arial"/>
-                  <w:b/>
-                  <w:bCs/>
-                  <w:color w:val="auto"/>
-                  <w:sz w:val="16"/>
-                  <w:szCs w:val="16"/>
-                  <w:bdr w:val="none" w:sz="0" w:space="0" w:color="auto" w:frame="1"/>
-                  <w:shd w:val="clear" w:color="auto" w:fill="FFFFFF"/>
-                  <w:lang w:val="ru-RU"/>
-                </w:rPr>
-                <w:t>Персандер Евдокия Ивановна</w:t>
-              </w:r>
-            </w:hyperlink>
+            <w:proofErr w:type="spellStart"/>
+            <w:r>
+              <w:rPr>
+                <w:rFonts w:ascii="Arial" w:hAnsi="Arial" w:cs="Arial"/>
+                <w:b/>
+                <w:bCs/>
+                <w:sz w:val="16"/>
+                <w:szCs w:val="16"/>
+                <w:bdr w:val="none" w:sz="0" w:space="0" w:color="auto" w:frame="1"/>
+                <w:shd w:val="clear" w:color="auto" w:fill="FFFFFF"/>
+                <w:lang w:val="ru-RU"/>
+              </w:rPr>
+              <w:t>Персандер</w:t>
+            </w:r>
+            <w:proofErr w:type="spellEnd"/>
+            <w:r>
+              <w:rPr>
+                <w:rFonts w:ascii="Arial" w:hAnsi="Arial" w:cs="Arial"/>
+                <w:b/>
+                <w:bCs/>
+                <w:sz w:val="16"/>
+                <w:szCs w:val="16"/>
+                <w:bdr w:val="none" w:sz="0" w:space="0" w:color="auto" w:frame="1"/>
+                <w:shd w:val="clear" w:color="auto" w:fill="FFFFFF"/>
+                <w:lang w:val="ru-RU"/>
+              </w:rPr>
+              <w:t xml:space="preserve"> Евдокия Ивановна</w:t>
+            </w:r>
             <w:r>
               <w:rPr>
                 <w:rStyle w:val="Hyperlink"/>
@@ -2447,39 +3170,7 @@
                 <w:shd w:val="clear" w:color="auto" w:fill="FFFFFF"/>
                 <w:lang w:val="ru-RU"/>
               </w:rPr>
-              <w:t xml:space="preserve"> </w:t>
-            </w:r>
-            <w:r>
-              <w:rPr>
-                <w:rStyle w:val="Hyperlink"/>
-                <w:rFonts w:ascii="Arial" w:hAnsi="Arial" w:cs="Arial"/>
-                <w:b/>
-                <w:bCs/>
-                <w:color w:val="auto"/>
-                <w:sz w:val="16"/>
-                <w:szCs w:val="16"/>
-                <w:u w:val="none"/>
-                <w:bdr w:val="none" w:sz="0" w:space="0" w:color="auto" w:frame="1"/>
-                <w:shd w:val="clear" w:color="auto" w:fill="FFFFFF"/>
-                <w:lang w:val="ru-RU"/>
-              </w:rPr>
-              <w:t>44 года</w:t>
-            </w:r>
-            <w:r>
-              <w:rPr>
-                <w:rStyle w:val="Hyperlink"/>
-                <w:rFonts w:ascii="Arial" w:hAnsi="Arial" w:cs="Arial"/>
-                <w:b/>
-                <w:bCs/>
-                <w:color w:val="auto"/>
-                <w:sz w:val="16"/>
-                <w:szCs w:val="16"/>
-                <w:u w:val="none"/>
-                <w:bdr w:val="none" w:sz="0" w:space="0" w:color="auto" w:frame="1"/>
-                <w:shd w:val="clear" w:color="auto" w:fill="FFFFFF"/>
-                <w:lang w:val="ru-RU"/>
-              </w:rPr>
-              <w:t xml:space="preserve"> </w:t>
+              <w:t xml:space="preserve"> 44 года </w:t>
             </w:r>
           </w:p>
           <w:p>
@@ -2502,44 +3193,99 @@
                 <w:szCs w:val="16"/>
                 <w:lang w:val="ru-RU"/>
               </w:rPr>
-              <w:t>1894 г.р., м.р.: Бурят-Монгольская АССР, г. Кяхта, бурятка, б/п, домохозяйка, прож.: г. Иркутск, арестована 08.05.1938. Обвинение: ст. 58-1"а" УК РСФСР. Приговор: тройкой УНКВД Иркутской области, 20.10.1938</w:t>
-            </w:r>
-            <w:r>
-              <w:rPr>
-                <w:rFonts w:ascii="Arial" w:hAnsi="Arial" w:cs="Arial"/>
-                <w:sz w:val="16"/>
-                <w:szCs w:val="16"/>
-                <w:lang w:val="ru-RU"/>
-              </w:rPr>
-              <w:t xml:space="preserve"> – </w:t>
-            </w:r>
-            <w:r>
-              <w:rPr>
-                <w:rFonts w:ascii="Arial" w:hAnsi="Arial" w:cs="Arial"/>
-                <w:sz w:val="16"/>
-                <w:szCs w:val="16"/>
-                <w:lang w:val="ru-RU"/>
-              </w:rPr>
-              <w:t>ВМН. Расстреляна 23.10.1938, г. Иркутск. Реабилитация: Военным трибуналом ЗабВО, 13.11.1959. Арх.дело: 10493.</w:t>
-            </w:r>
-            <w:r>
-              <w:rPr>
-                <w:rFonts w:ascii="Arial" w:hAnsi="Arial" w:cs="Arial"/>
-                <w:sz w:val="16"/>
-                <w:szCs w:val="16"/>
-                <w:lang w:val="ru-RU"/>
-              </w:rPr>
-              <w:t xml:space="preserve"> </w:t>
-            </w:r>
-            <w:r>
-              <w:rPr>
-                <w:rFonts w:ascii="Arial" w:hAnsi="Arial" w:cs="Arial"/>
-                <w:sz w:val="16"/>
-                <w:szCs w:val="16"/>
-                <w:lang w:val="ru-RU"/>
-              </w:rPr>
-              <w:t>* Справку составила А. И. Швайкина</w:t>
-            </w:r>
+              <w:t xml:space="preserve">1894 г.р., </w:t>
+            </w:r>
+            <w:proofErr w:type="spellStart"/>
+            <w:r>
+              <w:rPr>
+                <w:rFonts w:ascii="Arial" w:hAnsi="Arial" w:cs="Arial"/>
+                <w:sz w:val="16"/>
+                <w:szCs w:val="16"/>
+                <w:lang w:val="ru-RU"/>
+              </w:rPr>
+              <w:t>м.р</w:t>
+            </w:r>
+            <w:proofErr w:type="spellEnd"/>
+            <w:r>
+              <w:rPr>
+                <w:rFonts w:ascii="Arial" w:hAnsi="Arial" w:cs="Arial"/>
+                <w:sz w:val="16"/>
+                <w:szCs w:val="16"/>
+                <w:lang w:val="ru-RU"/>
+              </w:rPr>
+              <w:t xml:space="preserve">.: Бурят-Монгольская АССР, г. Кяхта, бурятка, б/п, домохозяйка, </w:t>
+            </w:r>
+            <w:proofErr w:type="spellStart"/>
+            <w:r>
+              <w:rPr>
+                <w:rFonts w:ascii="Arial" w:hAnsi="Arial" w:cs="Arial"/>
+                <w:sz w:val="16"/>
+                <w:szCs w:val="16"/>
+                <w:lang w:val="ru-RU"/>
+              </w:rPr>
+              <w:t>прож</w:t>
+            </w:r>
+            <w:proofErr w:type="spellEnd"/>
+            <w:r>
+              <w:rPr>
+                <w:rFonts w:ascii="Arial" w:hAnsi="Arial" w:cs="Arial"/>
+                <w:sz w:val="16"/>
+                <w:szCs w:val="16"/>
+                <w:lang w:val="ru-RU"/>
+              </w:rPr>
+              <w:t xml:space="preserve">.: г. Иркутск, арестована 08.05.1938. Обвинение: ст. </w:t>
+            </w:r>
+            <w:proofErr w:type="gramStart"/>
+            <w:r>
+              <w:rPr>
+                <w:rFonts w:ascii="Arial" w:hAnsi="Arial" w:cs="Arial"/>
+                <w:sz w:val="16"/>
+                <w:szCs w:val="16"/>
+                <w:lang w:val="ru-RU"/>
+              </w:rPr>
+              <w:t>58-1</w:t>
+            </w:r>
+            <w:proofErr w:type="gramEnd"/>
+            <w:r>
+              <w:rPr>
+                <w:rFonts w:ascii="Arial" w:hAnsi="Arial" w:cs="Arial"/>
+                <w:sz w:val="16"/>
+                <w:szCs w:val="16"/>
+                <w:lang w:val="ru-RU"/>
+              </w:rPr>
+              <w:t xml:space="preserve">"а" УК РСФСР. Приговор: тройкой УНКВД Иркутской области, 20.10.1938 – ВМН. Расстреляна 23.10.1938, г. Иркутск. Реабилитация: Военным трибуналом ЗабВО, 13.11.1959. </w:t>
+            </w:r>
+            <w:proofErr w:type="spellStart"/>
+            <w:r>
+              <w:rPr>
+                <w:rFonts w:ascii="Arial" w:hAnsi="Arial" w:cs="Arial"/>
+                <w:sz w:val="16"/>
+                <w:szCs w:val="16"/>
+                <w:lang w:val="ru-RU"/>
+              </w:rPr>
+              <w:t>Арх.дело</w:t>
+            </w:r>
+            <w:proofErr w:type="spellEnd"/>
+            <w:r>
+              <w:rPr>
+                <w:rFonts w:ascii="Arial" w:hAnsi="Arial" w:cs="Arial"/>
+                <w:sz w:val="16"/>
+                <w:szCs w:val="16"/>
+                <w:lang w:val="ru-RU"/>
+              </w:rPr>
+              <w:t xml:space="preserve">: 10493. * Справку составила А. И. </w:t>
+            </w:r>
+            <w:proofErr w:type="spellStart"/>
+            <w:r>
+              <w:rPr>
+                <w:rFonts w:ascii="Arial" w:hAnsi="Arial" w:cs="Arial"/>
+                <w:sz w:val="16"/>
+                <w:szCs w:val="16"/>
+                <w:lang w:val="ru-RU"/>
+              </w:rPr>
+              <w:t>Швайкина</w:t>
+            </w:r>
+            <w:proofErr w:type="spellEnd"/>
           </w:p>
           <w:p>
             <w:pPr>
@@ -2560,51 +3306,7 @@
                 <w:szCs w:val="16"/>
                 <w:lang w:val="ru-RU"/>
               </w:rPr>
-              <w:t>Источник: Книга памяти Иркутской обл.</w:t>
-            </w:r>
-            <w:r>
-              <w:rPr>
-                <w:rFonts w:ascii="Arial" w:hAnsi="Arial" w:cs="Arial"/>
-                <w:b/>
-                <w:bCs/>
-                <w:sz w:val="16"/>
-                <w:szCs w:val="16"/>
-                <w:lang w:val="ru-RU"/>
-              </w:rPr>
-              <w:t>,</w:t>
-            </w:r>
-            <w:r>
-              <w:rPr>
-                <w:rFonts w:ascii="Arial" w:hAnsi="Arial" w:cs="Arial"/>
-                <w:b/>
-                <w:bCs/>
-                <w:sz w:val="16"/>
-                <w:szCs w:val="16"/>
-                <w:lang w:val="ru-RU"/>
-              </w:rPr>
-              <w:t xml:space="preserve"> т.7</w:t>
-            </w:r>
-            <w:r>
-              <w:rPr>
-                <w:rFonts w:ascii="Arial" w:hAnsi="Arial" w:cs="Arial"/>
-                <w:b/>
-                <w:bCs/>
-                <w:sz w:val="16"/>
-                <w:szCs w:val="16"/>
-                <w:lang w:val="ru-RU"/>
-              </w:rPr>
-              <w:t>;</w:t>
-            </w:r>
-            <w:r>
-              <w:rPr>
-                <w:rFonts w:ascii="Arial" w:hAnsi="Arial" w:cs="Arial"/>
-                <w:b/>
-                <w:bCs/>
-                <w:sz w:val="16"/>
-                <w:szCs w:val="16"/>
-                <w:lang w:val="ru-RU"/>
-              </w:rPr>
-              <w:t xml:space="preserve"> </w:t>
+              <w:t xml:space="preserve">Источник: Книга памяти Иркутской обл., т.7; </w:t>
             </w:r>
             <w:hyperlink r:id="rId19" w:history="1">
               <w:r>
@@ -2646,23 +3348,49 @@
                 <w:lang w:val="ru-RU"/>
               </w:rPr>
             </w:pPr>
-            <w:hyperlink r:id="rId20" w:history="1">
-              <w:r>
-                <w:rPr>
-                  <w:rStyle w:val="Hyperlink"/>
-                  <w:rFonts w:ascii="Arial" w:hAnsi="Arial" w:cs="Arial"/>
-                  <w:b/>
-                  <w:bCs/>
-                  <w:color w:val="auto"/>
-                  <w:sz w:val="16"/>
-                  <w:szCs w:val="16"/>
-                  <w:bdr w:val="none" w:sz="0" w:space="0" w:color="auto" w:frame="1"/>
-                  <w:shd w:val="clear" w:color="auto" w:fill="FFFFFF"/>
-                  <w:lang w:val="ru-RU"/>
-                </w:rPr>
-                <w:t>Содномова Ухин</w:t>
-              </w:r>
-            </w:hyperlink>
+            <w:proofErr w:type="spellStart"/>
+            <w:r>
+              <w:rPr>
+                <w:rFonts w:ascii="Arial" w:hAnsi="Arial" w:cs="Arial"/>
+                <w:b/>
+                <w:bCs/>
+                <w:sz w:val="16"/>
+                <w:szCs w:val="16"/>
+                <w:bdr w:val="none" w:sz="0" w:space="0" w:color="auto" w:frame="1"/>
+                <w:shd w:val="clear" w:color="auto" w:fill="FFFFFF"/>
+                <w:lang w:val="ru-RU"/>
+              </w:rPr>
+              <w:t>Содномова</w:t>
+            </w:r>
+            <w:proofErr w:type="spellEnd"/>
+            <w:r>
+              <w:rPr>
+                <w:rFonts w:ascii="Arial" w:hAnsi="Arial" w:cs="Arial"/>
+                <w:b/>
+                <w:bCs/>
+                <w:sz w:val="16"/>
+                <w:szCs w:val="16"/>
+                <w:bdr w:val="none" w:sz="0" w:space="0" w:color="auto" w:frame="1"/>
+                <w:shd w:val="clear" w:color="auto" w:fill="FFFFFF"/>
+                <w:lang w:val="ru-RU"/>
+              </w:rPr>
+              <w:t xml:space="preserve"> </w:t>
+            </w:r>
+            <w:proofErr w:type="spellStart"/>
+            <w:r>
+              <w:rPr>
+                <w:rFonts w:ascii="Arial" w:hAnsi="Arial" w:cs="Arial"/>
+                <w:b/>
+                <w:bCs/>
+                <w:sz w:val="16"/>
+                <w:szCs w:val="16"/>
+                <w:bdr w:val="none" w:sz="0" w:space="0" w:color="auto" w:frame="1"/>
+                <w:shd w:val="clear" w:color="auto" w:fill="FFFFFF"/>
+                <w:lang w:val="ru-RU"/>
+              </w:rPr>
+              <w:t>Ухин</w:t>
+            </w:r>
+            <w:proofErr w:type="spellEnd"/>
             <w:r>
               <w:rPr>
                 <w:rStyle w:val="Hyperlink"/>
@@ -2677,39 +3405,7 @@
                 <w:shd w:val="clear" w:color="auto" w:fill="FFFFFF"/>
                 <w:lang w:val="ru-RU"/>
               </w:rPr>
-              <w:t xml:space="preserve"> </w:t>
-            </w:r>
-            <w:r>
-              <w:rPr>
-                <w:rStyle w:val="Hyperlink"/>
-                <w:rFonts w:ascii="Arial" w:hAnsi="Arial" w:cs="Arial"/>
-                <w:b/>
-                <w:bCs/>
-                <w:color w:val="auto"/>
-                <w:sz w:val="16"/>
-                <w:szCs w:val="16"/>
-                <w:u w:val="none"/>
-                <w:bdr w:val="none" w:sz="0" w:space="0" w:color="auto" w:frame="1"/>
-                <w:shd w:val="clear" w:color="auto" w:fill="FFFFFF"/>
-                <w:lang w:val="ru-RU"/>
-              </w:rPr>
-              <w:t>56 лет</w:t>
-            </w:r>
-            <w:r>
-              <w:rPr>
-                <w:rStyle w:val="Hyperlink"/>
-                <w:rFonts w:ascii="Arial" w:hAnsi="Arial" w:cs="Arial"/>
-                <w:b/>
-                <w:bCs/>
-                <w:color w:val="auto"/>
-                <w:sz w:val="16"/>
-                <w:szCs w:val="16"/>
-                <w:u w:val="none"/>
-                <w:bdr w:val="none" w:sz="0" w:space="0" w:color="auto" w:frame="1"/>
-                <w:shd w:val="clear" w:color="auto" w:fill="FFFFFF"/>
-                <w:lang w:val="ru-RU"/>
-              </w:rPr>
-              <w:t xml:space="preserve"> </w:t>
+              <w:t xml:space="preserve"> 56 лет </w:t>
             </w:r>
           </w:p>
           <w:p>
@@ -2732,43 +3428,147 @@
                 <w:szCs w:val="16"/>
                 <w:lang w:val="ru-RU"/>
               </w:rPr>
-              <w:t>1882 г.р., м.р.: Забайкальская обл., Читинский уезд, бурятка, работала в колхозе им. Сталина, прож.: Читинская обл., Агинский Бурят-Монгольский национальный округ, с. Цокто-Хангил, арестована 01.01.1938, обвинение: по ст. 58-10 УК РСФСР. Приговор: Тройкой УНКВД по Читинской обл., 13.01.1938</w:t>
-            </w:r>
-            <w:r>
-              <w:rPr>
-                <w:rFonts w:ascii="Arial" w:hAnsi="Arial" w:cs="Arial"/>
-                <w:sz w:val="16"/>
-                <w:szCs w:val="16"/>
-                <w:lang w:val="ru-RU"/>
-              </w:rPr>
-              <w:t xml:space="preserve"> – </w:t>
-            </w:r>
-            <w:r>
-              <w:rPr>
-                <w:rFonts w:ascii="Arial" w:hAnsi="Arial" w:cs="Arial"/>
-                <w:sz w:val="16"/>
-                <w:szCs w:val="16"/>
-                <w:lang w:val="ru-RU"/>
-              </w:rPr>
-              <w:t>ВМН. Расстреляна 22.02.1938. Реабилитация: прокуратурой Читинской обл., 02.08.1989. Состав семьи: Муж Аюшиев Жамсаран, дети: Дондок, Сатай</w:t>
-            </w:r>
-            <w:r>
-              <w:rPr>
-                <w:rFonts w:ascii="Arial" w:hAnsi="Arial" w:cs="Arial"/>
-                <w:sz w:val="16"/>
-                <w:szCs w:val="16"/>
-                <w:lang w:val="ru-RU"/>
-              </w:rPr>
-              <w:t xml:space="preserve"> – </w:t>
-            </w:r>
-            <w:r>
-              <w:rPr>
-                <w:rFonts w:ascii="Arial" w:hAnsi="Arial" w:cs="Arial"/>
-                <w:sz w:val="16"/>
-                <w:szCs w:val="16"/>
-                <w:lang w:val="ru-RU"/>
-              </w:rPr>
-              <w:t>16.</w:t>
+              <w:t xml:space="preserve">1882 г.р., </w:t>
+            </w:r>
+            <w:proofErr w:type="spellStart"/>
+            <w:r>
+              <w:rPr>
+                <w:rFonts w:ascii="Arial" w:hAnsi="Arial" w:cs="Arial"/>
+                <w:sz w:val="16"/>
+                <w:szCs w:val="16"/>
+                <w:lang w:val="ru-RU"/>
+              </w:rPr>
+              <w:t>м.р</w:t>
+            </w:r>
+            <w:proofErr w:type="spellEnd"/>
+            <w:r>
+              <w:rPr>
+                <w:rFonts w:ascii="Arial" w:hAnsi="Arial" w:cs="Arial"/>
+                <w:sz w:val="16"/>
+                <w:szCs w:val="16"/>
+                <w:lang w:val="ru-RU"/>
+              </w:rPr>
+              <w:t xml:space="preserve">.: Забайкальская обл., Читинский уезд, бурятка, работала в колхозе им. Сталина, </w:t>
+            </w:r>
+            <w:proofErr w:type="spellStart"/>
+            <w:r>
+              <w:rPr>
+                <w:rFonts w:ascii="Arial" w:hAnsi="Arial" w:cs="Arial"/>
+                <w:sz w:val="16"/>
+                <w:szCs w:val="16"/>
+                <w:lang w:val="ru-RU"/>
+              </w:rPr>
+              <w:t>прож</w:t>
+            </w:r>
+            <w:proofErr w:type="spellEnd"/>
+            <w:r>
+              <w:rPr>
+                <w:rFonts w:ascii="Arial" w:hAnsi="Arial" w:cs="Arial"/>
+                <w:sz w:val="16"/>
+                <w:szCs w:val="16"/>
+                <w:lang w:val="ru-RU"/>
+              </w:rPr>
+              <w:t xml:space="preserve">.: Читинская обл., Агинский Бурят-Монгольский национальный округ, с. </w:t>
+            </w:r>
+            <w:proofErr w:type="spellStart"/>
+            <w:r>
+              <w:rPr>
+                <w:rFonts w:ascii="Arial" w:hAnsi="Arial" w:cs="Arial"/>
+                <w:sz w:val="16"/>
+                <w:szCs w:val="16"/>
+                <w:lang w:val="ru-RU"/>
+              </w:rPr>
+              <w:t>Цокто-Хангил</w:t>
+            </w:r>
+            <w:proofErr w:type="spellEnd"/>
+            <w:r>
+              <w:rPr>
+                <w:rFonts w:ascii="Arial" w:hAnsi="Arial" w:cs="Arial"/>
+                <w:sz w:val="16"/>
+                <w:szCs w:val="16"/>
+                <w:lang w:val="ru-RU"/>
+              </w:rPr>
+              <w:t xml:space="preserve">, арестована 01.01.1938, обвинение: по ст. 58-10 УК РСФСР. Приговор: Тройкой УНКВД по Читинской обл., 13.01.1938 – ВМН. Расстреляна 22.02.1938. Реабилитация: прокуратурой Читинской обл., 02.08.1989. Состав семьи: Муж </w:t>
+            </w:r>
+            <w:proofErr w:type="spellStart"/>
+            <w:r>
+              <w:rPr>
+                <w:rFonts w:ascii="Arial" w:hAnsi="Arial" w:cs="Arial"/>
+                <w:sz w:val="16"/>
+                <w:szCs w:val="16"/>
+                <w:lang w:val="ru-RU"/>
+              </w:rPr>
+              <w:t>Аюшиев</w:t>
+            </w:r>
+            <w:proofErr w:type="spellEnd"/>
+            <w:r>
+              <w:rPr>
+                <w:rFonts w:ascii="Arial" w:hAnsi="Arial" w:cs="Arial"/>
+                <w:sz w:val="16"/>
+                <w:szCs w:val="16"/>
+                <w:lang w:val="ru-RU"/>
+              </w:rPr>
+              <w:t xml:space="preserve"> </w:t>
+            </w:r>
+            <w:proofErr w:type="spellStart"/>
+            <w:r>
+              <w:rPr>
+                <w:rFonts w:ascii="Arial" w:hAnsi="Arial" w:cs="Arial"/>
+                <w:sz w:val="16"/>
+                <w:szCs w:val="16"/>
+                <w:lang w:val="ru-RU"/>
+              </w:rPr>
+              <w:t>Жамсаран</w:t>
+            </w:r>
+            <w:proofErr w:type="spellEnd"/>
+            <w:r>
+              <w:rPr>
+                <w:rFonts w:ascii="Arial" w:hAnsi="Arial" w:cs="Arial"/>
+                <w:sz w:val="16"/>
+                <w:szCs w:val="16"/>
+                <w:lang w:val="ru-RU"/>
+              </w:rPr>
+              <w:t xml:space="preserve">, дети: </w:t>
+            </w:r>
+            <w:proofErr w:type="spellStart"/>
+            <w:r>
+              <w:rPr>
+                <w:rFonts w:ascii="Arial" w:hAnsi="Arial" w:cs="Arial"/>
+                <w:sz w:val="16"/>
+                <w:szCs w:val="16"/>
+                <w:lang w:val="ru-RU"/>
+              </w:rPr>
+              <w:t>Дондок</w:t>
+            </w:r>
+            <w:proofErr w:type="spellEnd"/>
+            <w:r>
+              <w:rPr>
+                <w:rFonts w:ascii="Arial" w:hAnsi="Arial" w:cs="Arial"/>
+                <w:sz w:val="16"/>
+                <w:szCs w:val="16"/>
+                <w:lang w:val="ru-RU"/>
+              </w:rPr>
+              <w:t xml:space="preserve">, </w:t>
+            </w:r>
+            <w:proofErr w:type="spellStart"/>
+            <w:r>
+              <w:rPr>
+                <w:rFonts w:ascii="Arial" w:hAnsi="Arial" w:cs="Arial"/>
+                <w:sz w:val="16"/>
+                <w:szCs w:val="16"/>
+                <w:lang w:val="ru-RU"/>
+              </w:rPr>
+              <w:t>Сатай</w:t>
+            </w:r>
+            <w:proofErr w:type="spellEnd"/>
+            <w:r>
+              <w:rPr>
+                <w:rFonts w:ascii="Arial" w:hAnsi="Arial" w:cs="Arial"/>
+                <w:sz w:val="16"/>
+                <w:szCs w:val="16"/>
+                <w:lang w:val="ru-RU"/>
+              </w:rPr>
+              <w:t xml:space="preserve"> – 16.</w:t>
             </w:r>
           </w:p>
           <w:p>
@@ -2793,40 +3593,7 @@
                 <w:szCs w:val="16"/>
                 <w:lang w:val="ru-RU"/>
               </w:rPr>
-              <w:t>Источник: Книга памяти Читинской обл.</w:t>
-            </w:r>
-            <w:r>
-              <w:rPr>
-                <w:rFonts w:ascii="Arial" w:hAnsi="Arial" w:cs="Arial"/>
-                <w:b/>
-                <w:bCs/>
-                <w:sz w:val="16"/>
-                <w:szCs w:val="16"/>
-                <w:lang w:val="ru-RU"/>
-              </w:rPr>
-              <w:t>,</w:t>
-            </w:r>
-            <w:r>
-              <w:rPr>
-                <w:rFonts w:ascii="Arial" w:hAnsi="Arial" w:cs="Arial"/>
-                <w:b/>
-                <w:bCs/>
-                <w:sz w:val="16"/>
-                <w:szCs w:val="16"/>
-                <w:lang w:val="ru-RU"/>
-              </w:rPr>
-              <w:t xml:space="preserve"> т.8</w:t>
-            </w:r>
-            <w:r>
-              <w:rPr>
-                <w:rFonts w:ascii="Arial" w:hAnsi="Arial" w:cs="Arial"/>
-                <w:b/>
-                <w:bCs/>
-                <w:sz w:val="16"/>
-                <w:szCs w:val="16"/>
-                <w:lang w:val="ru-RU"/>
-              </w:rPr>
-              <w:t>;</w:t>
+              <w:t>Источник: Книга памяти Читинской обл., т.8;</w:t>
             </w:r>
             <w:r>
               <w:rPr>
@@ -2837,7 +3604,7 @@
               </w:rPr>
               <w:t xml:space="preserve"> </w:t>
             </w:r>
-            <w:hyperlink r:id="rId21" w:history="1">
+            <w:hyperlink r:id="rId20" w:history="1">
               <w:r>
                 <w:rPr>
                   <w:rStyle w:val="Hyperlink"/>
@@ -2878,6 +3645,7 @@
                 <w:lang w:val="ru-RU"/>
               </w:rPr>
             </w:pPr>
+            <w:proofErr w:type="spellStart"/>
             <w:r>
               <w:rPr>
                 <w:rFonts w:ascii="Arial" w:hAnsi="Arial" w:cs="Arial"/>
@@ -2887,7 +3655,19 @@
                 <w:szCs w:val="16"/>
                 <w:lang w:val="ru-RU"/>
               </w:rPr>
-              <w:t>Суйсина Зинаида Михайловна 18 лет</w:t>
+              <w:t>Суйсина</w:t>
+            </w:r>
+            <w:proofErr w:type="spellEnd"/>
+            <w:r>
+              <w:rPr>
+                <w:rFonts w:ascii="Arial" w:hAnsi="Arial" w:cs="Arial"/>
+                <w:b/>
+                <w:bCs/>
+                <w:sz w:val="16"/>
+                <w:szCs w:val="16"/>
+                <w:lang w:val="ru-RU"/>
+              </w:rPr>
+              <w:t xml:space="preserve"> Зинаида Михайловна 18 лет</w:t>
             </w:r>
           </w:p>
           <w:p>
@@ -2925,7 +3705,47 @@
                 <w:szCs w:val="16"/>
                 <w:lang w:val="ru-RU"/>
               </w:rPr>
-              <w:t>в 1919 г., Монголия; монголка; заключенная Ухтпечлага НКВД СССР. Арестована 8 июля 1937 г. Приговорена: тройка при УНКВД Северной обл. 29 сентября 1937 г., обв.:</w:t>
+              <w:t xml:space="preserve">в 1919 г., Монголия; монголка; заключенная </w:t>
+            </w:r>
+            <w:proofErr w:type="spellStart"/>
+            <w:r>
+              <w:rPr>
+                <w:rFonts w:ascii="Arial" w:hAnsi="Arial" w:cs="Arial"/>
+                <w:sz w:val="16"/>
+                <w:szCs w:val="16"/>
+                <w:lang w:val="ru-RU"/>
+              </w:rPr>
+              <w:t>Ухтпечлага</w:t>
+            </w:r>
+            <w:proofErr w:type="spellEnd"/>
+            <w:r>
+              <w:rPr>
+                <w:rFonts w:ascii="Arial" w:hAnsi="Arial" w:cs="Arial"/>
+                <w:sz w:val="16"/>
+                <w:szCs w:val="16"/>
+                <w:lang w:val="ru-RU"/>
+              </w:rPr>
+              <w:t xml:space="preserve"> НКВД СССР. Арестована 8 июля 1937 г. Приговорена: тройка при УНКВД Северной обл. 29 сентября 1937 г., </w:t>
+            </w:r>
+            <w:proofErr w:type="spellStart"/>
+            <w:r>
+              <w:rPr>
+                <w:rFonts w:ascii="Arial" w:hAnsi="Arial" w:cs="Arial"/>
+                <w:sz w:val="16"/>
+                <w:szCs w:val="16"/>
+                <w:lang w:val="ru-RU"/>
+              </w:rPr>
+              <w:t>обв</w:t>
+            </w:r>
+            <w:proofErr w:type="spellEnd"/>
+            <w:r>
+              <w:rPr>
+                <w:rFonts w:ascii="Arial" w:hAnsi="Arial" w:cs="Arial"/>
+                <w:sz w:val="16"/>
+                <w:szCs w:val="16"/>
+                <w:lang w:val="ru-RU"/>
+              </w:rPr>
+              <w:t>.:</w:t>
             </w:r>
             <w:r>
               <w:rPr>
@@ -2942,7 +3762,27 @@
                 <w:szCs w:val="16"/>
                 <w:lang w:val="ru-RU"/>
               </w:rPr>
-              <w:t>по ст. 58-10 УК РСФСР. Приговор: высшей мере наказания</w:t>
+              <w:t xml:space="preserve">по ст. </w:t>
+            </w:r>
+            <w:proofErr w:type="gramStart"/>
+            <w:r>
+              <w:rPr>
+                <w:rFonts w:ascii="Arial" w:hAnsi="Arial" w:cs="Arial"/>
+                <w:sz w:val="16"/>
+                <w:szCs w:val="16"/>
+                <w:lang w:val="ru-RU"/>
+              </w:rPr>
+              <w:t>58-10</w:t>
+            </w:r>
+            <w:proofErr w:type="gramEnd"/>
+            <w:r>
+              <w:rPr>
+                <w:rFonts w:ascii="Arial" w:hAnsi="Arial" w:cs="Arial"/>
+                <w:sz w:val="16"/>
+                <w:szCs w:val="16"/>
+                <w:lang w:val="ru-RU"/>
+              </w:rPr>
+              <w:t xml:space="preserve"> УК РСФСР. Приговор: высшей мере наказания</w:t>
             </w:r>
           </w:p>
           <w:p>
@@ -2977,7 +3817,7 @@
               </w:rPr>
               <w:t xml:space="preserve"> </w:t>
             </w:r>
-            <w:hyperlink r:id="rId22" w:history="1">
+            <w:hyperlink r:id="rId21" w:history="1">
               <w:r>
                 <w:rPr>
                   <w:rStyle w:val="Hyperlink"/>
@@ -3020,6 +3860,7 @@
                 <w:lang w:val="ru-RU"/>
               </w:rPr>
             </w:pPr>
+            <w:proofErr w:type="spellStart"/>
             <w:r>
               <w:rPr>
                 <w:rFonts w:ascii="Arial" w:hAnsi="Arial" w:cs="Arial"/>
@@ -3029,8 +3870,9 @@
                 <w:szCs w:val="16"/>
                 <w:lang w:val="ru-RU"/>
               </w:rPr>
-              <w:t>Темен</w:t>
-            </w:r>
+              <w:t>Теменекова-Маркитанова-Кобенова</w:t>
+            </w:r>
+            <w:proofErr w:type="spellEnd"/>
             <w:r>
               <w:rPr>
                 <w:rFonts w:ascii="Arial" w:hAnsi="Arial" w:cs="Arial"/>
@@ -3040,29 +3882,7 @@
                 <w:szCs w:val="16"/>
                 <w:lang w:val="ru-RU"/>
               </w:rPr>
-              <w:t>е</w:t>
-            </w:r>
-            <w:r>
-              <w:rPr>
-                <w:rFonts w:ascii="Arial" w:hAnsi="Arial" w:cs="Arial"/>
-                <w:b/>
-                <w:bCs/>
-                <w:sz w:val="16"/>
-                <w:szCs w:val="16"/>
-                <w:lang w:val="ru-RU"/>
-              </w:rPr>
-              <w:t>кова</w:t>
-            </w:r>
-            <w:r>
-              <w:rPr>
-                <w:rFonts w:ascii="Arial" w:hAnsi="Arial" w:cs="Arial"/>
-                <w:b/>
-                <w:bCs/>
-                <w:sz w:val="16"/>
-                <w:szCs w:val="16"/>
-                <w:lang w:val="ru-RU"/>
-              </w:rPr>
-              <w:t>-Маркитанова-Кобенова Ольга Никифоровна 35 лет</w:t>
+              <w:t xml:space="preserve"> Ольга Никифоровна 35 лет</w:t>
             </w:r>
           </w:p>
           <w:p>
@@ -3100,7 +3920,27 @@
                 <w:szCs w:val="16"/>
                 <w:lang w:val="ru-RU"/>
               </w:rPr>
-              <w:t>в 1902 г., с. Балыкча; алтайка; грамотная; член колхоза им. Тельмана.. Проживала:</w:t>
+              <w:t xml:space="preserve">в 1902 г., с. </w:t>
+            </w:r>
+            <w:proofErr w:type="spellStart"/>
+            <w:r>
+              <w:rPr>
+                <w:rFonts w:ascii="Arial" w:hAnsi="Arial" w:cs="Arial"/>
+                <w:sz w:val="16"/>
+                <w:szCs w:val="16"/>
+                <w:lang w:val="ru-RU"/>
+              </w:rPr>
+              <w:t>Балыкча</w:t>
+            </w:r>
+            <w:proofErr w:type="spellEnd"/>
+            <w:r>
+              <w:rPr>
+                <w:rFonts w:ascii="Arial" w:hAnsi="Arial" w:cs="Arial"/>
+                <w:sz w:val="16"/>
+                <w:szCs w:val="16"/>
+                <w:lang w:val="ru-RU"/>
+              </w:rPr>
+              <w:t>; алтайка; грамотная; член колхоза им. Тельмана.. Проживала:</w:t>
             </w:r>
             <w:r>
               <w:rPr>
@@ -3127,7 +3967,27 @@
                 <w:lang w:val="ru-RU"/>
               </w:rPr>
               <w:br/>
-              <w:t>Арестована 27 августа 1937 г. Приговор: расстреляна Расстреляна 12 ноября 1937 г.</w:t>
+              <w:t xml:space="preserve">Арестована 27 августа 1937 г. Приговор: расстреляна </w:t>
+            </w:r>
+            <w:proofErr w:type="spellStart"/>
+            <w:r>
+              <w:rPr>
+                <w:rFonts w:ascii="Arial" w:hAnsi="Arial" w:cs="Arial"/>
+                <w:sz w:val="16"/>
+                <w:szCs w:val="16"/>
+                <w:lang w:val="ru-RU"/>
+              </w:rPr>
+              <w:t>Расстреляна</w:t>
+            </w:r>
+            <w:proofErr w:type="spellEnd"/>
+            <w:r>
+              <w:rPr>
+                <w:rFonts w:ascii="Arial" w:hAnsi="Arial" w:cs="Arial"/>
+                <w:sz w:val="16"/>
+                <w:szCs w:val="16"/>
+                <w:lang w:val="ru-RU"/>
+              </w:rPr>
+              <w:t xml:space="preserve"> 12 ноября 1937 г.</w:t>
             </w:r>
           </w:p>
           <w:p>
@@ -3152,6 +4012,340 @@
                 <w:lang w:val="ru-RU"/>
               </w:rPr>
               <w:t xml:space="preserve">Источник: Книга памяти Республики Алтай; </w:t>
+            </w:r>
+            <w:hyperlink r:id="rId22" w:history="1">
+              <w:r>
+                <w:rPr>
+                  <w:rStyle w:val="Hyperlink"/>
+                  <w:rFonts w:ascii="Arial" w:hAnsi="Arial" w:cs="Arial"/>
+                  <w:b/>
+                  <w:bCs/>
+                  <w:color w:val="auto"/>
+                  <w:sz w:val="16"/>
+                  <w:szCs w:val="16"/>
+                  <w:lang w:val="ru-RU"/>
+                </w:rPr>
+                <w:t>Архивная ссылка</w:t>
+              </w:r>
+            </w:hyperlink>
+          </w:p>
+        </w:tc>
+      </w:tr>
+      <w:tr>
+        <w:tc>
+          <w:tcPr>
+            <w:tcW w:w="11160" w:type="dxa"/>
+            <w:tcBorders>
+              <w:left w:val="double" w:sz="1" w:space="0" w:color="808080"/>
+              <w:bottom w:val="double" w:sz="1" w:space="0" w:color="808080"/>
+              <w:right w:val="double" w:sz="2" w:space="0" w:color="808080"/>
+            </w:tcBorders>
+            <w:vAlign w:val="center"/>
+          </w:tcPr>
+          <w:p>
+            <w:pPr>
+              <w:spacing w:after="0"/>
+              <w:rPr>
+                <w:rFonts w:ascii="Arial" w:hAnsi="Arial" w:cs="Arial"/>
+                <w:b/>
+                <w:bCs/>
+                <w:sz w:val="18"/>
+                <w:szCs w:val="18"/>
+                <w:lang w:val="ru-RU"/>
+              </w:rPr>
+            </w:pPr>
+          </w:p>
+          <w:p>
+            <w:pPr>
+              <w:spacing w:after="0"/>
+              <w:rPr>
+                <w:rFonts w:ascii="Arial" w:hAnsi="Arial" w:cs="Arial"/>
+                <w:b/>
+                <w:bCs/>
+                <w:sz w:val="18"/>
+                <w:szCs w:val="18"/>
+                <w:lang w:val="ru-RU"/>
+              </w:rPr>
+            </w:pPr>
+            <w:r>
+              <w:rPr>
+                <w:rFonts w:ascii="Arial" w:hAnsi="Arial" w:cs="Arial"/>
+                <w:b/>
+                <w:bCs/>
+                <w:sz w:val="18"/>
+                <w:szCs w:val="18"/>
+                <w:lang w:val="ru-RU"/>
+              </w:rPr>
+              <w:t>УМЕРШИЕ В ЛАГЕРЯХ</w:t>
+            </w:r>
+          </w:p>
+        </w:tc>
+      </w:tr>
+      <w:tr>
+        <w:tc>
+          <w:tcPr>
+            <w:tcW w:w="11160" w:type="dxa"/>
+            <w:tcBorders>
+              <w:left w:val="double" w:sz="1" w:space="0" w:color="808080"/>
+              <w:bottom w:val="double" w:sz="1" w:space="0" w:color="808080"/>
+              <w:right w:val="double" w:sz="2" w:space="0" w:color="808080"/>
+            </w:tcBorders>
+            <w:vAlign w:val="center"/>
+          </w:tcPr>
+          <w:p>
+            <w:pPr>
+              <w:pStyle w:val="BodyText"/>
+              <w:pBdr>
+                <w:top w:val="none" w:sz="0" w:space="0" w:color="000000"/>
+                <w:left w:val="none" w:sz="0" w:space="0" w:color="000000"/>
+                <w:bottom w:val="none" w:sz="0" w:space="0" w:color="000000"/>
+                <w:right w:val="none" w:sz="0" w:space="0" w:color="000000"/>
+              </w:pBdr>
+              <w:tabs>
+                <w:tab w:val="left" w:pos="0"/>
+              </w:tabs>
+              <w:snapToGrid w:val="0"/>
+              <w:spacing w:after="0" w:line="240" w:lineRule="auto"/>
+              <w:rPr>
+                <w:rFonts w:ascii="Arial" w:hAnsi="Arial" w:cs="Arial"/>
+                <w:sz w:val="16"/>
+                <w:szCs w:val="16"/>
+                <w:lang w:val="ru-RU"/>
+              </w:rPr>
+            </w:pPr>
+            <w:proofErr w:type="spellStart"/>
+            <w:r>
+              <w:rPr>
+                <w:rFonts w:ascii="Arial" w:hAnsi="Arial" w:cs="Arial"/>
+                <w:b/>
+                <w:sz w:val="16"/>
+                <w:szCs w:val="16"/>
+                <w:lang w:val="ru-RU"/>
+              </w:rPr>
+              <w:t>Аюрзанова</w:t>
+            </w:r>
+            <w:proofErr w:type="spellEnd"/>
+            <w:r>
+              <w:rPr>
+                <w:rFonts w:ascii="Arial" w:hAnsi="Arial" w:cs="Arial"/>
+                <w:b/>
+                <w:sz w:val="16"/>
+                <w:szCs w:val="16"/>
+                <w:lang w:val="ru-RU"/>
+              </w:rPr>
+              <w:t xml:space="preserve"> </w:t>
+            </w:r>
+            <w:proofErr w:type="spellStart"/>
+            <w:r>
+              <w:rPr>
+                <w:rFonts w:ascii="Arial" w:hAnsi="Arial" w:cs="Arial"/>
+                <w:b/>
+                <w:sz w:val="16"/>
+                <w:szCs w:val="16"/>
+                <w:lang w:val="ru-RU"/>
+              </w:rPr>
+              <w:t>Дулма</w:t>
+            </w:r>
+            <w:proofErr w:type="spellEnd"/>
+            <w:r>
+              <w:rPr>
+                <w:rFonts w:ascii="Arial" w:hAnsi="Arial" w:cs="Arial"/>
+                <w:b/>
+                <w:sz w:val="16"/>
+                <w:szCs w:val="16"/>
+                <w:lang w:val="ru-RU"/>
+              </w:rPr>
+              <w:t xml:space="preserve"> 44 года умерла в ИТЛ</w:t>
+            </w:r>
+          </w:p>
+          <w:p>
+            <w:pPr>
+              <w:pStyle w:val="BodyText"/>
+              <w:pBdr>
+                <w:top w:val="none" w:sz="0" w:space="0" w:color="000000"/>
+                <w:left w:val="none" w:sz="0" w:space="0" w:color="000000"/>
+                <w:bottom w:val="none" w:sz="0" w:space="0" w:color="000000"/>
+                <w:right w:val="none" w:sz="0" w:space="0" w:color="000000"/>
+              </w:pBdr>
+              <w:tabs>
+                <w:tab w:val="left" w:pos="0"/>
+              </w:tabs>
+              <w:snapToGrid w:val="0"/>
+              <w:spacing w:after="0" w:line="240" w:lineRule="auto"/>
+              <w:rPr>
+                <w:rFonts w:ascii="Arial" w:hAnsi="Arial" w:cs="Arial"/>
+                <w:sz w:val="16"/>
+                <w:szCs w:val="16"/>
+                <w:lang w:val="ru-RU"/>
+              </w:rPr>
+            </w:pPr>
+            <w:r>
+              <w:rPr>
+                <w:rFonts w:ascii="Arial" w:hAnsi="Arial" w:cs="Arial"/>
+                <w:sz w:val="16"/>
+                <w:szCs w:val="16"/>
+                <w:lang w:val="ru-RU"/>
+              </w:rPr>
+              <w:t xml:space="preserve">1903 г.р., </w:t>
+            </w:r>
+            <w:proofErr w:type="spellStart"/>
+            <w:r>
+              <w:rPr>
+                <w:rFonts w:ascii="Arial" w:hAnsi="Arial" w:cs="Arial"/>
+                <w:sz w:val="16"/>
+                <w:szCs w:val="16"/>
+                <w:lang w:val="ru-RU"/>
+              </w:rPr>
+              <w:t>м.р</w:t>
+            </w:r>
+            <w:proofErr w:type="spellEnd"/>
+            <w:r>
+              <w:rPr>
+                <w:rFonts w:ascii="Arial" w:hAnsi="Arial" w:cs="Arial"/>
+                <w:sz w:val="16"/>
+                <w:szCs w:val="16"/>
+                <w:lang w:val="ru-RU"/>
+              </w:rPr>
+              <w:t xml:space="preserve">.: Забайкальская обл., Читинский уезд, с. </w:t>
+            </w:r>
+            <w:proofErr w:type="spellStart"/>
+            <w:r>
+              <w:rPr>
+                <w:rFonts w:ascii="Arial" w:hAnsi="Arial" w:cs="Arial"/>
+                <w:sz w:val="16"/>
+                <w:szCs w:val="16"/>
+                <w:lang w:val="ru-RU"/>
+              </w:rPr>
+              <w:t>Токчин</w:t>
+            </w:r>
+            <w:proofErr w:type="spellEnd"/>
+            <w:r>
+              <w:rPr>
+                <w:rFonts w:ascii="Arial" w:hAnsi="Arial" w:cs="Arial"/>
+                <w:sz w:val="16"/>
+                <w:szCs w:val="16"/>
+                <w:lang w:val="ru-RU"/>
+              </w:rPr>
+              <w:t xml:space="preserve">, бурятка. Работала в колхозе, </w:t>
+            </w:r>
+            <w:proofErr w:type="spellStart"/>
+            <w:r>
+              <w:rPr>
+                <w:rFonts w:ascii="Arial" w:hAnsi="Arial" w:cs="Arial"/>
+                <w:sz w:val="16"/>
+                <w:szCs w:val="16"/>
+                <w:lang w:val="ru-RU"/>
+              </w:rPr>
+              <w:t>прож</w:t>
+            </w:r>
+            <w:proofErr w:type="spellEnd"/>
+            <w:r>
+              <w:rPr>
+                <w:rFonts w:ascii="Arial" w:hAnsi="Arial" w:cs="Arial"/>
+                <w:sz w:val="16"/>
+                <w:szCs w:val="16"/>
+                <w:lang w:val="ru-RU"/>
+              </w:rPr>
+              <w:t xml:space="preserve">.: Читинская обл., Агинский округ, с. </w:t>
+            </w:r>
+            <w:proofErr w:type="spellStart"/>
+            <w:r>
+              <w:rPr>
+                <w:rFonts w:ascii="Arial" w:hAnsi="Arial" w:cs="Arial"/>
+                <w:sz w:val="16"/>
+                <w:szCs w:val="16"/>
+                <w:lang w:val="ru-RU"/>
+              </w:rPr>
+              <w:t>Токчин</w:t>
+            </w:r>
+            <w:proofErr w:type="spellEnd"/>
+            <w:r>
+              <w:rPr>
+                <w:rFonts w:ascii="Arial" w:hAnsi="Arial" w:cs="Arial"/>
+                <w:sz w:val="16"/>
+                <w:szCs w:val="16"/>
+                <w:lang w:val="ru-RU"/>
+              </w:rPr>
+              <w:t xml:space="preserve">, арестована 18.06.1945. Обвинение: по ст. </w:t>
+            </w:r>
+            <w:proofErr w:type="gramStart"/>
+            <w:r>
+              <w:rPr>
+                <w:rFonts w:ascii="Arial" w:hAnsi="Arial" w:cs="Arial"/>
+                <w:sz w:val="16"/>
+                <w:szCs w:val="16"/>
+                <w:lang w:val="ru-RU"/>
+              </w:rPr>
+              <w:t>58-10</w:t>
+            </w:r>
+            <w:proofErr w:type="gramEnd"/>
+            <w:r>
+              <w:rPr>
+                <w:rFonts w:ascii="Arial" w:hAnsi="Arial" w:cs="Arial"/>
+                <w:sz w:val="16"/>
+                <w:szCs w:val="16"/>
+                <w:lang w:val="ru-RU"/>
+              </w:rPr>
+              <w:t xml:space="preserve"> УК РСФСР. Приговор: Агинским окружным судом, 11.09.1945 – к 6 годам лишения свободы.</w:t>
+            </w:r>
+            <w:proofErr w:type="gramStart"/>
+            <w:r>
+              <w:rPr>
+                <w:rFonts w:ascii="Arial" w:hAnsi="Arial" w:cs="Arial"/>
+                <w:sz w:val="16"/>
+                <w:szCs w:val="16"/>
+                <w:lang w:val="ru-RU"/>
+              </w:rPr>
+              <w:t>, Умерла</w:t>
+            </w:r>
+            <w:proofErr w:type="gramEnd"/>
+            <w:r>
+              <w:rPr>
+                <w:rFonts w:ascii="Arial" w:hAnsi="Arial" w:cs="Arial"/>
+                <w:sz w:val="16"/>
+                <w:szCs w:val="16"/>
+                <w:lang w:val="ru-RU"/>
+              </w:rPr>
+              <w:t xml:space="preserve"> в ИТЛ _10.05.1947_ г. Реабилитация: прокуратурой Читинской обл., 27.04.1992. Состав семьи: Дочь Дарима – 8, мать </w:t>
+            </w:r>
+            <w:proofErr w:type="spellStart"/>
+            <w:r>
+              <w:rPr>
+                <w:rFonts w:ascii="Arial" w:hAnsi="Arial" w:cs="Arial"/>
+                <w:sz w:val="16"/>
+                <w:szCs w:val="16"/>
+                <w:lang w:val="ru-RU"/>
+              </w:rPr>
+              <w:t>Сындыма</w:t>
+            </w:r>
+            <w:proofErr w:type="spellEnd"/>
+            <w:r>
+              <w:rPr>
+                <w:rFonts w:ascii="Arial" w:hAnsi="Arial" w:cs="Arial"/>
+                <w:sz w:val="16"/>
+                <w:szCs w:val="16"/>
+                <w:lang w:val="ru-RU"/>
+              </w:rPr>
+              <w:t xml:space="preserve"> – 1875.</w:t>
+            </w:r>
+          </w:p>
+          <w:p>
+            <w:pPr>
+              <w:spacing w:after="0"/>
+              <w:rPr>
+                <w:lang w:val="ru-RU"/>
+              </w:rPr>
+            </w:pPr>
+            <w:r>
+              <w:rPr>
+                <w:rFonts w:ascii="Arial" w:hAnsi="Arial" w:cs="Arial"/>
+                <w:b/>
+                <w:bCs/>
+                <w:sz w:val="16"/>
+                <w:szCs w:val="16"/>
+                <w:lang w:val="ru-RU"/>
+              </w:rPr>
+              <w:t xml:space="preserve">Источник: Книга памяти Читинской обл., т.2; </w:t>
             </w:r>
             <w:hyperlink r:id="rId23" w:history="1">
               <w:r>
@@ -3187,229 +4381,43 @@
               <w:spacing w:after="0"/>
               <w:rPr>
                 <w:rFonts w:ascii="Arial" w:hAnsi="Arial" w:cs="Arial"/>
+                <w:sz w:val="16"/>
+                <w:szCs w:val="16"/>
+                <w:lang w:val="ru-RU"/>
+              </w:rPr>
+            </w:pPr>
+            <w:r>
+              <w:rPr>
+                <w:rFonts w:ascii="Arial" w:hAnsi="Arial" w:cs="Arial"/>
                 <w:b/>
                 <w:bCs/>
-                <w:sz w:val="18"/>
-                <w:szCs w:val="18"/>
-                <w:lang w:val="ru-RU"/>
-              </w:rPr>
-            </w:pPr>
-          </w:p>
-          <w:p>
-            <w:pPr>
-              <w:spacing w:after="0"/>
+                <w:sz w:val="16"/>
+                <w:szCs w:val="16"/>
+                <w:bdr w:val="none" w:sz="0" w:space="0" w:color="auto" w:frame="1"/>
+                <w:shd w:val="clear" w:color="auto" w:fill="FFFFFF"/>
+                <w:lang w:val="ru-RU"/>
+              </w:rPr>
+              <w:t>Цыбикова Чимит</w:t>
+            </w:r>
+            <w:r>
+              <w:rPr>
+                <w:rFonts w:ascii="Arial" w:hAnsi="Arial" w:cs="Arial"/>
+                <w:sz w:val="16"/>
+                <w:szCs w:val="16"/>
+                <w:lang w:val="ru-RU"/>
+              </w:rPr>
+              <w:t xml:space="preserve"> </w:t>
+            </w:r>
+            <w:r>
               <w:rPr>
                 <w:rFonts w:ascii="Arial" w:hAnsi="Arial" w:cs="Arial"/>
                 <w:b/>
                 <w:bCs/>
-                <w:sz w:val="18"/>
-                <w:szCs w:val="18"/>
-                <w:lang w:val="ru-RU"/>
-              </w:rPr>
-            </w:pPr>
-            <w:r>
-              <w:rPr>
-                <w:rFonts w:ascii="Arial" w:hAnsi="Arial" w:cs="Arial"/>
-                <w:b/>
-                <w:bCs/>
-                <w:sz w:val="18"/>
-                <w:szCs w:val="18"/>
-                <w:lang w:val="ru-RU"/>
-              </w:rPr>
-              <w:t>УМЕРШИЕ В ЛАГЕРЯХ</w:t>
-            </w:r>
-          </w:p>
-        </w:tc>
-      </w:tr>
-      <w:tr>
-        <w:tc>
-          <w:tcPr>
-            <w:tcW w:w="11160" w:type="dxa"/>
-            <w:tcBorders>
-              <w:left w:val="double" w:sz="1" w:space="0" w:color="808080"/>
-              <w:bottom w:val="double" w:sz="1" w:space="0" w:color="808080"/>
-              <w:right w:val="double" w:sz="2" w:space="0" w:color="808080"/>
-            </w:tcBorders>
-            <w:vAlign w:val="center"/>
-          </w:tcPr>
-          <w:p>
-            <w:pPr>
-              <w:pStyle w:val="BodyText"/>
-              <w:pBdr>
-                <w:top w:val="none" w:sz="0" w:space="0" w:color="000000"/>
-                <w:left w:val="none" w:sz="0" w:space="0" w:color="000000"/>
-                <w:bottom w:val="none" w:sz="0" w:space="0" w:color="000000"/>
-                <w:right w:val="none" w:sz="0" w:space="0" w:color="000000"/>
-              </w:pBdr>
-              <w:tabs>
-                <w:tab w:val="left" w:pos="0"/>
-              </w:tabs>
-              <w:snapToGrid w:val="0"/>
-              <w:spacing w:after="0" w:line="240" w:lineRule="auto"/>
-              <w:rPr>
-                <w:rFonts w:ascii="Arial" w:hAnsi="Arial" w:cs="Arial"/>
-                <w:sz w:val="16"/>
-                <w:szCs w:val="16"/>
-                <w:lang w:val="ru-RU"/>
-              </w:rPr>
-            </w:pPr>
-            <w:r>
-              <w:rPr>
-                <w:rFonts w:ascii="Arial" w:hAnsi="Arial" w:cs="Arial"/>
-                <w:b/>
-                <w:sz w:val="16"/>
-                <w:szCs w:val="16"/>
-                <w:lang w:val="ru-RU"/>
-              </w:rPr>
-              <w:t>Аюрзанова Дулма 44 года умерла в ИТЛ</w:t>
-            </w:r>
-          </w:p>
-          <w:p>
-            <w:pPr>
-              <w:pStyle w:val="BodyText"/>
-              <w:pBdr>
-                <w:top w:val="none" w:sz="0" w:space="0" w:color="000000"/>
-                <w:left w:val="none" w:sz="0" w:space="0" w:color="000000"/>
-                <w:bottom w:val="none" w:sz="0" w:space="0" w:color="000000"/>
-                <w:right w:val="none" w:sz="0" w:space="0" w:color="000000"/>
-              </w:pBdr>
-              <w:tabs>
-                <w:tab w:val="left" w:pos="0"/>
-              </w:tabs>
-              <w:snapToGrid w:val="0"/>
-              <w:spacing w:after="0" w:line="240" w:lineRule="auto"/>
-              <w:rPr>
-                <w:rFonts w:ascii="Arial" w:hAnsi="Arial" w:cs="Arial"/>
-                <w:sz w:val="16"/>
-                <w:szCs w:val="16"/>
-                <w:lang w:val="ru-RU"/>
-              </w:rPr>
-            </w:pPr>
-            <w:r>
-              <w:rPr>
-                <w:rFonts w:ascii="Arial" w:hAnsi="Arial" w:cs="Arial"/>
-                <w:sz w:val="16"/>
-                <w:szCs w:val="16"/>
-                <w:lang w:val="ru-RU"/>
-              </w:rPr>
-              <w:t>1903 г.р., м.р.: Забайкальская обл., Читинский уезд, с. Токчин, бурятка. Работала в колхозе, прож.: Читинская обл., Агинский округ, с. Токчин, арестована 18.06.1945. Обвинение: по ст. 58-10 УК РСФСР. Приговор: Агинским окружным судом, 11.09.1945 – к 6 годам лишения свободы., Умерла в ИТЛ _10.05.1947_ г. Реабилитация: прокуратурой Читинской обл., 27.04.1992. Состав семьи: Дочь Дарима – 8, мать Сындыма – 1875.</w:t>
-            </w:r>
-          </w:p>
-          <w:p>
-            <w:pPr>
-              <w:spacing w:after="0"/>
-              <w:rPr>
-                <w:lang w:val="ru-RU"/>
-              </w:rPr>
-            </w:pPr>
-            <w:r>
-              <w:rPr>
-                <w:rFonts w:ascii="Arial" w:hAnsi="Arial" w:cs="Arial"/>
-                <w:b/>
-                <w:bCs/>
-                <w:sz w:val="16"/>
-                <w:szCs w:val="16"/>
-                <w:lang w:val="ru-RU"/>
-              </w:rPr>
-              <w:t xml:space="preserve">Источник: Книга памяти Читинской обл., т.2; </w:t>
-            </w:r>
-            <w:hyperlink r:id="rId24" w:history="1">
-              <w:r>
-                <w:rPr>
-                  <w:rStyle w:val="Hyperlink"/>
-                  <w:rFonts w:ascii="Arial" w:hAnsi="Arial" w:cs="Arial"/>
-                  <w:b/>
-                  <w:bCs/>
-                  <w:color w:val="auto"/>
-                  <w:sz w:val="16"/>
-                  <w:szCs w:val="16"/>
-                  <w:lang w:val="ru-RU"/>
-                </w:rPr>
-                <w:t>Архивная ссылка</w:t>
-              </w:r>
-            </w:hyperlink>
-          </w:p>
-        </w:tc>
-      </w:tr>
-      <w:tr>
-        <w:tc>
-          <w:tcPr>
-            <w:tcW w:w="11160" w:type="dxa"/>
-            <w:tcBorders>
-              <w:left w:val="double" w:sz="1" w:space="0" w:color="808080"/>
-              <w:bottom w:val="double" w:sz="1" w:space="0" w:color="808080"/>
-              <w:right w:val="double" w:sz="2" w:space="0" w:color="808080"/>
-            </w:tcBorders>
-            <w:vAlign w:val="center"/>
-          </w:tcPr>
-          <w:p>
-            <w:pPr>
-              <w:spacing w:after="0"/>
-              <w:rPr>
-                <w:rFonts w:ascii="Arial" w:hAnsi="Arial" w:cs="Arial"/>
-                <w:sz w:val="16"/>
-                <w:szCs w:val="16"/>
-                <w:lang w:val="ru-RU"/>
-              </w:rPr>
-            </w:pPr>
-            <w:hyperlink r:id="rId25" w:history="1">
-              <w:r>
-                <w:rPr>
-                  <w:rStyle w:val="Hyperlink"/>
-                  <w:rFonts w:ascii="Arial" w:hAnsi="Arial" w:cs="Arial"/>
-                  <w:b/>
-                  <w:bCs/>
-                  <w:color w:val="auto"/>
-                  <w:sz w:val="16"/>
-                  <w:szCs w:val="16"/>
-                  <w:bdr w:val="none" w:sz="0" w:space="0" w:color="auto" w:frame="1"/>
-                  <w:shd w:val="clear" w:color="auto" w:fill="FFFFFF"/>
-                  <w:lang w:val="ru-RU"/>
-                </w:rPr>
-                <w:t>Цыбикова Чимит</w:t>
-              </w:r>
-            </w:hyperlink>
-            <w:r>
-              <w:rPr>
-                <w:rFonts w:ascii="Arial" w:hAnsi="Arial" w:cs="Arial"/>
-                <w:sz w:val="16"/>
-                <w:szCs w:val="16"/>
-                <w:lang w:val="ru-RU"/>
-              </w:rPr>
-              <w:t xml:space="preserve"> </w:t>
-            </w:r>
-            <w:r>
-              <w:rPr>
-                <w:rFonts w:ascii="Arial" w:hAnsi="Arial" w:cs="Arial"/>
-                <w:b/>
-                <w:bCs/>
-                <w:sz w:val="16"/>
-                <w:szCs w:val="16"/>
-                <w:lang w:val="ru-RU"/>
-              </w:rPr>
-              <w:t>43 года</w:t>
-            </w:r>
-            <w:r>
-              <w:rPr>
-                <w:rFonts w:ascii="Arial" w:hAnsi="Arial" w:cs="Arial"/>
-                <w:b/>
-                <w:bCs/>
-                <w:sz w:val="16"/>
-                <w:szCs w:val="16"/>
-                <w:lang w:val="ru-RU"/>
-              </w:rPr>
-              <w:t xml:space="preserve"> </w:t>
-            </w:r>
-            <w:r>
-              <w:rPr>
-                <w:rFonts w:ascii="Arial" w:hAnsi="Arial" w:cs="Arial"/>
-                <w:b/>
-                <w:bCs/>
-                <w:sz w:val="16"/>
-                <w:szCs w:val="16"/>
-                <w:lang w:val="ru-RU"/>
-              </w:rPr>
-              <w:t>умела в ИТЛ</w:t>
+                <w:sz w:val="16"/>
+                <w:szCs w:val="16"/>
+                <w:lang w:val="ru-RU"/>
+              </w:rPr>
+              <w:t>43 года умела в ИТЛ</w:t>
             </w:r>
             <w:r>
               <w:rPr>
@@ -3442,61 +4450,239 @@
                 <w:szCs w:val="16"/>
                 <w:lang w:val="ru-RU"/>
               </w:rPr>
-              <w:t>1905 г.р., м.р.: Забайкальская обл., Читинский уезд, с. Зугалай, бурятка, прож.: Читинская обл., Агинский Бурят-Монгольский национальный округ, с. Моготуй, привлечена без арестае: в соответствии с циркуляром НКВД и Прокуратуры СССР № 215/51с от _30.05.1942_ г. «О репрессировании членов семей изменников Родины»КВД СССР, 05.08.1944</w:t>
-            </w:r>
-            <w:r>
-              <w:rPr>
-                <w:rFonts w:ascii="Arial" w:hAnsi="Arial" w:cs="Arial"/>
-                <w:sz w:val="16"/>
-                <w:szCs w:val="16"/>
-                <w:lang w:val="ru-RU"/>
-              </w:rPr>
-              <w:t xml:space="preserve"> – </w:t>
-            </w:r>
-            <w:r>
-              <w:rPr>
-                <w:rFonts w:ascii="Arial" w:hAnsi="Arial" w:cs="Arial"/>
-                <w:sz w:val="16"/>
-                <w:szCs w:val="16"/>
-                <w:lang w:val="ru-RU"/>
-              </w:rPr>
-              <w:t>к 5 годам ссылки в Якутскую АССР., Умерла в 1948 г. (дата не указана). Реабилитация: прокуратурой Читинской обл., 24.10.1989. Состав семьи: Муж Цынгалеев Логичири Жамсаранович</w:t>
-            </w:r>
-            <w:r>
-              <w:rPr>
-                <w:rFonts w:ascii="Arial" w:hAnsi="Arial" w:cs="Arial"/>
-                <w:sz w:val="16"/>
-                <w:szCs w:val="16"/>
-                <w:lang w:val="ru-RU"/>
-              </w:rPr>
-              <w:t xml:space="preserve"> – </w:t>
-            </w:r>
-            <w:r>
-              <w:rPr>
-                <w:rFonts w:ascii="Arial" w:hAnsi="Arial" w:cs="Arial"/>
-                <w:sz w:val="16"/>
-                <w:szCs w:val="16"/>
-                <w:lang w:val="ru-RU"/>
-              </w:rPr>
-              <w:t>1906 (расстрелян _22.10.1942_ г.), дочь Удомбра</w:t>
-            </w:r>
-            <w:r>
-              <w:rPr>
-                <w:rFonts w:ascii="Arial" w:hAnsi="Arial" w:cs="Arial"/>
-                <w:sz w:val="16"/>
-                <w:szCs w:val="16"/>
-                <w:lang w:val="ru-RU"/>
-              </w:rPr>
-              <w:t xml:space="preserve"> – </w:t>
-            </w:r>
-            <w:r>
-              <w:rPr>
-                <w:rFonts w:ascii="Arial" w:hAnsi="Arial" w:cs="Arial"/>
-                <w:sz w:val="16"/>
-                <w:szCs w:val="16"/>
-                <w:lang w:val="ru-RU"/>
-              </w:rPr>
-              <w:t>11.</w:t>
+              <w:t xml:space="preserve">1905 г.р., </w:t>
+            </w:r>
+            <w:proofErr w:type="spellStart"/>
+            <w:r>
+              <w:rPr>
+                <w:rFonts w:ascii="Arial" w:hAnsi="Arial" w:cs="Arial"/>
+                <w:sz w:val="16"/>
+                <w:szCs w:val="16"/>
+                <w:lang w:val="ru-RU"/>
+              </w:rPr>
+              <w:t>м.р</w:t>
+            </w:r>
+            <w:proofErr w:type="spellEnd"/>
+            <w:r>
+              <w:rPr>
+                <w:rFonts w:ascii="Arial" w:hAnsi="Arial" w:cs="Arial"/>
+                <w:sz w:val="16"/>
+                <w:szCs w:val="16"/>
+                <w:lang w:val="ru-RU"/>
+              </w:rPr>
+              <w:t xml:space="preserve">.: Забайкальская обл., Читинский уезд, с. </w:t>
+            </w:r>
+            <w:proofErr w:type="spellStart"/>
+            <w:r>
+              <w:rPr>
+                <w:rFonts w:ascii="Arial" w:hAnsi="Arial" w:cs="Arial"/>
+                <w:sz w:val="16"/>
+                <w:szCs w:val="16"/>
+                <w:lang w:val="ru-RU"/>
+              </w:rPr>
+              <w:t>Зугалай</w:t>
+            </w:r>
+            <w:proofErr w:type="spellEnd"/>
+            <w:r>
+              <w:rPr>
+                <w:rFonts w:ascii="Arial" w:hAnsi="Arial" w:cs="Arial"/>
+                <w:sz w:val="16"/>
+                <w:szCs w:val="16"/>
+                <w:lang w:val="ru-RU"/>
+              </w:rPr>
+              <w:t xml:space="preserve">, бурятка, </w:t>
+            </w:r>
+            <w:proofErr w:type="spellStart"/>
+            <w:r>
+              <w:rPr>
+                <w:rFonts w:ascii="Arial" w:hAnsi="Arial" w:cs="Arial"/>
+                <w:sz w:val="16"/>
+                <w:szCs w:val="16"/>
+                <w:lang w:val="ru-RU"/>
+              </w:rPr>
+              <w:t>прож</w:t>
+            </w:r>
+            <w:proofErr w:type="spellEnd"/>
+            <w:r>
+              <w:rPr>
+                <w:rFonts w:ascii="Arial" w:hAnsi="Arial" w:cs="Arial"/>
+                <w:sz w:val="16"/>
+                <w:szCs w:val="16"/>
+                <w:lang w:val="ru-RU"/>
+              </w:rPr>
+              <w:t xml:space="preserve">.: Читинская обл., Агинский Бурят-Монгольский национальный округ, с. </w:t>
+            </w:r>
+            <w:proofErr w:type="spellStart"/>
+            <w:r>
+              <w:rPr>
+                <w:rFonts w:ascii="Arial" w:hAnsi="Arial" w:cs="Arial"/>
+                <w:sz w:val="16"/>
+                <w:szCs w:val="16"/>
+                <w:lang w:val="ru-RU"/>
+              </w:rPr>
+              <w:t>Моготуй</w:t>
+            </w:r>
+            <w:proofErr w:type="spellEnd"/>
+            <w:r>
+              <w:rPr>
+                <w:rFonts w:ascii="Arial" w:hAnsi="Arial" w:cs="Arial"/>
+                <w:sz w:val="16"/>
+                <w:szCs w:val="16"/>
+                <w:lang w:val="ru-RU"/>
+              </w:rPr>
+              <w:t xml:space="preserve">, привлечена без </w:t>
+            </w:r>
+            <w:proofErr w:type="spellStart"/>
+            <w:r>
+              <w:rPr>
+                <w:rFonts w:ascii="Arial" w:hAnsi="Arial" w:cs="Arial"/>
+                <w:sz w:val="16"/>
+                <w:szCs w:val="16"/>
+                <w:lang w:val="ru-RU"/>
+              </w:rPr>
+              <w:t>арестае</w:t>
+            </w:r>
+            <w:proofErr w:type="spellEnd"/>
+            <w:r>
+              <w:rPr>
+                <w:rFonts w:ascii="Arial" w:hAnsi="Arial" w:cs="Arial"/>
+                <w:sz w:val="16"/>
+                <w:szCs w:val="16"/>
+                <w:lang w:val="ru-RU"/>
+              </w:rPr>
+              <w:t xml:space="preserve">: в соответствии с циркуляром НКВД и Прокуратуры СССР № 215/51с от _30.05.1942_ г. «О репрессировании членов семей изменников </w:t>
+            </w:r>
+            <w:proofErr w:type="spellStart"/>
+            <w:proofErr w:type="gramStart"/>
+            <w:r>
+              <w:rPr>
+                <w:rFonts w:ascii="Arial" w:hAnsi="Arial" w:cs="Arial"/>
+                <w:sz w:val="16"/>
+                <w:szCs w:val="16"/>
+                <w:lang w:val="ru-RU"/>
+              </w:rPr>
+              <w:t>Родины»КВД</w:t>
+            </w:r>
+            <w:proofErr w:type="spellEnd"/>
+            <w:proofErr w:type="gramEnd"/>
+            <w:r>
+              <w:rPr>
+                <w:rFonts w:ascii="Arial" w:hAnsi="Arial" w:cs="Arial"/>
+                <w:sz w:val="16"/>
+                <w:szCs w:val="16"/>
+                <w:lang w:val="ru-RU"/>
+              </w:rPr>
+              <w:t xml:space="preserve"> СССР, 05.08.1944 – к 5 годам ссылки в Якутскую АССР.</w:t>
+            </w:r>
+            <w:proofErr w:type="gramStart"/>
+            <w:r>
+              <w:rPr>
+                <w:rFonts w:ascii="Arial" w:hAnsi="Arial" w:cs="Arial"/>
+                <w:sz w:val="16"/>
+                <w:szCs w:val="16"/>
+                <w:lang w:val="ru-RU"/>
+              </w:rPr>
+              <w:t>, Умерла</w:t>
+            </w:r>
+            <w:proofErr w:type="gramEnd"/>
+            <w:r>
+              <w:rPr>
+                <w:rFonts w:ascii="Arial" w:hAnsi="Arial" w:cs="Arial"/>
+                <w:sz w:val="16"/>
+                <w:szCs w:val="16"/>
+                <w:lang w:val="ru-RU"/>
+              </w:rPr>
+              <w:t xml:space="preserve"> в 1948 г. (дата не указана). Реабилитация: </w:t>
+            </w:r>
+            <w:r>
+              <w:rPr>
+                <w:rFonts w:ascii="Arial" w:hAnsi="Arial" w:cs="Arial"/>
+                <w:sz w:val="16"/>
+                <w:szCs w:val="16"/>
+                <w:lang w:val="ru-RU"/>
+              </w:rPr>
+              <w:lastRenderedPageBreak/>
+              <w:t xml:space="preserve">прокуратурой Читинской обл., 24.10.1989. Состав семьи: Муж </w:t>
+            </w:r>
+            <w:proofErr w:type="spellStart"/>
+            <w:r>
+              <w:rPr>
+                <w:rFonts w:ascii="Arial" w:hAnsi="Arial" w:cs="Arial"/>
+                <w:sz w:val="16"/>
+                <w:szCs w:val="16"/>
+                <w:lang w:val="ru-RU"/>
+              </w:rPr>
+              <w:t>Цынгалеев</w:t>
+            </w:r>
+            <w:proofErr w:type="spellEnd"/>
+            <w:r>
+              <w:rPr>
+                <w:rFonts w:ascii="Arial" w:hAnsi="Arial" w:cs="Arial"/>
+                <w:sz w:val="16"/>
+                <w:szCs w:val="16"/>
+                <w:lang w:val="ru-RU"/>
+              </w:rPr>
+              <w:t xml:space="preserve"> </w:t>
+            </w:r>
+            <w:proofErr w:type="spellStart"/>
+            <w:r>
+              <w:rPr>
+                <w:rFonts w:ascii="Arial" w:hAnsi="Arial" w:cs="Arial"/>
+                <w:sz w:val="16"/>
+                <w:szCs w:val="16"/>
+                <w:lang w:val="ru-RU"/>
+              </w:rPr>
+              <w:t>Логичири</w:t>
+            </w:r>
+            <w:proofErr w:type="spellEnd"/>
+            <w:r>
+              <w:rPr>
+                <w:rFonts w:ascii="Arial" w:hAnsi="Arial" w:cs="Arial"/>
+                <w:sz w:val="16"/>
+                <w:szCs w:val="16"/>
+                <w:lang w:val="ru-RU"/>
+              </w:rPr>
+              <w:t xml:space="preserve"> </w:t>
+            </w:r>
+            <w:proofErr w:type="spellStart"/>
+            <w:r>
+              <w:rPr>
+                <w:rFonts w:ascii="Arial" w:hAnsi="Arial" w:cs="Arial"/>
+                <w:sz w:val="16"/>
+                <w:szCs w:val="16"/>
+                <w:lang w:val="ru-RU"/>
+              </w:rPr>
+              <w:t>Жамсаранович</w:t>
+            </w:r>
+            <w:proofErr w:type="spellEnd"/>
+            <w:r>
+              <w:rPr>
+                <w:rFonts w:ascii="Arial" w:hAnsi="Arial" w:cs="Arial"/>
+                <w:sz w:val="16"/>
+                <w:szCs w:val="16"/>
+                <w:lang w:val="ru-RU"/>
+              </w:rPr>
+              <w:t xml:space="preserve"> – 1906 (расстрелян _22.10.1942_ г.), дочь </w:t>
+            </w:r>
+            <w:proofErr w:type="spellStart"/>
+            <w:r>
+              <w:rPr>
+                <w:rFonts w:ascii="Arial" w:hAnsi="Arial" w:cs="Arial"/>
+                <w:sz w:val="16"/>
+                <w:szCs w:val="16"/>
+                <w:lang w:val="ru-RU"/>
+              </w:rPr>
+              <w:t>Удомбра</w:t>
+            </w:r>
+            <w:proofErr w:type="spellEnd"/>
+            <w:r>
+              <w:rPr>
+                <w:rFonts w:ascii="Arial" w:hAnsi="Arial" w:cs="Arial"/>
+                <w:sz w:val="16"/>
+                <w:szCs w:val="16"/>
+                <w:lang w:val="ru-RU"/>
+              </w:rPr>
+              <w:t xml:space="preserve"> – 11.</w:t>
             </w:r>
           </w:p>
           <w:p>
@@ -3525,42 +4711,9 @@
                 <w:szCs w:val="16"/>
                 <w:lang w:val="ru-RU"/>
               </w:rPr>
-              <w:t>Источник: Книга памяти Читинской обл.</w:t>
-            </w:r>
-            <w:r>
-              <w:rPr>
-                <w:rFonts w:ascii="Arial" w:hAnsi="Arial" w:cs="Arial"/>
-                <w:b/>
-                <w:bCs/>
-                <w:sz w:val="16"/>
-                <w:szCs w:val="16"/>
-                <w:lang w:val="ru-RU"/>
-              </w:rPr>
-              <w:t>,</w:t>
-            </w:r>
-            <w:r>
-              <w:rPr>
-                <w:rFonts w:ascii="Arial" w:hAnsi="Arial" w:cs="Arial"/>
-                <w:b/>
-                <w:bCs/>
-                <w:sz w:val="16"/>
-                <w:szCs w:val="16"/>
-                <w:lang w:val="ru-RU"/>
-              </w:rPr>
-              <w:t xml:space="preserve"> т.6;</w:t>
-            </w:r>
-            <w:r>
-              <w:rPr>
-                <w:rFonts w:ascii="Arial" w:hAnsi="Arial" w:cs="Arial"/>
-                <w:b/>
-                <w:bCs/>
-                <w:sz w:val="16"/>
-                <w:szCs w:val="16"/>
-                <w:lang w:val="ru-RU"/>
-              </w:rPr>
-              <w:t xml:space="preserve"> </w:t>
-            </w:r>
-            <w:hyperlink r:id="rId26" w:history="1">
+              <w:t xml:space="preserve">Источник: Книга памяти Читинской обл., т.6; </w:t>
+            </w:r>
+            <w:hyperlink r:id="rId24" w:history="1">
               <w:r>
                 <w:rPr>
                   <w:rStyle w:val="Hyperlink"/>
@@ -3597,7 +4750,7 @@
 </file>
 
 <file path=word/numbering.xml><?xml version="1.0" encoding="utf-8"?>
-<w:numbering xmlns:wpc="http://schemas.microsoft.com/office/word/2010/wordprocessingCanvas" xmlns:cx="http://schemas.microsoft.com/office/drawing/2014/chartex" xmlns:cx1="http://schemas.microsoft.com/office/drawing/2015/9/8/chartex" xmlns:cx2="http://schemas.microsoft.com/office/drawing/2015/10/21/chartex" xmlns:cx3="http://schemas.microsoft.com/office/drawing/2016/5/9/chartex" xmlns:cx4="http://schemas.microsoft.com/office/drawing/2016/5/10/chartex" xmlns:cx5="http://schemas.microsoft.com/office/drawing/2016/5/11/chartex" xmlns:cx6="http://schemas.microsoft.com/office/drawing/2016/5/12/chartex" xmlns:cx7="http://schemas.microsoft.com/office/drawing/2016/5/13/chartex" xmlns:cx8="http://schemas.microsoft.com/office/drawing/2016/5/14/chartex" xmlns:mc="http://schemas.openxmlformats.org/markup-compatibility/2006" xmlns:aink="http://schemas.microsoft.com/office/drawing/2016/ink" xmlns:am3d="http://schemas.microsoft.com/office/drawing/2017/model3d" xmlns:o="urn:schemas-microsoft-com:office:office" xmlns:oel="http://schemas.microsoft.com/office/2019/extlst" xmlns:r="http://schemas.openxmlformats.org/officeDocument/2006/relationships" xmlns:m="http://schemas.openxmlformats.org/officeDocument/2006/math" xmlns:v="urn:schemas-microsoft-com:vml" xmlns:wp14="http://schemas.microsoft.com/office/word/2010/wordprocessingDrawing" xmlns:wp="http://schemas.openxmlformats.org/drawingml/2006/wordprocessingDrawing" xmlns:w10="urn:schemas-microsoft-com:office:word" xmlns:w="http://schemas.openxmlformats.org/wordprocessingml/2006/main" xmlns:w14="http://schemas.microsoft.com/office/word/2010/wordml" xmlns:w15="http://schemas.microsoft.com/office/word/2012/wordml" xmlns:w16cex="http://schemas.microsoft.com/office/word/2018/wordml/cex" xmlns:w16cid="http://schemas.microsoft.com/office/word/2016/wordml/cid" xmlns:w16="http://schemas.microsoft.com/office/word/2018/wordml" xmlns:w16du="http://schemas.microsoft.com/office/word/2023/wordml/word16du" xmlns:w16sdtdh="http://schemas.microsoft.com/office/word/2020/wordml/sdtdatahash" xmlns:w16sdtfl="http://schemas.microsoft.com/office/word/2024/wordml/sdtformatlock" xmlns:w16se="http://schemas.microsoft.com/office/word/2015/wordml/symex" xmlns:wpg="http://schemas.microsoft.com/office/word/2010/wordprocessingGroup" xmlns:wpi="http://schemas.microsoft.com/office/word/2010/wordprocessingInk" xmlns:wne="http://schemas.microsoft.com/office/word/2006/wordml" xmlns:wps="http://schemas.microsoft.com/office/word/2010/wordprocessingShape" mc:Ignorable="w14 w15 w16se w16cid w16 w16cex w16sdtdh w16sdtfl w16du wp14">
+<w:numbering xmlns:wpc="http://schemas.microsoft.com/office/word/2010/wordprocessingCanvas" xmlns:cx="http://schemas.microsoft.com/office/drawing/2014/chartex" xmlns:cx1="http://schemas.microsoft.com/office/drawing/2015/9/8/chartex" xmlns:cx2="http://schemas.microsoft.com/office/drawing/2015/10/21/chartex" xmlns:cx3="http://schemas.microsoft.com/office/drawing/2016/5/9/chartex" xmlns:cx4="http://schemas.microsoft.com/office/drawing/2016/5/10/chartex" xmlns:cx5="http://schemas.microsoft.com/office/drawing/2016/5/11/chartex" xmlns:cx6="http://schemas.microsoft.com/office/drawing/2016/5/12/chartex" xmlns:cx7="http://schemas.microsoft.com/office/drawing/2016/5/13/chartex" xmlns:cx8="http://schemas.microsoft.com/office/drawing/2016/5/14/chartex" xmlns:mc="http://schemas.openxmlformats.org/markup-compatibility/2006" xmlns:aink="http://schemas.microsoft.com/office/drawing/2016/ink" xmlns:am3d="http://schemas.microsoft.com/office/drawing/2017/model3d" xmlns:o="urn:schemas-microsoft-com:office:office" xmlns:oel="http://schemas.microsoft.com/office/2019/extlst" xmlns:r="http://schemas.openxmlformats.org/officeDocument/2006/relationships" xmlns:m="http://schemas.openxmlformats.org/officeDocument/2006/math" xmlns:v="urn:schemas-microsoft-com:vml" xmlns:wp14="http://schemas.microsoft.com/office/word/2010/wordprocessingDrawing" xmlns:wp="http://schemas.openxmlformats.org/drawingml/2006/wordprocessingDrawing" xmlns:w10="urn:schemas-microsoft-com:office:word" xmlns:w="http://schemas.openxmlformats.org/wordprocessingml/2006/main" xmlns:w14="http://schemas.microsoft.com/office/word/2010/wordml" xmlns:w15="http://schemas.microsoft.com/office/word/2012/wordml" xmlns:w16cei="http://schemas.microsoft.com/office/word/2026/wordml/cei" xmlns:w16cex="http://schemas.microsoft.com/office/word/2018/wordml/cex" xmlns:w16cid="http://schemas.microsoft.com/office/word/2016/wordml/cid" xmlns:w16="http://schemas.microsoft.com/office/word/2018/wordml" xmlns:w16du="http://schemas.microsoft.com/office/word/2023/wordml/word16du" xmlns:w16sdtdh="http://schemas.microsoft.com/office/word/2020/wordml/sdtdatahash" xmlns:w16sdtfl="http://schemas.microsoft.com/office/word/2024/wordml/sdtformatlock" xmlns:w16se="http://schemas.microsoft.com/office/word/2015/wordml/symex" xmlns:wpg="http://schemas.microsoft.com/office/word/2010/wordprocessingGroup" xmlns:wpi="http://schemas.microsoft.com/office/word/2010/wordprocessingInk" xmlns:wne="http://schemas.microsoft.com/office/word/2006/wordml" xmlns:wps="http://schemas.microsoft.com/office/word/2010/wordprocessingShape" mc:Ignorable="w14 w15 w16se w16cid w16 w16cex w16sdtdh w16sdtfl w16du wp14">
   <w:abstractNum w:abstractNumId="0" w15:restartNumberingAfterBreak="0">
     <w:nsid w:val="00000001"/>
     <w:multiLevelType w:val="multilevel"/>
